--- a/Documents/主从同步控制机械臂系统.docx
+++ b/Documents/主从同步控制机械臂系统.docx
@@ -117,14 +117,14 @@
         <w:tblLook w:noHBand="0" w:noVBand="0" w:firstColumn="0" w:lastRow="0" w:lastColumn="0" w:firstRow="0" w:val="0000"/>
       </w:tblPr>
       <w:tblGrid>
-        <w:gridCol w:w="2065"/>
-        <w:gridCol w:w="2796"/>
+        <w:gridCol w:w="2064"/>
+        <w:gridCol w:w="2797"/>
       </w:tblGrid>
       <w:tr>
         <w:trPr/>
         <w:tc>
           <w:tcPr>
-            <w:tcW w:w="2065" w:type="dxa"/>
+            <w:tcW w:w="2064" w:type="dxa"/>
             <w:tcBorders/>
           </w:tcPr>
           <w:p>
@@ -148,7 +148,7 @@
         </w:tc>
         <w:tc>
           <w:tcPr>
-            <w:tcW w:w="2796" w:type="dxa"/>
+            <w:tcW w:w="2797" w:type="dxa"/>
             <w:tcBorders/>
           </w:tcPr>
           <w:p>
@@ -159,14 +159,8 @@
               <w:rPr/>
             </w:pPr>
             <w:r>
-              <w:rPr>
-                <w:rFonts w:hint="eastAsia"/>
-              </w:rPr>
-              <w:t>报名</w:t>
-            </w:r>
-            <w:r>
               <w:rPr/>
-              <w:t>学校名</w:t>
+              <w:t>长江师范学院</w:t>
             </w:r>
           </w:p>
         </w:tc>
@@ -175,7 +169,7 @@
         <w:trPr/>
         <w:tc>
           <w:tcPr>
-            <w:tcW w:w="2065" w:type="dxa"/>
+            <w:tcW w:w="2064" w:type="dxa"/>
             <w:tcBorders/>
           </w:tcPr>
           <w:p>
@@ -199,7 +193,7 @@
         </w:tc>
         <w:tc>
           <w:tcPr>
-            <w:tcW w:w="2796" w:type="dxa"/>
+            <w:tcW w:w="2797" w:type="dxa"/>
             <w:tcBorders/>
           </w:tcPr>
           <w:p>
@@ -210,14 +204,8 @@
               <w:rPr/>
             </w:pPr>
             <w:r>
-              <w:rPr>
-                <w:rFonts w:hint="eastAsia"/>
-              </w:rPr>
-              <w:t>报名的</w:t>
-            </w:r>
-            <w:r>
               <w:rPr/>
-              <w:t>团队名</w:t>
+              <w:t>Shatterdome</w:t>
             </w:r>
           </w:p>
         </w:tc>
@@ -226,7 +214,7 @@
         <w:trPr/>
         <w:tc>
           <w:tcPr>
-            <w:tcW w:w="2065" w:type="dxa"/>
+            <w:tcW w:w="2064" w:type="dxa"/>
             <w:tcBorders/>
           </w:tcPr>
           <w:p>
@@ -243,7 +231,7 @@
         </w:tc>
         <w:tc>
           <w:tcPr>
-            <w:tcW w:w="2796" w:type="dxa"/>
+            <w:tcW w:w="2797" w:type="dxa"/>
             <w:tcBorders/>
           </w:tcPr>
           <w:p>
@@ -263,7 +251,7 @@
         <w:trPr/>
         <w:tc>
           <w:tcPr>
-            <w:tcW w:w="2065" w:type="dxa"/>
+            <w:tcW w:w="2064" w:type="dxa"/>
             <w:tcBorders/>
           </w:tcPr>
           <w:p>
@@ -287,7 +275,7 @@
         </w:tc>
         <w:tc>
           <w:tcPr>
-            <w:tcW w:w="2796" w:type="dxa"/>
+            <w:tcW w:w="2797" w:type="dxa"/>
             <w:tcBorders/>
           </w:tcPr>
           <w:p>
@@ -301,7 +289,7 @@
               <w:rPr>
                 <w:rFonts w:hint="eastAsia"/>
               </w:rPr>
-              <w:t>姓名</w:t>
+              <w:t>张浩</w:t>
             </w:r>
           </w:p>
         </w:tc>
@@ -310,7 +298,7 @@
         <w:trPr/>
         <w:tc>
           <w:tcPr>
-            <w:tcW w:w="2065" w:type="dxa"/>
+            <w:tcW w:w="2064" w:type="dxa"/>
             <w:tcBorders/>
           </w:tcPr>
           <w:p>
@@ -340,7 +328,7 @@
         </w:tc>
         <w:tc>
           <w:tcPr>
-            <w:tcW w:w="2796" w:type="dxa"/>
+            <w:tcW w:w="2797" w:type="dxa"/>
             <w:tcBorders/>
           </w:tcPr>
           <w:p>
@@ -354,7 +342,7 @@
               <w:rPr>
                 <w:rFonts w:hint="eastAsia"/>
               </w:rPr>
-              <w:t>姓名</w:t>
+              <w:t>张译水</w:t>
             </w:r>
           </w:p>
         </w:tc>
@@ -363,7 +351,7 @@
         <w:trPr/>
         <w:tc>
           <w:tcPr>
-            <w:tcW w:w="2065" w:type="dxa"/>
+            <w:tcW w:w="2064" w:type="dxa"/>
             <w:tcBorders/>
           </w:tcPr>
           <w:p>
@@ -393,7 +381,7 @@
         </w:tc>
         <w:tc>
           <w:tcPr>
-            <w:tcW w:w="2796" w:type="dxa"/>
+            <w:tcW w:w="2797" w:type="dxa"/>
             <w:tcBorders/>
           </w:tcPr>
           <w:p>
@@ -407,7 +395,7 @@
               <w:rPr>
                 <w:rFonts w:hint="eastAsia"/>
               </w:rPr>
-              <w:t>姓名</w:t>
+              <w:t>陈欣子洋</w:t>
             </w:r>
           </w:p>
         </w:tc>
@@ -416,7 +404,7 @@
         <w:trPr/>
         <w:tc>
           <w:tcPr>
-            <w:tcW w:w="2065" w:type="dxa"/>
+            <w:tcW w:w="2064" w:type="dxa"/>
             <w:tcBorders/>
           </w:tcPr>
           <w:p>
@@ -444,7 +432,7 @@
         </w:tc>
         <w:tc>
           <w:tcPr>
-            <w:tcW w:w="2796" w:type="dxa"/>
+            <w:tcW w:w="2797" w:type="dxa"/>
             <w:tcBorders/>
           </w:tcPr>
           <w:p>
@@ -458,7 +446,7 @@
               <w:rPr>
                 <w:rFonts w:hint="eastAsia"/>
               </w:rPr>
-              <w:t>姓名</w:t>
+              <w:t>周思贤</w:t>
             </w:r>
           </w:p>
         </w:tc>
@@ -1082,52 +1070,8 @@
           <w:ilvl w:val="0"/>
           <w:numId w:val="3"/>
         </w:numPr>
+        <w:spacing w:before="0" w:after="0"/>
         <w:ind w:firstLineChars="0" w:firstLine="420"/>
-        <w:jc w:val="left"/>
-        <w:rPr>
-          <w:rFonts w:ascii="Times New Roman" w:hAnsi="Times New Roman" w:cs="Times New Roman"/>
-          <w:bCs/>
-          <w:sz w:val="28"/>
-        </w:rPr>
-      </w:pPr>
-      <w:r>
-        <w:rPr>
-          <w:rFonts w:ascii="Times New Roman" w:hAnsi="Times New Roman" w:cs="Times New Roman" w:hint="eastAsia"/>
-          <w:bCs/>
-          <w:sz w:val="28"/>
-        </w:rPr>
-        <w:t>所有文字均需自己撰写，引用参考文献仅可引用文中的观点或结论，不能引用文字。所有</w:t>
-      </w:r>
-      <w:r>
-        <w:rPr>
-          <w:rFonts w:ascii="Times New Roman" w:hAnsi="Times New Roman" w:cs="Times New Roman"/>
-          <w:bCs/>
-          <w:sz w:val="28"/>
-        </w:rPr>
-        <w:t>引用请标明出处，并在参考文献中说明</w:t>
-      </w:r>
-      <w:r>
-        <w:rPr>
-          <w:rFonts w:ascii="Times New Roman" w:hAnsi="Times New Roman" w:cs="Times New Roman" w:hint="eastAsia"/>
-          <w:bCs/>
-          <w:sz w:val="28"/>
-        </w:rPr>
-        <w:t>，严禁</w:t>
-      </w:r>
-      <w:r>
-        <w:rPr>
-          <w:rFonts w:ascii="Times New Roman" w:hAnsi="Times New Roman" w:cs="Times New Roman"/>
-          <w:bCs/>
-          <w:sz w:val="28"/>
-        </w:rPr>
-        <w:t>抄袭。</w:t>
-      </w:r>
-    </w:p>
-    <w:p>
-      <w:pPr>
-        <w:pStyle w:val="Normal"/>
-        <w:widowControl/>
-        <w:spacing w:before="0" w:after="0"/>
         <w:jc w:val="left"/>
         <w:rPr>
           <w:rFonts w:ascii="Times New Roman" w:hAnsi="Times New Roman" w:cs="Times New Roman"/>
@@ -1149,10 +1093,35 @@
       </w:pPr>
       <w:r>
         <w:rPr>
-          <w:rFonts w:cs="Times New Roman" w:ascii="Times New Roman" w:hAnsi="Times New Roman"/>
+          <w:rFonts w:ascii="Times New Roman" w:hAnsi="Times New Roman" w:cs="Times New Roman" w:hint="eastAsia"/>
           <w:bCs/>
           <w:sz w:val="28"/>
         </w:rPr>
+        <w:t>所有文字均需自己撰写，引用参考文献仅可引用文中的观点或结论，不能引用文字。所有</w:t>
+      </w:r>
+      <w:r>
+        <w:rPr>
+          <w:rFonts w:ascii="Times New Roman" w:hAnsi="Times New Roman" w:cs="Times New Roman"/>
+          <w:bCs/>
+          <w:sz w:val="28"/>
+        </w:rPr>
+        <w:t>引用请标明出处，并在参考文献中说明</w:t>
+      </w:r>
+      <w:r>
+        <w:rPr>
+          <w:rFonts w:ascii="Times New Roman" w:hAnsi="Times New Roman" w:cs="Times New Roman" w:hint="eastAsia"/>
+          <w:bCs/>
+          <w:sz w:val="28"/>
+        </w:rPr>
+        <w:t>，严禁</w:t>
+      </w:r>
+      <w:r>
+        <w:rPr>
+          <w:rFonts w:ascii="Times New Roman" w:hAnsi="Times New Roman" w:cs="Times New Roman"/>
+          <w:bCs/>
+          <w:sz w:val="28"/>
+        </w:rPr>
+        <w:t>抄袭。</w:t>
       </w:r>
       <w:r>
         <w:br w:type="page"/>
@@ -1188,15 +1157,8 @@
         <w:snapToGrid w:val="false"/>
         <w:spacing w:lineRule="auto" w:line="300" w:before="120" w:after="0"/>
         <w:ind w:right="25"/>
-        <w:jc w:val="center"/>
-        <w:rPr>
-          <w:rFonts w:ascii="Times New Roman" w:hAnsi="Times New Roman" w:eastAsia="黑体" w:cs="Times New Roman"/>
-          <w:b/>
-          <w:bCs/>
-          <w:kern w:val="0"/>
-          <w:sz w:val="32"/>
-          <w:szCs w:val="21"/>
-        </w:rPr>
+        <w:jc w:val="left"/>
+        <w:rPr/>
       </w:pPr>
       <w:r>
         <w:rPr>
@@ -1223,52 +1185,37 @@
     </w:p>
     <w:p>
       <w:pPr>
-        <w:pStyle w:val="Normal"/>
-        <w:tabs>
-          <w:tab w:val="clear" w:pos="420"/>
-          <w:tab w:val="left" w:pos="2550" w:leader="none"/>
-        </w:tabs>
-        <w:snapToGrid w:val="false"/>
-        <w:spacing w:lineRule="auto" w:line="300" w:before="120" w:after="0"/>
-        <w:ind w:firstLine="752" w:right="25"/>
-        <w:jc w:val="center"/>
-        <w:rPr>
-          <w:rFonts w:ascii="Times New Roman" w:hAnsi="Times New Roman" w:cs="Times New Roman"/>
-          <w:b/>
-          <w:bCs/>
-          <w:sz w:val="32"/>
-          <w:szCs w:val="32"/>
-        </w:rPr>
-      </w:pPr>
-      <w:r>
-        <w:rPr>
-          <w:rFonts w:cs="Times New Roman" w:ascii="Times New Roman" w:hAnsi="Times New Roman"/>
-          <w:b/>
-          <w:bCs/>
-          <w:sz w:val="32"/>
-          <w:szCs w:val="32"/>
-        </w:rPr>
+        <w:pStyle w:val="Title"/>
+        <w:spacing w:lineRule="auto" w:line="300" w:before="600" w:after="360"/>
+        <w:jc w:val="left"/>
+        <w:outlineLvl w:val="9"/>
+        <w:rPr/>
+      </w:pPr>
+      <w:r>
+        <w:rPr>
+          <w:rFonts w:ascii="黑体" w:hAnsi="黑体" w:eastAsia="黑体"/>
+          <w:bCs w:val="false"/>
+        </w:rPr>
+        <w:t>主从同步控制机械臂系统</w:t>
       </w:r>
     </w:p>
     <w:p>
       <w:pPr>
         <w:pStyle w:val="Heading1"/>
         <w:spacing w:lineRule="auto" w:line="300"/>
-        <w:jc w:val="center"/>
-        <w:rPr>
-          <w:szCs w:val="32"/>
-        </w:rPr>
-      </w:pPr>
-      <w:bookmarkStart w:id="0" w:name="_Toc188779259"/>
-      <w:bookmarkStart w:id="1" w:name="_Toc217635911"/>
-      <w:bookmarkStart w:id="2" w:name="_Toc248254292"/>
-      <w:bookmarkStart w:id="3" w:name="_Toc344728033"/>
-      <w:bookmarkStart w:id="4" w:name="_Toc344938096"/>
-      <w:bookmarkStart w:id="5" w:name="_Toc344969934"/>
-      <w:bookmarkStart w:id="6" w:name="_Toc406260863"/>
-      <w:bookmarkStart w:id="7" w:name="_Toc406936733"/>
-      <w:bookmarkStart w:id="8" w:name="_Toc420337811"/>
-      <w:bookmarkStart w:id="9" w:name="_Toc484526031"/>
+        <w:jc w:val="left"/>
+        <w:rPr/>
+      </w:pPr>
+      <w:bookmarkStart w:id="0" w:name="_Toc484526031"/>
+      <w:bookmarkStart w:id="1" w:name="_Toc420337811"/>
+      <w:bookmarkStart w:id="2" w:name="_Toc406936733"/>
+      <w:bookmarkStart w:id="3" w:name="_Toc406260863"/>
+      <w:bookmarkStart w:id="4" w:name="_Toc344969934"/>
+      <w:bookmarkStart w:id="5" w:name="_Toc344938096"/>
+      <w:bookmarkStart w:id="6" w:name="_Toc344728033"/>
+      <w:bookmarkStart w:id="7" w:name="_Toc248254292"/>
+      <w:bookmarkStart w:id="8" w:name="_Toc217635911"/>
+      <w:bookmarkStart w:id="9" w:name="_Toc188779259"/>
       <w:r>
         <w:rPr>
           <w:rFonts w:hint="eastAsia"/>
@@ -1512,36 +1459,9 @@
       <w:pPr>
         <w:pStyle w:val="Normal"/>
         <w:widowControl/>
-        <w:spacing w:lineRule="auto" w:line="300"/>
+        <w:spacing w:lineRule="auto" w:line="300" w:before="0" w:after="0"/>
         <w:jc w:val="left"/>
-        <w:rPr>
-          <w:rFonts w:ascii="Times New Roman" w:hAnsi="Times New Roman" w:cs="Times New Roman"/>
-        </w:rPr>
-      </w:pPr>
-      <w:r>
-        <w:rPr>
-          <w:rFonts w:ascii="Times New Roman" w:hAnsi="Times New Roman" w:cs="Times New Roman" w:eastAsia="黑体"/>
-          <w:b/>
-          <w:sz w:val="28"/>
-          <w:szCs w:val="28"/>
-        </w:rPr>
-        <w:t>关键词：</w:t>
-      </w:r>
-    </w:p>
-    <w:p>
-      <w:pPr>
-        <w:pStyle w:val="Normal"/>
-        <w:tabs>
-          <w:tab w:val="clear" w:pos="420"/>
-          <w:tab w:val="left" w:pos="3180" w:leader="none"/>
-        </w:tabs>
-        <w:snapToGrid w:val="false"/>
-        <w:spacing w:lineRule="auto" w:line="300" w:before="120" w:after="0"/>
-        <w:ind w:firstLine="549" w:rightChars="12"/>
-        <w:jc w:val="center"/>
-        <w:rPr>
-          <w:rFonts w:ascii="Times New Roman" w:hAnsi="Times New Roman" w:cs="Times New Roman"/>
-        </w:rPr>
+        <w:rPr/>
         <w:sectPr>
           <w:headerReference w:type="even" r:id="rId5"/>
           <w:headerReference w:type="default" r:id="rId6"/>
@@ -1560,8 +1480,12 @@
       </w:pPr>
       <w:r>
         <w:rPr>
-          <w:rFonts w:cs="Times New Roman" w:ascii="Times New Roman" w:hAnsi="Times New Roman"/>
-        </w:rPr>
+          <w:rFonts w:ascii="Times New Roman" w:hAnsi="Times New Roman" w:cs="Times New Roman" w:eastAsia="黑体"/>
+          <w:b/>
+          <w:sz w:val="28"/>
+          <w:szCs w:val="28"/>
+        </w:rPr>
+        <w:t>关键词：</w:t>
       </w:r>
       <w:r>
         <w:br w:type="page"/>
@@ -3318,8 +3242,8 @@
         <w:tblLook w:noHBand="0" w:noVBand="0" w:firstColumn="1" w:lastRow="1" w:lastColumn="1" w:firstRow="1" w:val="01e0"/>
       </w:tblPr>
       <w:tblGrid>
-        <w:gridCol w:w="1240"/>
-        <w:gridCol w:w="1278"/>
+        <w:gridCol w:w="1239"/>
+        <w:gridCol w:w="1279"/>
         <w:gridCol w:w="1841"/>
         <w:gridCol w:w="1845"/>
         <w:gridCol w:w="2318"/>
@@ -3328,7 +3252,7 @@
         <w:trPr/>
         <w:tc>
           <w:tcPr>
-            <w:tcW w:w="1240" w:type="dxa"/>
+            <w:tcW w:w="1239" w:type="dxa"/>
             <w:tcBorders>
               <w:top w:val="single" w:sz="4" w:space="0" w:color="000000"/>
               <w:bottom w:val="single" w:sz="4" w:space="0" w:color="000000"/>
@@ -3354,7 +3278,7 @@
         </w:tc>
         <w:tc>
           <w:tcPr>
-            <w:tcW w:w="1278" w:type="dxa"/>
+            <w:tcW w:w="1279" w:type="dxa"/>
             <w:tcBorders>
               <w:top w:val="single" w:sz="4" w:space="0" w:color="000000"/>
               <w:bottom w:val="single" w:sz="4" w:space="0" w:color="000000"/>
@@ -3490,7 +3414,7 @@
         </w:trPr>
         <w:tc>
           <w:tcPr>
-            <w:tcW w:w="1240" w:type="dxa"/>
+            <w:tcW w:w="1239" w:type="dxa"/>
             <w:tcBorders>
               <w:top w:val="single" w:sz="4" w:space="0" w:color="000000"/>
               <w:bottom w:val="single" w:sz="4" w:space="0" w:color="000000"/>
@@ -3515,7 +3439,7 @@
         </w:tc>
         <w:tc>
           <w:tcPr>
-            <w:tcW w:w="1278" w:type="dxa"/>
+            <w:tcW w:w="1279" w:type="dxa"/>
             <w:tcBorders>
               <w:top w:val="single" w:sz="4" w:space="0" w:color="000000"/>
               <w:bottom w:val="single" w:sz="4" w:space="0" w:color="000000"/>
@@ -3763,7 +3687,7 @@
         </w:trPr>
         <w:tc>
           <w:tcPr>
-            <w:tcW w:w="1240" w:type="dxa"/>
+            <w:tcW w:w="1239" w:type="dxa"/>
             <w:tcBorders>
               <w:top w:val="single" w:sz="4" w:space="0" w:color="000000"/>
               <w:bottom w:val="single" w:sz="4" w:space="0" w:color="000000"/>
@@ -3788,7 +3712,7 @@
         </w:tc>
         <w:tc>
           <w:tcPr>
-            <w:tcW w:w="1278" w:type="dxa"/>
+            <w:tcW w:w="1279" w:type="dxa"/>
             <w:tcBorders>
               <w:top w:val="single" w:sz="4" w:space="0" w:color="000000"/>
               <w:bottom w:val="single" w:sz="4" w:space="0" w:color="000000"/>
@@ -4100,7 +4024,7 @@
         </w:trPr>
         <w:tc>
           <w:tcPr>
-            <w:tcW w:w="1240" w:type="dxa"/>
+            <w:tcW w:w="1239" w:type="dxa"/>
             <w:tcBorders>
               <w:top w:val="single" w:sz="4" w:space="0" w:color="000000"/>
               <w:bottom w:val="single" w:sz="4" w:space="0" w:color="000000"/>
@@ -4125,7 +4049,7 @@
         </w:tc>
         <w:tc>
           <w:tcPr>
-            <w:tcW w:w="1278" w:type="dxa"/>
+            <w:tcW w:w="1279" w:type="dxa"/>
             <w:tcBorders>
               <w:top w:val="single" w:sz="4" w:space="0" w:color="000000"/>
               <w:bottom w:val="single" w:sz="4" w:space="0" w:color="000000"/>
@@ -4466,13 +4390,6 @@
     </w:tbl>
     <w:p>
       <w:pPr>
-        <w:pStyle w:val="Normal"/>
-        <w:spacing w:lineRule="auto" w:line="300" w:before="340" w:after="0"/>
-        <w:ind w:firstLineChars="200"/>
-        <w:jc w:val="left"/>
-        <w:rPr>
-          <w:rFonts w:ascii="Times New Roman" w:hAnsi="Times New Roman" w:cs="Times New Roman"/>
-        </w:rPr>
         <w:sectPr>
           <w:headerReference w:type="even" r:id="rId18"/>
           <w:headerReference w:type="default" r:id="rId19"/>
@@ -4489,11 +4406,6 @@
           <w:docGrid w:type="default" w:linePitch="312" w:charSpace="0"/>
         </w:sectPr>
       </w:pPr>
-      <w:r>
-        <w:rPr>
-          <w:rFonts w:cs="Times New Roman" w:ascii="Times New Roman" w:hAnsi="Times New Roman"/>
-        </w:rPr>
-      </w:r>
     </w:p>
     <w:p>
       <w:pPr>
@@ -4912,21 +4824,7 @@
     <w:p>
       <w:pPr>
         <w:pStyle w:val="Normal"/>
-        <w:rPr>
-          <w:rFonts w:ascii="Times New Roman" w:hAnsi="Times New Roman" w:cs="Times New Roman"/>
-        </w:rPr>
-      </w:pPr>
-      <w:r>
-        <w:rPr>
-          <w:rFonts w:cs="Times New Roman" w:ascii="Times New Roman" w:hAnsi="Times New Roman"/>
-        </w:rPr>
-      </w:r>
-    </w:p>
-    <w:p>
-      <w:pPr>
-        <w:pStyle w:val="Normal"/>
         <w:spacing w:before="0" w:after="0"/>
-        <w:jc w:val="right"/>
         <w:rPr>
           <w:rFonts w:ascii="Times New Roman" w:hAnsi="Times New Roman" w:cs="Times New Roman"/>
         </w:rPr>
@@ -5077,24 +4975,9 @@
     <w:p>
       <w:pPr>
         <w:pStyle w:val="Normal"/>
-        <w:spacing w:lineRule="auto" w:line="300" w:before="340" w:after="330"/>
+        <w:spacing w:lineRule="auto" w:line="300" w:before="340" w:after="0"/>
         <w:ind w:firstLineChars="200"/>
         <w:jc w:val="left"/>
-        <w:rPr>
-          <w:rFonts w:ascii="Times New Roman" w:hAnsi="Times New Roman" w:cs="Times New Roman"/>
-        </w:rPr>
-      </w:pPr>
-      <w:r>
-        <w:rPr>
-          <w:rFonts w:cs="Times New Roman" w:ascii="Times New Roman" w:hAnsi="Times New Roman"/>
-        </w:rPr>
-      </w:r>
-    </w:p>
-    <w:p>
-      <w:pPr>
-        <w:pStyle w:val="Normal"/>
-        <w:spacing w:lineRule="auto" w:line="300" w:before="0" w:after="0"/>
-        <w:ind w:firstLine="420"/>
         <w:rPr>
           <w:rFonts w:ascii="Times New Roman" w:hAnsi="Times New Roman" w:cs="Times New Roman"/>
         </w:rPr>
@@ -5255,24 +5138,9 @@
     <w:p>
       <w:pPr>
         <w:pStyle w:val="Normal"/>
-        <w:spacing w:lineRule="auto" w:line="300" w:before="340" w:after="330"/>
+        <w:spacing w:lineRule="auto" w:line="300" w:before="340" w:after="0"/>
         <w:ind w:firstLineChars="200"/>
         <w:jc w:val="left"/>
-        <w:rPr>
-          <w:rFonts w:ascii="Times New Roman" w:hAnsi="Times New Roman" w:cs="Times New Roman"/>
-        </w:rPr>
-      </w:pPr>
-      <w:r>
-        <w:rPr>
-          <w:rFonts w:cs="Times New Roman" w:ascii="Times New Roman" w:hAnsi="Times New Roman"/>
-        </w:rPr>
-      </w:r>
-    </w:p>
-    <w:p>
-      <w:pPr>
-        <w:pStyle w:val="Normal"/>
-        <w:spacing w:lineRule="auto" w:line="300" w:before="0" w:after="0"/>
-        <w:ind w:firstLine="420"/>
         <w:rPr>
           <w:rFonts w:ascii="Times New Roman" w:hAnsi="Times New Roman" w:cs="Times New Roman"/>
         </w:rPr>
@@ -5423,24 +5291,9 @@
     <w:p>
       <w:pPr>
         <w:pStyle w:val="Normal"/>
-        <w:spacing w:lineRule="auto" w:line="300" w:before="340" w:after="330"/>
+        <w:spacing w:lineRule="auto" w:line="300" w:before="340" w:after="0"/>
         <w:ind w:firstLineChars="200"/>
         <w:jc w:val="left"/>
-        <w:rPr>
-          <w:rFonts w:ascii="Times New Roman" w:hAnsi="Times New Roman" w:cs="Times New Roman"/>
-        </w:rPr>
-      </w:pPr>
-      <w:r>
-        <w:rPr>
-          <w:rFonts w:cs="Times New Roman" w:ascii="Times New Roman" w:hAnsi="Times New Roman"/>
-        </w:rPr>
-      </w:r>
-    </w:p>
-    <w:p>
-      <w:pPr>
-        <w:pStyle w:val="Normal"/>
-        <w:spacing w:lineRule="auto" w:line="300" w:before="0" w:after="0"/>
-        <w:ind w:firstLine="420"/>
         <w:rPr>
           <w:rFonts w:ascii="Times New Roman" w:hAnsi="Times New Roman" w:cs="Times New Roman"/>
         </w:rPr>
@@ -8720,9 +8573,8 @@
     <w:rsid w:val="006b4554"/>
     <w:rPr/>
   </w:style>
-  <w:style w:type="character" w:styleId="EndnoteCharactersuser">
-    <w:name w:val="Endnote Characters (user)"/>
-    <w:basedOn w:val="DefaultParagraphFont"/>
+  <w:style w:type="character" w:styleId="EndnoteCharacters">
+    <w:name w:val="Endnote Characters"/>
     <w:uiPriority w:val="99"/>
     <w:unhideWhenUsed/>
     <w:qFormat/>
@@ -8731,8 +8583,8 @@
       <w:vertAlign w:val="superscript"/>
     </w:rPr>
   </w:style>
-  <w:style w:type="character" w:styleId="EndnoteCharacters">
-    <w:name w:val="Endnote Characters"/>
+  <w:style w:type="character" w:styleId="EndnoteCharactersuser">
+    <w:name w:val="Endnote Characters (user)"/>
     <w:qFormat/>
     <w:rPr>
       <w:vertAlign w:val="superscript"/>
@@ -8894,9 +8746,8 @@
       <w:szCs w:val="18"/>
     </w:rPr>
   </w:style>
-  <w:style w:type="character" w:styleId="FootnoteCharactersuser">
-    <w:name w:val="Footnote Characters (user)"/>
-    <w:basedOn w:val="DefaultParagraphFont"/>
+  <w:style w:type="character" w:styleId="FootnoteCharacters">
+    <w:name w:val="Footnote Characters"/>
     <w:uiPriority w:val="99"/>
     <w:semiHidden/>
     <w:unhideWhenUsed/>
@@ -8906,8 +8757,8 @@
       <w:vertAlign w:val="superscript"/>
     </w:rPr>
   </w:style>
-  <w:style w:type="character" w:styleId="FootnoteCharacters">
-    <w:name w:val="Footnote Characters"/>
+  <w:style w:type="character" w:styleId="FootnoteCharactersuser">
+    <w:name w:val="Footnote Characters (user)"/>
     <w:qFormat/>
     <w:rPr>
       <w:vertAlign w:val="superscript"/>

--- a/Documents/主从同步控制机械臂系统.docx
+++ b/Documents/主从同步控制机械臂系统.docx
@@ -6,6 +6,7 @@
       <w:pPr>
         <w:pStyle w:val="Normal"/>
         <w:spacing w:lineRule="auto" w:line="300" w:before="120" w:after="0"/>
+        <w:ind w:firstLineChars="200"/>
         <w:jc w:val="center"/>
         <w:rPr>
           <w:rFonts w:ascii="Times New Roman" w:hAnsi="Times New Roman" w:cs="Times New Roman"/>
@@ -34,7 +35,23 @@
       <w:pPr>
         <w:pStyle w:val="NormalIndent"/>
         <w:spacing w:before="120" w:after="60"/>
-        <w:ind w:firstLine="420" w:right="25"/>
+        <w:ind w:firstLineChars="200" w:right="25"/>
+        <w:jc w:val="center"/>
+        <w:rPr>
+          <w:sz w:val="21"/>
+        </w:rPr>
+      </w:pPr>
+      <w:r>
+        <w:rPr>
+          <w:sz w:val="21"/>
+        </w:rPr>
+      </w:r>
+    </w:p>
+    <w:p>
+      <w:pPr>
+        <w:pStyle w:val="NormalIndent"/>
+        <w:spacing w:before="120" w:after="60"/>
+        <w:ind w:firstLineChars="200" w:right="25"/>
         <w:jc w:val="center"/>
         <w:rPr>
           <w:sz w:val="21"/>
@@ -50,6 +67,7 @@
       <w:pPr>
         <w:pStyle w:val="Title"/>
         <w:spacing w:lineRule="auto" w:line="300" w:before="600" w:after="360"/>
+        <w:ind w:firstLineChars="200"/>
         <w:outlineLvl w:val="9"/>
         <w:rPr>
           <w:rFonts w:ascii="黑体" w:hAnsi="黑体" w:eastAsia="黑体" w:cs="Times New Roman"/>
@@ -58,6 +76,24 @@
       </w:pPr>
       <w:r>
         <w:rPr>
+          <w:rFonts w:eastAsia="黑体" w:cs="Times New Roman" w:ascii="黑体" w:hAnsi="黑体"/>
+          <w:bCs w:val="false"/>
+        </w:rPr>
+      </w:r>
+    </w:p>
+    <w:p>
+      <w:pPr>
+        <w:pStyle w:val="Title"/>
+        <w:spacing w:lineRule="auto" w:line="300" w:before="600" w:after="360"/>
+        <w:ind w:firstLineChars="200"/>
+        <w:outlineLvl w:val="9"/>
+        <w:rPr>
+          <w:rFonts w:ascii="黑体" w:hAnsi="黑体" w:eastAsia="黑体" w:cs="Times New Roman"/>
+          <w:bCs w:val="false"/>
+        </w:rPr>
+      </w:pPr>
+      <w:r>
+        <w:rPr>
           <w:rFonts w:ascii="黑体" w:hAnsi="黑体" w:cs="Times New Roman" w:eastAsia="黑体"/>
           <w:bCs w:val="false"/>
         </w:rPr>
@@ -68,6 +104,7 @@
       <w:pPr>
         <w:pStyle w:val="Normal"/>
         <w:spacing w:lineRule="auto" w:line="300" w:before="120" w:after="0"/>
+        <w:ind w:firstLineChars="200"/>
         <w:jc w:val="center"/>
         <w:rPr>
           <w:rFonts w:ascii="Times New Roman" w:hAnsi="Times New Roman" w:cs="Times New Roman"/>
@@ -87,6 +124,47 @@
       <w:pPr>
         <w:pStyle w:val="Normal"/>
         <w:spacing w:lineRule="auto" w:line="300" w:before="120" w:after="0"/>
+        <w:ind w:firstLineChars="200"/>
+        <w:jc w:val="center"/>
+        <w:rPr>
+          <w:rFonts w:ascii="Times New Roman" w:hAnsi="Times New Roman" w:cs="Times New Roman"/>
+          <w:b/>
+          <w:szCs w:val="21"/>
+        </w:rPr>
+      </w:pPr>
+      <w:r>
+        <w:rPr>
+          <w:rFonts w:cs="Times New Roman" w:ascii="Times New Roman" w:hAnsi="Times New Roman"/>
+          <w:b/>
+          <w:szCs w:val="21"/>
+        </w:rPr>
+      </w:r>
+    </w:p>
+    <w:p>
+      <w:pPr>
+        <w:pStyle w:val="Normal"/>
+        <w:spacing w:lineRule="auto" w:line="300" w:before="120" w:after="0"/>
+        <w:ind w:firstLineChars="200"/>
+        <w:jc w:val="center"/>
+        <w:rPr>
+          <w:rFonts w:ascii="Times New Roman" w:hAnsi="Times New Roman" w:cs="Times New Roman"/>
+          <w:b/>
+          <w:szCs w:val="21"/>
+        </w:rPr>
+      </w:pPr>
+      <w:r>
+        <w:rPr>
+          <w:rFonts w:cs="Times New Roman" w:ascii="Times New Roman" w:hAnsi="Times New Roman"/>
+          <w:b/>
+          <w:szCs w:val="21"/>
+        </w:rPr>
+      </w:r>
+    </w:p>
+    <w:p>
+      <w:pPr>
+        <w:pStyle w:val="Normal"/>
+        <w:spacing w:lineRule="auto" w:line="300" w:before="120" w:after="0"/>
+        <w:ind w:firstLineChars="200"/>
         <w:jc w:val="center"/>
         <w:rPr>
           <w:rFonts w:ascii="Times New Roman" w:hAnsi="Times New Roman" w:cs="Times New Roman"/>
@@ -117,21 +195,21 @@
         <w:tblLook w:noHBand="0" w:noVBand="0" w:firstColumn="0" w:lastRow="0" w:lastColumn="0" w:firstRow="0" w:val="0000"/>
       </w:tblPr>
       <w:tblGrid>
-        <w:gridCol w:w="2064"/>
-        <w:gridCol w:w="2797"/>
+        <w:gridCol w:w="2063"/>
+        <w:gridCol w:w="2798"/>
       </w:tblGrid>
       <w:tr>
         <w:trPr/>
         <w:tc>
           <w:tcPr>
-            <w:tcW w:w="2064" w:type="dxa"/>
+            <w:tcW w:w="2063" w:type="dxa"/>
             <w:tcBorders/>
           </w:tcPr>
           <w:p>
             <w:pPr>
               <w:pStyle w:val="NormalIndent"/>
               <w:spacing w:before="60" w:after="60"/>
-              <w:ind w:firstLine="420" w:right="25"/>
+              <w:ind w:firstLineChars="200" w:right="25"/>
               <w:rPr/>
             </w:pPr>
             <w:r>
@@ -148,14 +226,14 @@
         </w:tc>
         <w:tc>
           <w:tcPr>
-            <w:tcW w:w="2797" w:type="dxa"/>
+            <w:tcW w:w="2798" w:type="dxa"/>
             <w:tcBorders/>
           </w:tcPr>
           <w:p>
             <w:pPr>
               <w:pStyle w:val="NormalIndent"/>
               <w:spacing w:before="60" w:after="60"/>
-              <w:ind w:firstLine="420" w:right="25"/>
+              <w:ind w:firstLineChars="200" w:right="25"/>
               <w:rPr/>
             </w:pPr>
             <w:r>
@@ -169,14 +247,14 @@
         <w:trPr/>
         <w:tc>
           <w:tcPr>
-            <w:tcW w:w="2064" w:type="dxa"/>
+            <w:tcW w:w="2063" w:type="dxa"/>
             <w:tcBorders/>
           </w:tcPr>
           <w:p>
             <w:pPr>
               <w:pStyle w:val="NormalIndent"/>
               <w:spacing w:before="60" w:after="60"/>
-              <w:ind w:firstLine="420" w:right="25"/>
+              <w:ind w:firstLineChars="200" w:right="25"/>
               <w:rPr/>
             </w:pPr>
             <w:r>
@@ -193,14 +271,14 @@
         </w:tc>
         <w:tc>
           <w:tcPr>
-            <w:tcW w:w="2797" w:type="dxa"/>
+            <w:tcW w:w="2798" w:type="dxa"/>
             <w:tcBorders/>
           </w:tcPr>
           <w:p>
             <w:pPr>
               <w:pStyle w:val="NormalIndent"/>
               <w:spacing w:before="60" w:after="60"/>
-              <w:ind w:firstLine="420" w:right="25"/>
+              <w:ind w:firstLineChars="200" w:right="25"/>
               <w:rPr/>
             </w:pPr>
             <w:r>
@@ -214,14 +292,14 @@
         <w:trPr/>
         <w:tc>
           <w:tcPr>
-            <w:tcW w:w="2064" w:type="dxa"/>
+            <w:tcW w:w="2063" w:type="dxa"/>
             <w:tcBorders/>
           </w:tcPr>
           <w:p>
             <w:pPr>
               <w:pStyle w:val="NormalIndent"/>
               <w:spacing w:before="60" w:after="60"/>
-              <w:ind w:firstLine="420" w:right="25"/>
+              <w:ind w:firstLineChars="200" w:right="25"/>
               <w:rPr/>
             </w:pPr>
             <w:r>
@@ -231,14 +309,14 @@
         </w:tc>
         <w:tc>
           <w:tcPr>
-            <w:tcW w:w="2797" w:type="dxa"/>
+            <w:tcW w:w="2798" w:type="dxa"/>
             <w:tcBorders/>
           </w:tcPr>
           <w:p>
             <w:pPr>
               <w:pStyle w:val="NormalIndent"/>
               <w:spacing w:before="60" w:after="60"/>
-              <w:ind w:firstLine="420" w:right="25"/>
+              <w:ind w:firstLineChars="200" w:right="25"/>
               <w:rPr/>
             </w:pPr>
             <w:r>
@@ -251,14 +329,14 @@
         <w:trPr/>
         <w:tc>
           <w:tcPr>
-            <w:tcW w:w="2064" w:type="dxa"/>
+            <w:tcW w:w="2063" w:type="dxa"/>
             <w:tcBorders/>
           </w:tcPr>
           <w:p>
             <w:pPr>
               <w:pStyle w:val="NormalIndent"/>
               <w:spacing w:before="60" w:after="60"/>
-              <w:ind w:firstLine="420" w:right="25"/>
+              <w:ind w:firstLineChars="200" w:right="25"/>
               <w:rPr/>
             </w:pPr>
             <w:r>
@@ -275,14 +353,14 @@
         </w:tc>
         <w:tc>
           <w:tcPr>
-            <w:tcW w:w="2797" w:type="dxa"/>
+            <w:tcW w:w="2798" w:type="dxa"/>
             <w:tcBorders/>
           </w:tcPr>
           <w:p>
             <w:pPr>
               <w:pStyle w:val="NormalIndent"/>
               <w:spacing w:before="60" w:after="60"/>
-              <w:ind w:firstLine="420" w:right="25"/>
+              <w:ind w:firstLineChars="200" w:right="25"/>
               <w:rPr/>
             </w:pPr>
             <w:r>
@@ -298,14 +376,14 @@
         <w:trPr/>
         <w:tc>
           <w:tcPr>
-            <w:tcW w:w="2064" w:type="dxa"/>
+            <w:tcW w:w="2063" w:type="dxa"/>
             <w:tcBorders/>
           </w:tcPr>
           <w:p>
             <w:pPr>
               <w:pStyle w:val="NormalIndent"/>
               <w:spacing w:before="60" w:after="60"/>
-              <w:ind w:firstLine="420" w:right="25"/>
+              <w:ind w:firstLineChars="200" w:right="25"/>
               <w:rPr/>
             </w:pPr>
             <w:r>
@@ -328,14 +406,14 @@
         </w:tc>
         <w:tc>
           <w:tcPr>
-            <w:tcW w:w="2797" w:type="dxa"/>
+            <w:tcW w:w="2798" w:type="dxa"/>
             <w:tcBorders/>
           </w:tcPr>
           <w:p>
             <w:pPr>
               <w:pStyle w:val="NormalIndent"/>
               <w:spacing w:before="60" w:after="60"/>
-              <w:ind w:firstLine="420" w:right="25"/>
+              <w:ind w:firstLineChars="200" w:right="25"/>
               <w:rPr/>
             </w:pPr>
             <w:r>
@@ -351,14 +429,14 @@
         <w:trPr/>
         <w:tc>
           <w:tcPr>
-            <w:tcW w:w="2064" w:type="dxa"/>
+            <w:tcW w:w="2063" w:type="dxa"/>
             <w:tcBorders/>
           </w:tcPr>
           <w:p>
             <w:pPr>
               <w:pStyle w:val="NormalIndent"/>
               <w:spacing w:before="60" w:after="60"/>
-              <w:ind w:firstLine="420" w:right="25"/>
+              <w:ind w:firstLineChars="200" w:right="25"/>
               <w:rPr/>
             </w:pPr>
             <w:r>
@@ -381,14 +459,14 @@
         </w:tc>
         <w:tc>
           <w:tcPr>
-            <w:tcW w:w="2797" w:type="dxa"/>
+            <w:tcW w:w="2798" w:type="dxa"/>
             <w:tcBorders/>
           </w:tcPr>
           <w:p>
             <w:pPr>
               <w:pStyle w:val="NormalIndent"/>
               <w:spacing w:before="60" w:after="60"/>
-              <w:ind w:firstLine="420" w:right="25"/>
+              <w:ind w:firstLineChars="200" w:right="25"/>
               <w:rPr/>
             </w:pPr>
             <w:r>
@@ -404,14 +482,14 @@
         <w:trPr/>
         <w:tc>
           <w:tcPr>
-            <w:tcW w:w="2064" w:type="dxa"/>
+            <w:tcW w:w="2063" w:type="dxa"/>
             <w:tcBorders/>
           </w:tcPr>
           <w:p>
             <w:pPr>
               <w:pStyle w:val="NormalIndent"/>
               <w:spacing w:before="60" w:after="60"/>
-              <w:ind w:firstLine="420" w:right="25"/>
+              <w:ind w:firstLineChars="200" w:right="25"/>
               <w:rPr/>
             </w:pPr>
             <w:r>
@@ -432,14 +510,14 @@
         </w:tc>
         <w:tc>
           <w:tcPr>
-            <w:tcW w:w="2797" w:type="dxa"/>
+            <w:tcW w:w="2798" w:type="dxa"/>
             <w:tcBorders/>
           </w:tcPr>
           <w:p>
             <w:pPr>
               <w:pStyle w:val="NormalIndent"/>
               <w:spacing w:before="60" w:after="60"/>
-              <w:ind w:firstLine="420" w:right="25"/>
+              <w:ind w:firstLineChars="200" w:right="25"/>
               <w:rPr/>
             </w:pPr>
             <w:r>
@@ -456,7 +534,7 @@
       <w:pPr>
         <w:pStyle w:val="NormalIndent"/>
         <w:spacing w:before="120" w:after="60"/>
-        <w:ind w:firstLine="420" w:right="23"/>
+        <w:ind w:firstLineChars="200" w:right="23"/>
         <w:jc w:val="center"/>
         <w:rPr>
           <w:sz w:val="21"/>
@@ -472,7 +550,7 @@
       <w:pPr>
         <w:pStyle w:val="NormalIndent"/>
         <w:spacing w:before="120" w:after="60"/>
-        <w:ind w:firstLine="420" w:right="23"/>
+        <w:ind w:firstLineChars="200" w:right="23"/>
         <w:jc w:val="center"/>
         <w:rPr>
           <w:sz w:val="21"/>
@@ -488,7 +566,7 @@
       <w:pPr>
         <w:pStyle w:val="NormalIndent"/>
         <w:spacing w:before="120" w:after="60"/>
-        <w:ind w:firstLine="420" w:right="23"/>
+        <w:ind w:firstLineChars="200" w:right="23"/>
         <w:jc w:val="center"/>
         <w:rPr/>
       </w:pPr>
@@ -507,7 +585,7 @@
       <w:pPr>
         <w:pStyle w:val="Normal"/>
         <w:spacing w:lineRule="auto" w:line="300"/>
-        <w:ind w:firstLine="410" w:right="25"/>
+        <w:ind w:firstLineChars="200" w:right="25"/>
         <w:jc w:val="center"/>
         <w:rPr>
           <w:rFonts w:ascii="Times New Roman" w:hAnsi="Times New Roman" w:cs="Times New Roman"/>
@@ -523,7 +601,16 @@
           <w:sz w:val="28"/>
           <w:szCs w:val="21"/>
         </w:rPr>
-        <w:t>2020</w:t>
+        <w:t>202</w:t>
+      </w:r>
+      <w:r>
+        <w:rPr>
+          <w:rFonts w:cs="Times New Roman" w:hint="eastAsia" w:ascii="Times New Roman" w:hAnsi="Times New Roman"/>
+          <w:kern w:val="0"/>
+          <w:sz w:val="28"/>
+          <w:szCs w:val="21"/>
+        </w:rPr>
+        <w:t>6</w:t>
       </w:r>
       <w:r>
         <w:rPr>
@@ -556,8 +643,8 @@
     <w:p>
       <w:pPr>
         <w:pStyle w:val="Normal"/>
-        <w:spacing w:lineRule="auto" w:line="300" w:before="0" w:after="0"/>
-        <w:ind w:right="25"/>
+        <w:spacing w:lineRule="auto" w:line="300"/>
+        <w:ind w:firstLineChars="200" w:right="25"/>
         <w:jc w:val="center"/>
         <w:rPr>
           <w:rFonts w:ascii="Times New Roman" w:hAnsi="Times New Roman" w:eastAsia="黑体" w:cs="Times New Roman"/>
@@ -589,7 +676,7 @@
       <w:pPr>
         <w:pStyle w:val="Normal"/>
         <w:spacing w:lineRule="auto" w:line="300"/>
-        <w:ind w:right="25"/>
+        <w:ind w:firstLineChars="200" w:right="25"/>
         <w:jc w:val="center"/>
         <w:rPr>
           <w:rFonts w:ascii="Times New Roman" w:hAnsi="Times New Roman" w:eastAsia="黑体" w:cs="Times New Roman"/>
@@ -634,7 +721,7 @@
           <w:ilvl w:val="0"/>
           <w:numId w:val="3"/>
         </w:numPr>
-        <w:ind w:firstLineChars="0" w:firstLine="420"/>
+        <w:ind w:firstLineChars="200"/>
         <w:jc w:val="left"/>
         <w:rPr>
           <w:rFonts w:ascii="Times New Roman" w:hAnsi="Times New Roman" w:cs="Times New Roman"/>
@@ -731,7 +818,7 @@
           <w:ilvl w:val="0"/>
           <w:numId w:val="3"/>
         </w:numPr>
-        <w:ind w:firstLineChars="0" w:firstLine="420"/>
+        <w:ind w:firstLineChars="200"/>
         <w:jc w:val="left"/>
         <w:rPr>
           <w:rFonts w:ascii="Times New Roman" w:hAnsi="Times New Roman" w:cs="Times New Roman"/>
@@ -780,7 +867,7 @@
           <w:ilvl w:val="0"/>
           <w:numId w:val="3"/>
         </w:numPr>
-        <w:ind w:firstLineChars="0" w:firstLine="420"/>
+        <w:ind w:firstLineChars="200"/>
         <w:jc w:val="left"/>
         <w:rPr>
           <w:rFonts w:ascii="Times New Roman" w:hAnsi="Times New Roman" w:cs="Times New Roman"/>
@@ -1005,7 +1092,7 @@
           <w:ilvl w:val="0"/>
           <w:numId w:val="3"/>
         </w:numPr>
-        <w:ind w:firstLineChars="0" w:firstLine="420"/>
+        <w:ind w:firstLineChars="200"/>
         <w:jc w:val="left"/>
         <w:rPr>
           <w:rFonts w:ascii="Times New Roman" w:hAnsi="Times New Roman" w:cs="Times New Roman"/>
@@ -1070,26 +1157,13 @@
           <w:ilvl w:val="0"/>
           <w:numId w:val="3"/>
         </w:numPr>
-        <w:spacing w:before="0" w:after="0"/>
-        <w:ind w:firstLineChars="0" w:firstLine="420"/>
+        <w:ind w:firstLineChars="200"/>
         <w:jc w:val="left"/>
         <w:rPr>
           <w:rFonts w:ascii="Times New Roman" w:hAnsi="Times New Roman" w:cs="Times New Roman"/>
           <w:bCs/>
           <w:sz w:val="28"/>
         </w:rPr>
-        <w:sectPr>
-          <w:footerReference w:type="even" r:id="rId2"/>
-          <w:footerReference w:type="default" r:id="rId3"/>
-          <w:footerReference w:type="first" r:id="rId4"/>
-          <w:type w:val="nextPage"/>
-          <w:pgSz w:w="11906" w:h="16838"/>
-          <w:pgMar w:left="1418" w:right="1418" w:gutter="284" w:header="0" w:top="2211" w:footer="992" w:bottom="2155"/>
-          <w:pgNumType w:start="1" w:fmt="upperRoman"/>
-          <w:formProt w:val="false"/>
-          <w:textDirection w:val="lrTb"/>
-          <w:docGrid w:type="lines" w:linePitch="312" w:charSpace="0"/>
-        </w:sectPr>
       </w:pPr>
       <w:r>
         <w:rPr>
@@ -1125,26 +1199,6 @@
       </w:r>
       <w:r>
         <w:br w:type="page"/>
-      </w:r>
-    </w:p>
-    <w:p>
-      <w:pPr>
-        <w:pStyle w:val="Normal"/>
-        <w:widowControl/>
-        <w:spacing w:before="0" w:after="0"/>
-        <w:jc w:val="left"/>
-        <w:rPr>
-          <w:rFonts w:ascii="Times New Roman" w:hAnsi="Times New Roman" w:cs="Times New Roman"/>
-          <w:bCs/>
-          <w:sz w:val="28"/>
-        </w:rPr>
-      </w:pPr>
-      <w:r>
-        <w:rPr>
-          <w:rFonts w:cs="Times New Roman" w:ascii="Times New Roman" w:hAnsi="Times New Roman"/>
-          <w:bCs/>
-          <w:sz w:val="28"/>
-        </w:rPr>
       </w:r>
     </w:p>
     <w:p>
@@ -1155,8 +1209,8 @@
           <w:tab w:val="left" w:pos="2550" w:leader="none"/>
         </w:tabs>
         <w:snapToGrid w:val="false"/>
-        <w:spacing w:lineRule="auto" w:line="300" w:before="120" w:after="0"/>
-        <w:ind w:right="25"/>
+        <w:spacing w:lineRule="auto" w:line="300" w:before="0" w:after="0"/>
+        <w:ind w:firstLineChars="200" w:right="25"/>
         <w:jc w:val="left"/>
         <w:rPr/>
       </w:pPr>
@@ -1187,14 +1241,24 @@
       <w:pPr>
         <w:pStyle w:val="Title"/>
         <w:spacing w:lineRule="auto" w:line="300" w:before="600" w:after="360"/>
+        <w:ind w:firstLineChars="200"/>
         <w:jc w:val="left"/>
         <w:outlineLvl w:val="9"/>
-        <w:rPr/>
-      </w:pPr>
-      <w:r>
-        <w:rPr>
-          <w:rFonts w:ascii="黑体" w:hAnsi="黑体" w:eastAsia="黑体"/>
+        <w:rPr>
+          <w:rFonts w:ascii="Times New Roman" w:hAnsi="Times New Roman" w:eastAsia="" w:cs="Times New Roman" w:eastAsiaTheme="minorEastAsia"/>
+          <w:b w:val="false"/>
           <w:bCs w:val="false"/>
+          <w:sz w:val="24"/>
+          <w:szCs w:val="22"/>
+        </w:rPr>
+      </w:pPr>
+      <w:r>
+        <w:rPr>
+          <w:rFonts w:ascii="Times New Roman" w:hAnsi="Times New Roman" w:cs="Times New Roman" w:eastAsia="" w:eastAsiaTheme="minorEastAsia"/>
+          <w:b w:val="false"/>
+          <w:bCs w:val="false"/>
+          <w:sz w:val="24"/>
+          <w:szCs w:val="22"/>
         </w:rPr>
         <w:t>主从同步控制机械臂系统</w:t>
       </w:r>
@@ -1203,19 +1267,20 @@
       <w:pPr>
         <w:pStyle w:val="Heading1"/>
         <w:spacing w:lineRule="auto" w:line="300"/>
+        <w:ind w:firstLineChars="200"/>
         <w:jc w:val="left"/>
         <w:rPr/>
       </w:pPr>
-      <w:bookmarkStart w:id="0" w:name="_Toc484526031"/>
-      <w:bookmarkStart w:id="1" w:name="_Toc420337811"/>
-      <w:bookmarkStart w:id="2" w:name="_Toc406936733"/>
-      <w:bookmarkStart w:id="3" w:name="_Toc406260863"/>
-      <w:bookmarkStart w:id="4" w:name="_Toc344969934"/>
-      <w:bookmarkStart w:id="5" w:name="_Toc344938096"/>
-      <w:bookmarkStart w:id="6" w:name="_Toc344728033"/>
-      <w:bookmarkStart w:id="7" w:name="_Toc248254292"/>
-      <w:bookmarkStart w:id="8" w:name="_Toc217635911"/>
-      <w:bookmarkStart w:id="9" w:name="_Toc188779259"/>
+      <w:bookmarkStart w:id="0" w:name="_Toc420337811"/>
+      <w:bookmarkStart w:id="1" w:name="_Toc406936733"/>
+      <w:bookmarkStart w:id="2" w:name="_Toc406260863"/>
+      <w:bookmarkStart w:id="3" w:name="_Toc344969934"/>
+      <w:bookmarkStart w:id="4" w:name="_Toc344938096"/>
+      <w:bookmarkStart w:id="5" w:name="_Toc344728033"/>
+      <w:bookmarkStart w:id="6" w:name="_Toc248254292"/>
+      <w:bookmarkStart w:id="7" w:name="_Toc217635911"/>
+      <w:bookmarkStart w:id="8" w:name="_Toc188779259"/>
+      <w:bookmarkStart w:id="9" w:name="_Toc235362770"/>
       <w:r>
         <w:rPr>
           <w:rFonts w:hint="eastAsia"/>
@@ -1239,7 +1304,7 @@
         <w:pStyle w:val="Normal"/>
         <w:widowControl/>
         <w:spacing w:lineRule="auto" w:line="300"/>
-        <w:ind w:firstLine="420"/>
+        <w:ind w:firstLineChars="200"/>
         <w:jc w:val="left"/>
         <w:rPr>
           <w:rFonts w:ascii="Times New Roman" w:hAnsi="Times New Roman" w:cs="Times New Roman"/>
@@ -1247,8 +1312,33 @@
       </w:pPr>
       <w:r>
         <w:rPr>
-          <w:rFonts w:cs="Times New Roman" w:ascii="Times New Roman" w:hAnsi="Times New Roman"/>
-        </w:rPr>
+          <w:rFonts w:ascii="Times New Roman" w:hAnsi="Times New Roman" w:cs="Times New Roman"/>
+        </w:rPr>
+        <w:t>针对核工业无接触作业、高压电力远控维修及毒害化工应急抢修等特种高危工业场景，全自动机器人因</w:t>
+      </w:r>
+      <w:r>
+        <w:rPr>
+          <w:rFonts w:ascii="Times New Roman" w:hAnsi="Times New Roman" w:cs="Times New Roman" w:hint="eastAsia"/>
+        </w:rPr>
+        <w:t>其</w:t>
+      </w:r>
+      <w:r>
+        <w:rPr>
+          <w:rFonts w:ascii="Times New Roman" w:hAnsi="Times New Roman" w:cs="Times New Roman"/>
+        </w:rPr>
+        <w:t>难以应对</w:t>
+      </w:r>
+      <w:r>
+        <w:rPr>
+          <w:rFonts w:ascii="Times New Roman" w:hAnsi="Times New Roman" w:cs="Times New Roman" w:hint="eastAsia"/>
+        </w:rPr>
+        <w:t>复杂</w:t>
+      </w:r>
+      <w:r>
+        <w:rPr>
+          <w:rFonts w:ascii="Times New Roman" w:hAnsi="Times New Roman" w:cs="Times New Roman"/>
+        </w:rPr>
+        <w:t>突发环境，使得主从遥操作同步控制系统成为保障作业人员安全、实现人机隔离的刚性技术需求 。</w:t>
       </w:r>
     </w:p>
     <w:p>
@@ -1256,7 +1346,7 @@
         <w:pStyle w:val="Normal"/>
         <w:widowControl/>
         <w:spacing w:lineRule="auto" w:line="300"/>
-        <w:ind w:firstLine="420"/>
+        <w:ind w:firstLineChars="200"/>
         <w:jc w:val="left"/>
         <w:rPr>
           <w:rFonts w:ascii="Times New Roman" w:hAnsi="Times New Roman" w:cs="Times New Roman"/>
@@ -1264,8 +1354,51 @@
       </w:pPr>
       <w:r>
         <w:rPr>
+          <w:rFonts w:ascii="Times New Roman" w:hAnsi="Times New Roman" w:cs="Times New Roman"/>
+        </w:rPr>
+        <w:t xml:space="preserve">针对上述工业实际需求，本文设计并实现了一种基于 </w:t>
+      </w:r>
+      <w:r>
+        <w:rPr>
           <w:rFonts w:cs="Times New Roman" w:ascii="Times New Roman" w:hAnsi="Times New Roman"/>
         </w:rPr>
+        <w:t xml:space="preserve">FreeRTOS </w:t>
+      </w:r>
+      <w:r>
+        <w:rPr>
+          <w:rFonts w:ascii="Times New Roman" w:hAnsi="Times New Roman" w:cs="Times New Roman"/>
+        </w:rPr>
+        <w:t>实时操作系统的高实时性、高安全边界主从同步控制机械臂系统 。本系统创新性地采用了双边对称主从控制架构，相比于非对称的运动学映射系统，对称系统在主手拓扑与从手物理结构上具备高度的一致性与几何</w:t>
+      </w:r>
+      <w:r>
+        <w:rPr>
+          <w:rFonts w:ascii="Times New Roman" w:hAnsi="Times New Roman" w:cs="Times New Roman" w:hint="eastAsia"/>
+        </w:rPr>
+        <w:t>对称</w:t>
+      </w:r>
+      <w:r>
+        <w:rPr>
+          <w:rFonts w:ascii="Times New Roman" w:hAnsi="Times New Roman" w:cs="Times New Roman"/>
+        </w:rPr>
+        <w:t>性。这种架构不仅消除了复杂的非线性空间坐标变换，从根本上降低了控制算法的运算开销与传动时延，还为操作人员提供了无与伦比的直观临场感与“手眼协同”操作体验，极大地提升了工业遥操作在</w:t>
+      </w:r>
+      <w:r>
+        <w:rPr>
+          <w:rFonts w:ascii="Times New Roman" w:hAnsi="Times New Roman" w:cs="Times New Roman" w:hint="eastAsia"/>
+        </w:rPr>
+        <w:t>救灾抢险</w:t>
+      </w:r>
+      <w:r>
+        <w:rPr>
+          <w:rFonts w:ascii="Times New Roman" w:hAnsi="Times New Roman" w:cs="Times New Roman"/>
+        </w:rPr>
+        <w:t>与精细作业中的作业效率与控制精度</w:t>
+      </w:r>
+      <w:r>
+        <w:rPr>
+          <w:rFonts w:ascii="Times New Roman" w:hAnsi="Times New Roman" w:cs="Times New Roman" w:hint="eastAsia"/>
+        </w:rPr>
+        <w:t>，同时平缓了操作机械臂的学习曲线。</w:t>
       </w:r>
     </w:p>
     <w:p>
@@ -1273,7 +1406,7 @@
         <w:pStyle w:val="Normal"/>
         <w:widowControl/>
         <w:spacing w:lineRule="auto" w:line="300"/>
-        <w:ind w:firstLine="420"/>
+        <w:ind w:firstLineChars="200"/>
         <w:jc w:val="left"/>
         <w:rPr>
           <w:rFonts w:ascii="Times New Roman" w:hAnsi="Times New Roman" w:cs="Times New Roman"/>
@@ -1281,8 +1414,165 @@
       </w:pPr>
       <w:r>
         <w:rPr>
+          <w:rFonts w:ascii="Times New Roman" w:hAnsi="Times New Roman" w:cs="Times New Roman"/>
+        </w:rPr>
+        <w:t xml:space="preserve">在硬件层面，系统采用多总线协同架构，主手端与从手端通过 </w:t>
+      </w:r>
+      <w:r>
+        <w:rPr>
           <w:rFonts w:cs="Times New Roman" w:ascii="Times New Roman" w:hAnsi="Times New Roman"/>
         </w:rPr>
+        <w:t xml:space="preserve">SPI </w:t>
+      </w:r>
+      <w:r>
+        <w:rPr>
+          <w:rFonts w:ascii="Times New Roman" w:hAnsi="Times New Roman" w:cs="Times New Roman" w:hint="eastAsia"/>
+        </w:rPr>
+        <w:t>协议通信，</w:t>
+      </w:r>
+      <w:r>
+        <w:rPr>
+          <w:rFonts w:ascii="Times New Roman" w:hAnsi="Times New Roman" w:cs="Times New Roman"/>
+        </w:rPr>
+        <w:t>配合</w:t>
+      </w:r>
+      <w:r>
+        <w:rPr>
+          <w:rFonts w:cs="Times New Roman" w:hint="eastAsia" w:ascii="Times New Roman" w:hAnsi="Times New Roman"/>
+        </w:rPr>
+        <w:t>UART</w:t>
+      </w:r>
+      <w:r>
+        <w:rPr>
+          <w:rFonts w:ascii="Times New Roman" w:hAnsi="Times New Roman" w:cs="Times New Roman" w:hint="eastAsia"/>
+        </w:rPr>
+        <w:t>协议</w:t>
+      </w:r>
+      <w:r>
+        <w:rPr>
+          <w:rFonts w:ascii="Times New Roman" w:hAnsi="Times New Roman" w:cs="Times New Roman"/>
+        </w:rPr>
+        <w:t>构建了高速、低延迟的数据桥梁；同时利用硬件外部中断（</w:t>
+      </w:r>
+      <w:r>
+        <w:rPr>
+          <w:rFonts w:cs="Times New Roman" w:ascii="Times New Roman" w:hAnsi="Times New Roman"/>
+        </w:rPr>
+        <w:t>EXTI</w:t>
+      </w:r>
+      <w:r>
+        <w:rPr>
+          <w:rFonts w:ascii="Times New Roman" w:hAnsi="Times New Roman" w:cs="Times New Roman"/>
+        </w:rPr>
+        <w:t>）与</w:t>
+      </w:r>
+      <w:r>
+        <w:rPr>
+          <w:rFonts w:ascii="Times New Roman" w:hAnsi="Times New Roman" w:cs="Times New Roman" w:hint="eastAsia"/>
+        </w:rPr>
+        <w:t>任务间链式触发技术（</w:t>
+      </w:r>
+      <w:r>
+        <w:rPr>
+          <w:rFonts w:cs="Times New Roman" w:hint="eastAsia" w:ascii="Times New Roman" w:hAnsi="Times New Roman"/>
+        </w:rPr>
+        <w:t>ITCT</w:t>
+      </w:r>
+      <w:r>
+        <w:rPr>
+          <w:rFonts w:ascii="Times New Roman" w:hAnsi="Times New Roman" w:cs="Times New Roman" w:hint="eastAsia"/>
+        </w:rPr>
+        <w:t>）</w:t>
+      </w:r>
+      <w:r>
+        <w:rPr>
+          <w:rFonts w:ascii="Times New Roman" w:hAnsi="Times New Roman" w:cs="Times New Roman"/>
+        </w:rPr>
+        <w:t xml:space="preserve">实现高优先级紧急信号的瞬间响应与定长数据帧的高效接收。系统软件基于 </w:t>
+      </w:r>
+      <w:r>
+        <w:rPr>
+          <w:rFonts w:cs="Times New Roman" w:ascii="Times New Roman" w:hAnsi="Times New Roman"/>
+        </w:rPr>
+        <w:t xml:space="preserve">FreeRTOS </w:t>
+      </w:r>
+      <w:r>
+        <w:rPr>
+          <w:rFonts w:ascii="Times New Roman" w:hAnsi="Times New Roman" w:cs="Times New Roman"/>
+        </w:rPr>
+        <w:t xml:space="preserve">进行抢占式多任务并发管理，引入信号量与事件标志组实现了“数据接收、动态解析、算法过滤、电机驱动”的链式流水线触发，并运用基于 </w:t>
+      </w:r>
+      <w:r>
+        <w:rPr>
+          <w:rFonts w:cs="Times New Roman" w:ascii="Times New Roman" w:hAnsi="Times New Roman"/>
+        </w:rPr>
+        <w:t xml:space="preserve">GPIO </w:t>
+      </w:r>
+      <w:r>
+        <w:rPr>
+          <w:rFonts w:ascii="Times New Roman" w:hAnsi="Times New Roman" w:cs="Times New Roman"/>
+        </w:rPr>
+        <w:t>的实时任务性能分析技术（</w:t>
+      </w:r>
+      <w:r>
+        <w:rPr>
+          <w:rFonts w:cs="Times New Roman" w:ascii="Times New Roman" w:hAnsi="Times New Roman"/>
+        </w:rPr>
+        <w:t>GPIO Profiling</w:t>
+      </w:r>
+      <w:r>
+        <w:rPr>
+          <w:rFonts w:ascii="Times New Roman" w:hAnsi="Times New Roman" w:cs="Times New Roman"/>
+        </w:rPr>
+        <w:t>）完成了无侵入式的系统调度调测。在核心算法层，系统引入有限状态机（</w:t>
+      </w:r>
+      <w:r>
+        <w:rPr>
+          <w:rFonts w:cs="Times New Roman" w:ascii="Times New Roman" w:hAnsi="Times New Roman"/>
+        </w:rPr>
+        <w:t>FSM</w:t>
+      </w:r>
+      <w:r>
+        <w:rPr>
+          <w:rFonts w:ascii="Times New Roman" w:hAnsi="Times New Roman" w:cs="Times New Roman"/>
+        </w:rPr>
+        <w:t>）构建了初始零点校准与状态对齐技术，通过一阶低通平滑过渡，彻底消除了工业现场上电瞬间机械臂“暴冲”的物理安全隐患；设计了死区非线性滤波算法，有效拦截主手传感器的机械颤动，攻克了电机高频啸叫与无效发热等影响工业连续作业寿命的难题。此外，系统通过时分复用数据流状态机（</w:t>
+      </w:r>
+      <w:r>
+        <w:rPr>
+          <w:rFonts w:cs="Times New Roman" w:ascii="Times New Roman" w:hAnsi="Times New Roman"/>
+        </w:rPr>
+        <w:t>TDM Stream FSM</w:t>
+      </w:r>
+      <w:r>
+        <w:rPr>
+          <w:rFonts w:ascii="Times New Roman" w:hAnsi="Times New Roman" w:cs="Times New Roman"/>
+        </w:rPr>
+        <w:t xml:space="preserve">）在单条总线上实现了 </w:t>
+      </w:r>
+      <w:r>
+        <w:rPr>
+          <w:rFonts w:cs="Times New Roman" w:ascii="Times New Roman" w:hAnsi="Times New Roman"/>
+        </w:rPr>
+        <w:t xml:space="preserve">6 </w:t>
+      </w:r>
+      <w:r>
+        <w:rPr>
+          <w:rFonts w:ascii="Times New Roman" w:hAnsi="Times New Roman" w:cs="Times New Roman"/>
+        </w:rPr>
+        <w:t xml:space="preserve">轴关节数据的多路复用解析，并通过上位机双线程隔离架构与 </w:t>
+      </w:r>
+      <w:r>
+        <w:rPr>
+          <w:rFonts w:cs="Times New Roman" w:ascii="Times New Roman" w:hAnsi="Times New Roman"/>
+        </w:rPr>
+        <w:t xml:space="preserve">Matplotlib </w:t>
+      </w:r>
+      <w:r>
+        <w:rPr>
+          <w:rFonts w:ascii="Times New Roman" w:hAnsi="Times New Roman" w:cs="Times New Roman"/>
+        </w:rPr>
+        <w:t>动态渲染技术，实现了工业现场数据的跨平台、流畅可视化监控。实际运行与测试结果表明，该系统控制周期稳定，抗干扰能力强，在实现多轴高精度、高实时同步运动的同时，具备极强的边界安全防护能力。系统方案有效解决了工业遥操作中由于控制不当引发的设备损耗问题，在核工业无接触作业、高压电力维修、毒害化工环境操作等工业界实际场景中具有广阔的落地与应用前景。</w:t>
       </w:r>
     </w:p>
     <w:p>
@@ -1290,7 +1580,7 @@
         <w:pStyle w:val="Normal"/>
         <w:widowControl/>
         <w:spacing w:lineRule="auto" w:line="300"/>
-        <w:ind w:firstLine="420"/>
+        <w:ind w:firstLineChars="200"/>
         <w:jc w:val="left"/>
         <w:rPr>
           <w:rFonts w:ascii="Times New Roman" w:hAnsi="Times New Roman" w:cs="Times New Roman"/>
@@ -1307,176 +1597,14 @@
         <w:pStyle w:val="Normal"/>
         <w:widowControl/>
         <w:spacing w:lineRule="auto" w:line="300"/>
-        <w:ind w:firstLine="420"/>
+        <w:ind w:firstLineChars="200"/>
         <w:jc w:val="left"/>
         <w:rPr>
-          <w:rFonts w:ascii="Times New Roman" w:hAnsi="Times New Roman" w:cs="Times New Roman"/>
-        </w:rPr>
-      </w:pPr>
-      <w:r>
-        <w:rPr>
-          <w:rFonts w:cs="Times New Roman" w:ascii="Times New Roman" w:hAnsi="Times New Roman"/>
-        </w:rPr>
-      </w:r>
-    </w:p>
-    <w:p>
-      <w:pPr>
-        <w:pStyle w:val="Normal"/>
-        <w:widowControl/>
-        <w:spacing w:lineRule="auto" w:line="300"/>
-        <w:ind w:firstLine="420"/>
-        <w:jc w:val="left"/>
-        <w:rPr>
-          <w:rFonts w:ascii="Times New Roman" w:hAnsi="Times New Roman" w:cs="Times New Roman"/>
-        </w:rPr>
-      </w:pPr>
-      <w:r>
-        <w:rPr>
-          <w:rFonts w:cs="Times New Roman" w:ascii="Times New Roman" w:hAnsi="Times New Roman"/>
-        </w:rPr>
-      </w:r>
-    </w:p>
-    <w:p>
-      <w:pPr>
-        <w:pStyle w:val="Normal"/>
-        <w:widowControl/>
-        <w:spacing w:lineRule="auto" w:line="300"/>
-        <w:ind w:firstLine="420"/>
-        <w:jc w:val="left"/>
-        <w:rPr>
-          <w:rFonts w:ascii="Times New Roman" w:hAnsi="Times New Roman" w:cs="Times New Roman"/>
-        </w:rPr>
-      </w:pPr>
-      <w:r>
-        <w:rPr>
-          <w:rFonts w:cs="Times New Roman" w:ascii="Times New Roman" w:hAnsi="Times New Roman"/>
-        </w:rPr>
-      </w:r>
-    </w:p>
-    <w:p>
-      <w:pPr>
-        <w:pStyle w:val="Normal"/>
-        <w:widowControl/>
-        <w:spacing w:lineRule="auto" w:line="300"/>
-        <w:ind w:firstLine="420"/>
-        <w:jc w:val="left"/>
-        <w:rPr>
-          <w:rFonts w:ascii="Times New Roman" w:hAnsi="Times New Roman" w:cs="Times New Roman"/>
-        </w:rPr>
-      </w:pPr>
-      <w:r>
-        <w:rPr>
-          <w:rFonts w:cs="Times New Roman" w:ascii="Times New Roman" w:hAnsi="Times New Roman"/>
-        </w:rPr>
-      </w:r>
-    </w:p>
-    <w:p>
-      <w:pPr>
-        <w:pStyle w:val="Normal"/>
-        <w:widowControl/>
-        <w:spacing w:lineRule="auto" w:line="300"/>
-        <w:ind w:firstLine="420"/>
-        <w:jc w:val="left"/>
-        <w:rPr>
-          <w:rFonts w:ascii="Times New Roman" w:hAnsi="Times New Roman" w:cs="Times New Roman"/>
-        </w:rPr>
-      </w:pPr>
-      <w:r>
-        <w:rPr>
-          <w:rFonts w:cs="Times New Roman" w:ascii="Times New Roman" w:hAnsi="Times New Roman"/>
-        </w:rPr>
-      </w:r>
-    </w:p>
-    <w:p>
-      <w:pPr>
-        <w:pStyle w:val="Normal"/>
-        <w:widowControl/>
-        <w:spacing w:lineRule="auto" w:line="300"/>
-        <w:ind w:firstLine="420"/>
-        <w:jc w:val="left"/>
-        <w:rPr>
-          <w:rFonts w:ascii="Times New Roman" w:hAnsi="Times New Roman" w:cs="Times New Roman"/>
-        </w:rPr>
-      </w:pPr>
-      <w:r>
-        <w:rPr>
-          <w:rFonts w:cs="Times New Roman" w:ascii="Times New Roman" w:hAnsi="Times New Roman"/>
-        </w:rPr>
-      </w:r>
-    </w:p>
-    <w:p>
-      <w:pPr>
-        <w:pStyle w:val="Normal"/>
-        <w:widowControl/>
-        <w:spacing w:lineRule="auto" w:line="300"/>
-        <w:ind w:firstLine="420"/>
-        <w:jc w:val="left"/>
-        <w:rPr>
-          <w:rFonts w:ascii="Times New Roman" w:hAnsi="Times New Roman" w:cs="Times New Roman"/>
-        </w:rPr>
-      </w:pPr>
-      <w:r>
-        <w:rPr>
-          <w:rFonts w:cs="Times New Roman" w:ascii="Times New Roman" w:hAnsi="Times New Roman"/>
-        </w:rPr>
-      </w:r>
-    </w:p>
-    <w:p>
-      <w:pPr>
-        <w:pStyle w:val="Normal"/>
-        <w:widowControl/>
-        <w:spacing w:lineRule="auto" w:line="300"/>
-        <w:ind w:firstLine="420"/>
-        <w:jc w:val="left"/>
-        <w:rPr>
-          <w:rFonts w:ascii="Times New Roman" w:hAnsi="Times New Roman" w:cs="Times New Roman"/>
-        </w:rPr>
-      </w:pPr>
-      <w:r>
-        <w:rPr>
-          <w:rFonts w:cs="Times New Roman" w:ascii="Times New Roman" w:hAnsi="Times New Roman"/>
-        </w:rPr>
-      </w:r>
-    </w:p>
-    <w:p>
-      <w:pPr>
-        <w:pStyle w:val="Normal"/>
-        <w:widowControl/>
-        <w:spacing w:lineRule="auto" w:line="300"/>
-        <w:ind w:firstLine="420"/>
-        <w:jc w:val="left"/>
-        <w:rPr>
-          <w:rFonts w:ascii="Times New Roman" w:hAnsi="Times New Roman" w:cs="Times New Roman"/>
-        </w:rPr>
-      </w:pPr>
-      <w:r>
-        <w:rPr>
-          <w:rFonts w:cs="Times New Roman" w:ascii="Times New Roman" w:hAnsi="Times New Roman"/>
-        </w:rPr>
-      </w:r>
-    </w:p>
-    <w:p>
-      <w:pPr>
-        <w:pStyle w:val="Normal"/>
-        <w:widowControl/>
-        <w:spacing w:lineRule="auto" w:line="300" w:before="0" w:after="0"/>
-        <w:jc w:val="left"/>
-        <w:rPr/>
-        <w:sectPr>
-          <w:headerReference w:type="even" r:id="rId5"/>
-          <w:headerReference w:type="default" r:id="rId6"/>
-          <w:headerReference w:type="first" r:id="rId7"/>
-          <w:footerReference w:type="even" r:id="rId8"/>
-          <w:footerReference w:type="default" r:id="rId9"/>
-          <w:footerReference w:type="first" r:id="rId10"/>
-          <w:type w:val="nextPage"/>
-          <w:pgSz w:w="11906" w:h="16838"/>
-          <w:pgMar w:left="1418" w:right="1418" w:gutter="0" w:header="851" w:top="2211" w:footer="992" w:bottom="2155"/>
-          <w:pgNumType w:start="1" w:fmt="decimal"/>
-          <w:formProt w:val="false"/>
-          <w:textDirection w:val="lrTb"/>
-          <w:docGrid w:type="default" w:linePitch="312" w:charSpace="0"/>
-        </w:sectPr>
+          <w:rFonts w:ascii="黑体" w:hAnsi="黑体" w:eastAsia="黑体"/>
+          <w:b/>
+          <w:sz w:val="32"/>
+          <w:szCs w:val="32"/>
+        </w:rPr>
       </w:pPr>
       <w:r>
         <w:rPr>
@@ -1488,14 +1616,46 @@
         <w:t>关键词：</w:t>
       </w:r>
       <w:r>
+        <w:rPr>
+          <w:rFonts w:ascii="Times New Roman" w:hAnsi="Times New Roman" w:cs="Times New Roman"/>
+        </w:rPr>
+        <w:t>物联网；对称主从</w:t>
+      </w:r>
+      <w:r>
+        <w:rPr>
+          <w:rFonts w:ascii="Times New Roman" w:hAnsi="Times New Roman" w:cs="Times New Roman" w:hint="eastAsia"/>
+        </w:rPr>
+        <w:t>控制</w:t>
+      </w:r>
+      <w:r>
+        <w:rPr>
+          <w:rFonts w:ascii="Times New Roman" w:hAnsi="Times New Roman" w:cs="Times New Roman"/>
+        </w:rPr>
+        <w:t>架构；</w:t>
+      </w:r>
+      <w:r>
+        <w:rPr>
+          <w:rFonts w:cs="Times New Roman" w:ascii="Times New Roman" w:hAnsi="Times New Roman"/>
+        </w:rPr>
+        <w:t>FreeRTOS</w:t>
+      </w:r>
+      <w:r>
+        <w:rPr>
+          <w:rFonts w:ascii="Times New Roman" w:hAnsi="Times New Roman" w:cs="Times New Roman"/>
+        </w:rPr>
+        <w:t>；有限状态机；抗堵转算法；死区滤波</w:t>
+      </w:r>
+      <w:r>
         <w:br w:type="page"/>
       </w:r>
     </w:p>
     <w:p>
       <w:pPr>
         <w:pStyle w:val="Normal"/>
-        <w:spacing w:before="0" w:after="0"/>
-        <w:jc w:val="center"/>
+        <w:widowControl/>
+        <w:spacing w:lineRule="auto" w:line="300" w:before="0" w:after="0"/>
+        <w:ind w:firstLineChars="200"/>
+        <w:jc w:val="left"/>
         <w:rPr>
           <w:rFonts w:ascii="黑体" w:hAnsi="黑体" w:eastAsia="黑体"/>
           <w:b/>
@@ -1529,7 +1689,9 @@
               <w:tab w:val="right" w:pos="8776" w:leader="dot"/>
             </w:tabs>
             <w:rPr>
-              <w:sz w:val="21"/>
+              <w:sz w:val="22"/>
+              <w:szCs w:val="24"/>
+              <w14:ligatures w14:val="standardContextual"/>
             </w:rPr>
           </w:pPr>
           <w:r>
@@ -1538,7 +1700,6 @@
           <w:r>
             <w:rPr>
               <w:rStyle w:val="IndexLink"/>
-              <w:rFonts w:hint="eastAsia"/>
               <w:vanish w:val="false"/>
               <w:webHidden/>
             </w:rPr>
@@ -1547,17 +1708,15 @@
           <w:r>
             <w:rPr>
               <w:rStyle w:val="IndexLink"/>
-              <w:rFonts w:hint="eastAsia"/>
               <w:vanish w:val="false"/>
               <w:webHidden/>
             </w:rPr>
             <w:fldChar w:fldCharType="separate"/>
           </w:r>
-          <w:hyperlink w:anchor="_Toc484526031">
+          <w:hyperlink w:anchor="_Toc235362770">
             <w:r>
               <w:rPr>
                 <w:rStyle w:val="IndexLink"/>
-                <w:rFonts w:hint="eastAsia"/>
                 <w:vanish w:val="false"/>
                 <w:webHidden/>
               </w:rPr>
@@ -1573,7 +1732,7 @@
               <w:rPr>
                 <w:webHidden/>
               </w:rPr>
-              <w:instrText xml:space="preserve">PAGEREF _Toc484526031 \h</w:instrText>
+              <w:instrText xml:space="preserve">PAGEREF _Toc235362770 \h</w:instrText>
             </w:r>
             <w:r>
               <w:rPr>
@@ -1602,18 +1761,19 @@
             <w:pStyle w:val="TOC1"/>
             <w:tabs>
               <w:tab w:val="clear" w:pos="420"/>
-              <w:tab w:val="left" w:pos="1050" w:leader="none"/>
+              <w:tab w:val="left" w:pos="1100" w:leader="none"/>
               <w:tab w:val="right" w:pos="8776" w:leader="dot"/>
             </w:tabs>
             <w:rPr>
-              <w:sz w:val="21"/>
+              <w:sz w:val="22"/>
+              <w:szCs w:val="24"/>
+              <w14:ligatures w14:val="standardContextual"/>
             </w:rPr>
           </w:pPr>
-          <w:hyperlink w:anchor="_Toc484526032">
+          <w:hyperlink w:anchor="_Toc235362771">
             <w:r>
               <w:rPr>
                 <w:rStyle w:val="IndexLink"/>
-                <w:rFonts w:hint="eastAsia"/>
                 <w:vanish w:val="false"/>
                 <w:webHidden/>
               </w:rPr>
@@ -1622,14 +1782,15 @@
             <w:r>
               <w:rPr>
                 <w:rStyle w:val="IndexLink"/>
-                <w:sz w:val="21"/>
+                <w:sz w:val="22"/>
+                <w:szCs w:val="24"/>
+                <w14:ligatures w14:val="standardContextual"/>
               </w:rPr>
               <w:tab/>
             </w:r>
             <w:r>
               <w:rPr>
                 <w:rStyle w:val="IndexLink"/>
-                <w:rFonts w:hint="eastAsia"/>
               </w:rPr>
               <w:t>设计需求分析</w:t>
             </w:r>
@@ -1643,7 +1804,7 @@
               <w:rPr>
                 <w:webHidden/>
               </w:rPr>
-              <w:instrText xml:space="preserve">PAGEREF _Toc484526032 \h</w:instrText>
+              <w:instrText xml:space="preserve">PAGEREF _Toc235362771 \h</w:instrText>
             </w:r>
             <w:r>
               <w:rPr>
@@ -1672,15 +1833,17 @@
             <w:pStyle w:val="TOC2"/>
             <w:tabs>
               <w:tab w:val="clear" w:pos="420"/>
-              <w:tab w:val="left" w:pos="1050" w:leader="none"/>
+              <w:tab w:val="left" w:pos="1100" w:leader="none"/>
               <w:tab w:val="right" w:pos="8776" w:leader="dot"/>
             </w:tabs>
             <w:ind w:leftChars="200"/>
             <w:rPr>
-              <w:sz w:val="21"/>
+              <w:sz w:val="22"/>
+              <w:szCs w:val="24"/>
+              <w14:ligatures w14:val="standardContextual"/>
             </w:rPr>
           </w:pPr>
-          <w:hyperlink w:anchor="_Toc484526033">
+          <w:hyperlink w:anchor="_Toc235362772">
             <w:r>
               <w:rPr>
                 <w:rStyle w:val="IndexLink"/>
@@ -1692,16 +1855,17 @@
             <w:r>
               <w:rPr>
                 <w:rStyle w:val="IndexLink"/>
-                <w:sz w:val="21"/>
+                <w:sz w:val="22"/>
+                <w:szCs w:val="24"/>
+                <w14:ligatures w14:val="standardContextual"/>
               </w:rPr>
               <w:tab/>
             </w:r>
             <w:r>
               <w:rPr>
                 <w:rStyle w:val="IndexLink"/>
-                <w:rFonts w:hint="eastAsia"/>
-              </w:rPr>
-              <w:t>二级标题</w:t>
+              </w:rPr>
+              <w:t>需求分析</w:t>
             </w:r>
             <w:r>
               <w:rPr>
@@ -1713,7 +1877,7 @@
               <w:rPr>
                 <w:webHidden/>
               </w:rPr>
-              <w:instrText xml:space="preserve">PAGEREF _Toc484526033 \h</w:instrText>
+              <w:instrText xml:space="preserve">PAGEREF _Toc235362772 \h</w:instrText>
             </w:r>
             <w:r>
               <w:rPr>
@@ -1742,36 +1906,96 @@
             <w:pStyle w:val="TOC3"/>
             <w:tabs>
               <w:tab w:val="clear" w:pos="420"/>
-              <w:tab w:val="left" w:pos="1680" w:leader="none"/>
               <w:tab w:val="right" w:pos="8776" w:leader="dot"/>
             </w:tabs>
             <w:ind w:leftChars="400"/>
             <w:rPr>
-              <w:sz w:val="21"/>
+              <w:sz w:val="22"/>
+              <w:szCs w:val="24"/>
+              <w14:ligatures w14:val="standardContextual"/>
             </w:rPr>
           </w:pPr>
-          <w:hyperlink w:anchor="_Toc484526034">
+          <w:hyperlink w:anchor="_Toc235362773">
+            <w:r>
+              <w:rPr>
+                <w:rStyle w:val="IndexLink"/>
+                <w:rFonts w:eastAsia="" w:asciiTheme="majorEastAsia" w:eastAsiaTheme="majorEastAsia" w:hAnsiTheme="majorEastAsia"/>
+                <w:vanish w:val="false"/>
+                <w:webHidden/>
+              </w:rPr>
+              <w:t>1.2</w:t>
+            </w:r>
+            <w:r>
+              <w:rPr>
+                <w:rStyle w:val="IndexLink"/>
+                <w:rFonts w:asciiTheme="majorEastAsia" w:eastAsiaTheme="majorEastAsia" w:hAnsiTheme="majorEastAsia"/>
+              </w:rPr>
+              <w:t>研究目的</w:t>
+            </w:r>
+            <w:r>
+              <w:rPr>
+                <w:webHidden/>
+              </w:rPr>
+              <w:fldChar w:fldCharType="begin"/>
+            </w:r>
+            <w:r>
+              <w:rPr>
+                <w:webHidden/>
+              </w:rPr>
+              <w:instrText xml:space="preserve">PAGEREF _Toc235362773 \h</w:instrText>
+            </w:r>
+            <w:r>
+              <w:rPr>
+                <w:webHidden/>
+              </w:rPr>
+              <w:fldChar w:fldCharType="separate"/>
+            </w:r>
             <w:r>
               <w:rPr>
                 <w:rStyle w:val="IndexLink"/>
                 <w:vanish w:val="false"/>
-                <w:webHidden/>
-              </w:rPr>
-              <w:t>1.1.1</w:t>
-            </w:r>
+              </w:rPr>
+              <w:tab/>
+              <w:t>1</w:t>
+            </w:r>
+            <w:r>
+              <w:rPr>
+                <w:webHidden/>
+              </w:rPr>
+              <w:fldChar w:fldCharType="end"/>
+            </w:r>
+          </w:hyperlink>
+        </w:p>
+        <w:p>
+          <w:pPr>
+            <w:pStyle w:val="TOC3"/>
+            <w:tabs>
+              <w:tab w:val="clear" w:pos="420"/>
+              <w:tab w:val="right" w:pos="8776" w:leader="dot"/>
+            </w:tabs>
+            <w:ind w:leftChars="400"/>
+            <w:rPr>
+              <w:sz w:val="22"/>
+              <w:szCs w:val="24"/>
+              <w14:ligatures w14:val="standardContextual"/>
+            </w:rPr>
+          </w:pPr>
+          <w:hyperlink w:anchor="_Toc235362774">
             <w:r>
               <w:rPr>
                 <w:rStyle w:val="IndexLink"/>
-                <w:sz w:val="21"/>
-              </w:rPr>
-              <w:tab/>
+                <w:rFonts w:eastAsia="" w:asciiTheme="majorEastAsia" w:eastAsiaTheme="majorEastAsia" w:hAnsiTheme="majorEastAsia"/>
+                <w:vanish w:val="false"/>
+                <w:webHidden/>
+              </w:rPr>
+              <w:t>1.3</w:t>
             </w:r>
             <w:r>
               <w:rPr>
                 <w:rStyle w:val="IndexLink"/>
-                <w:rFonts w:hint="eastAsia"/>
-              </w:rPr>
-              <w:t>三级标题</w:t>
+                <w:rFonts w:asciiTheme="majorEastAsia" w:eastAsiaTheme="majorEastAsia" w:hAnsiTheme="majorEastAsia"/>
+              </w:rPr>
+              <w:t>行业研究现状</w:t>
             </w:r>
             <w:r>
               <w:rPr>
@@ -1783,7 +2007,7 @@
               <w:rPr>
                 <w:webHidden/>
               </w:rPr>
-              <w:instrText xml:space="preserve">PAGEREF _Toc484526034 \h</w:instrText>
+              <w:instrText xml:space="preserve">PAGEREF _Toc235362774 \h</w:instrText>
             </w:r>
             <w:r>
               <w:rPr>
@@ -1812,62 +2036,64 @@
             <w:pStyle w:val="TOC1"/>
             <w:tabs>
               <w:tab w:val="clear" w:pos="420"/>
-              <w:tab w:val="left" w:pos="1050" w:leader="none"/>
+              <w:tab w:val="left" w:pos="1100" w:leader="none"/>
               <w:tab w:val="right" w:pos="8776" w:leader="dot"/>
             </w:tabs>
             <w:rPr>
-              <w:sz w:val="21"/>
+              <w:sz w:val="22"/>
+              <w:szCs w:val="24"/>
+              <w14:ligatures w14:val="standardContextual"/>
             </w:rPr>
           </w:pPr>
-          <w:hyperlink w:anchor="_Toc484526035">
-            <w:r>
-              <w:rPr>
-                <w:rStyle w:val="IndexLink"/>
-                <w:rFonts w:hint="eastAsia"/>
-                <w:vanish w:val="false"/>
-                <w:webHidden/>
-              </w:rPr>
-              <w:t>第二章</w:t>
-            </w:r>
-            <w:r>
-              <w:rPr>
-                <w:rStyle w:val="IndexLink"/>
-                <w:sz w:val="21"/>
-              </w:rPr>
-              <w:tab/>
-            </w:r>
-            <w:r>
-              <w:rPr>
-                <w:rStyle w:val="IndexLink"/>
-                <w:rFonts w:hint="eastAsia"/>
-              </w:rPr>
-              <w:t>特色与创新</w:t>
-            </w:r>
-            <w:r>
-              <w:rPr>
-                <w:webHidden/>
-              </w:rPr>
-              <w:fldChar w:fldCharType="begin"/>
-            </w:r>
-            <w:r>
-              <w:rPr>
-                <w:webHidden/>
-              </w:rPr>
-              <w:instrText xml:space="preserve">PAGEREF _Toc484526035 \h</w:instrText>
-            </w:r>
-            <w:r>
-              <w:rPr>
-                <w:webHidden/>
-              </w:rPr>
-              <w:fldChar w:fldCharType="separate"/>
-            </w:r>
+          <w:hyperlink w:anchor="_Toc235362775">
             <w:r>
               <w:rPr>
                 <w:rStyle w:val="IndexLink"/>
                 <w:vanish w:val="false"/>
+                <w:webHidden/>
+              </w:rPr>
+              <w:t>第二章</w:t>
+            </w:r>
+            <w:r>
+              <w:rPr>
+                <w:rStyle w:val="IndexLink"/>
+                <w:sz w:val="22"/>
+                <w:szCs w:val="24"/>
+                <w14:ligatures w14:val="standardContextual"/>
               </w:rPr>
               <w:tab/>
-              <w:t>1</w:t>
+            </w:r>
+            <w:r>
+              <w:rPr>
+                <w:rStyle w:val="IndexLink"/>
+              </w:rPr>
+              <w:t>特色与创新</w:t>
+            </w:r>
+            <w:r>
+              <w:rPr>
+                <w:webHidden/>
+              </w:rPr>
+              <w:fldChar w:fldCharType="begin"/>
+            </w:r>
+            <w:r>
+              <w:rPr>
+                <w:webHidden/>
+              </w:rPr>
+              <w:instrText xml:space="preserve">PAGEREF _Toc235362775 \h</w:instrText>
+            </w:r>
+            <w:r>
+              <w:rPr>
+                <w:webHidden/>
+              </w:rPr>
+              <w:fldChar w:fldCharType="separate"/>
+            </w:r>
+            <w:r>
+              <w:rPr>
+                <w:rStyle w:val="IndexLink"/>
+                <w:vanish w:val="false"/>
+              </w:rPr>
+              <w:tab/>
+              <w:t>2</w:t>
             </w:r>
             <w:r>
               <w:rPr>
@@ -1882,15 +2108,17 @@
             <w:pStyle w:val="TOC2"/>
             <w:tabs>
               <w:tab w:val="clear" w:pos="420"/>
-              <w:tab w:val="left" w:pos="1050" w:leader="none"/>
+              <w:tab w:val="left" w:pos="1100" w:leader="none"/>
               <w:tab w:val="right" w:pos="8776" w:leader="dot"/>
             </w:tabs>
             <w:ind w:leftChars="200"/>
             <w:rPr>
-              <w:sz w:val="21"/>
+              <w:sz w:val="22"/>
+              <w:szCs w:val="24"/>
+              <w14:ligatures w14:val="standardContextual"/>
             </w:rPr>
           </w:pPr>
-          <w:hyperlink w:anchor="_Toc484526036">
+          <w:hyperlink w:anchor="_Toc235362776">
             <w:r>
               <w:rPr>
                 <w:rStyle w:val="IndexLink"/>
@@ -1902,16 +2130,17 @@
             <w:r>
               <w:rPr>
                 <w:rStyle w:val="IndexLink"/>
-                <w:sz w:val="21"/>
+                <w:sz w:val="22"/>
+                <w:szCs w:val="24"/>
+                <w14:ligatures w14:val="standardContextual"/>
               </w:rPr>
               <w:tab/>
             </w:r>
             <w:r>
               <w:rPr>
                 <w:rStyle w:val="IndexLink"/>
-                <w:rFonts w:hint="eastAsia"/>
-              </w:rPr>
-              <w:t>二级标题</w:t>
+              </w:rPr>
+              <w:t>创新设计</w:t>
             </w:r>
             <w:r>
               <w:rPr>
@@ -1923,7 +2152,7 @@
               <w:rPr>
                 <w:webHidden/>
               </w:rPr>
-              <w:instrText xml:space="preserve">PAGEREF _Toc484526036 \h</w:instrText>
+              <w:instrText xml:space="preserve">PAGEREF _Toc235362776 \h</w:instrText>
             </w:r>
             <w:r>
               <w:rPr>
@@ -1937,7 +2166,7 @@
                 <w:vanish w:val="false"/>
               </w:rPr>
               <w:tab/>
-              <w:t>1</w:t>
+              <w:t>2</w:t>
             </w:r>
             <w:r>
               <w:rPr>
@@ -1952,15 +2181,17 @@
             <w:pStyle w:val="TOC3"/>
             <w:tabs>
               <w:tab w:val="clear" w:pos="420"/>
-              <w:tab w:val="left" w:pos="1680" w:leader="none"/>
+              <w:tab w:val="left" w:pos="1760" w:leader="none"/>
               <w:tab w:val="right" w:pos="8776" w:leader="dot"/>
             </w:tabs>
             <w:ind w:leftChars="400"/>
             <w:rPr>
-              <w:sz w:val="21"/>
+              <w:sz w:val="22"/>
+              <w:szCs w:val="24"/>
+              <w14:ligatures w14:val="standardContextual"/>
             </w:rPr>
           </w:pPr>
-          <w:hyperlink w:anchor="_Toc484526037">
+          <w:hyperlink w:anchor="_Toc235362777">
             <w:r>
               <w:rPr>
                 <w:rStyle w:val="IndexLink"/>
@@ -1972,14 +2203,15 @@
             <w:r>
               <w:rPr>
                 <w:rStyle w:val="IndexLink"/>
-                <w:sz w:val="21"/>
+                <w:sz w:val="22"/>
+                <w:szCs w:val="24"/>
+                <w14:ligatures w14:val="standardContextual"/>
               </w:rPr>
               <w:tab/>
             </w:r>
             <w:r>
               <w:rPr>
                 <w:rStyle w:val="IndexLink"/>
-                <w:rFonts w:hint="eastAsia"/>
               </w:rPr>
               <w:t>三级标题</w:t>
             </w:r>
@@ -1993,7 +2225,7 @@
               <w:rPr>
                 <w:webHidden/>
               </w:rPr>
-              <w:instrText xml:space="preserve">PAGEREF _Toc484526037 \h</w:instrText>
+              <w:instrText xml:space="preserve">PAGEREF _Toc235362777 \h</w:instrText>
             </w:r>
             <w:r>
               <w:rPr>
@@ -2007,7 +2239,7 @@
                 <w:vanish w:val="false"/>
               </w:rPr>
               <w:tab/>
-              <w:t>1</w:t>
+              <w:t>2</w:t>
             </w:r>
             <w:r>
               <w:rPr>
@@ -2022,62 +2254,64 @@
             <w:pStyle w:val="TOC1"/>
             <w:tabs>
               <w:tab w:val="clear" w:pos="420"/>
-              <w:tab w:val="left" w:pos="1050" w:leader="none"/>
+              <w:tab w:val="left" w:pos="1100" w:leader="none"/>
               <w:tab w:val="right" w:pos="8776" w:leader="dot"/>
             </w:tabs>
             <w:rPr>
-              <w:sz w:val="21"/>
+              <w:sz w:val="22"/>
+              <w:szCs w:val="24"/>
+              <w14:ligatures w14:val="standardContextual"/>
             </w:rPr>
           </w:pPr>
-          <w:hyperlink w:anchor="_Toc484526038">
-            <w:r>
-              <w:rPr>
-                <w:rStyle w:val="IndexLink"/>
-                <w:rFonts w:hint="eastAsia"/>
-                <w:vanish w:val="false"/>
-                <w:webHidden/>
-              </w:rPr>
-              <w:t>第三章</w:t>
-            </w:r>
-            <w:r>
-              <w:rPr>
-                <w:rStyle w:val="IndexLink"/>
-                <w:sz w:val="21"/>
-              </w:rPr>
-              <w:tab/>
-            </w:r>
-            <w:r>
-              <w:rPr>
-                <w:rStyle w:val="IndexLink"/>
-                <w:rFonts w:hint="eastAsia"/>
-              </w:rPr>
-              <w:t>功能设计</w:t>
-            </w:r>
-            <w:r>
-              <w:rPr>
-                <w:webHidden/>
-              </w:rPr>
-              <w:fldChar w:fldCharType="begin"/>
-            </w:r>
-            <w:r>
-              <w:rPr>
-                <w:webHidden/>
-              </w:rPr>
-              <w:instrText xml:space="preserve">PAGEREF _Toc484526038 \h</w:instrText>
-            </w:r>
-            <w:r>
-              <w:rPr>
-                <w:webHidden/>
-              </w:rPr>
-              <w:fldChar w:fldCharType="separate"/>
-            </w:r>
+          <w:hyperlink w:anchor="_Toc235362778">
             <w:r>
               <w:rPr>
                 <w:rStyle w:val="IndexLink"/>
                 <w:vanish w:val="false"/>
+                <w:webHidden/>
+              </w:rPr>
+              <w:t>第三章</w:t>
+            </w:r>
+            <w:r>
+              <w:rPr>
+                <w:rStyle w:val="IndexLink"/>
+                <w:sz w:val="22"/>
+                <w:szCs w:val="24"/>
+                <w14:ligatures w14:val="standardContextual"/>
               </w:rPr>
               <w:tab/>
-              <w:t>1</w:t>
+            </w:r>
+            <w:r>
+              <w:rPr>
+                <w:rStyle w:val="IndexLink"/>
+              </w:rPr>
+              <w:t>功能设计</w:t>
+            </w:r>
+            <w:r>
+              <w:rPr>
+                <w:webHidden/>
+              </w:rPr>
+              <w:fldChar w:fldCharType="begin"/>
+            </w:r>
+            <w:r>
+              <w:rPr>
+                <w:webHidden/>
+              </w:rPr>
+              <w:instrText xml:space="preserve">PAGEREF _Toc235362778 \h</w:instrText>
+            </w:r>
+            <w:r>
+              <w:rPr>
+                <w:webHidden/>
+              </w:rPr>
+              <w:fldChar w:fldCharType="separate"/>
+            </w:r>
+            <w:r>
+              <w:rPr>
+                <w:rStyle w:val="IndexLink"/>
+                <w:vanish w:val="false"/>
+              </w:rPr>
+              <w:tab/>
+              <w:t>3</w:t>
             </w:r>
             <w:r>
               <w:rPr>
@@ -2092,15 +2326,17 @@
             <w:pStyle w:val="TOC2"/>
             <w:tabs>
               <w:tab w:val="clear" w:pos="420"/>
-              <w:tab w:val="left" w:pos="1050" w:leader="none"/>
+              <w:tab w:val="left" w:pos="1100" w:leader="none"/>
               <w:tab w:val="right" w:pos="8776" w:leader="dot"/>
             </w:tabs>
             <w:ind w:leftChars="200"/>
             <w:rPr>
-              <w:sz w:val="21"/>
+              <w:sz w:val="22"/>
+              <w:szCs w:val="24"/>
+              <w14:ligatures w14:val="standardContextual"/>
             </w:rPr>
           </w:pPr>
-          <w:hyperlink w:anchor="_Toc484526039">
+          <w:hyperlink w:anchor="_Toc235362779">
             <w:r>
               <w:rPr>
                 <w:rStyle w:val="IndexLink"/>
@@ -2112,14 +2348,15 @@
             <w:r>
               <w:rPr>
                 <w:rStyle w:val="IndexLink"/>
-                <w:sz w:val="21"/>
+                <w:sz w:val="22"/>
+                <w:szCs w:val="24"/>
+                <w14:ligatures w14:val="standardContextual"/>
               </w:rPr>
               <w:tab/>
             </w:r>
             <w:r>
               <w:rPr>
                 <w:rStyle w:val="IndexLink"/>
-                <w:rFonts w:hint="eastAsia"/>
               </w:rPr>
               <w:t>二级标题</w:t>
             </w:r>
@@ -2133,7 +2370,7 @@
               <w:rPr>
                 <w:webHidden/>
               </w:rPr>
-              <w:instrText xml:space="preserve">PAGEREF _Toc484526039 \h</w:instrText>
+              <w:instrText xml:space="preserve">PAGEREF _Toc235362779 \h</w:instrText>
             </w:r>
             <w:r>
               <w:rPr>
@@ -2147,7 +2384,7 @@
                 <w:vanish w:val="false"/>
               </w:rPr>
               <w:tab/>
-              <w:t>1</w:t>
+              <w:t>3</w:t>
             </w:r>
             <w:r>
               <w:rPr>
@@ -2162,15 +2399,17 @@
             <w:pStyle w:val="TOC3"/>
             <w:tabs>
               <w:tab w:val="clear" w:pos="420"/>
-              <w:tab w:val="left" w:pos="1680" w:leader="none"/>
+              <w:tab w:val="left" w:pos="1760" w:leader="none"/>
               <w:tab w:val="right" w:pos="8776" w:leader="dot"/>
             </w:tabs>
             <w:ind w:leftChars="400"/>
             <w:rPr>
-              <w:sz w:val="21"/>
+              <w:sz w:val="22"/>
+              <w:szCs w:val="24"/>
+              <w14:ligatures w14:val="standardContextual"/>
             </w:rPr>
           </w:pPr>
-          <w:hyperlink w:anchor="_Toc484526040">
+          <w:hyperlink w:anchor="_Toc235362780">
             <w:r>
               <w:rPr>
                 <w:rStyle w:val="IndexLink"/>
@@ -2182,14 +2421,15 @@
             <w:r>
               <w:rPr>
                 <w:rStyle w:val="IndexLink"/>
-                <w:sz w:val="21"/>
+                <w:sz w:val="22"/>
+                <w:szCs w:val="24"/>
+                <w14:ligatures w14:val="standardContextual"/>
               </w:rPr>
               <w:tab/>
             </w:r>
             <w:r>
               <w:rPr>
                 <w:rStyle w:val="IndexLink"/>
-                <w:rFonts w:hint="eastAsia"/>
               </w:rPr>
               <w:t>三级标题</w:t>
             </w:r>
@@ -2203,7 +2443,7 @@
               <w:rPr>
                 <w:webHidden/>
               </w:rPr>
-              <w:instrText xml:space="preserve">PAGEREF _Toc484526040 \h</w:instrText>
+              <w:instrText xml:space="preserve">PAGEREF _Toc235362780 \h</w:instrText>
             </w:r>
             <w:r>
               <w:rPr>
@@ -2217,7 +2457,7 @@
                 <w:vanish w:val="false"/>
               </w:rPr>
               <w:tab/>
-              <w:t>1</w:t>
+              <w:t>3</w:t>
             </w:r>
             <w:r>
               <w:rPr>
@@ -2232,62 +2472,64 @@
             <w:pStyle w:val="TOC1"/>
             <w:tabs>
               <w:tab w:val="clear" w:pos="420"/>
-              <w:tab w:val="left" w:pos="1050" w:leader="none"/>
+              <w:tab w:val="left" w:pos="1100" w:leader="none"/>
               <w:tab w:val="right" w:pos="8776" w:leader="dot"/>
             </w:tabs>
             <w:rPr>
-              <w:sz w:val="21"/>
+              <w:sz w:val="22"/>
+              <w:szCs w:val="24"/>
+              <w14:ligatures w14:val="standardContextual"/>
             </w:rPr>
           </w:pPr>
-          <w:hyperlink w:anchor="_Toc484526041">
-            <w:r>
-              <w:rPr>
-                <w:rStyle w:val="IndexLink"/>
-                <w:rFonts w:hint="eastAsia"/>
-                <w:vanish w:val="false"/>
-                <w:webHidden/>
-              </w:rPr>
-              <w:t>第四章</w:t>
-            </w:r>
-            <w:r>
-              <w:rPr>
-                <w:rStyle w:val="IndexLink"/>
-                <w:sz w:val="21"/>
-              </w:rPr>
-              <w:tab/>
-            </w:r>
-            <w:r>
-              <w:rPr>
-                <w:rStyle w:val="IndexLink"/>
-                <w:rFonts w:hint="eastAsia"/>
-              </w:rPr>
-              <w:t>系统实现</w:t>
-            </w:r>
-            <w:r>
-              <w:rPr>
-                <w:webHidden/>
-              </w:rPr>
-              <w:fldChar w:fldCharType="begin"/>
-            </w:r>
-            <w:r>
-              <w:rPr>
-                <w:webHidden/>
-              </w:rPr>
-              <w:instrText xml:space="preserve">PAGEREF _Toc484526041 \h</w:instrText>
-            </w:r>
-            <w:r>
-              <w:rPr>
-                <w:webHidden/>
-              </w:rPr>
-              <w:fldChar w:fldCharType="separate"/>
-            </w:r>
+          <w:hyperlink w:anchor="_Toc235362781">
             <w:r>
               <w:rPr>
                 <w:rStyle w:val="IndexLink"/>
                 <w:vanish w:val="false"/>
+                <w:webHidden/>
+              </w:rPr>
+              <w:t>第四章</w:t>
+            </w:r>
+            <w:r>
+              <w:rPr>
+                <w:rStyle w:val="IndexLink"/>
+                <w:sz w:val="22"/>
+                <w:szCs w:val="24"/>
+                <w14:ligatures w14:val="standardContextual"/>
               </w:rPr>
               <w:tab/>
-              <w:t>1</w:t>
+            </w:r>
+            <w:r>
+              <w:rPr>
+                <w:rStyle w:val="IndexLink"/>
+              </w:rPr>
+              <w:t>系统实现</w:t>
+            </w:r>
+            <w:r>
+              <w:rPr>
+                <w:webHidden/>
+              </w:rPr>
+              <w:fldChar w:fldCharType="begin"/>
+            </w:r>
+            <w:r>
+              <w:rPr>
+                <w:webHidden/>
+              </w:rPr>
+              <w:instrText xml:space="preserve">PAGEREF _Toc235362781 \h</w:instrText>
+            </w:r>
+            <w:r>
+              <w:rPr>
+                <w:webHidden/>
+              </w:rPr>
+              <w:fldChar w:fldCharType="separate"/>
+            </w:r>
+            <w:r>
+              <w:rPr>
+                <w:rStyle w:val="IndexLink"/>
+                <w:vanish w:val="false"/>
+              </w:rPr>
+              <w:tab/>
+              <w:t>4</w:t>
             </w:r>
             <w:r>
               <w:rPr>
@@ -2302,15 +2544,17 @@
             <w:pStyle w:val="TOC2"/>
             <w:tabs>
               <w:tab w:val="clear" w:pos="420"/>
-              <w:tab w:val="left" w:pos="1050" w:leader="none"/>
+              <w:tab w:val="left" w:pos="1100" w:leader="none"/>
               <w:tab w:val="right" w:pos="8776" w:leader="dot"/>
             </w:tabs>
             <w:ind w:leftChars="200"/>
             <w:rPr>
-              <w:sz w:val="21"/>
+              <w:sz w:val="22"/>
+              <w:szCs w:val="24"/>
+              <w14:ligatures w14:val="standardContextual"/>
             </w:rPr>
           </w:pPr>
-          <w:hyperlink w:anchor="_Toc484526042">
+          <w:hyperlink w:anchor="_Toc235362782">
             <w:r>
               <w:rPr>
                 <w:rStyle w:val="IndexLink"/>
@@ -2322,14 +2566,15 @@
             <w:r>
               <w:rPr>
                 <w:rStyle w:val="IndexLink"/>
-                <w:sz w:val="21"/>
+                <w:sz w:val="22"/>
+                <w:szCs w:val="24"/>
+                <w14:ligatures w14:val="standardContextual"/>
               </w:rPr>
               <w:tab/>
             </w:r>
             <w:r>
               <w:rPr>
                 <w:rStyle w:val="IndexLink"/>
-                <w:rFonts w:hint="eastAsia"/>
               </w:rPr>
               <w:t>二级标题</w:t>
             </w:r>
@@ -2343,7 +2588,7 @@
               <w:rPr>
                 <w:webHidden/>
               </w:rPr>
-              <w:instrText xml:space="preserve">PAGEREF _Toc484526042 \h</w:instrText>
+              <w:instrText xml:space="preserve">PAGEREF _Toc235362782 \h</w:instrText>
             </w:r>
             <w:r>
               <w:rPr>
@@ -2357,7 +2602,7 @@
                 <w:vanish w:val="false"/>
               </w:rPr>
               <w:tab/>
-              <w:t>1</w:t>
+              <w:t>4</w:t>
             </w:r>
             <w:r>
               <w:rPr>
@@ -2372,15 +2617,17 @@
             <w:pStyle w:val="TOC3"/>
             <w:tabs>
               <w:tab w:val="clear" w:pos="420"/>
-              <w:tab w:val="left" w:pos="1680" w:leader="none"/>
+              <w:tab w:val="left" w:pos="1760" w:leader="none"/>
               <w:tab w:val="right" w:pos="8776" w:leader="dot"/>
             </w:tabs>
             <w:ind w:leftChars="400"/>
             <w:rPr>
-              <w:sz w:val="21"/>
+              <w:sz w:val="22"/>
+              <w:szCs w:val="24"/>
+              <w14:ligatures w14:val="standardContextual"/>
             </w:rPr>
           </w:pPr>
-          <w:hyperlink w:anchor="_Toc484526043">
+          <w:hyperlink w:anchor="_Toc235362783">
             <w:r>
               <w:rPr>
                 <w:rStyle w:val="IndexLink"/>
@@ -2392,14 +2639,15 @@
             <w:r>
               <w:rPr>
                 <w:rStyle w:val="IndexLink"/>
-                <w:sz w:val="21"/>
+                <w:sz w:val="22"/>
+                <w:szCs w:val="24"/>
+                <w14:ligatures w14:val="standardContextual"/>
               </w:rPr>
               <w:tab/>
             </w:r>
             <w:r>
               <w:rPr>
                 <w:rStyle w:val="IndexLink"/>
-                <w:rFonts w:hint="eastAsia"/>
               </w:rPr>
               <w:t>三级标题</w:t>
             </w:r>
@@ -2413,7 +2661,7 @@
               <w:rPr>
                 <w:webHidden/>
               </w:rPr>
-              <w:instrText xml:space="preserve">PAGEREF _Toc484526043 \h</w:instrText>
+              <w:instrText xml:space="preserve">PAGEREF _Toc235362783 \h</w:instrText>
             </w:r>
             <w:r>
               <w:rPr>
@@ -2427,7 +2675,7 @@
                 <w:vanish w:val="false"/>
               </w:rPr>
               <w:tab/>
-              <w:t>1</w:t>
+              <w:t>4</w:t>
             </w:r>
             <w:r>
               <w:rPr>
@@ -2442,62 +2690,64 @@
             <w:pStyle w:val="TOC1"/>
             <w:tabs>
               <w:tab w:val="clear" w:pos="420"/>
-              <w:tab w:val="left" w:pos="1050" w:leader="none"/>
+              <w:tab w:val="left" w:pos="1100" w:leader="none"/>
               <w:tab w:val="right" w:pos="8776" w:leader="dot"/>
             </w:tabs>
             <w:rPr>
-              <w:sz w:val="21"/>
+              <w:sz w:val="22"/>
+              <w:szCs w:val="24"/>
+              <w14:ligatures w14:val="standardContextual"/>
             </w:rPr>
           </w:pPr>
-          <w:hyperlink w:anchor="_Toc484526044">
-            <w:r>
-              <w:rPr>
-                <w:rStyle w:val="IndexLink"/>
-                <w:rFonts w:hint="eastAsia"/>
-                <w:vanish w:val="false"/>
-                <w:webHidden/>
-              </w:rPr>
-              <w:t>第五章</w:t>
-            </w:r>
-            <w:r>
-              <w:rPr>
-                <w:rStyle w:val="IndexLink"/>
-                <w:sz w:val="21"/>
-              </w:rPr>
-              <w:tab/>
-            </w:r>
-            <w:r>
-              <w:rPr>
-                <w:rStyle w:val="IndexLink"/>
-                <w:rFonts w:hint="eastAsia"/>
-              </w:rPr>
-              <w:t>其他内容</w:t>
-            </w:r>
-            <w:r>
-              <w:rPr>
-                <w:webHidden/>
-              </w:rPr>
-              <w:fldChar w:fldCharType="begin"/>
-            </w:r>
-            <w:r>
-              <w:rPr>
-                <w:webHidden/>
-              </w:rPr>
-              <w:instrText xml:space="preserve">PAGEREF _Toc484526044 \h</w:instrText>
-            </w:r>
-            <w:r>
-              <w:rPr>
-                <w:webHidden/>
-              </w:rPr>
-              <w:fldChar w:fldCharType="separate"/>
-            </w:r>
+          <w:hyperlink w:anchor="_Toc235362784">
             <w:r>
               <w:rPr>
                 <w:rStyle w:val="IndexLink"/>
                 <w:vanish w:val="false"/>
+                <w:webHidden/>
+              </w:rPr>
+              <w:t>第五章</w:t>
+            </w:r>
+            <w:r>
+              <w:rPr>
+                <w:rStyle w:val="IndexLink"/>
+                <w:sz w:val="22"/>
+                <w:szCs w:val="24"/>
+                <w14:ligatures w14:val="standardContextual"/>
               </w:rPr>
               <w:tab/>
-              <w:t>1</w:t>
+            </w:r>
+            <w:r>
+              <w:rPr>
+                <w:rStyle w:val="IndexLink"/>
+              </w:rPr>
+              <w:t>其他内容</w:t>
+            </w:r>
+            <w:r>
+              <w:rPr>
+                <w:webHidden/>
+              </w:rPr>
+              <w:fldChar w:fldCharType="begin"/>
+            </w:r>
+            <w:r>
+              <w:rPr>
+                <w:webHidden/>
+              </w:rPr>
+              <w:instrText xml:space="preserve">PAGEREF _Toc235362784 \h</w:instrText>
+            </w:r>
+            <w:r>
+              <w:rPr>
+                <w:webHidden/>
+              </w:rPr>
+              <w:fldChar w:fldCharType="separate"/>
+            </w:r>
+            <w:r>
+              <w:rPr>
+                <w:rStyle w:val="IndexLink"/>
+                <w:vanish w:val="false"/>
+              </w:rPr>
+              <w:tab/>
+              <w:t>5</w:t>
             </w:r>
             <w:r>
               <w:rPr>
@@ -2512,15 +2762,17 @@
             <w:pStyle w:val="TOC2"/>
             <w:tabs>
               <w:tab w:val="clear" w:pos="420"/>
-              <w:tab w:val="left" w:pos="1050" w:leader="none"/>
+              <w:tab w:val="left" w:pos="1100" w:leader="none"/>
               <w:tab w:val="right" w:pos="8776" w:leader="dot"/>
             </w:tabs>
             <w:ind w:leftChars="200"/>
             <w:rPr>
-              <w:sz w:val="21"/>
+              <w:sz w:val="22"/>
+              <w:szCs w:val="24"/>
+              <w14:ligatures w14:val="standardContextual"/>
             </w:rPr>
           </w:pPr>
-          <w:hyperlink w:anchor="_Toc484526045">
+          <w:hyperlink w:anchor="_Toc235362785">
             <w:r>
               <w:rPr>
                 <w:rStyle w:val="IndexLink"/>
@@ -2532,14 +2784,15 @@
             <w:r>
               <w:rPr>
                 <w:rStyle w:val="IndexLink"/>
-                <w:sz w:val="21"/>
+                <w:sz w:val="22"/>
+                <w:szCs w:val="24"/>
+                <w14:ligatures w14:val="standardContextual"/>
               </w:rPr>
               <w:tab/>
             </w:r>
             <w:r>
               <w:rPr>
                 <w:rStyle w:val="IndexLink"/>
-                <w:rFonts w:hint="eastAsia"/>
               </w:rPr>
               <w:t>二级标题</w:t>
             </w:r>
@@ -2553,7 +2806,7 @@
               <w:rPr>
                 <w:webHidden/>
               </w:rPr>
-              <w:instrText xml:space="preserve">PAGEREF _Toc484526045 \h</w:instrText>
+              <w:instrText xml:space="preserve">PAGEREF _Toc235362785 \h</w:instrText>
             </w:r>
             <w:r>
               <w:rPr>
@@ -2567,7 +2820,7 @@
                 <w:vanish w:val="false"/>
               </w:rPr>
               <w:tab/>
-              <w:t>1</w:t>
+              <w:t>5</w:t>
             </w:r>
             <w:r>
               <w:rPr>
@@ -2582,15 +2835,17 @@
             <w:pStyle w:val="TOC3"/>
             <w:tabs>
               <w:tab w:val="clear" w:pos="420"/>
-              <w:tab w:val="left" w:pos="1680" w:leader="none"/>
+              <w:tab w:val="left" w:pos="1760" w:leader="none"/>
               <w:tab w:val="right" w:pos="8776" w:leader="dot"/>
             </w:tabs>
             <w:ind w:leftChars="400"/>
             <w:rPr>
-              <w:sz w:val="21"/>
+              <w:sz w:val="22"/>
+              <w:szCs w:val="24"/>
+              <w14:ligatures w14:val="standardContextual"/>
             </w:rPr>
           </w:pPr>
-          <w:hyperlink w:anchor="_Toc484526046">
+          <w:hyperlink w:anchor="_Toc235362786">
             <w:r>
               <w:rPr>
                 <w:rStyle w:val="IndexLink"/>
@@ -2602,14 +2857,15 @@
             <w:r>
               <w:rPr>
                 <w:rStyle w:val="IndexLink"/>
-                <w:sz w:val="21"/>
+                <w:sz w:val="22"/>
+                <w:szCs w:val="24"/>
+                <w14:ligatures w14:val="standardContextual"/>
               </w:rPr>
               <w:tab/>
             </w:r>
             <w:r>
               <w:rPr>
                 <w:rStyle w:val="IndexLink"/>
-                <w:rFonts w:hint="eastAsia"/>
               </w:rPr>
               <w:t>三级标题</w:t>
             </w:r>
@@ -2623,7 +2879,7 @@
               <w:rPr>
                 <w:webHidden/>
               </w:rPr>
-              <w:instrText xml:space="preserve">PAGEREF _Toc484526046 \h</w:instrText>
+              <w:instrText xml:space="preserve">PAGEREF _Toc235362786 \h</w:instrText>
             </w:r>
             <w:r>
               <w:rPr>
@@ -2637,7 +2893,7 @@
                 <w:vanish w:val="false"/>
               </w:rPr>
               <w:tab/>
-              <w:t>1</w:t>
+              <w:t>5</w:t>
             </w:r>
             <w:r>
               <w:rPr>
@@ -2654,45 +2910,47 @@
               <w:tab w:val="clear" w:pos="420"/>
               <w:tab w:val="right" w:pos="8776" w:leader="dot"/>
             </w:tabs>
+            <w:spacing w:before="0" w:after="0"/>
             <w:rPr>
-              <w:sz w:val="21"/>
+              <w:sz w:val="22"/>
+              <w:szCs w:val="24"/>
+              <w14:ligatures w14:val="standardContextual"/>
             </w:rPr>
           </w:pPr>
-          <w:hyperlink w:anchor="_Toc484526047">
-            <w:r>
-              <w:rPr>
-                <w:rStyle w:val="IndexLink"/>
-                <w:rFonts w:hint="eastAsia"/>
-                <w:vanish w:val="false"/>
-                <w:webHidden/>
-              </w:rPr>
-              <w:t>参考文献</w:t>
-            </w:r>
-            <w:r>
-              <w:rPr>
-                <w:webHidden/>
-              </w:rPr>
-              <w:fldChar w:fldCharType="begin"/>
-            </w:r>
-            <w:r>
-              <w:rPr>
-                <w:webHidden/>
-              </w:rPr>
-              <w:instrText xml:space="preserve">PAGEREF _Toc484526047 \h</w:instrText>
-            </w:r>
-            <w:r>
-              <w:rPr>
-                <w:webHidden/>
-              </w:rPr>
-              <w:fldChar w:fldCharType="separate"/>
-            </w:r>
+          <w:hyperlink w:anchor="_Toc235362787">
             <w:r>
               <w:rPr>
                 <w:rStyle w:val="IndexLink"/>
                 <w:vanish w:val="false"/>
+                <w:webHidden/>
+              </w:rPr>
+              <w:t>参考文献</w:t>
+            </w:r>
+            <w:r>
+              <w:rPr>
+                <w:webHidden/>
+              </w:rPr>
+              <w:fldChar w:fldCharType="begin"/>
+            </w:r>
+            <w:r>
+              <w:rPr>
+                <w:webHidden/>
+              </w:rPr>
+              <w:instrText xml:space="preserve">PAGEREF _Toc235362787 \h</w:instrText>
+            </w:r>
+            <w:r>
+              <w:rPr>
+                <w:webHidden/>
+              </w:rPr>
+              <w:fldChar w:fldCharType="separate"/>
+            </w:r>
+            <w:r>
+              <w:rPr>
+                <w:rStyle w:val="IndexLink"/>
+                <w:vanish w:val="false"/>
               </w:rPr>
               <w:tab/>
-              <w:t>2</w:t>
+              <w:t>6</w:t>
             </w:r>
             <w:r>
               <w:rPr>
@@ -2709,107 +2967,27 @@
             <w:fldChar w:fldCharType="end"/>
           </w:r>
         </w:p>
+        <w:p>
+          <w:pPr>
+            <w:sectPr>
+              <w:headerReference w:type="even" r:id="rId2"/>
+              <w:headerReference w:type="default" r:id="rId3"/>
+              <w:headerReference w:type="first" r:id="rId4"/>
+              <w:footerReference w:type="even" r:id="rId5"/>
+              <w:footerReference w:type="default" r:id="rId6"/>
+              <w:footerReference w:type="first" r:id="rId7"/>
+              <w:type w:val="nextPage"/>
+              <w:pgSz w:w="11906" w:h="16838"/>
+              <w:pgMar w:left="1418" w:right="1418" w:gutter="284" w:header="851" w:top="2211" w:footer="992" w:bottom="2155"/>
+              <w:pgNumType w:fmt="upperRoman"/>
+              <w:formProt w:val="false"/>
+              <w:textDirection w:val="lrTb"/>
+              <w:docGrid w:type="lines" w:linePitch="312" w:charSpace="0"/>
+            </w:sectPr>
+          </w:pPr>
+        </w:p>
       </w:sdtContent>
     </w:sdt>
-    <w:p>
-      <w:pPr>
-        <w:pStyle w:val="Normal"/>
-        <w:spacing w:lineRule="auto" w:line="300"/>
-        <w:rPr>
-          <w:rFonts w:ascii="Times New Roman" w:hAnsi="Times New Roman" w:cs="Times New Roman"/>
-        </w:rPr>
-      </w:pPr>
-      <w:r>
-        <w:rPr>
-          <w:rFonts w:cs="Times New Roman" w:ascii="Times New Roman" w:hAnsi="Times New Roman"/>
-        </w:rPr>
-      </w:r>
-    </w:p>
-    <w:p>
-      <w:pPr>
-        <w:pStyle w:val="Normal"/>
-        <w:widowControl/>
-        <w:spacing w:lineRule="auto" w:line="300"/>
-        <w:jc w:val="left"/>
-        <w:rPr>
-          <w:rFonts w:ascii="Times New Roman" w:hAnsi="Times New Roman" w:cs="Times New Roman"/>
-          <w:b/>
-          <w:sz w:val="28"/>
-          <w:szCs w:val="28"/>
-        </w:rPr>
-      </w:pPr>
-      <w:r>
-        <w:rPr>
-          <w:rFonts w:cs="Times New Roman" w:ascii="Times New Roman" w:hAnsi="Times New Roman"/>
-          <w:b/>
-          <w:sz w:val="28"/>
-          <w:szCs w:val="28"/>
-        </w:rPr>
-      </w:r>
-    </w:p>
-    <w:p>
-      <w:pPr>
-        <w:pStyle w:val="Normal"/>
-        <w:widowControl/>
-        <w:spacing w:lineRule="auto" w:line="300"/>
-        <w:jc w:val="left"/>
-        <w:rPr>
-          <w:rFonts w:ascii="Times New Roman" w:hAnsi="Times New Roman" w:cs="Times New Roman"/>
-          <w:b/>
-          <w:sz w:val="28"/>
-          <w:szCs w:val="28"/>
-        </w:rPr>
-      </w:pPr>
-      <w:r>
-        <w:rPr>
-          <w:rFonts w:cs="Times New Roman" w:ascii="Times New Roman" w:hAnsi="Times New Roman"/>
-          <w:b/>
-          <w:sz w:val="28"/>
-          <w:szCs w:val="28"/>
-        </w:rPr>
-      </w:r>
-    </w:p>
-    <w:p>
-      <w:pPr>
-        <w:pStyle w:val="Normal"/>
-        <w:widowControl/>
-        <w:spacing w:lineRule="auto" w:line="300" w:before="0" w:after="0"/>
-        <w:jc w:val="left"/>
-        <w:rPr>
-          <w:rFonts w:ascii="Times New Roman" w:hAnsi="Times New Roman" w:cs="Times New Roman"/>
-          <w:b/>
-          <w:sz w:val="28"/>
-          <w:szCs w:val="28"/>
-        </w:rPr>
-        <w:sectPr>
-          <w:headerReference w:type="even" r:id="rId11"/>
-          <w:headerReference w:type="default" r:id="rId12"/>
-          <w:headerReference w:type="first" r:id="rId13"/>
-          <w:footerReference w:type="even" r:id="rId14"/>
-          <w:footerReference w:type="default" r:id="rId15"/>
-          <w:footerReference w:type="first" r:id="rId16"/>
-          <w:type w:val="nextPage"/>
-          <w:pgSz w:w="11906" w:h="16838"/>
-          <w:pgMar w:left="1418" w:right="1418" w:gutter="284" w:header="851" w:top="2211" w:footer="992" w:bottom="2155"/>
-          <w:pgNumType w:fmt="upperRoman"/>
-          <w:formProt w:val="false"/>
-          <w:textDirection w:val="lrTb"/>
-          <w:docGrid w:type="lines" w:linePitch="312" w:charSpace="0"/>
-        </w:sectPr>
-      </w:pPr>
-      <w:r>
-        <w:rPr>
-          <w:rFonts w:cs="Times New Roman" w:ascii="Times New Roman" w:hAnsi="Times New Roman"/>
-          <w:b/>
-          <w:sz w:val="28"/>
-          <w:szCs w:val="28"/>
-        </w:rPr>
-        <w:t>hash_func()</w:t>
-      </w:r>
-      <w:r>
-        <w:br w:type="page"/>
-      </w:r>
-    </w:p>
     <w:p>
       <w:pPr>
         <w:pStyle w:val="Heading1"/>
@@ -2818,10 +2996,11 @@
           <w:numId w:val="2"/>
         </w:numPr>
         <w:spacing w:lineRule="auto" w:line="360" w:before="0" w:after="330"/>
+        <w:ind w:firstLineChars="200"/>
         <w:jc w:val="center"/>
         <w:rPr/>
       </w:pPr>
-      <w:bookmarkStart w:id="10" w:name="_Toc484526032"/>
+      <w:bookmarkStart w:id="10" w:name="_Toc235362771"/>
       <w:r>
         <w:rPr>
           <w:rFonts w:hint="eastAsia"/>
@@ -2837,6 +3016,7 @@
     <w:p>
       <w:pPr>
         <w:pStyle w:val="Normal"/>
+        <w:ind w:firstLineChars="200"/>
         <w:rPr/>
       </w:pPr>
       <w:r>
@@ -2887,1516 +3067,117 @@
           <w:ilvl w:val="1"/>
           <w:numId w:val="2"/>
         </w:numPr>
-        <w:rPr/>
-      </w:pPr>
-      <w:bookmarkStart w:id="11" w:name="_Toc484526033"/>
-      <w:r>
-        <w:rPr>
-          <w:rFonts w:hint="eastAsia"/>
-        </w:rPr>
-        <w:t>二级</w:t>
-      </w:r>
-      <w:r>
-        <w:rPr/>
-        <w:t>标题</w:t>
-      </w:r>
-      <w:bookmarkEnd w:id="11"/>
-    </w:p>
-    <w:p>
-      <w:pPr>
-        <w:pStyle w:val="Normal"/>
-        <w:spacing w:lineRule="auto" w:line="300"/>
         <w:ind w:firstLineChars="200"/>
         <w:rPr/>
       </w:pPr>
-      <w:r>
+      <w:bookmarkStart w:id="11" w:name="_Toc235362772"/>
+      <w:r>
+        <w:rPr>
+          <w:rFonts w:hint="eastAsia"/>
+        </w:rPr>
+        <w:t>需求分析</w:t>
+      </w:r>
+      <w:bookmarkEnd w:id="11"/>
+    </w:p>
+    <w:p>
+      <w:pPr>
+        <w:pStyle w:val="Normal"/>
+        <w:ind w:firstLineChars="200" w:left="420"/>
         <w:rPr/>
-      </w:r>
+      </w:pPr>
+      <w:r>
+        <w:rPr>
+          <w:rFonts w:hint="eastAsia"/>
+        </w:rPr>
+        <w:t>在当前工业生产实践中，常常出现复杂危险的工况，如核泄漏、毒害物质泄露、高温高压等，在这种情况下，往往需要人工实时介入，但是不可能由人员直接进入作业；在这些危险负载的场景下，工人们需要一种操作简单直观且灵巧的机械臂辅助作业，以提升工作效率，减少人员直接进入带来的人身安全风险。当前普遍应用的工业机械臂，大多使用摇杆操控或者需要事先编程才能执行固定动作，在分秒必争、瞬息万变的危险复杂工况下很明显是不够灵活的。</w:t>
+      </w:r>
+    </w:p>
+    <w:p>
+      <w:pPr>
+        <w:pStyle w:val="Heading3"/>
+        <w:ind w:firstLineChars="200"/>
+        <w:rPr>
+          <w:rFonts w:eastAsia="" w:asciiTheme="majorEastAsia" w:eastAsiaTheme="majorEastAsia" w:hAnsiTheme="majorEastAsia"/>
+        </w:rPr>
+      </w:pPr>
+      <w:bookmarkStart w:id="12" w:name="_Toc235362773"/>
+      <w:r>
+        <w:rPr>
+          <w:rFonts w:eastAsia="" w:hint="eastAsia" w:asciiTheme="majorEastAsia" w:eastAsiaTheme="majorEastAsia" w:hAnsiTheme="majorEastAsia"/>
+        </w:rPr>
+        <w:t>1.2</w:t>
+      </w:r>
+      <w:r>
+        <w:rPr>
+          <w:rFonts w:hint="eastAsia" w:eastAsia="" w:asciiTheme="majorEastAsia" w:eastAsiaTheme="majorEastAsia" w:hAnsiTheme="majorEastAsia"/>
+        </w:rPr>
+        <w:t>研究目的</w:t>
+      </w:r>
+      <w:bookmarkEnd w:id="12"/>
     </w:p>
     <w:p>
       <w:pPr>
         <w:pStyle w:val="Normal"/>
-        <w:spacing w:lineRule="auto" w:line="300"/>
+        <w:ind w:firstLineChars="200" w:left="420"/>
+        <w:rPr/>
+      </w:pPr>
+      <w:r>
+        <w:rPr>
+          <w:rFonts w:hint="eastAsia"/>
+        </w:rPr>
+        <w:t>本研究创新性地采用一种新型的</w:t>
+      </w:r>
+      <w:r>
+        <w:rPr>
+          <w:rFonts w:ascii="Times New Roman" w:hAnsi="Times New Roman" w:cs="Times New Roman"/>
+        </w:rPr>
+        <w:t>双边对称主从控制架构</w:t>
+      </w:r>
+      <w:r>
+        <w:rPr>
+          <w:rFonts w:hint="eastAsia"/>
+        </w:rPr>
+        <w:t>，这种架构组建一个拓扑对称系统，相比于传统的运动学解算映射架构，由操作人员控制的主臂和执行作业的从臂在拓扑结构上具有高度对称性，主臂将关节位置映射到从臂对应关节上，从而实现动作；这种架构使得操作机械臂变得极为简单直观，操作人员用主臂做出特定的动作，从臂会实时做出相同的动作。本研究旨在提供一种操作更简单直观、更灵活的机械臂控制架构以满足工业界生产需求。</w:t>
+      </w:r>
+    </w:p>
+    <w:p>
+      <w:pPr>
+        <w:pStyle w:val="Heading3"/>
         <w:ind w:firstLineChars="200"/>
-        <w:rPr/>
-      </w:pPr>
-      <w:r>
-        <w:rPr/>
-      </w:r>
-    </w:p>
-    <w:p>
-      <w:pPr>
-        <w:pStyle w:val="Heading3"/>
-        <w:numPr>
-          <w:ilvl w:val="2"/>
-          <w:numId w:val="2"/>
-        </w:numPr>
-        <w:rPr/>
-      </w:pPr>
-      <w:bookmarkStart w:id="12" w:name="_Toc484526034"/>
-      <w:r>
-        <w:rPr>
-          <w:rFonts w:hint="eastAsia"/>
-        </w:rPr>
-        <w:t>三级</w:t>
-      </w:r>
-      <w:r>
-        <w:rPr/>
-        <w:t>标题</w:t>
-      </w:r>
-      <w:bookmarkEnd w:id="12"/>
+        <w:rPr>
+          <w:rFonts w:eastAsia="" w:asciiTheme="majorEastAsia" w:eastAsiaTheme="majorEastAsia" w:hAnsiTheme="majorEastAsia"/>
+        </w:rPr>
+      </w:pPr>
+      <w:bookmarkStart w:id="13" w:name="_Toc235362774"/>
+      <w:r>
+        <w:rPr>
+          <w:rFonts w:eastAsia="" w:hint="eastAsia" w:asciiTheme="majorEastAsia" w:eastAsiaTheme="majorEastAsia" w:hAnsiTheme="majorEastAsia"/>
+        </w:rPr>
+        <w:t>1.3</w:t>
+      </w:r>
+      <w:r>
+        <w:rPr>
+          <w:rFonts w:hint="eastAsia" w:eastAsia="" w:asciiTheme="majorEastAsia" w:eastAsiaTheme="majorEastAsia" w:hAnsiTheme="majorEastAsia"/>
+        </w:rPr>
+        <w:t>行业研究现状</w:t>
+      </w:r>
+      <w:bookmarkEnd w:id="13"/>
     </w:p>
     <w:p>
       <w:pPr>
         <w:pStyle w:val="Normal"/>
-        <w:spacing w:lineRule="auto" w:line="300" w:before="340" w:after="330"/>
-        <w:ind w:firstLineChars="200"/>
-        <w:jc w:val="left"/>
-        <w:rPr>
-          <w:rFonts w:ascii="Times New Roman" w:hAnsi="Times New Roman" w:cs="Times New Roman"/>
-        </w:rPr>
-      </w:pPr>
-      <w:r>
-        <w:rPr>
-          <w:rFonts w:cs="Times New Roman" w:ascii="Times New Roman" w:hAnsi="Times New Roman"/>
-        </w:rPr>
-      </w:r>
-    </w:p>
-    <w:p>
-      <w:pPr>
-        <w:pStyle w:val="Normal"/>
-        <w:spacing w:lineRule="auto" w:line="300" w:before="340" w:after="330"/>
-        <w:ind w:firstLineChars="200"/>
-        <w:jc w:val="left"/>
-        <w:rPr>
-          <w:rFonts w:ascii="Times New Roman" w:hAnsi="Times New Roman" w:cs="Times New Roman"/>
-        </w:rPr>
-      </w:pPr>
-      <w:r>
-        <w:rPr>
-          <w:rFonts w:ascii="Times New Roman" w:hAnsi="Times New Roman" w:cs="Times New Roman" w:hint="eastAsia"/>
-        </w:rPr>
-        <w:t>图</w:t>
-      </w:r>
-      <w:r>
-        <w:rPr>
-          <w:rFonts w:ascii="Times New Roman" w:hAnsi="Times New Roman" w:cs="Times New Roman"/>
-        </w:rPr>
-        <w:t>样例</w:t>
-      </w:r>
-    </w:p>
-    <w:p>
-      <w:pPr>
-        <w:pStyle w:val="Normal"/>
-        <w:rPr>
-          <w:rFonts w:ascii="宋体" w:hAnsi="宋体"/>
-          <w:szCs w:val="24"/>
-        </w:rPr>
-      </w:pPr>
-      <w:r>
-        <w:rPr/>
-        <w:drawing>
-          <wp:inline distT="0" distB="0" distL="0" distR="0">
-            <wp:extent cx="5267325" cy="3105150"/>
-            <wp:effectExtent l="0" t="0" r="0" b="0"/>
-            <wp:docPr id="1" name="图片 1" descr="“saas iaas and paas”的图片搜索结果"/>
-            <wp:cNvGraphicFramePr>
-              <a:graphicFrameLocks xmlns:a="http://schemas.openxmlformats.org/drawingml/2006/main" noChangeAspect="1"/>
-            </wp:cNvGraphicFramePr>
-            <a:graphic xmlns:a="http://schemas.openxmlformats.org/drawingml/2006/main">
-              <a:graphicData uri="http://schemas.openxmlformats.org/drawingml/2006/picture">
-                <pic:pic xmlns:pic="http://schemas.openxmlformats.org/drawingml/2006/picture">
-                  <pic:nvPicPr>
-                    <pic:cNvPr id="1" name="图片 1" descr="“saas iaas and paas”的图片搜索结果"/>
-                    <pic:cNvPicPr>
-                      <a:picLocks noChangeAspect="1" noChangeArrowheads="1"/>
-                    </pic:cNvPicPr>
-                  </pic:nvPicPr>
-                  <pic:blipFill>
-                    <a:blip r:embed="rId17"/>
-                    <a:stretch>
-                      <a:fillRect/>
-                    </a:stretch>
-                  </pic:blipFill>
-                  <pic:spPr bwMode="auto">
-                    <a:xfrm>
-                      <a:off x="0" y="0"/>
-                      <a:ext cx="5267325" cy="3105150"/>
-                    </a:xfrm>
-                    <a:prstGeom prst="rect">
-                      <a:avLst/>
-                    </a:prstGeom>
-                    <a:noFill/>
-                  </pic:spPr>
-                </pic:pic>
-              </a:graphicData>
-            </a:graphic>
-          </wp:inline>
-        </w:drawing>
-      </w:r>
-    </w:p>
-    <w:p>
-      <w:pPr>
-        <w:pStyle w:val="Normal"/>
-        <w:jc w:val="center"/>
-        <w:rPr>
-          <w:rFonts w:ascii="楷体" w:hAnsi="楷体" w:eastAsia="楷体"/>
-          <w:szCs w:val="24"/>
-        </w:rPr>
-      </w:pPr>
-      <w:r>
-        <w:rPr>
-          <w:rFonts w:ascii="楷体" w:hAnsi="楷体" w:hint="eastAsia" w:eastAsia="楷体"/>
-          <w:sz w:val="22"/>
-          <w:szCs w:val="24"/>
-        </w:rPr>
-        <w:t>图</w:t>
-      </w:r>
-      <w:r>
-        <w:rPr>
-          <w:rFonts w:eastAsia="楷体" w:hint="eastAsia" w:ascii="楷体" w:hAnsi="楷体"/>
-          <w:sz w:val="22"/>
-          <w:szCs w:val="24"/>
-        </w:rPr>
-        <w:t>1</w:t>
-      </w:r>
-      <w:r>
-        <w:rPr>
-          <w:rFonts w:eastAsia="楷体" w:ascii="楷体" w:hAnsi="楷体"/>
-          <w:sz w:val="22"/>
-          <w:szCs w:val="24"/>
-        </w:rPr>
-        <w:t xml:space="preserve">-1 </w:t>
-      </w:r>
-      <w:r>
-        <w:rPr>
-          <w:rFonts w:ascii="楷体" w:hAnsi="楷体" w:hint="eastAsia" w:eastAsia="楷体"/>
-          <w:sz w:val="22"/>
-          <w:szCs w:val="24"/>
-        </w:rPr>
-        <w:t>云计算三种</w:t>
-      </w:r>
-      <w:r>
-        <w:rPr>
-          <w:rFonts w:ascii="楷体" w:hAnsi="楷体" w:eastAsia="楷体"/>
-          <w:sz w:val="22"/>
-          <w:szCs w:val="24"/>
-        </w:rPr>
-        <w:t>服务模式的服务对比</w:t>
-      </w:r>
-    </w:p>
-    <w:p>
-      <w:pPr>
-        <w:pStyle w:val="Normal"/>
-        <w:spacing w:lineRule="auto" w:line="300" w:before="340" w:after="330"/>
-        <w:ind w:firstLineChars="200"/>
-        <w:jc w:val="left"/>
-        <w:rPr>
-          <w:rFonts w:ascii="Times New Roman" w:hAnsi="Times New Roman" w:cs="Times New Roman"/>
-        </w:rPr>
-      </w:pPr>
-      <w:r>
-        <w:rPr>
-          <w:rFonts w:cs="Times New Roman" w:ascii="Times New Roman" w:hAnsi="Times New Roman"/>
-        </w:rPr>
-      </w:r>
-    </w:p>
-    <w:p>
-      <w:pPr>
-        <w:pStyle w:val="Normal"/>
-        <w:spacing w:lineRule="auto" w:line="300" w:before="340" w:after="330"/>
-        <w:ind w:firstLineChars="200"/>
-        <w:jc w:val="left"/>
-        <w:rPr>
-          <w:rFonts w:ascii="Times New Roman" w:hAnsi="Times New Roman" w:cs="Times New Roman"/>
-        </w:rPr>
-      </w:pPr>
-      <w:r>
-        <w:rPr>
-          <w:rFonts w:ascii="Times New Roman" w:hAnsi="Times New Roman" w:cs="Times New Roman" w:hint="eastAsia"/>
-        </w:rPr>
-        <w:t>表</w:t>
-      </w:r>
-      <w:r>
-        <w:rPr>
-          <w:rFonts w:ascii="Times New Roman" w:hAnsi="Times New Roman" w:cs="Times New Roman"/>
-        </w:rPr>
-        <w:t>样例：</w:t>
-      </w:r>
-    </w:p>
-    <w:p>
-      <w:pPr>
-        <w:pStyle w:val="Normal"/>
-        <w:ind w:right="25"/>
-        <w:jc w:val="center"/>
-        <w:rPr>
-          <w:rFonts w:ascii="楷体_GB2312" w:hAnsi="楷体_GB2312" w:eastAsia="楷体_GB2312"/>
-          <w:bCs/>
-          <w:szCs w:val="18"/>
-        </w:rPr>
-      </w:pPr>
-      <w:r>
-        <w:rPr>
-          <w:rFonts w:ascii="楷体_GB2312" w:hAnsi="楷体_GB2312" w:hint="eastAsia" w:eastAsia="楷体_GB2312"/>
-          <w:bCs/>
-          <w:szCs w:val="18"/>
-        </w:rPr>
-        <w:t>表</w:t>
-      </w:r>
-      <w:r>
-        <w:rPr>
-          <w:rFonts w:eastAsia="楷体_GB2312" w:ascii="楷体_GB2312" w:hAnsi="楷体_GB2312"/>
-          <w:bCs/>
-          <w:szCs w:val="18"/>
-        </w:rPr>
-        <w:t>1</w:t>
-      </w:r>
-      <w:r>
-        <w:rPr>
-          <w:rFonts w:eastAsia="楷体_GB2312" w:hint="eastAsia" w:ascii="楷体_GB2312" w:hAnsi="楷体_GB2312"/>
-          <w:bCs/>
-          <w:szCs w:val="18"/>
-        </w:rPr>
-        <w:t>-1</w:t>
-      </w:r>
-      <w:r>
-        <w:rPr>
-          <w:rFonts w:ascii="楷体_GB2312" w:hAnsi="楷体_GB2312" w:hint="eastAsia" w:eastAsia="楷体_GB2312"/>
-          <w:bCs/>
-        </w:rPr>
-        <w:t>云计算同传统</w:t>
-      </w:r>
-      <w:r>
-        <w:rPr>
-          <w:rFonts w:eastAsia="楷体_GB2312" w:hint="eastAsia" w:ascii="楷体_GB2312" w:hAnsi="楷体_GB2312"/>
-          <w:bCs/>
-        </w:rPr>
-        <w:t>IT</w:t>
-      </w:r>
-      <w:r>
-        <w:rPr>
-          <w:rFonts w:ascii="楷体_GB2312" w:hAnsi="楷体_GB2312" w:hint="eastAsia" w:eastAsia="楷体_GB2312"/>
-          <w:bCs/>
-        </w:rPr>
-        <w:t>服务模式的区别</w:t>
-      </w:r>
-    </w:p>
-    <w:p>
-      <w:pPr>
-        <w:pStyle w:val="Normal"/>
-        <w:ind w:right="25"/>
-        <w:jc w:val="center"/>
-        <w:rPr>
-          <w:rFonts w:ascii="宋体" w:hAnsi="宋体"/>
-        </w:rPr>
-      </w:pPr>
-      <w:r>
-        <w:rPr>
-          <w:rFonts w:ascii="宋体" w:hAnsi="宋体"/>
-          <w:bCs/>
-          <w:szCs w:val="18"/>
-        </w:rPr>
-        <w:t>T</w:t>
-      </w:r>
-      <w:r>
-        <w:rPr>
-          <w:rFonts w:hint="eastAsia" w:ascii="宋体" w:hAnsi="宋体"/>
-          <w:bCs/>
-          <w:szCs w:val="18"/>
-        </w:rPr>
-        <w:t>able</w:t>
-      </w:r>
-      <w:r>
-        <w:rPr>
-          <w:rFonts w:ascii="宋体" w:hAnsi="宋体"/>
-          <w:bCs/>
-          <w:szCs w:val="18"/>
-        </w:rPr>
-        <w:t>1</w:t>
-      </w:r>
-      <w:r>
-        <w:rPr>
-          <w:rFonts w:hint="eastAsia" w:ascii="宋体" w:hAnsi="宋体"/>
-          <w:bCs/>
-          <w:szCs w:val="18"/>
-        </w:rPr>
-        <w:t xml:space="preserve">-1 </w:t>
-      </w:r>
-      <w:r>
-        <w:rPr/>
-        <w:t>Comparison between Cloud Computing and traditional IT Service Model</w:t>
-      </w:r>
-    </w:p>
-    <w:tbl>
-      <w:tblPr>
-        <w:tblW w:w="8522" w:type="dxa"/>
-        <w:jc w:val="left"/>
-        <w:tblInd w:w="108" w:type="dxa"/>
-        <w:tblLayout w:type="fixed"/>
-        <w:tblCellMar>
-          <w:top w:w="0" w:type="dxa"/>
-          <w:left w:w="108" w:type="dxa"/>
-          <w:bottom w:w="0" w:type="dxa"/>
-          <w:right w:w="108" w:type="dxa"/>
-        </w:tblCellMar>
-        <w:tblLook w:noHBand="0" w:noVBand="0" w:firstColumn="1" w:lastRow="1" w:lastColumn="1" w:firstRow="1" w:val="01e0"/>
-      </w:tblPr>
-      <w:tblGrid>
-        <w:gridCol w:w="1239"/>
-        <w:gridCol w:w="1279"/>
-        <w:gridCol w:w="1841"/>
-        <w:gridCol w:w="1845"/>
-        <w:gridCol w:w="2318"/>
-      </w:tblGrid>
-      <w:tr>
-        <w:trPr/>
-        <w:tc>
-          <w:tcPr>
-            <w:tcW w:w="1239" w:type="dxa"/>
-            <w:tcBorders>
-              <w:top w:val="single" w:sz="4" w:space="0" w:color="000000"/>
-              <w:bottom w:val="single" w:sz="4" w:space="0" w:color="000000"/>
-            </w:tcBorders>
-          </w:tcPr>
-          <w:p>
-            <w:pPr>
-              <w:pStyle w:val="Normal"/>
-              <w:jc w:val="center"/>
-              <w:rPr>
-                <w:rFonts w:ascii="宋体" w:hAnsi="宋体"/>
-                <w:sz w:val="20"/>
-              </w:rPr>
-            </w:pPr>
-            <w:r>
-              <w:rPr>
-                <w:rFonts w:ascii="宋体" w:hAnsi="宋体" w:hint="eastAsia"/>
-                <w:sz w:val="20"/>
-              </w:rPr>
-              <w:t>云计算模式</w:t>
-            </w:r>
-          </w:p>
-        </w:tc>
-        <w:tc>
-          <w:tcPr>
-            <w:tcW w:w="1279" w:type="dxa"/>
-            <w:tcBorders>
-              <w:top w:val="single" w:sz="4" w:space="0" w:color="000000"/>
-              <w:bottom w:val="single" w:sz="4" w:space="0" w:color="000000"/>
-            </w:tcBorders>
-          </w:tcPr>
-          <w:p>
-            <w:pPr>
-              <w:pStyle w:val="Normal"/>
-              <w:jc w:val="center"/>
-              <w:rPr>
-                <w:sz w:val="20"/>
-              </w:rPr>
-            </w:pPr>
-            <w:r>
-              <w:rPr>
-                <w:rFonts w:hint="eastAsia"/>
-                <w:sz w:val="20"/>
-              </w:rPr>
-              <w:t>服务</w:t>
-            </w:r>
-            <w:r>
-              <w:rPr>
-                <w:sz w:val="20"/>
-              </w:rPr>
-              <w:t>内容</w:t>
-            </w:r>
-          </w:p>
-        </w:tc>
-        <w:tc>
-          <w:tcPr>
-            <w:tcW w:w="1841" w:type="dxa"/>
-            <w:tcBorders>
-              <w:top w:val="single" w:sz="4" w:space="0" w:color="000000"/>
-              <w:bottom w:val="single" w:sz="4" w:space="0" w:color="000000"/>
-            </w:tcBorders>
-          </w:tcPr>
-          <w:p>
-            <w:pPr>
-              <w:pStyle w:val="Normal"/>
-              <w:jc w:val="center"/>
-              <w:rPr>
-                <w:sz w:val="20"/>
-              </w:rPr>
-            </w:pPr>
-            <w:r>
-              <w:rPr>
-                <w:rFonts w:hint="eastAsia"/>
-                <w:sz w:val="20"/>
-              </w:rPr>
-              <w:t>服务对象</w:t>
-            </w:r>
-          </w:p>
-        </w:tc>
-        <w:tc>
-          <w:tcPr>
-            <w:tcW w:w="1845" w:type="dxa"/>
-            <w:tcBorders>
-              <w:top w:val="single" w:sz="4" w:space="0" w:color="000000"/>
-              <w:bottom w:val="single" w:sz="4" w:space="0" w:color="000000"/>
-            </w:tcBorders>
-          </w:tcPr>
-          <w:p>
-            <w:pPr>
-              <w:pStyle w:val="Normal"/>
-              <w:jc w:val="center"/>
-              <w:rPr>
-                <w:sz w:val="20"/>
-              </w:rPr>
-            </w:pPr>
-            <w:r>
-              <w:rPr>
-                <w:rFonts w:hint="eastAsia"/>
-                <w:sz w:val="20"/>
-              </w:rPr>
-              <w:t>使用</w:t>
-            </w:r>
-            <w:r>
-              <w:rPr>
-                <w:sz w:val="20"/>
-              </w:rPr>
-              <w:t>模式</w:t>
-            </w:r>
-          </w:p>
-        </w:tc>
-        <w:tc>
-          <w:tcPr>
-            <w:tcW w:w="2318" w:type="dxa"/>
-            <w:tcBorders>
-              <w:top w:val="single" w:sz="4" w:space="0" w:color="000000"/>
-              <w:bottom w:val="single" w:sz="4" w:space="0" w:color="000000"/>
-            </w:tcBorders>
-          </w:tcPr>
-          <w:p>
-            <w:pPr>
-              <w:pStyle w:val="Normal"/>
-              <w:jc w:val="center"/>
-              <w:rPr>
-                <w:sz w:val="20"/>
-              </w:rPr>
-            </w:pPr>
-            <w:r>
-              <w:rPr>
-                <w:rFonts w:hint="eastAsia"/>
-                <w:sz w:val="20"/>
-              </w:rPr>
-              <w:t>同传统</w:t>
-            </w:r>
-            <w:r>
-              <w:rPr>
-                <w:sz w:val="20"/>
-              </w:rPr>
-              <w:t>IT</w:t>
-            </w:r>
-            <w:r>
-              <w:rPr>
-                <w:rFonts w:hint="eastAsia"/>
-                <w:sz w:val="20"/>
-              </w:rPr>
-              <w:t>模式</w:t>
-            </w:r>
-            <w:r>
-              <w:rPr>
-                <w:sz w:val="20"/>
-              </w:rPr>
-              <w:t>的区别</w:t>
-            </w:r>
-          </w:p>
-        </w:tc>
-      </w:tr>
-      <w:tr>
-        <w:trPr>
-          <w:trHeight w:val="970" w:hRule="atLeast"/>
-        </w:trPr>
-        <w:tc>
-          <w:tcPr>
-            <w:tcW w:w="1239" w:type="dxa"/>
-            <w:tcBorders>
-              <w:top w:val="single" w:sz="4" w:space="0" w:color="000000"/>
-              <w:bottom w:val="single" w:sz="4" w:space="0" w:color="000000"/>
-            </w:tcBorders>
-          </w:tcPr>
-          <w:p>
-            <w:pPr>
-              <w:pStyle w:val="Normal"/>
-              <w:jc w:val="left"/>
-              <w:rPr>
-                <w:rFonts w:ascii="宋体" w:hAnsi="宋体"/>
-                <w:sz w:val="20"/>
-              </w:rPr>
-            </w:pPr>
-            <w:r>
-              <w:rPr>
-                <w:sz w:val="20"/>
-              </w:rPr>
-              <w:t>IaaS</w:t>
-            </w:r>
-          </w:p>
-        </w:tc>
-        <w:tc>
-          <w:tcPr>
-            <w:tcW w:w="1279" w:type="dxa"/>
-            <w:tcBorders>
-              <w:top w:val="single" w:sz="4" w:space="0" w:color="000000"/>
-              <w:bottom w:val="single" w:sz="4" w:space="0" w:color="000000"/>
-            </w:tcBorders>
-          </w:tcPr>
-          <w:p>
-            <w:pPr>
-              <w:pStyle w:val="Normal"/>
-              <w:jc w:val="left"/>
-              <w:rPr>
-                <w:rFonts w:ascii="宋体" w:hAnsi="宋体"/>
-                <w:sz w:val="20"/>
-              </w:rPr>
-            </w:pPr>
-            <w:r>
-              <w:rPr>
-                <w:rFonts w:hint="eastAsia" w:ascii="宋体" w:hAnsi="宋体"/>
-                <w:sz w:val="20"/>
-              </w:rPr>
-              <w:t>IT</w:t>
-            </w:r>
-            <w:r>
-              <w:rPr>
-                <w:rFonts w:ascii="宋体" w:hAnsi="宋体" w:hint="eastAsia"/>
-                <w:sz w:val="20"/>
-              </w:rPr>
-              <w:t>基础</w:t>
-            </w:r>
-            <w:r>
-              <w:rPr>
-                <w:rFonts w:ascii="宋体" w:hAnsi="宋体"/>
-                <w:sz w:val="20"/>
-              </w:rPr>
-              <w:t>设施</w:t>
-            </w:r>
-          </w:p>
-        </w:tc>
-        <w:tc>
-          <w:tcPr>
-            <w:tcW w:w="1841" w:type="dxa"/>
-            <w:tcBorders>
-              <w:top w:val="single" w:sz="4" w:space="0" w:color="000000"/>
-              <w:bottom w:val="single" w:sz="4" w:space="0" w:color="000000"/>
-            </w:tcBorders>
-          </w:tcPr>
-          <w:p>
-            <w:pPr>
-              <w:pStyle w:val="Normal"/>
-              <w:jc w:val="left"/>
-              <w:rPr>
-                <w:rFonts w:ascii="宋体" w:hAnsi="宋体"/>
-                <w:sz w:val="20"/>
-              </w:rPr>
-            </w:pPr>
-            <w:r>
-              <w:rPr>
-                <w:rFonts w:ascii="宋体" w:hAnsi="宋体" w:hint="eastAsia"/>
-                <w:sz w:val="20"/>
-              </w:rPr>
-              <w:t>需要硬件</w:t>
-            </w:r>
-            <w:r>
-              <w:rPr>
-                <w:rFonts w:ascii="宋体" w:hAnsi="宋体"/>
-                <w:sz w:val="20"/>
-              </w:rPr>
-              <w:t>资源的用户</w:t>
-            </w:r>
-          </w:p>
-        </w:tc>
-        <w:tc>
-          <w:tcPr>
-            <w:tcW w:w="1845" w:type="dxa"/>
-            <w:tcBorders>
-              <w:top w:val="single" w:sz="4" w:space="0" w:color="000000"/>
-              <w:bottom w:val="single" w:sz="4" w:space="0" w:color="000000"/>
-            </w:tcBorders>
-          </w:tcPr>
-          <w:p>
-            <w:pPr>
-              <w:pStyle w:val="Normal"/>
-              <w:jc w:val="left"/>
-              <w:rPr>
-                <w:rFonts w:ascii="宋体" w:hAnsi="宋体"/>
-                <w:sz w:val="20"/>
-              </w:rPr>
-            </w:pPr>
-            <w:r>
-              <w:rPr>
-                <w:rFonts w:ascii="宋体" w:hAnsi="宋体" w:hint="eastAsia"/>
-                <w:sz w:val="20"/>
-              </w:rPr>
-              <w:t>上传</w:t>
-            </w:r>
-            <w:r>
-              <w:rPr>
-                <w:rFonts w:ascii="宋体" w:hAnsi="宋体"/>
-                <w:sz w:val="20"/>
-              </w:rPr>
-              <w:t>数据、程序代码和环境配置</w:t>
-            </w:r>
-          </w:p>
-        </w:tc>
-        <w:tc>
-          <w:tcPr>
-            <w:tcW w:w="2318" w:type="dxa"/>
-            <w:tcBorders>
-              <w:top w:val="single" w:sz="4" w:space="0" w:color="000000"/>
-              <w:bottom w:val="single" w:sz="4" w:space="0" w:color="000000"/>
-            </w:tcBorders>
-          </w:tcPr>
-          <w:p>
-            <w:pPr>
-              <w:pStyle w:val="Normal"/>
-              <w:ind w:firstLineChars="200"/>
-              <w:jc w:val="left"/>
-              <w:rPr>
-                <w:rFonts w:ascii="宋体" w:hAnsi="宋体"/>
-                <w:sz w:val="20"/>
-              </w:rPr>
-            </w:pPr>
-            <w:r>
-              <w:rPr>
-                <w:rFonts w:ascii="宋体" w:hAnsi="宋体" w:hint="eastAsia"/>
-                <w:sz w:val="20"/>
-              </w:rPr>
-              <w:t>无限</w:t>
-            </w:r>
-            <w:r>
-              <w:rPr>
-                <w:rFonts w:ascii="宋体" w:hAnsi="宋体"/>
-                <w:sz w:val="20"/>
-              </w:rPr>
-              <w:t>和按需求获取计算</w:t>
-            </w:r>
-            <w:r>
-              <w:rPr>
-                <w:rFonts w:ascii="宋体" w:hAnsi="宋体" w:hint="eastAsia"/>
-                <w:sz w:val="20"/>
-              </w:rPr>
-              <w:t>资源</w:t>
-            </w:r>
-            <w:r>
-              <w:rPr>
-                <w:rFonts w:ascii="宋体" w:hAnsi="宋体"/>
-                <w:sz w:val="20"/>
-              </w:rPr>
-              <w:t>；</w:t>
-            </w:r>
-          </w:p>
-          <w:p>
-            <w:pPr>
-              <w:pStyle w:val="Normal"/>
-              <w:ind w:firstLineChars="200"/>
-              <w:jc w:val="left"/>
-              <w:rPr>
-                <w:rFonts w:ascii="宋体" w:hAnsi="宋体"/>
-                <w:sz w:val="20"/>
-              </w:rPr>
-            </w:pPr>
-            <w:r>
-              <w:rPr>
-                <w:rFonts w:ascii="宋体" w:hAnsi="宋体" w:hint="eastAsia"/>
-                <w:sz w:val="20"/>
-              </w:rPr>
-              <w:t>初始投入</w:t>
-            </w:r>
-            <w:r>
-              <w:rPr>
-                <w:rFonts w:ascii="宋体" w:hAnsi="宋体"/>
-                <w:sz w:val="20"/>
-              </w:rPr>
-              <w:t>小；</w:t>
-            </w:r>
-          </w:p>
-          <w:p>
-            <w:pPr>
-              <w:pStyle w:val="Normal"/>
-              <w:ind w:firstLineChars="200"/>
-              <w:jc w:val="left"/>
-              <w:rPr>
-                <w:rFonts w:ascii="宋体" w:hAnsi="宋体"/>
-                <w:sz w:val="20"/>
-              </w:rPr>
-            </w:pPr>
-            <w:r>
-              <w:rPr>
-                <w:rFonts w:ascii="宋体" w:hAnsi="宋体" w:hint="eastAsia"/>
-                <w:sz w:val="20"/>
-              </w:rPr>
-              <w:t>按需</w:t>
-            </w:r>
-            <w:r>
-              <w:rPr>
-                <w:rFonts w:ascii="宋体" w:hAnsi="宋体"/>
-                <w:sz w:val="20"/>
-              </w:rPr>
-              <w:t>付费</w:t>
-            </w:r>
-            <w:r>
-              <w:rPr>
-                <w:rFonts w:ascii="宋体" w:hAnsi="宋体" w:hint="eastAsia"/>
-                <w:sz w:val="20"/>
-              </w:rPr>
-              <w:t>。</w:t>
-            </w:r>
-          </w:p>
-          <w:p>
-            <w:pPr>
-              <w:pStyle w:val="Normal"/>
-              <w:ind w:firstLineChars="200"/>
-              <w:jc w:val="left"/>
-              <w:rPr>
-                <w:rFonts w:ascii="宋体" w:hAnsi="宋体"/>
-                <w:sz w:val="20"/>
-              </w:rPr>
-            </w:pPr>
-            <w:r>
-              <w:rPr>
-                <w:rFonts w:ascii="宋体" w:hAnsi="宋体" w:hint="eastAsia"/>
-                <w:sz w:val="20"/>
-              </w:rPr>
-              <w:t>（相比</w:t>
-            </w:r>
-            <w:r>
-              <w:rPr>
-                <w:rFonts w:ascii="宋体" w:hAnsi="宋体"/>
-                <w:sz w:val="20"/>
-              </w:rPr>
-              <w:t>传统的服务器、存储设备等</w:t>
-            </w:r>
-            <w:r>
-              <w:rPr>
-                <w:rFonts w:ascii="宋体" w:hAnsi="宋体" w:hint="eastAsia"/>
-                <w:sz w:val="20"/>
-              </w:rPr>
-              <w:t>）</w:t>
-            </w:r>
-          </w:p>
-        </w:tc>
-      </w:tr>
-      <w:tr>
-        <w:trPr>
-          <w:trHeight w:val="970" w:hRule="atLeast"/>
-        </w:trPr>
-        <w:tc>
-          <w:tcPr>
-            <w:tcW w:w="1239" w:type="dxa"/>
-            <w:tcBorders>
-              <w:top w:val="single" w:sz="4" w:space="0" w:color="000000"/>
-              <w:bottom w:val="single" w:sz="4" w:space="0" w:color="000000"/>
-            </w:tcBorders>
-          </w:tcPr>
-          <w:p>
-            <w:pPr>
-              <w:pStyle w:val="Normal"/>
-              <w:jc w:val="left"/>
-              <w:rPr>
-                <w:sz w:val="20"/>
-              </w:rPr>
-            </w:pPr>
-            <w:r>
-              <w:rPr>
-                <w:rFonts w:hint="eastAsia"/>
-                <w:sz w:val="20"/>
-              </w:rPr>
-              <w:t>PaaS</w:t>
-            </w:r>
-          </w:p>
-        </w:tc>
-        <w:tc>
-          <w:tcPr>
-            <w:tcW w:w="1279" w:type="dxa"/>
-            <w:tcBorders>
-              <w:top w:val="single" w:sz="4" w:space="0" w:color="000000"/>
-              <w:bottom w:val="single" w:sz="4" w:space="0" w:color="000000"/>
-            </w:tcBorders>
-          </w:tcPr>
-          <w:p>
-            <w:pPr>
-              <w:pStyle w:val="Normal"/>
-              <w:jc w:val="left"/>
-              <w:rPr>
-                <w:rFonts w:ascii="宋体" w:hAnsi="宋体"/>
-                <w:sz w:val="20"/>
-              </w:rPr>
-            </w:pPr>
-            <w:r>
-              <w:rPr>
-                <w:rFonts w:ascii="宋体" w:hAnsi="宋体" w:hint="eastAsia"/>
-                <w:sz w:val="20"/>
-              </w:rPr>
-              <w:t>提供应用</w:t>
-            </w:r>
-            <w:r>
-              <w:rPr>
-                <w:rFonts w:ascii="宋体" w:hAnsi="宋体"/>
-                <w:sz w:val="20"/>
-              </w:rPr>
-              <w:t>程序开发环境</w:t>
-            </w:r>
-          </w:p>
-        </w:tc>
-        <w:tc>
-          <w:tcPr>
-            <w:tcW w:w="1841" w:type="dxa"/>
-            <w:tcBorders>
-              <w:top w:val="single" w:sz="4" w:space="0" w:color="000000"/>
-              <w:bottom w:val="single" w:sz="4" w:space="0" w:color="000000"/>
-            </w:tcBorders>
-          </w:tcPr>
-          <w:p>
-            <w:pPr>
-              <w:pStyle w:val="Normal"/>
-              <w:jc w:val="left"/>
-              <w:rPr>
-                <w:rFonts w:ascii="宋体" w:hAnsi="宋体"/>
-                <w:sz w:val="20"/>
-              </w:rPr>
-            </w:pPr>
-            <w:r>
-              <w:rPr>
-                <w:rFonts w:ascii="宋体" w:hAnsi="宋体" w:hint="eastAsia"/>
-                <w:sz w:val="20"/>
-              </w:rPr>
-              <w:t>程序</w:t>
-            </w:r>
-            <w:r>
-              <w:rPr>
-                <w:rFonts w:ascii="宋体" w:hAnsi="宋体"/>
-                <w:sz w:val="20"/>
-              </w:rPr>
-              <w:t>开发者</w:t>
-            </w:r>
-          </w:p>
-        </w:tc>
-        <w:tc>
-          <w:tcPr>
-            <w:tcW w:w="1845" w:type="dxa"/>
-            <w:tcBorders>
-              <w:top w:val="single" w:sz="4" w:space="0" w:color="000000"/>
-              <w:bottom w:val="single" w:sz="4" w:space="0" w:color="000000"/>
-            </w:tcBorders>
-          </w:tcPr>
-          <w:p>
-            <w:pPr>
-              <w:pStyle w:val="Normal"/>
-              <w:jc w:val="left"/>
-              <w:rPr>
-                <w:rFonts w:ascii="宋体" w:hAnsi="宋体"/>
-                <w:sz w:val="20"/>
-              </w:rPr>
-            </w:pPr>
-            <w:r>
-              <w:rPr>
-                <w:rFonts w:ascii="宋体" w:hAnsi="宋体" w:hint="eastAsia"/>
-                <w:sz w:val="20"/>
-              </w:rPr>
-              <w:t>上传</w:t>
-            </w:r>
-            <w:r>
-              <w:rPr>
-                <w:rFonts w:ascii="宋体" w:hAnsi="宋体"/>
-                <w:sz w:val="20"/>
-              </w:rPr>
-              <w:t>数据、程序代码</w:t>
-            </w:r>
-          </w:p>
-        </w:tc>
-        <w:tc>
-          <w:tcPr>
-            <w:tcW w:w="2318" w:type="dxa"/>
-            <w:tcBorders>
-              <w:top w:val="single" w:sz="4" w:space="0" w:color="000000"/>
-              <w:bottom w:val="single" w:sz="4" w:space="0" w:color="000000"/>
-            </w:tcBorders>
-          </w:tcPr>
-          <w:p>
-            <w:pPr>
-              <w:pStyle w:val="Normal"/>
-              <w:ind w:firstLineChars="200"/>
-              <w:jc w:val="left"/>
-              <w:rPr>
-                <w:rFonts w:ascii="宋体" w:hAnsi="宋体"/>
-                <w:sz w:val="20"/>
-              </w:rPr>
-            </w:pPr>
-            <w:r>
-              <w:rPr>
-                <w:rFonts w:ascii="宋体" w:hAnsi="宋体" w:hint="eastAsia"/>
-                <w:sz w:val="20"/>
-              </w:rPr>
-              <w:t>无限</w:t>
-            </w:r>
-            <w:r>
-              <w:rPr>
-                <w:rFonts w:ascii="宋体" w:hAnsi="宋体"/>
-                <w:sz w:val="20"/>
-              </w:rPr>
-              <w:t>和按需求获取计算</w:t>
-            </w:r>
-            <w:r>
-              <w:rPr>
-                <w:rFonts w:ascii="宋体" w:hAnsi="宋体" w:hint="eastAsia"/>
-                <w:sz w:val="20"/>
-              </w:rPr>
-              <w:t>资源</w:t>
-            </w:r>
-            <w:r>
-              <w:rPr>
-                <w:rFonts w:ascii="宋体" w:hAnsi="宋体"/>
-                <w:sz w:val="20"/>
-              </w:rPr>
-              <w:t>；</w:t>
-            </w:r>
-          </w:p>
-          <w:p>
-            <w:pPr>
-              <w:pStyle w:val="Normal"/>
-              <w:ind w:firstLineChars="200"/>
-              <w:jc w:val="left"/>
-              <w:rPr>
-                <w:rFonts w:ascii="宋体" w:hAnsi="宋体"/>
-                <w:sz w:val="20"/>
-              </w:rPr>
-            </w:pPr>
-            <w:r>
-              <w:rPr>
-                <w:rFonts w:ascii="宋体" w:hAnsi="宋体" w:hint="eastAsia"/>
-                <w:sz w:val="20"/>
-              </w:rPr>
-              <w:t>初始</w:t>
-            </w:r>
-            <w:r>
-              <w:rPr>
-                <w:rFonts w:ascii="宋体" w:hAnsi="宋体"/>
-                <w:sz w:val="20"/>
-              </w:rPr>
-              <w:t>投入小；</w:t>
-            </w:r>
-          </w:p>
-          <w:p>
-            <w:pPr>
-              <w:pStyle w:val="Normal"/>
-              <w:ind w:firstLineChars="200"/>
-              <w:jc w:val="left"/>
-              <w:rPr>
-                <w:rFonts w:ascii="宋体" w:hAnsi="宋体"/>
-                <w:sz w:val="20"/>
-              </w:rPr>
-            </w:pPr>
-            <w:r>
-              <w:rPr>
-                <w:rFonts w:ascii="宋体" w:hAnsi="宋体" w:hint="eastAsia"/>
-                <w:sz w:val="20"/>
-              </w:rPr>
-              <w:t>按需</w:t>
-            </w:r>
-            <w:r>
-              <w:rPr>
-                <w:rFonts w:ascii="宋体" w:hAnsi="宋体"/>
-                <w:sz w:val="20"/>
-              </w:rPr>
-              <w:t>付费</w:t>
-            </w:r>
-            <w:r>
-              <w:rPr>
-                <w:rFonts w:ascii="宋体" w:hAnsi="宋体" w:hint="eastAsia"/>
-                <w:sz w:val="20"/>
-              </w:rPr>
-              <w:t>；</w:t>
-            </w:r>
-          </w:p>
-          <w:p>
-            <w:pPr>
-              <w:pStyle w:val="Normal"/>
-              <w:ind w:firstLineChars="200"/>
-              <w:jc w:val="left"/>
-              <w:rPr>
-                <w:rFonts w:ascii="宋体" w:hAnsi="宋体"/>
-                <w:sz w:val="20"/>
-              </w:rPr>
-            </w:pPr>
-            <w:r>
-              <w:rPr>
-                <w:rFonts w:ascii="宋体" w:hAnsi="宋体" w:hint="eastAsia"/>
-                <w:sz w:val="20"/>
-              </w:rPr>
-              <w:t>兼容性</w:t>
-            </w:r>
-            <w:r>
-              <w:rPr>
-                <w:rFonts w:ascii="宋体" w:hAnsi="宋体"/>
-                <w:sz w:val="20"/>
-              </w:rPr>
-              <w:t>；</w:t>
-            </w:r>
-          </w:p>
-          <w:p>
-            <w:pPr>
-              <w:pStyle w:val="Normal"/>
-              <w:ind w:firstLineChars="200"/>
-              <w:jc w:val="left"/>
-              <w:rPr>
-                <w:rFonts w:ascii="宋体" w:hAnsi="宋体"/>
-                <w:sz w:val="20"/>
-              </w:rPr>
-            </w:pPr>
-            <w:r>
-              <w:rPr>
-                <w:rFonts w:ascii="宋体" w:hAnsi="宋体" w:hint="eastAsia"/>
-                <w:sz w:val="20"/>
-              </w:rPr>
-              <w:t>集成</w:t>
-            </w:r>
-            <w:r>
-              <w:rPr>
-                <w:rFonts w:ascii="宋体" w:hAnsi="宋体"/>
-                <w:sz w:val="20"/>
-              </w:rPr>
-              <w:t>全生命周期的开发环境。</w:t>
-            </w:r>
-          </w:p>
-          <w:p>
-            <w:pPr>
-              <w:pStyle w:val="Normal"/>
-              <w:ind w:firstLineChars="200"/>
-              <w:jc w:val="left"/>
-              <w:rPr>
-                <w:rFonts w:ascii="宋体" w:hAnsi="宋体"/>
-                <w:sz w:val="20"/>
-              </w:rPr>
-            </w:pPr>
-            <w:r>
-              <w:rPr>
-                <w:rFonts w:ascii="宋体" w:hAnsi="宋体" w:hint="eastAsia"/>
-                <w:sz w:val="20"/>
-              </w:rPr>
-              <w:t>（相比</w:t>
-            </w:r>
-            <w:r>
-              <w:rPr>
-                <w:rFonts w:ascii="宋体" w:hAnsi="宋体"/>
-                <w:sz w:val="20"/>
-              </w:rPr>
-              <w:t>传统运营商系统、数据库、中间件、</w:t>
-            </w:r>
-            <w:r>
-              <w:rPr>
-                <w:rFonts w:hint="eastAsia" w:ascii="宋体" w:hAnsi="宋体"/>
-                <w:sz w:val="20"/>
-              </w:rPr>
-              <w:t>Web</w:t>
-            </w:r>
-            <w:r>
-              <w:rPr>
-                <w:rFonts w:ascii="宋体" w:hAnsi="宋体" w:hint="eastAsia"/>
-                <w:sz w:val="20"/>
-              </w:rPr>
-              <w:t>服务器</w:t>
-            </w:r>
-            <w:r>
-              <w:rPr>
-                <w:rFonts w:ascii="宋体" w:hAnsi="宋体"/>
-                <w:sz w:val="20"/>
-              </w:rPr>
-              <w:t>和其他软件</w:t>
-            </w:r>
-            <w:r>
-              <w:rPr>
-                <w:rFonts w:ascii="宋体" w:hAnsi="宋体" w:hint="eastAsia"/>
-                <w:sz w:val="20"/>
-              </w:rPr>
-              <w:t>等）</w:t>
-            </w:r>
-          </w:p>
-        </w:tc>
-      </w:tr>
-      <w:tr>
-        <w:trPr>
-          <w:trHeight w:val="970" w:hRule="atLeast"/>
-        </w:trPr>
-        <w:tc>
-          <w:tcPr>
-            <w:tcW w:w="1239" w:type="dxa"/>
-            <w:tcBorders>
-              <w:top w:val="single" w:sz="4" w:space="0" w:color="000000"/>
-              <w:bottom w:val="single" w:sz="4" w:space="0" w:color="000000"/>
-            </w:tcBorders>
-          </w:tcPr>
-          <w:p>
-            <w:pPr>
-              <w:pStyle w:val="Normal"/>
-              <w:jc w:val="left"/>
-              <w:rPr>
-                <w:sz w:val="20"/>
-              </w:rPr>
-            </w:pPr>
-            <w:r>
-              <w:rPr>
-                <w:rFonts w:hint="eastAsia"/>
-                <w:sz w:val="20"/>
-              </w:rPr>
-              <w:t>SaaS</w:t>
-            </w:r>
-          </w:p>
-        </w:tc>
-        <w:tc>
-          <w:tcPr>
-            <w:tcW w:w="1279" w:type="dxa"/>
-            <w:tcBorders>
-              <w:top w:val="single" w:sz="4" w:space="0" w:color="000000"/>
-              <w:bottom w:val="single" w:sz="4" w:space="0" w:color="000000"/>
-            </w:tcBorders>
-          </w:tcPr>
-          <w:p>
-            <w:pPr>
-              <w:pStyle w:val="Normal"/>
-              <w:jc w:val="left"/>
-              <w:rPr>
-                <w:rFonts w:ascii="宋体" w:hAnsi="宋体"/>
-                <w:sz w:val="20"/>
-              </w:rPr>
-            </w:pPr>
-            <w:r>
-              <w:rPr>
-                <w:rFonts w:ascii="宋体" w:hAnsi="宋体" w:hint="eastAsia"/>
-                <w:sz w:val="20"/>
-              </w:rPr>
-              <w:t>提供</w:t>
-            </w:r>
-            <w:r>
-              <w:rPr>
-                <w:rFonts w:ascii="宋体" w:hAnsi="宋体"/>
-                <w:sz w:val="20"/>
-              </w:rPr>
-              <w:t>基于互联网的应用服务</w:t>
-            </w:r>
-          </w:p>
-        </w:tc>
-        <w:tc>
-          <w:tcPr>
-            <w:tcW w:w="1841" w:type="dxa"/>
-            <w:tcBorders>
-              <w:top w:val="single" w:sz="4" w:space="0" w:color="000000"/>
-              <w:bottom w:val="single" w:sz="4" w:space="0" w:color="000000"/>
-            </w:tcBorders>
-          </w:tcPr>
-          <w:p>
-            <w:pPr>
-              <w:pStyle w:val="Normal"/>
-              <w:jc w:val="left"/>
-              <w:rPr>
-                <w:rFonts w:ascii="宋体" w:hAnsi="宋体"/>
-                <w:sz w:val="20"/>
-              </w:rPr>
-            </w:pPr>
-            <w:r>
-              <w:rPr>
-                <w:rFonts w:ascii="宋体" w:hAnsi="宋体" w:hint="eastAsia"/>
-                <w:sz w:val="20"/>
-              </w:rPr>
-              <w:t>企业</w:t>
-            </w:r>
-            <w:r>
-              <w:rPr>
-                <w:rFonts w:ascii="宋体" w:hAnsi="宋体"/>
-                <w:sz w:val="20"/>
-              </w:rPr>
-              <w:t>和个人</w:t>
-            </w:r>
-            <w:r>
-              <w:rPr>
-                <w:rFonts w:ascii="宋体" w:hAnsi="宋体" w:hint="eastAsia"/>
-                <w:sz w:val="20"/>
-              </w:rPr>
-              <w:t>用户</w:t>
-            </w:r>
-          </w:p>
-        </w:tc>
-        <w:tc>
-          <w:tcPr>
-            <w:tcW w:w="1845" w:type="dxa"/>
-            <w:tcBorders>
-              <w:top w:val="single" w:sz="4" w:space="0" w:color="000000"/>
-              <w:bottom w:val="single" w:sz="4" w:space="0" w:color="000000"/>
-            </w:tcBorders>
-          </w:tcPr>
-          <w:p>
-            <w:pPr>
-              <w:pStyle w:val="Normal"/>
-              <w:jc w:val="left"/>
-              <w:rPr>
-                <w:rFonts w:ascii="宋体" w:hAnsi="宋体"/>
-                <w:sz w:val="20"/>
-              </w:rPr>
-            </w:pPr>
-            <w:r>
-              <w:rPr>
-                <w:rFonts w:ascii="宋体" w:hAnsi="宋体" w:hint="eastAsia"/>
-                <w:sz w:val="20"/>
-              </w:rPr>
-              <w:t>上传</w:t>
-            </w:r>
-            <w:r>
-              <w:rPr>
-                <w:rFonts w:ascii="宋体" w:hAnsi="宋体"/>
-                <w:sz w:val="20"/>
-              </w:rPr>
-              <w:t>数据</w:t>
-            </w:r>
-          </w:p>
-        </w:tc>
-        <w:tc>
-          <w:tcPr>
-            <w:tcW w:w="2318" w:type="dxa"/>
-            <w:tcBorders>
-              <w:top w:val="single" w:sz="4" w:space="0" w:color="000000"/>
-              <w:bottom w:val="single" w:sz="4" w:space="0" w:color="000000"/>
-            </w:tcBorders>
-          </w:tcPr>
-          <w:p>
-            <w:pPr>
-              <w:pStyle w:val="Normal"/>
-              <w:ind w:firstLineChars="200"/>
-              <w:jc w:val="left"/>
-              <w:rPr>
-                <w:rFonts w:ascii="宋体" w:hAnsi="宋体"/>
-                <w:sz w:val="20"/>
-              </w:rPr>
-            </w:pPr>
-            <w:r>
-              <w:rPr>
-                <w:rFonts w:ascii="宋体" w:hAnsi="宋体" w:hint="eastAsia"/>
-                <w:sz w:val="20"/>
-              </w:rPr>
-              <w:t>无限</w:t>
-            </w:r>
-            <w:r>
-              <w:rPr>
-                <w:rFonts w:ascii="宋体" w:hAnsi="宋体"/>
-                <w:sz w:val="20"/>
-              </w:rPr>
-              <w:t>和按需求获取计算</w:t>
-            </w:r>
-            <w:r>
-              <w:rPr>
-                <w:rFonts w:ascii="宋体" w:hAnsi="宋体" w:hint="eastAsia"/>
-                <w:sz w:val="20"/>
-              </w:rPr>
-              <w:t>资源</w:t>
-            </w:r>
-            <w:r>
-              <w:rPr>
-                <w:rFonts w:ascii="宋体" w:hAnsi="宋体"/>
-                <w:sz w:val="20"/>
-              </w:rPr>
-              <w:t>；</w:t>
-            </w:r>
-          </w:p>
-          <w:p>
-            <w:pPr>
-              <w:pStyle w:val="Normal"/>
-              <w:ind w:firstLineChars="200"/>
-              <w:jc w:val="left"/>
-              <w:rPr>
-                <w:rFonts w:ascii="宋体" w:hAnsi="宋体"/>
-                <w:sz w:val="20"/>
-              </w:rPr>
-            </w:pPr>
-            <w:r>
-              <w:rPr>
-                <w:rFonts w:ascii="宋体" w:hAnsi="宋体" w:hint="eastAsia"/>
-                <w:sz w:val="20"/>
-              </w:rPr>
-              <w:t>初始</w:t>
-            </w:r>
-            <w:r>
-              <w:rPr>
-                <w:rFonts w:ascii="宋体" w:hAnsi="宋体"/>
-                <w:sz w:val="20"/>
-              </w:rPr>
-              <w:t>投入小；</w:t>
-            </w:r>
-          </w:p>
-          <w:p>
-            <w:pPr>
-              <w:pStyle w:val="Normal"/>
-              <w:ind w:firstLineChars="200"/>
-              <w:jc w:val="left"/>
-              <w:rPr>
-                <w:rFonts w:ascii="宋体" w:hAnsi="宋体"/>
-                <w:sz w:val="20"/>
-              </w:rPr>
-            </w:pPr>
-            <w:r>
-              <w:rPr>
-                <w:rFonts w:ascii="宋体" w:hAnsi="宋体" w:hint="eastAsia"/>
-                <w:sz w:val="20"/>
-              </w:rPr>
-              <w:t>按需</w:t>
-            </w:r>
-            <w:r>
-              <w:rPr>
-                <w:rFonts w:ascii="宋体" w:hAnsi="宋体"/>
-                <w:sz w:val="20"/>
-              </w:rPr>
-              <w:t>付费</w:t>
-            </w:r>
-            <w:r>
-              <w:rPr>
-                <w:rFonts w:ascii="宋体" w:hAnsi="宋体" w:hint="eastAsia"/>
-                <w:sz w:val="20"/>
-              </w:rPr>
-              <w:t>；</w:t>
-            </w:r>
-          </w:p>
-          <w:p>
-            <w:pPr>
-              <w:pStyle w:val="Normal"/>
-              <w:ind w:firstLineChars="200"/>
-              <w:jc w:val="left"/>
-              <w:rPr>
-                <w:rFonts w:ascii="宋体" w:hAnsi="宋体"/>
-                <w:sz w:val="20"/>
-              </w:rPr>
-            </w:pPr>
-            <w:r>
-              <w:rPr>
-                <w:rFonts w:ascii="宋体" w:hAnsi="宋体" w:hint="eastAsia"/>
-                <w:sz w:val="20"/>
-              </w:rPr>
-              <w:t>灵活性</w:t>
-            </w:r>
-            <w:r>
-              <w:rPr>
-                <w:rFonts w:ascii="宋体" w:hAnsi="宋体"/>
-                <w:sz w:val="20"/>
-              </w:rPr>
-              <w:t>；</w:t>
-            </w:r>
-          </w:p>
-          <w:p>
-            <w:pPr>
-              <w:pStyle w:val="Normal"/>
-              <w:ind w:firstLineChars="200"/>
-              <w:jc w:val="left"/>
-              <w:rPr>
-                <w:rFonts w:ascii="宋体" w:hAnsi="宋体"/>
-                <w:sz w:val="20"/>
-              </w:rPr>
-            </w:pPr>
-            <w:r>
-              <w:rPr>
-                <w:rFonts w:ascii="宋体" w:hAnsi="宋体" w:hint="eastAsia"/>
-                <w:sz w:val="20"/>
-              </w:rPr>
-              <w:t>共享</w:t>
-            </w:r>
-            <w:r>
-              <w:rPr>
-                <w:rFonts w:ascii="宋体" w:hAnsi="宋体"/>
-                <w:sz w:val="20"/>
-              </w:rPr>
-              <w:t>的应用和</w:t>
-            </w:r>
-            <w:r>
-              <w:rPr>
-                <w:rFonts w:ascii="宋体" w:hAnsi="宋体" w:hint="eastAsia"/>
-                <w:sz w:val="20"/>
-              </w:rPr>
-              <w:t>基础</w:t>
-            </w:r>
-            <w:r>
-              <w:rPr>
-                <w:rFonts w:ascii="宋体" w:hAnsi="宋体"/>
-                <w:sz w:val="20"/>
-              </w:rPr>
-              <w:t>设施；</w:t>
-            </w:r>
-          </w:p>
-          <w:p>
-            <w:pPr>
-              <w:pStyle w:val="Normal"/>
-              <w:ind w:firstLineChars="200"/>
-              <w:jc w:val="left"/>
-              <w:rPr>
-                <w:rFonts w:ascii="宋体" w:hAnsi="宋体"/>
-                <w:sz w:val="20"/>
-              </w:rPr>
-            </w:pPr>
-            <w:r>
-              <w:rPr>
-                <w:rFonts w:ascii="宋体" w:hAnsi="宋体" w:hint="eastAsia"/>
-                <w:sz w:val="20"/>
-              </w:rPr>
-              <w:t>稳定</w:t>
-            </w:r>
-            <w:r>
-              <w:rPr>
-                <w:rFonts w:ascii="宋体" w:hAnsi="宋体"/>
-                <w:sz w:val="20"/>
-              </w:rPr>
-              <w:t>和可靠性。</w:t>
-            </w:r>
-          </w:p>
-          <w:p>
-            <w:pPr>
-              <w:pStyle w:val="Normal"/>
-              <w:ind w:firstLineChars="200"/>
-              <w:jc w:val="left"/>
-              <w:rPr>
-                <w:rFonts w:ascii="宋体" w:hAnsi="宋体"/>
-                <w:sz w:val="20"/>
-              </w:rPr>
-            </w:pPr>
-            <w:r>
-              <w:rPr>
-                <w:rFonts w:ascii="宋体" w:hAnsi="宋体" w:hint="eastAsia"/>
-                <w:sz w:val="20"/>
-              </w:rPr>
-              <w:t>（相比</w:t>
-            </w:r>
-            <w:r>
-              <w:rPr>
-                <w:rFonts w:ascii="宋体" w:hAnsi="宋体"/>
-                <w:sz w:val="20"/>
-              </w:rPr>
-              <w:t>传统的</w:t>
-            </w:r>
-            <w:r>
-              <w:rPr>
-                <w:rFonts w:hint="eastAsia" w:ascii="宋体" w:hAnsi="宋体"/>
-                <w:sz w:val="20"/>
-              </w:rPr>
-              <w:t>ASP</w:t>
-            </w:r>
-            <w:r>
-              <w:rPr>
-                <w:rFonts w:ascii="宋体" w:hAnsi="宋体" w:hint="eastAsia"/>
-                <w:sz w:val="20"/>
-              </w:rPr>
-              <w:t>模式）</w:t>
-            </w:r>
-          </w:p>
-        </w:tc>
-      </w:tr>
-    </w:tbl>
-    <w:p>
-      <w:pPr>
+        <w:spacing w:before="0" w:after="0"/>
+        <w:ind w:firstLineChars="200" w:left="420"/>
+        <w:rPr>
+          <w:rFonts w:hint="eastAsia"/>
+        </w:rPr>
         <w:sectPr>
-          <w:headerReference w:type="even" r:id="rId18"/>
-          <w:headerReference w:type="default" r:id="rId19"/>
-          <w:headerReference w:type="first" r:id="rId20"/>
-          <w:footerReference w:type="even" r:id="rId21"/>
-          <w:footerReference w:type="default" r:id="rId22"/>
-          <w:footerReference w:type="first" r:id="rId23"/>
+          <w:headerReference w:type="even" r:id="rId8"/>
+          <w:headerReference w:type="default" r:id="rId9"/>
+          <w:headerReference w:type="first" r:id="rId10"/>
+          <w:footerReference w:type="even" r:id="rId11"/>
+          <w:footerReference w:type="default" r:id="rId12"/>
+          <w:footerReference w:type="first" r:id="rId13"/>
           <w:type w:val="nextPage"/>
           <w:pgSz w:w="11906" w:h="16838"/>
           <w:pgMar w:left="1418" w:right="1418" w:gutter="0" w:header="851" w:top="2211" w:footer="992" w:bottom="2155"/>
@@ -4406,6 +3187,24 @@
           <w:docGrid w:type="default" w:linePitch="312" w:charSpace="0"/>
         </w:sectPr>
       </w:pPr>
+      <w:r>
+        <w:rPr>
+          <w:rFonts w:ascii="Times New Roman" w:hAnsi="Times New Roman" w:cs="Times New Roman" w:hint="eastAsia"/>
+        </w:rPr>
+        <w:t>基于</w:t>
+      </w:r>
+      <w:r>
+        <w:rPr>
+          <w:rFonts w:ascii="Times New Roman" w:hAnsi="Times New Roman" w:cs="Times New Roman"/>
+        </w:rPr>
+        <w:t>双边对称主从控制架构</w:t>
+      </w:r>
+      <w:r>
+        <w:rPr>
+          <w:rFonts w:ascii="Times New Roman" w:hAnsi="Times New Roman" w:cs="Times New Roman" w:hint="eastAsia"/>
+        </w:rPr>
+        <w:t>的机械臂目前尚未在工业界获得大规模应用，目前主要存在于学科竞赛以及开源项目研究中，属于前沿研究领域。</w:t>
+      </w:r>
     </w:p>
     <w:p>
       <w:pPr>
@@ -4415,10 +3214,11 @@
           <w:numId w:val="2"/>
         </w:numPr>
         <w:spacing w:lineRule="auto" w:line="360"/>
+        <w:ind w:firstLineChars="200"/>
         <w:jc w:val="center"/>
         <w:rPr/>
       </w:pPr>
-      <w:bookmarkStart w:id="13" w:name="_Toc484526035"/>
+      <w:bookmarkStart w:id="14" w:name="_Toc235362775"/>
       <w:r>
         <w:rPr>
           <w:rFonts w:hint="eastAsia"/>
@@ -4429,11 +3229,12 @@
         <w:rPr/>
         <w:t>与创新</w:t>
       </w:r>
-      <w:bookmarkEnd w:id="13"/>
+      <w:bookmarkEnd w:id="14"/>
     </w:p>
     <w:p>
       <w:pPr>
         <w:pStyle w:val="Normal"/>
+        <w:ind w:firstLineChars="200"/>
         <w:rPr/>
       </w:pPr>
       <w:r>
@@ -4474,94 +3275,558 @@
           <w:ilvl w:val="1"/>
           <w:numId w:val="2"/>
         </w:numPr>
-        <w:rPr/>
-      </w:pPr>
-      <w:bookmarkStart w:id="14" w:name="_Toc484526036"/>
-      <w:r>
-        <w:rPr>
-          <w:rFonts w:hint="eastAsia"/>
-        </w:rPr>
-        <w:t>二级</w:t>
-      </w:r>
-      <w:r>
-        <w:rPr/>
-        <w:t>标题</w:t>
-      </w:r>
-      <w:bookmarkEnd w:id="14"/>
+        <w:ind w:firstLineChars="200"/>
+        <w:rPr>
+          <w:rFonts w:hint="eastAsia"/>
+        </w:rPr>
+      </w:pPr>
+      <w:bookmarkStart w:id="15" w:name="_Toc235362776"/>
+      <w:r>
+        <w:rPr>
+          <w:rFonts w:hint="eastAsia"/>
+        </w:rPr>
+        <w:t>双边对称主从控制架构</w:t>
+      </w:r>
+      <w:bookmarkEnd w:id="15"/>
     </w:p>
     <w:p>
       <w:pPr>
         <w:pStyle w:val="Normal"/>
-        <w:spacing w:lineRule="auto" w:line="300"/>
         <w:ind w:firstLineChars="200"/>
-        <w:rPr/>
-      </w:pPr>
-      <w:r>
-        <w:rPr/>
-      </w:r>
-    </w:p>
-    <w:p>
-      <w:pPr>
-        <w:pStyle w:val="Normal"/>
-        <w:spacing w:lineRule="auto" w:line="300"/>
-        <w:ind w:firstLineChars="200"/>
-        <w:rPr/>
-      </w:pPr>
-      <w:r>
-        <w:rPr/>
-      </w:r>
-    </w:p>
-    <w:p>
-      <w:pPr>
-        <w:pStyle w:val="Heading3"/>
+        <w:rPr>
+          <w:rFonts w:hint="eastAsia"/>
+        </w:rPr>
+      </w:pPr>
+      <w:r>
+        <w:rPr>
+          <w:rFonts w:hint="eastAsia"/>
+        </w:rPr>
+        <w:t>我们采用了一种创新的控制架构，这种架构不同于传统的摇杆或示教器操作，主臂和从臂的拓扑结构呈现高度对称状态，主臂从臂均采用可回读位置的总线舵机，主臂上的总线舵机充当位置传感器，负责位置采样，通过主机将各个关节的实时位置编制成数据帧，发送给从机，从机解析这些数据帧，编制成作动指令发送给对应的关节，从而使从臂的各个关节映射主臂的关节姿态。这种架构的设计灵感来源于科幻电影《环太平洋》中驾驶员和机甲的交互逻辑：驾驶员在驾驶舱中通过肢体运动改变相应支架的姿态，机甲的肢体在外部做出相同的动作。</w:t>
+      </w:r>
+    </w:p>
+    <w:p>
+      <w:pPr>
+        <w:pStyle w:val="Heading2"/>
+        <w:widowControl w:val="false"/>
         <w:numPr>
-          <w:ilvl w:val="2"/>
+          <w:ilvl w:val="1"/>
           <w:numId w:val="2"/>
         </w:numPr>
+        <w:suppressAutoHyphens w:val="true"/>
+        <w:bidi w:val="0"/>
+        <w:ind w:firstLineChars="200"/>
+        <w:jc w:val="both"/>
+        <w:rPr>
+          <w:rFonts w:hint="eastAsia"/>
+          <w:sz w:val="24"/>
+        </w:rPr>
+      </w:pPr>
+      <w:r>
+        <w:rPr>
+          <w:rFonts w:hint="eastAsia"/>
+          <w:sz w:val="24"/>
+        </w:rPr>
+        <w:t>基于</w:t>
+      </w:r>
+      <w:r>
+        <w:rPr>
+          <w:rFonts w:hint="eastAsia"/>
+          <w:sz w:val="24"/>
+        </w:rPr>
+        <w:t>FreeRTOS</w:t>
+      </w:r>
+      <w:r>
+        <w:rPr>
+          <w:rFonts w:hint="eastAsia"/>
+          <w:sz w:val="24"/>
+        </w:rPr>
+        <w:t>的高实时性链式任务调度</w:t>
+      </w:r>
+    </w:p>
+    <w:p>
+      <w:pPr>
+        <w:pStyle w:val="Normal"/>
+        <w:widowControl w:val="false"/>
+        <w:suppressAutoHyphens w:val="true"/>
+        <w:bidi w:val="0"/>
+        <w:ind w:firstLineChars="200"/>
+        <w:jc w:val="both"/>
+        <w:rPr>
+          <w:rFonts w:hint="eastAsia"/>
+          <w:sz w:val="24"/>
+        </w:rPr>
+      </w:pPr>
+      <w:r>
+        <w:rPr>
+          <w:rFonts w:hint="eastAsia"/>
+          <w:sz w:val="24"/>
+        </w:rPr>
+        <w:t>2.2.1</w:t>
+      </w:r>
+      <w:r>
+        <w:rPr>
+          <w:rFonts w:hint="eastAsia"/>
+          <w:sz w:val="24"/>
+        </w:rPr>
+        <w:t>基于硬件外部中断触发的高优先级任务调度</w:t>
+      </w:r>
+    </w:p>
+    <w:p>
+      <w:pPr>
+        <w:pStyle w:val="Normal"/>
+        <w:widowControl w:val="false"/>
+        <w:suppressAutoHyphens w:val="true"/>
+        <w:bidi w:val="0"/>
+        <w:ind w:firstLineChars="200"/>
+        <w:jc w:val="both"/>
+        <w:rPr>
+          <w:rFonts w:hint="eastAsia"/>
+          <w:sz w:val="24"/>
+        </w:rPr>
+      </w:pPr>
+      <w:r>
+        <w:rPr>
+          <w:rFonts w:hint="eastAsia"/>
+          <w:sz w:val="24"/>
+        </w:rPr>
+        <w:tab/>
+      </w:r>
+      <w:r>
+        <w:rPr>
+          <w:rFonts w:hint="eastAsia"/>
+          <w:sz w:val="24"/>
+        </w:rPr>
+        <w:t>为了保证主从机的同步通信，我们采用了串行外部设备接口（</w:t>
+      </w:r>
+      <w:r>
+        <w:rPr>
+          <w:rFonts w:hint="eastAsia"/>
+          <w:sz w:val="24"/>
+        </w:rPr>
+        <w:t>SPI</w:t>
+      </w:r>
+      <w:r>
+        <w:rPr>
+          <w:rFonts w:hint="eastAsia"/>
+          <w:sz w:val="24"/>
+        </w:rPr>
+        <w:t>）协议实现主从机之间的通信，</w:t>
+      </w:r>
+      <w:r>
+        <w:rPr>
+          <w:rFonts w:hint="eastAsia"/>
+          <w:sz w:val="24"/>
+        </w:rPr>
+        <w:t>SPI</w:t>
+      </w:r>
+      <w:r>
+        <w:rPr>
+          <w:rFonts w:hint="eastAsia"/>
+          <w:sz w:val="24"/>
+        </w:rPr>
+        <w:t>协议具有</w:t>
+      </w:r>
+      <w:r>
+        <w:rPr>
+          <w:rFonts w:hint="eastAsia"/>
+          <w:sz w:val="24"/>
+        </w:rPr>
+        <w:t>MISO</w:t>
+      </w:r>
+      <w:r>
+        <w:rPr>
+          <w:rFonts w:hint="eastAsia"/>
+          <w:sz w:val="24"/>
+        </w:rPr>
+        <w:t>、</w:t>
+      </w:r>
+      <w:r>
+        <w:rPr>
+          <w:rFonts w:hint="eastAsia"/>
+          <w:sz w:val="24"/>
+        </w:rPr>
+        <w:t>MOSI</w:t>
+      </w:r>
+      <w:r>
+        <w:rPr>
+          <w:rFonts w:hint="eastAsia"/>
+          <w:sz w:val="24"/>
+        </w:rPr>
+        <w:t>两个数据通道，时钟线，使能线；我们采用软件使能方法，并将从机使能接口改为外部中断模式，主机启动传输时改变对应引脚电平，以此触发</w:t>
+      </w:r>
+      <w:r>
+        <w:rPr>
+          <w:rFonts w:hint="eastAsia"/>
+          <w:sz w:val="24"/>
+        </w:rPr>
+        <w:t>FreeRTOS</w:t>
+      </w:r>
+      <w:r>
+        <w:rPr>
+          <w:rFonts w:hint="eastAsia"/>
+          <w:sz w:val="24"/>
+        </w:rPr>
+        <w:t>中的最高优先级的运动任务的执行。</w:t>
+      </w:r>
+    </w:p>
+    <w:p>
+      <w:pPr>
+        <w:pStyle w:val="Normal"/>
+        <w:widowControl w:val="false"/>
+        <w:suppressAutoHyphens w:val="true"/>
+        <w:bidi w:val="0"/>
+        <w:ind w:firstLineChars="200"/>
+        <w:jc w:val="both"/>
+        <w:rPr>
+          <w:rFonts w:hint="eastAsia"/>
+          <w:sz w:val="24"/>
+        </w:rPr>
+      </w:pPr>
+      <w:r>
+        <w:rPr>
+          <w:rFonts w:hint="eastAsia"/>
+          <w:sz w:val="24"/>
+        </w:rPr>
+        <w:t>2.2.2</w:t>
+      </w:r>
+      <w:r>
+        <w:rPr>
+          <w:rFonts w:hint="eastAsia"/>
+          <w:sz w:val="24"/>
+        </w:rPr>
+        <w:t>任务间链式触发调度</w:t>
+      </w:r>
+    </w:p>
+    <w:p>
+      <w:pPr>
+        <w:pStyle w:val="Normal"/>
+        <w:ind w:firstLineChars="200"/>
+        <w:rPr>
+          <w:rFonts w:hint="eastAsia"/>
+        </w:rPr>
+      </w:pPr>
+      <w:r>
+        <w:rPr>
+          <w:rFonts w:hint="eastAsia"/>
+        </w:rPr>
+        <w:t>运动任务执行完成后，需要启动从臂关节位置反馈任务，我们采用了任务间链式触发调度技术，运动任务在结束时改变关节位置反馈任务的线程标志位，以启动其执行。</w:t>
+      </w:r>
+    </w:p>
+    <w:p>
+      <w:pPr>
+        <w:pStyle w:val="Heading2"/>
+        <w:widowControl w:val="false"/>
+        <w:numPr>
+          <w:ilvl w:val="1"/>
+          <w:numId w:val="2"/>
+        </w:numPr>
+        <w:suppressAutoHyphens w:val="true"/>
+        <w:bidi w:val="0"/>
+        <w:ind w:firstLineChars="200"/>
+        <w:jc w:val="both"/>
+        <w:rPr>
+          <w:rFonts w:hint="eastAsia"/>
+          <w:sz w:val="24"/>
+        </w:rPr>
+      </w:pPr>
+      <w:r>
+        <w:rPr>
+          <w:rFonts w:hint="eastAsia"/>
+          <w:sz w:val="24"/>
+        </w:rPr>
+        <w:t>基于高速内存块拷贝的多总线协同技术</w:t>
+      </w:r>
+    </w:p>
+    <w:p>
+      <w:pPr>
+        <w:pStyle w:val="Normal"/>
+        <w:widowControl w:val="false"/>
+        <w:suppressAutoHyphens w:val="true"/>
+        <w:bidi w:val="0"/>
+        <w:ind w:firstLineChars="200"/>
+        <w:jc w:val="both"/>
+        <w:rPr>
+          <w:rFonts w:hint="eastAsia"/>
+          <w:sz w:val="24"/>
+        </w:rPr>
+      </w:pPr>
+      <w:r>
+        <w:rPr>
+          <w:rFonts w:hint="eastAsia"/>
+          <w:sz w:val="24"/>
+        </w:rPr>
+        <w:t>我们在工程系统中采用了两种通信协议，通用异步收发（</w:t>
+      </w:r>
+      <w:r>
+        <w:rPr>
+          <w:rFonts w:hint="eastAsia"/>
+          <w:sz w:val="24"/>
+        </w:rPr>
+        <w:t>UART</w:t>
+      </w:r>
+      <w:r>
+        <w:rPr>
+          <w:rFonts w:hint="eastAsia"/>
+          <w:sz w:val="24"/>
+        </w:rPr>
+        <w:t>）、串行外设接口（</w:t>
+      </w:r>
+      <w:r>
+        <w:rPr>
+          <w:rFonts w:hint="eastAsia"/>
+          <w:sz w:val="24"/>
+        </w:rPr>
+        <w:t>SPI</w:t>
+      </w:r>
+      <w:r>
+        <w:rPr>
+          <w:rFonts w:hint="eastAsia"/>
+          <w:sz w:val="24"/>
+        </w:rPr>
+        <w:t>），在两种协议之间转换时需要拷贝内存块；我们摒弃了传统的基于循环的单字节拷贝，转而采用</w:t>
+      </w:r>
+      <w:r>
+        <w:rPr>
+          <w:rFonts w:hint="eastAsia"/>
+          <w:sz w:val="24"/>
+        </w:rPr>
+        <w:t>memcpy</w:t>
+      </w:r>
+      <w:r>
+        <w:rPr>
+          <w:rFonts w:hint="eastAsia"/>
+          <w:sz w:val="24"/>
+        </w:rPr>
+        <w:t>函数进行整块内存拷贝，将拷贝操作从线性时间降为常数时间，大大提高了拷贝速度，提升了系统的通信实时性。</w:t>
+      </w:r>
+    </w:p>
+    <w:p>
+      <w:pPr>
+        <w:pStyle w:val="Heading2"/>
+        <w:widowControl w:val="false"/>
+        <w:numPr>
+          <w:ilvl w:val="1"/>
+          <w:numId w:val="2"/>
+        </w:numPr>
+        <w:suppressAutoHyphens w:val="true"/>
+        <w:bidi w:val="0"/>
+        <w:ind w:firstLineChars="200"/>
+        <w:jc w:val="both"/>
+        <w:rPr>
+          <w:rFonts w:hint="eastAsia"/>
+          <w:sz w:val="24"/>
+        </w:rPr>
+      </w:pPr>
+      <w:r>
+        <w:rPr>
+          <w:rFonts w:hint="eastAsia"/>
+          <w:sz w:val="24"/>
+        </w:rPr>
+        <w:t>基于有限状态机的初始状态对齐与死区非线性滤波</w:t>
+      </w:r>
+    </w:p>
+    <w:p>
+      <w:pPr>
+        <w:pStyle w:val="Normal"/>
+        <w:widowControl w:val="false"/>
+        <w:suppressAutoHyphens w:val="true"/>
+        <w:bidi w:val="0"/>
+        <w:ind w:firstLineChars="200"/>
+        <w:jc w:val="both"/>
+        <w:rPr>
+          <w:rFonts w:hint="eastAsia"/>
+          <w:sz w:val="24"/>
+        </w:rPr>
+      </w:pPr>
+      <w:r>
+        <w:rPr>
+          <w:rFonts w:hint="eastAsia"/>
+          <w:sz w:val="24"/>
+        </w:rPr>
+        <w:t>在研究中，我们发现主臂舵机的回读采样是有误差的，这会导致从臂产生抖动。为此，我们引入了死区非线性滤波技术，通过将历史位置与指令位置作差，如果小于一定阈值，则拒绝执行指令。但是，这种方法引入了一个新问题，系统刚上电时是没有历史位置的，我们引入有限状态机进行初始状态对齐，在上电后的第一个指令周期内采样到的各个关节数据将被作为初始历史位置，在此期间，收到的数据帧只做记录，不产生作动指令。</w:t>
+      </w:r>
+    </w:p>
+    <w:p>
+      <w:pPr>
+        <w:pStyle w:val="Heading2"/>
+        <w:widowControl w:val="false"/>
+        <w:numPr>
+          <w:ilvl w:val="1"/>
+          <w:numId w:val="2"/>
+        </w:numPr>
+        <w:suppressAutoHyphens w:val="true"/>
+        <w:bidi w:val="0"/>
+        <w:ind w:firstLineChars="200"/>
+        <w:jc w:val="both"/>
+        <w:rPr>
+          <w:rFonts w:hint="eastAsia"/>
+          <w:sz w:val="24"/>
+        </w:rPr>
+      </w:pPr>
+      <w:r>
+        <w:rPr>
+          <w:rFonts w:hint="eastAsia"/>
+          <w:sz w:val="24"/>
+        </w:rPr>
+        <w:t>基于时分复用的的关节位置数据传输协议</w:t>
+      </w:r>
+    </w:p>
+    <w:p>
+      <w:pPr>
+        <w:pStyle w:val="Normal"/>
+        <w:widowControl w:val="false"/>
+        <w:suppressAutoHyphens w:val="true"/>
+        <w:bidi w:val="0"/>
+        <w:ind w:firstLineChars="200"/>
+        <w:jc w:val="both"/>
+        <w:rPr>
+          <w:rFonts w:hint="eastAsia"/>
+          <w:sz w:val="24"/>
+        </w:rPr>
+      </w:pPr>
+      <w:r>
+        <w:rPr>
+          <w:rFonts w:hint="eastAsia"/>
+          <w:sz w:val="24"/>
+        </w:rPr>
+        <w:t>由于总线舵机返回位置接收到的字符串中有大量无关紧要的内容，为了提高系统的通信实时性，我们创建了一种通信协议，协议数据帧中包含关节地址以及指定移动到的位置，主机采样收到主臂返回的采样值时，提取其中的关节地址以及位置，编制成一个五位字符的数据帧，发往从机，从机收到后解析数据帧，编制作动指令，然后向从臂发送作动指令。由于协议的数据帧很简短，所以传输效率很高，系统通信实时性得到了明显提高。</w:t>
+      </w:r>
+    </w:p>
+    <w:p>
+      <w:pPr>
+        <w:pStyle w:val="Normal"/>
+        <w:widowControl w:val="false"/>
+        <w:suppressAutoHyphens w:val="true"/>
+        <w:bidi w:val="0"/>
+        <w:ind w:firstLineChars="200"/>
+        <w:jc w:val="both"/>
+        <w:rPr>
+          <w:rFonts w:hint="eastAsia"/>
+          <w:sz w:val="24"/>
+        </w:rPr>
+      </w:pPr>
+      <w:r>
+        <w:rPr>
+          <w:rFonts w:hint="eastAsia"/>
+          <w:sz w:val="24"/>
+        </w:rPr>
+      </w:r>
+    </w:p>
+    <w:p>
+      <w:pPr>
+        <w:pStyle w:val="BodyText"/>
+        <w:widowControl w:val="false"/>
+        <w:numPr>
+          <w:ilvl w:val="1"/>
+          <w:numId w:val="2"/>
+        </w:numPr>
+        <w:suppressAutoHyphens w:val="true"/>
+        <w:bidi w:val="0"/>
+        <w:ind w:firstLineChars="200"/>
+        <w:jc w:val="both"/>
+        <w:rPr>
+          <w:rFonts w:hint="eastAsia"/>
+          <w:sz w:val="24"/>
+        </w:rPr>
+      </w:pPr>
+      <w:r>
+        <w:rPr>
+          <w:rFonts w:hint="eastAsia"/>
+          <w:sz w:val="24"/>
+        </w:rPr>
+        <w:t xml:space="preserve">基于 </w:t>
+      </w:r>
+      <w:r>
+        <w:rPr>
+          <w:rFonts w:hint="eastAsia"/>
+          <w:sz w:val="24"/>
+        </w:rPr>
+        <w:t xml:space="preserve">GPIO </w:t>
+      </w:r>
+      <w:r>
+        <w:rPr>
+          <w:rFonts w:hint="eastAsia"/>
+          <w:sz w:val="24"/>
+        </w:rPr>
+        <w:t>的实时任务性能分析</w:t>
+      </w:r>
+    </w:p>
+    <w:p>
+      <w:pPr>
+        <w:pStyle w:val="BodyText"/>
+        <w:widowControl w:val="false"/>
+        <w:numPr>
+          <w:ilvl w:val="0"/>
+          <w:numId w:val="0"/>
+        </w:numPr>
+        <w:suppressAutoHyphens w:val="true"/>
+        <w:bidi w:val="0"/>
+        <w:spacing w:before="0" w:after="0"/>
+        <w:ind w:hanging="0" w:left="0"/>
+        <w:jc w:val="both"/>
+        <w:rPr>
+          <w:rFonts w:hint="eastAsia"/>
+          <w:sz w:val="24"/>
+        </w:rPr>
+      </w:pPr>
+      <w:r>
+        <w:rPr>
+          <w:rFonts w:hint="eastAsia"/>
+          <w:sz w:val="24"/>
+        </w:rPr>
+        <w:t>我们指定部分引脚为任务调度指示器，通过改变电平指示不同任务的调度状态，在逻辑分析仪的图谱上可以通过这些引脚的高低电平状态直观地了解任务的调度状态以及时序，这对故障排除以及时序优化非常有帮助。</w:t>
+      </w:r>
+    </w:p>
+    <w:p>
+      <w:pPr>
+        <w:pStyle w:val="BodyText"/>
+        <w:widowControl w:val="false"/>
+        <w:numPr>
+          <w:ilvl w:val="1"/>
+          <w:numId w:val="2"/>
+        </w:numPr>
+        <w:suppressAutoHyphens w:val="true"/>
+        <w:bidi w:val="0"/>
+        <w:spacing w:before="0" w:after="0"/>
+        <w:ind w:firstLineChars="200"/>
+        <w:jc w:val="both"/>
+        <w:rPr>
+          <w:rFonts w:hint="eastAsia"/>
+          <w:sz w:val="24"/>
+        </w:rPr>
+      </w:pPr>
+      <w:r>
+        <w:rPr>
+          <w:rFonts w:hint="eastAsia"/>
+          <w:sz w:val="24"/>
+        </w:rPr>
+        <w:t>硬件微秒级精密延迟技术</w:t>
+      </w:r>
+    </w:p>
+    <w:p>
+      <w:pPr>
+        <w:pStyle w:val="BodyText"/>
+        <w:widowControl w:val="false"/>
+        <w:numPr>
+          <w:ilvl w:val="0"/>
+          <w:numId w:val="0"/>
+        </w:numPr>
+        <w:suppressAutoHyphens w:val="true"/>
+        <w:bidi w:val="0"/>
+        <w:spacing w:before="0" w:after="0"/>
+        <w:ind w:hanging="0" w:left="0"/>
+        <w:jc w:val="both"/>
         <w:rPr/>
       </w:pPr>
-      <w:bookmarkStart w:id="15" w:name="_Toc484526037"/>
-      <w:r>
-        <w:rPr>
-          <w:rFonts w:hint="eastAsia"/>
-        </w:rPr>
-        <w:t>三级</w:t>
-      </w:r>
-      <w:r>
-        <w:rPr/>
-        <w:t>标题</w:t>
-      </w:r>
-      <w:bookmarkEnd w:id="15"/>
-    </w:p>
-    <w:p>
-      <w:pPr>
-        <w:pStyle w:val="Normal"/>
-        <w:spacing w:lineRule="auto" w:line="300" w:before="340" w:after="330"/>
-        <w:ind w:firstLineChars="200"/>
-        <w:jc w:val="left"/>
-        <w:rPr>
-          <w:rFonts w:ascii="Times New Roman" w:hAnsi="Times New Roman" w:cs="Times New Roman"/>
-        </w:rPr>
-      </w:pPr>
-      <w:r>
-        <w:rPr>
-          <w:rFonts w:cs="Times New Roman" w:ascii="Times New Roman" w:hAnsi="Times New Roman"/>
-        </w:rPr>
-      </w:r>
-    </w:p>
-    <w:p>
-      <w:pPr>
-        <w:pStyle w:val="Normal"/>
-        <w:spacing w:lineRule="auto" w:line="300"/>
-        <w:ind w:firstLine="420"/>
-        <w:rPr>
-          <w:rFonts w:ascii="Times New Roman" w:hAnsi="Times New Roman" w:cs="Times New Roman"/>
-        </w:rPr>
-      </w:pPr>
-      <w:r>
-        <w:rPr>
-          <w:rFonts w:cs="Times New Roman" w:ascii="Times New Roman" w:hAnsi="Times New Roman"/>
-        </w:rPr>
+      <w:r>
+        <w:rPr>
+          <w:rFonts w:hint="eastAsia" w:cstheme="minorBidi" w:eastAsiaTheme="minorEastAsia"/>
+          <w:color w:val="auto"/>
+          <w:kern w:val="2"/>
+          <w:sz w:val="24"/>
+          <w:lang w:val="en-US" w:eastAsia="zh-CN" w:bidi="ar-SA"/>
+        </w:rPr>
+        <w:t>在时序调试的过程中，我们发现，由于任务调度响应速度以及采样时序的问题，从机开始接收数据帧和主机开始发送数据帧两个动作不能同步，这会使得从机错过数据帧的第一个字节，从而导致指令错乱，为此，我们引入了基于硬件计数器的微秒级延迟技术，将主机发送数据帧操作向后推迟，等到从机的任务调度就绪后再开始发送，既保证了信号完整性，又不破坏通信实时性。</w:t>
       </w:r>
     </w:p>
     <w:p>
@@ -4569,6 +3834,7 @@
         <w:pStyle w:val="Normal"/>
         <w:widowControl/>
         <w:spacing w:lineRule="auto" w:line="300"/>
+        <w:ind w:firstLineChars="200"/>
         <w:jc w:val="left"/>
         <w:rPr>
           <w:rFonts w:ascii="Times New Roman" w:hAnsi="Times New Roman" w:cs="Times New Roman"/>
@@ -4587,254 +3853,19 @@
         <w:pStyle w:val="Normal"/>
         <w:widowControl/>
         <w:spacing w:lineRule="auto" w:line="300"/>
+        <w:ind w:firstLineChars="200"/>
         <w:jc w:val="left"/>
         <w:rPr>
           <w:rFonts w:ascii="Times New Roman" w:hAnsi="Times New Roman" w:cs="Times New Roman"/>
           <w:color w:val="333333"/>
         </w:rPr>
-      </w:pPr>
-      <w:r>
-        <w:rPr>
-          <w:rFonts w:cs="Times New Roman" w:ascii="Times New Roman" w:hAnsi="Times New Roman"/>
-          <w:color w:val="333333"/>
-        </w:rPr>
-      </w:r>
-    </w:p>
-    <w:p>
-      <w:pPr>
-        <w:pStyle w:val="Normal"/>
-        <w:rPr>
-          <w:rFonts w:ascii="Times New Roman" w:hAnsi="Times New Roman" w:cs="Times New Roman"/>
-        </w:rPr>
-      </w:pPr>
-      <w:r>
-        <w:rPr>
-          <w:rFonts w:cs="Times New Roman" w:ascii="Times New Roman" w:hAnsi="Times New Roman"/>
-        </w:rPr>
-      </w:r>
-    </w:p>
-    <w:p>
-      <w:pPr>
-        <w:pStyle w:val="Normal"/>
-        <w:rPr>
-          <w:rFonts w:ascii="Times New Roman" w:hAnsi="Times New Roman" w:cs="Times New Roman"/>
-        </w:rPr>
-      </w:pPr>
-      <w:r>
-        <w:rPr>
-          <w:rFonts w:cs="Times New Roman" w:ascii="Times New Roman" w:hAnsi="Times New Roman"/>
-        </w:rPr>
-      </w:r>
-    </w:p>
-    <w:p>
-      <w:pPr>
-        <w:pStyle w:val="Normal"/>
-        <w:rPr>
-          <w:rFonts w:ascii="Times New Roman" w:hAnsi="Times New Roman" w:cs="Times New Roman"/>
-        </w:rPr>
-      </w:pPr>
-      <w:r>
-        <w:rPr>
-          <w:rFonts w:cs="Times New Roman" w:ascii="Times New Roman" w:hAnsi="Times New Roman"/>
-        </w:rPr>
-      </w:r>
-    </w:p>
-    <w:p>
-      <w:pPr>
-        <w:pStyle w:val="Normal"/>
-        <w:rPr>
-          <w:rFonts w:ascii="Times New Roman" w:hAnsi="Times New Roman" w:cs="Times New Roman"/>
-        </w:rPr>
-      </w:pPr>
-      <w:r>
-        <w:rPr>
-          <w:rFonts w:cs="Times New Roman" w:ascii="Times New Roman" w:hAnsi="Times New Roman"/>
-        </w:rPr>
-      </w:r>
-    </w:p>
-    <w:p>
-      <w:pPr>
-        <w:pStyle w:val="Normal"/>
-        <w:rPr>
-          <w:rFonts w:ascii="Times New Roman" w:hAnsi="Times New Roman" w:cs="Times New Roman"/>
-        </w:rPr>
-      </w:pPr>
-      <w:r>
-        <w:rPr>
-          <w:rFonts w:cs="Times New Roman" w:ascii="Times New Roman" w:hAnsi="Times New Roman"/>
-        </w:rPr>
-      </w:r>
-    </w:p>
-    <w:p>
-      <w:pPr>
-        <w:pStyle w:val="Normal"/>
-        <w:rPr>
-          <w:rFonts w:ascii="Times New Roman" w:hAnsi="Times New Roman" w:cs="Times New Roman"/>
-        </w:rPr>
-      </w:pPr>
-      <w:r>
-        <w:rPr>
-          <w:rFonts w:cs="Times New Roman" w:ascii="Times New Roman" w:hAnsi="Times New Roman"/>
-        </w:rPr>
-      </w:r>
-    </w:p>
-    <w:p>
-      <w:pPr>
-        <w:pStyle w:val="Normal"/>
-        <w:rPr>
-          <w:rFonts w:ascii="Times New Roman" w:hAnsi="Times New Roman" w:cs="Times New Roman"/>
-        </w:rPr>
-      </w:pPr>
-      <w:r>
-        <w:rPr>
-          <w:rFonts w:cs="Times New Roman" w:ascii="Times New Roman" w:hAnsi="Times New Roman"/>
-        </w:rPr>
-      </w:r>
-    </w:p>
-    <w:p>
-      <w:pPr>
-        <w:pStyle w:val="Normal"/>
-        <w:rPr>
-          <w:rFonts w:ascii="Times New Roman" w:hAnsi="Times New Roman" w:cs="Times New Roman"/>
-        </w:rPr>
-      </w:pPr>
-      <w:r>
-        <w:rPr>
-          <w:rFonts w:cs="Times New Roman" w:ascii="Times New Roman" w:hAnsi="Times New Roman"/>
-        </w:rPr>
-      </w:r>
-    </w:p>
-    <w:p>
-      <w:pPr>
-        <w:pStyle w:val="Normal"/>
-        <w:rPr>
-          <w:rFonts w:ascii="Times New Roman" w:hAnsi="Times New Roman" w:cs="Times New Roman"/>
-        </w:rPr>
-      </w:pPr>
-      <w:r>
-        <w:rPr>
-          <w:rFonts w:cs="Times New Roman" w:ascii="Times New Roman" w:hAnsi="Times New Roman"/>
-        </w:rPr>
-      </w:r>
-    </w:p>
-    <w:p>
-      <w:pPr>
-        <w:pStyle w:val="Normal"/>
-        <w:rPr>
-          <w:rFonts w:ascii="Times New Roman" w:hAnsi="Times New Roman" w:cs="Times New Roman"/>
-        </w:rPr>
-      </w:pPr>
-      <w:r>
-        <w:rPr>
-          <w:rFonts w:cs="Times New Roman" w:ascii="Times New Roman" w:hAnsi="Times New Roman"/>
-        </w:rPr>
-      </w:r>
-    </w:p>
-    <w:p>
-      <w:pPr>
-        <w:pStyle w:val="Normal"/>
-        <w:rPr>
-          <w:rFonts w:ascii="Times New Roman" w:hAnsi="Times New Roman" w:cs="Times New Roman"/>
-        </w:rPr>
-      </w:pPr>
-      <w:r>
-        <w:rPr>
-          <w:rFonts w:cs="Times New Roman" w:ascii="Times New Roman" w:hAnsi="Times New Roman"/>
-        </w:rPr>
-      </w:r>
-    </w:p>
-    <w:p>
-      <w:pPr>
-        <w:pStyle w:val="Normal"/>
-        <w:rPr>
-          <w:rFonts w:ascii="Times New Roman" w:hAnsi="Times New Roman" w:cs="Times New Roman"/>
-        </w:rPr>
-      </w:pPr>
-      <w:r>
-        <w:rPr>
-          <w:rFonts w:cs="Times New Roman" w:ascii="Times New Roman" w:hAnsi="Times New Roman"/>
-        </w:rPr>
-      </w:r>
-    </w:p>
-    <w:p>
-      <w:pPr>
-        <w:pStyle w:val="Normal"/>
-        <w:rPr>
-          <w:rFonts w:ascii="Times New Roman" w:hAnsi="Times New Roman" w:cs="Times New Roman"/>
-        </w:rPr>
-      </w:pPr>
-      <w:r>
-        <w:rPr>
-          <w:rFonts w:cs="Times New Roman" w:ascii="Times New Roman" w:hAnsi="Times New Roman"/>
-        </w:rPr>
-      </w:r>
-    </w:p>
-    <w:p>
-      <w:pPr>
-        <w:pStyle w:val="Normal"/>
-        <w:rPr>
-          <w:rFonts w:ascii="Times New Roman" w:hAnsi="Times New Roman" w:cs="Times New Roman"/>
-        </w:rPr>
-      </w:pPr>
-      <w:r>
-        <w:rPr>
-          <w:rFonts w:cs="Times New Roman" w:ascii="Times New Roman" w:hAnsi="Times New Roman"/>
-        </w:rPr>
-      </w:r>
-    </w:p>
-    <w:p>
-      <w:pPr>
-        <w:pStyle w:val="Normal"/>
-        <w:rPr>
-          <w:rFonts w:ascii="Times New Roman" w:hAnsi="Times New Roman" w:cs="Times New Roman"/>
-        </w:rPr>
-      </w:pPr>
-      <w:r>
-        <w:rPr>
-          <w:rFonts w:cs="Times New Roman" w:ascii="Times New Roman" w:hAnsi="Times New Roman"/>
-        </w:rPr>
-      </w:r>
-    </w:p>
-    <w:p>
-      <w:pPr>
-        <w:pStyle w:val="Normal"/>
-        <w:rPr>
-          <w:rFonts w:ascii="Times New Roman" w:hAnsi="Times New Roman" w:cs="Times New Roman"/>
-        </w:rPr>
-      </w:pPr>
-      <w:r>
-        <w:rPr>
-          <w:rFonts w:cs="Times New Roman" w:ascii="Times New Roman" w:hAnsi="Times New Roman"/>
-        </w:rPr>
-      </w:r>
-    </w:p>
-    <w:p>
-      <w:pPr>
-        <w:pStyle w:val="Normal"/>
-        <w:rPr>
-          <w:rFonts w:ascii="Times New Roman" w:hAnsi="Times New Roman" w:cs="Times New Roman"/>
-        </w:rPr>
-      </w:pPr>
-      <w:r>
-        <w:rPr>
-          <w:rFonts w:cs="Times New Roman" w:ascii="Times New Roman" w:hAnsi="Times New Roman"/>
-        </w:rPr>
-      </w:r>
-    </w:p>
-    <w:p>
-      <w:pPr>
-        <w:pStyle w:val="Normal"/>
-        <w:spacing w:before="0" w:after="0"/>
-        <w:rPr>
-          <w:rFonts w:ascii="Times New Roman" w:hAnsi="Times New Roman" w:cs="Times New Roman"/>
-        </w:rPr>
         <w:sectPr>
-          <w:headerReference w:type="even" r:id="rId24"/>
-          <w:headerReference w:type="default" r:id="rId25"/>
-          <w:headerReference w:type="first" r:id="rId26"/>
-          <w:footerReference w:type="even" r:id="rId27"/>
-          <w:footerReference w:type="default" r:id="rId28"/>
-          <w:footerReference w:type="first" r:id="rId29"/>
+          <w:headerReference w:type="even" r:id="rId14"/>
+          <w:headerReference w:type="default" r:id="rId15"/>
+          <w:headerReference w:type="first" r:id="rId16"/>
+          <w:footerReference w:type="even" r:id="rId17"/>
+          <w:footerReference w:type="default" r:id="rId18"/>
+          <w:footerReference w:type="first" r:id="rId19"/>
           <w:type w:val="nextPage"/>
           <w:pgSz w:w="11906" w:h="16838"/>
           <w:pgMar w:left="1418" w:right="1418" w:gutter="284" w:header="851" w:top="2211" w:footer="992" w:bottom="2155"/>
@@ -4858,10 +3889,11 @@
           <w:numId w:val="2"/>
         </w:numPr>
         <w:spacing w:lineRule="auto" w:line="360"/>
+        <w:ind w:firstLineChars="200"/>
         <w:jc w:val="center"/>
         <w:rPr/>
       </w:pPr>
-      <w:bookmarkStart w:id="16" w:name="_Toc484526038"/>
+      <w:bookmarkStart w:id="16" w:name="_Toc235362778"/>
       <w:r>
         <w:rPr>
           <w:rFonts w:hint="eastAsia"/>
@@ -4873,6 +3905,7 @@
     <w:p>
       <w:pPr>
         <w:pStyle w:val="Normal"/>
+        <w:ind w:firstLineChars="200"/>
         <w:rPr/>
       </w:pPr>
       <w:r>
@@ -4913,9 +3946,10 @@
           <w:ilvl w:val="1"/>
           <w:numId w:val="2"/>
         </w:numPr>
+        <w:ind w:firstLineChars="200"/>
         <w:rPr/>
       </w:pPr>
-      <w:bookmarkStart w:id="17" w:name="_Toc484526039"/>
+      <w:bookmarkStart w:id="17" w:name="_Toc235362779"/>
       <w:r>
         <w:rPr>
           <w:rFonts w:hint="eastAsia"/>
@@ -4957,37 +3991,16 @@
           <w:ilvl w:val="2"/>
           <w:numId w:val="2"/>
         </w:numPr>
+        <w:spacing w:before="260" w:after="0"/>
+        <w:ind w:firstLineChars="200"/>
         <w:rPr/>
-      </w:pPr>
-      <w:bookmarkStart w:id="18" w:name="_Toc484526040"/>
-      <w:r>
-        <w:rPr>
-          <w:rFonts w:hint="eastAsia"/>
-        </w:rPr>
-        <w:t>三级</w:t>
-      </w:r>
-      <w:r>
-        <w:rPr/>
-        <w:t>标题</w:t>
-      </w:r>
-      <w:bookmarkEnd w:id="18"/>
-    </w:p>
-    <w:p>
-      <w:pPr>
-        <w:pStyle w:val="Normal"/>
-        <w:spacing w:lineRule="auto" w:line="300" w:before="340" w:after="0"/>
-        <w:ind w:firstLineChars="200"/>
-        <w:jc w:val="left"/>
-        <w:rPr>
-          <w:rFonts w:ascii="Times New Roman" w:hAnsi="Times New Roman" w:cs="Times New Roman"/>
-        </w:rPr>
         <w:sectPr>
-          <w:headerReference w:type="even" r:id="rId30"/>
-          <w:headerReference w:type="default" r:id="rId31"/>
-          <w:headerReference w:type="first" r:id="rId32"/>
-          <w:footerReference w:type="even" r:id="rId33"/>
-          <w:footerReference w:type="default" r:id="rId34"/>
-          <w:footerReference w:type="first" r:id="rId35"/>
+          <w:headerReference w:type="even" r:id="rId20"/>
+          <w:headerReference w:type="default" r:id="rId21"/>
+          <w:headerReference w:type="first" r:id="rId22"/>
+          <w:footerReference w:type="even" r:id="rId23"/>
+          <w:footerReference w:type="default" r:id="rId24"/>
+          <w:footerReference w:type="first" r:id="rId25"/>
           <w:type w:val="nextPage"/>
           <w:pgSz w:w="11906" w:h="16838"/>
           <w:pgMar w:left="1418" w:right="1418" w:gutter="284" w:header="851" w:top="2211" w:footer="992" w:bottom="2155"/>
@@ -4997,11 +4010,18 @@
           <w:docGrid w:type="lines" w:linePitch="312" w:charSpace="0"/>
         </w:sectPr>
       </w:pPr>
-      <w:r>
-        <w:rPr>
-          <w:rFonts w:cs="Times New Roman" w:ascii="Times New Roman" w:hAnsi="Times New Roman"/>
-        </w:rPr>
-      </w:r>
+      <w:bookmarkStart w:id="18" w:name="_Toc235362780"/>
+      <w:r>
+        <w:rPr>
+          <w:rFonts w:hint="eastAsia"/>
+        </w:rPr>
+        <w:t>三级</w:t>
+      </w:r>
+      <w:r>
+        <w:rPr/>
+        <w:t>标题</w:t>
+      </w:r>
+      <w:bookmarkEnd w:id="18"/>
     </w:p>
     <w:p>
       <w:pPr>
@@ -5011,10 +4031,11 @@
           <w:numId w:val="2"/>
         </w:numPr>
         <w:spacing w:lineRule="auto" w:line="360"/>
+        <w:ind w:firstLineChars="200"/>
         <w:jc w:val="center"/>
         <w:rPr/>
       </w:pPr>
-      <w:bookmarkStart w:id="19" w:name="_Toc484526041"/>
+      <w:bookmarkStart w:id="19" w:name="_Toc235362781"/>
       <w:r>
         <w:rPr>
           <w:rFonts w:hint="eastAsia"/>
@@ -5026,6 +4047,7 @@
     <w:p>
       <w:pPr>
         <w:pStyle w:val="Normal"/>
+        <w:ind w:firstLineChars="200"/>
         <w:rPr/>
       </w:pPr>
       <w:r>
@@ -5076,9 +4098,10 @@
           <w:ilvl w:val="1"/>
           <w:numId w:val="2"/>
         </w:numPr>
+        <w:ind w:firstLineChars="200"/>
         <w:rPr/>
       </w:pPr>
-      <w:bookmarkStart w:id="20" w:name="_Toc484526042"/>
+      <w:bookmarkStart w:id="20" w:name="_Toc235362782"/>
       <w:r>
         <w:rPr>
           <w:rFonts w:hint="eastAsia"/>
@@ -5120,37 +4143,16 @@
           <w:ilvl w:val="2"/>
           <w:numId w:val="2"/>
         </w:numPr>
+        <w:spacing w:before="260" w:after="0"/>
+        <w:ind w:firstLineChars="200"/>
         <w:rPr/>
-      </w:pPr>
-      <w:bookmarkStart w:id="21" w:name="_Toc484526043"/>
-      <w:r>
-        <w:rPr>
-          <w:rFonts w:hint="eastAsia"/>
-        </w:rPr>
-        <w:t>三级</w:t>
-      </w:r>
-      <w:r>
-        <w:rPr/>
-        <w:t>标题</w:t>
-      </w:r>
-      <w:bookmarkEnd w:id="21"/>
-    </w:p>
-    <w:p>
-      <w:pPr>
-        <w:pStyle w:val="Normal"/>
-        <w:spacing w:lineRule="auto" w:line="300" w:before="340" w:after="0"/>
-        <w:ind w:firstLineChars="200"/>
-        <w:jc w:val="left"/>
-        <w:rPr>
-          <w:rFonts w:ascii="Times New Roman" w:hAnsi="Times New Roman" w:cs="Times New Roman"/>
-        </w:rPr>
         <w:sectPr>
-          <w:headerReference w:type="even" r:id="rId36"/>
-          <w:headerReference w:type="default" r:id="rId37"/>
-          <w:headerReference w:type="first" r:id="rId38"/>
-          <w:footerReference w:type="even" r:id="rId39"/>
-          <w:footerReference w:type="default" r:id="rId40"/>
-          <w:footerReference w:type="first" r:id="rId41"/>
+          <w:headerReference w:type="even" r:id="rId26"/>
+          <w:headerReference w:type="default" r:id="rId27"/>
+          <w:headerReference w:type="first" r:id="rId28"/>
+          <w:footerReference w:type="even" r:id="rId29"/>
+          <w:footerReference w:type="default" r:id="rId30"/>
+          <w:footerReference w:type="first" r:id="rId31"/>
           <w:type w:val="nextPage"/>
           <w:pgSz w:w="11906" w:h="16838"/>
           <w:pgMar w:left="1418" w:right="1418" w:gutter="284" w:header="851" w:top="2211" w:footer="992" w:bottom="2155"/>
@@ -5160,11 +4162,18 @@
           <w:docGrid w:type="lines" w:linePitch="312" w:charSpace="0"/>
         </w:sectPr>
       </w:pPr>
-      <w:r>
-        <w:rPr>
-          <w:rFonts w:cs="Times New Roman" w:ascii="Times New Roman" w:hAnsi="Times New Roman"/>
-        </w:rPr>
-      </w:r>
+      <w:bookmarkStart w:id="21" w:name="_Toc235362783"/>
+      <w:r>
+        <w:rPr>
+          <w:rFonts w:hint="eastAsia"/>
+        </w:rPr>
+        <w:t>三级</w:t>
+      </w:r>
+      <w:r>
+        <w:rPr/>
+        <w:t>标题</w:t>
+      </w:r>
+      <w:bookmarkEnd w:id="21"/>
     </w:p>
     <w:p>
       <w:pPr>
@@ -5174,10 +4183,11 @@
           <w:numId w:val="2"/>
         </w:numPr>
         <w:spacing w:lineRule="auto" w:line="360"/>
+        <w:ind w:firstLineChars="200"/>
         <w:jc w:val="center"/>
         <w:rPr/>
       </w:pPr>
-      <w:bookmarkStart w:id="22" w:name="_Toc484526044"/>
+      <w:bookmarkStart w:id="22" w:name="_Toc235362784"/>
       <w:r>
         <w:rPr>
           <w:rFonts w:hint="eastAsia"/>
@@ -5189,6 +4199,7 @@
     <w:p>
       <w:pPr>
         <w:pStyle w:val="Normal"/>
+        <w:ind w:firstLineChars="200"/>
         <w:rPr/>
       </w:pPr>
       <w:r>
@@ -5229,9 +4240,10 @@
           <w:ilvl w:val="1"/>
           <w:numId w:val="2"/>
         </w:numPr>
+        <w:ind w:firstLineChars="200"/>
         <w:rPr/>
       </w:pPr>
-      <w:bookmarkStart w:id="23" w:name="_Toc484526045"/>
+      <w:bookmarkStart w:id="23" w:name="_Toc235362785"/>
       <w:r>
         <w:rPr>
           <w:rFonts w:hint="eastAsia"/>
@@ -5273,37 +4285,16 @@
           <w:ilvl w:val="2"/>
           <w:numId w:val="2"/>
         </w:numPr>
+        <w:spacing w:before="260" w:after="0"/>
+        <w:ind w:firstLineChars="200"/>
         <w:rPr/>
-      </w:pPr>
-      <w:bookmarkStart w:id="24" w:name="_Toc484526046"/>
-      <w:r>
-        <w:rPr>
-          <w:rFonts w:hint="eastAsia"/>
-        </w:rPr>
-        <w:t>三级</w:t>
-      </w:r>
-      <w:r>
-        <w:rPr/>
-        <w:t>标题</w:t>
-      </w:r>
-      <w:bookmarkEnd w:id="24"/>
-    </w:p>
-    <w:p>
-      <w:pPr>
-        <w:pStyle w:val="Normal"/>
-        <w:spacing w:lineRule="auto" w:line="300" w:before="340" w:after="0"/>
-        <w:ind w:firstLineChars="200"/>
-        <w:jc w:val="left"/>
-        <w:rPr>
-          <w:rFonts w:ascii="Times New Roman" w:hAnsi="Times New Roman" w:cs="Times New Roman"/>
-        </w:rPr>
         <w:sectPr>
-          <w:headerReference w:type="even" r:id="rId42"/>
-          <w:headerReference w:type="default" r:id="rId43"/>
-          <w:headerReference w:type="first" r:id="rId44"/>
-          <w:footerReference w:type="even" r:id="rId45"/>
-          <w:footerReference w:type="default" r:id="rId46"/>
-          <w:footerReference w:type="first" r:id="rId47"/>
+          <w:headerReference w:type="even" r:id="rId32"/>
+          <w:headerReference w:type="default" r:id="rId33"/>
+          <w:headerReference w:type="first" r:id="rId34"/>
+          <w:footerReference w:type="even" r:id="rId35"/>
+          <w:footerReference w:type="default" r:id="rId36"/>
+          <w:footerReference w:type="first" r:id="rId37"/>
           <w:type w:val="nextPage"/>
           <w:pgSz w:w="11906" w:h="16838"/>
           <w:pgMar w:left="1418" w:right="1418" w:gutter="284" w:header="851" w:top="2211" w:footer="992" w:bottom="2155"/>
@@ -5313,19 +4304,27 @@
           <w:docGrid w:type="lines" w:linePitch="312" w:charSpace="0"/>
         </w:sectPr>
       </w:pPr>
-      <w:r>
-        <w:rPr>
-          <w:rFonts w:cs="Times New Roman" w:ascii="Times New Roman" w:hAnsi="Times New Roman"/>
-        </w:rPr>
-      </w:r>
+      <w:bookmarkStart w:id="24" w:name="_Toc235362786"/>
+      <w:r>
+        <w:rPr>
+          <w:rFonts w:hint="eastAsia"/>
+        </w:rPr>
+        <w:t>三级</w:t>
+      </w:r>
+      <w:r>
+        <w:rPr/>
+        <w:t>标题</w:t>
+      </w:r>
+      <w:bookmarkEnd w:id="24"/>
     </w:p>
     <w:p>
       <w:pPr>
         <w:pStyle w:val="Heading1"/>
+        <w:ind w:firstLineChars="200"/>
         <w:jc w:val="center"/>
         <w:rPr/>
       </w:pPr>
-      <w:bookmarkStart w:id="25" w:name="_Toc484526047"/>
+      <w:bookmarkStart w:id="25" w:name="_Toc235362787"/>
       <w:r>
         <w:rPr>
           <w:rFonts w:hint="eastAsia"/>
@@ -5341,6 +4340,7 @@
     <w:p>
       <w:pPr>
         <w:pStyle w:val="Normal"/>
+        <w:ind w:firstLineChars="200"/>
         <w:jc w:val="left"/>
         <w:rPr>
           <w:rFonts w:ascii="Times New Roman" w:hAnsi="Times New Roman" w:cs="Times New Roman"/>
@@ -5440,6 +4440,7 @@
     <w:p>
       <w:pPr>
         <w:pStyle w:val="Normal"/>
+        <w:ind w:firstLineChars="200"/>
         <w:jc w:val="left"/>
         <w:rPr>
           <w:rFonts w:ascii="Times New Roman" w:hAnsi="Times New Roman" w:cs="Times New Roman"/>
@@ -5458,6 +4459,7 @@
     <w:p>
       <w:pPr>
         <w:pStyle w:val="Normal"/>
+        <w:ind w:firstLineChars="200"/>
         <w:jc w:val="left"/>
         <w:rPr>
           <w:rFonts w:ascii="Times New Roman" w:hAnsi="Times New Roman" w:cs="Times New Roman"/>
@@ -5557,6 +4559,7 @@
     <w:p>
       <w:pPr>
         <w:pStyle w:val="Normal"/>
+        <w:ind w:firstLineChars="200"/>
         <w:jc w:val="left"/>
         <w:rPr>
           <w:rFonts w:ascii="Times New Roman" w:hAnsi="Times New Roman" w:cs="Times New Roman"/>
@@ -5575,6 +4578,7 @@
     <w:p>
       <w:pPr>
         <w:pStyle w:val="Normal"/>
+        <w:ind w:firstLineChars="200"/>
         <w:rPr/>
       </w:pPr>
       <w:r>
@@ -5582,12 +4586,12 @@
       </w:r>
     </w:p>
     <w:sectPr>
-      <w:headerReference w:type="even" r:id="rId48"/>
-      <w:headerReference w:type="default" r:id="rId49"/>
-      <w:headerReference w:type="first" r:id="rId50"/>
-      <w:footerReference w:type="even" r:id="rId51"/>
-      <w:footerReference w:type="default" r:id="rId52"/>
-      <w:footerReference w:type="first" r:id="rId53"/>
+      <w:headerReference w:type="even" r:id="rId38"/>
+      <w:headerReference w:type="default" r:id="rId39"/>
+      <w:headerReference w:type="first" r:id="rId40"/>
+      <w:footerReference w:type="even" r:id="rId41"/>
+      <w:footerReference w:type="default" r:id="rId42"/>
+      <w:footerReference w:type="first" r:id="rId43"/>
       <w:type w:val="nextPage"/>
       <w:pgSz w:w="11906" w:h="16838"/>
       <w:pgMar w:left="1418" w:right="1418" w:gutter="284" w:header="851" w:top="2211" w:footer="992" w:bottom="2155"/>
@@ -5662,7 +4666,7 @@
         <w:kern w:val="0"/>
         <w:szCs w:val="21"/>
       </w:rPr>
-      <w:t>3</w:t>
+      <w:t>5</w:t>
     </w:r>
     <w:r>
       <w:rPr>
@@ -5709,7 +4713,7 @@
         <w:kern w:val="0"/>
         <w:szCs w:val="21"/>
       </w:rPr>
-      <w:t>3</w:t>
+      <w:t>5</w:t>
     </w:r>
     <w:r>
       <w:rPr>
@@ -5770,7 +4774,7 @@
         <w:kern w:val="0"/>
         <w:szCs w:val="21"/>
       </w:rPr>
-      <w:t>5</w:t>
+      <w:t>6</w:t>
     </w:r>
     <w:r>
       <w:rPr>
@@ -5817,7 +4821,7 @@
         <w:kern w:val="0"/>
         <w:szCs w:val="21"/>
       </w:rPr>
-      <w:t>5</w:t>
+      <w:t>6</w:t>
     </w:r>
     <w:r>
       <w:rPr>
@@ -5878,7 +4882,7 @@
         <w:kern w:val="0"/>
         <w:szCs w:val="21"/>
       </w:rPr>
-      <w:t>6</w:t>
+      <w:t>7</w:t>
     </w:r>
     <w:r>
       <w:rPr>
@@ -5925,7 +4929,7 @@
         <w:kern w:val="0"/>
         <w:szCs w:val="21"/>
       </w:rPr>
-      <w:t>6</w:t>
+      <w:t>7</w:t>
     </w:r>
     <w:r>
       <w:rPr>
@@ -5965,7 +4969,58 @@
     <w:r>
       <w:rPr>
         <w:rFonts w:cs="Times New Roman" w:ascii="Times New Roman" w:hAnsi="Times New Roman"/>
-      </w:rPr>
+        <w:kern w:val="0"/>
+        <w:szCs w:val="21"/>
+      </w:rPr>
+      <w:t xml:space="preserve">- </w:t>
+    </w:r>
+    <w:r>
+      <w:rPr>
+        <w:rFonts w:cs="Times New Roman" w:ascii="Times New Roman" w:hAnsi="Times New Roman"/>
+        <w:kern w:val="0"/>
+        <w:szCs w:val="21"/>
+      </w:rPr>
+      <w:fldChar w:fldCharType="begin"/>
+    </w:r>
+    <w:r>
+      <w:rPr>
+        <w:rFonts w:cs="Times New Roman" w:ascii="Times New Roman" w:hAnsi="Times New Roman"/>
+        <w:kern w:val="0"/>
+        <w:szCs w:val="21"/>
+      </w:rPr>
+      <w:instrText xml:space="preserve"> PAGE </w:instrText>
+    </w:r>
+    <w:r>
+      <w:rPr>
+        <w:rFonts w:cs="Times New Roman" w:ascii="Times New Roman" w:hAnsi="Times New Roman"/>
+        <w:kern w:val="0"/>
+        <w:szCs w:val="21"/>
+      </w:rPr>
+      <w:fldChar w:fldCharType="separate"/>
+    </w:r>
+    <w:r>
+      <w:rPr>
+        <w:rFonts w:cs="Times New Roman" w:ascii="Times New Roman" w:hAnsi="Times New Roman"/>
+        <w:kern w:val="0"/>
+        <w:szCs w:val="21"/>
+      </w:rPr>
+      <w:t>VII</w:t>
+    </w:r>
+    <w:r>
+      <w:rPr>
+        <w:rFonts w:cs="Times New Roman" w:ascii="Times New Roman" w:hAnsi="Times New Roman"/>
+        <w:kern w:val="0"/>
+        <w:szCs w:val="21"/>
+      </w:rPr>
+      <w:fldChar w:fldCharType="end"/>
+    </w:r>
+    <w:r>
+      <w:rPr>
+        <w:rFonts w:cs="Times New Roman" w:ascii="Times New Roman" w:hAnsi="Times New Roman"/>
+        <w:kern w:val="0"/>
+        <w:szCs w:val="21"/>
+      </w:rPr>
+      <w:t xml:space="preserve"> - </w:t>
     </w:r>
   </w:p>
 </w:ftr>
@@ -6005,7 +5060,7 @@
         <w:kern w:val="0"/>
         <w:szCs w:val="21"/>
       </w:rPr>
-      <w:t>7</w:t>
+      <w:t>8</w:t>
     </w:r>
     <w:r>
       <w:rPr>
@@ -6052,223 +5107,7 @@
         <w:kern w:val="0"/>
         <w:szCs w:val="21"/>
       </w:rPr>
-      <w:t>7</w:t>
-    </w:r>
-    <w:r>
-      <w:rPr>
-        <w:kern w:val="0"/>
-        <w:szCs w:val="21"/>
-      </w:rPr>
-      <w:fldChar w:fldCharType="end"/>
-    </w:r>
-  </w:p>
-</w:ftr>
-</file>
-
-<file path=word/footer22.xml><?xml version="1.0" encoding="utf-8"?>
-<w:ftr xmlns:o="urn:schemas-microsoft-com:office:office" xmlns:r="http://schemas.openxmlformats.org/officeDocument/2006/relationships" xmlns:v="urn:schemas-microsoft-com:vml" xmlns:w="http://schemas.openxmlformats.org/wordprocessingml/2006/main" xmlns:w10="urn:schemas-microsoft-com:office:word" xmlns:wp="http://schemas.openxmlformats.org/drawingml/2006/wordprocessingDrawing" xmlns:pic="http://schemas.openxmlformats.org/drawingml/2006/picture" xmlns:wps="http://schemas.microsoft.com/office/word/2010/wordprocessingShape" xmlns:wpg="http://schemas.microsoft.com/office/word/2010/wordprocessingGroup" xmlns:mc="http://schemas.openxmlformats.org/markup-compatibility/2006" xmlns:wp14="http://schemas.microsoft.com/office/word/2010/wordprocessingDrawing" xmlns:w14="http://schemas.microsoft.com/office/word/2010/wordml" xmlns:w15="http://schemas.microsoft.com/office/word/2012/wordml" mc:Ignorable="w14 wp14 w15">
-  <w:p>
-    <w:pPr>
-      <w:pStyle w:val="Footer"/>
-      <w:rPr/>
-    </w:pPr>
-    <w:r>
-      <w:rPr/>
-    </w:r>
-  </w:p>
-</w:ftr>
-</file>
-
-<file path=word/footer23.xml><?xml version="1.0" encoding="utf-8"?>
-<w:ftr xmlns:o="urn:schemas-microsoft-com:office:office" xmlns:r="http://schemas.openxmlformats.org/officeDocument/2006/relationships" xmlns:v="urn:schemas-microsoft-com:vml" xmlns:w="http://schemas.openxmlformats.org/wordprocessingml/2006/main" xmlns:w10="urn:schemas-microsoft-com:office:word" xmlns:wp="http://schemas.openxmlformats.org/drawingml/2006/wordprocessingDrawing" xmlns:pic="http://schemas.openxmlformats.org/drawingml/2006/picture" xmlns:wps="http://schemas.microsoft.com/office/word/2010/wordprocessingShape" xmlns:wpg="http://schemas.microsoft.com/office/word/2010/wordprocessingGroup" xmlns:mc="http://schemas.openxmlformats.org/markup-compatibility/2006" xmlns:wp14="http://schemas.microsoft.com/office/word/2010/wordprocessingDrawing" xmlns:w14="http://schemas.microsoft.com/office/word/2010/wordml" xmlns:w15="http://schemas.microsoft.com/office/word/2012/wordml" mc:Ignorable="w14 wp14 w15">
-  <w:p>
-    <w:pPr>
-      <w:pStyle w:val="Footer"/>
-      <w:jc w:val="right"/>
-      <w:rPr/>
-    </w:pPr>
-    <w:r>
-      <w:rPr>
-        <w:kern w:val="0"/>
-        <w:szCs w:val="21"/>
-      </w:rPr>
-      <w:fldChar w:fldCharType="begin"/>
-    </w:r>
-    <w:r>
-      <w:rPr>
-        <w:kern w:val="0"/>
-        <w:szCs w:val="21"/>
-      </w:rPr>
-      <w:instrText xml:space="preserve"> PAGE </w:instrText>
-    </w:r>
-    <w:r>
-      <w:rPr>
-        <w:kern w:val="0"/>
-        <w:szCs w:val="21"/>
-      </w:rPr>
-      <w:fldChar w:fldCharType="separate"/>
-    </w:r>
-    <w:r>
-      <w:rPr>
-        <w:kern w:val="0"/>
-        <w:szCs w:val="21"/>
-      </w:rPr>
       <w:t>8</w:t>
-    </w:r>
-    <w:r>
-      <w:rPr>
-        <w:kern w:val="0"/>
-        <w:szCs w:val="21"/>
-      </w:rPr>
-      <w:fldChar w:fldCharType="end"/>
-    </w:r>
-  </w:p>
-</w:ftr>
-</file>
-
-<file path=word/footer24.xml><?xml version="1.0" encoding="utf-8"?>
-<w:ftr xmlns:o="urn:schemas-microsoft-com:office:office" xmlns:r="http://schemas.openxmlformats.org/officeDocument/2006/relationships" xmlns:v="urn:schemas-microsoft-com:vml" xmlns:w="http://schemas.openxmlformats.org/wordprocessingml/2006/main" xmlns:w10="urn:schemas-microsoft-com:office:word" xmlns:wp="http://schemas.openxmlformats.org/drawingml/2006/wordprocessingDrawing" xmlns:pic="http://schemas.openxmlformats.org/drawingml/2006/picture" xmlns:wps="http://schemas.microsoft.com/office/word/2010/wordprocessingShape" xmlns:wpg="http://schemas.microsoft.com/office/word/2010/wordprocessingGroup" xmlns:mc="http://schemas.openxmlformats.org/markup-compatibility/2006" xmlns:wp14="http://schemas.microsoft.com/office/word/2010/wordprocessingDrawing" xmlns:w14="http://schemas.microsoft.com/office/word/2010/wordml" xmlns:w15="http://schemas.microsoft.com/office/word/2012/wordml" mc:Ignorable="w14 wp14 w15">
-  <w:p>
-    <w:pPr>
-      <w:pStyle w:val="Footer"/>
-      <w:jc w:val="right"/>
-      <w:rPr/>
-    </w:pPr>
-    <w:r>
-      <w:rPr>
-        <w:kern w:val="0"/>
-        <w:szCs w:val="21"/>
-      </w:rPr>
-      <w:fldChar w:fldCharType="begin"/>
-    </w:r>
-    <w:r>
-      <w:rPr>
-        <w:kern w:val="0"/>
-        <w:szCs w:val="21"/>
-      </w:rPr>
-      <w:instrText xml:space="preserve"> PAGE </w:instrText>
-    </w:r>
-    <w:r>
-      <w:rPr>
-        <w:kern w:val="0"/>
-        <w:szCs w:val="21"/>
-      </w:rPr>
-      <w:fldChar w:fldCharType="separate"/>
-    </w:r>
-    <w:r>
-      <w:rPr>
-        <w:kern w:val="0"/>
-        <w:szCs w:val="21"/>
-      </w:rPr>
-      <w:t>8</w:t>
-    </w:r>
-    <w:r>
-      <w:rPr>
-        <w:kern w:val="0"/>
-        <w:szCs w:val="21"/>
-      </w:rPr>
-      <w:fldChar w:fldCharType="end"/>
-    </w:r>
-  </w:p>
-</w:ftr>
-</file>
-
-<file path=word/footer25.xml><?xml version="1.0" encoding="utf-8"?>
-<w:ftr xmlns:o="urn:schemas-microsoft-com:office:office" xmlns:r="http://schemas.openxmlformats.org/officeDocument/2006/relationships" xmlns:v="urn:schemas-microsoft-com:vml" xmlns:w="http://schemas.openxmlformats.org/wordprocessingml/2006/main" xmlns:w10="urn:schemas-microsoft-com:office:word" xmlns:wp="http://schemas.openxmlformats.org/drawingml/2006/wordprocessingDrawing" xmlns:pic="http://schemas.openxmlformats.org/drawingml/2006/picture" xmlns:wps="http://schemas.microsoft.com/office/word/2010/wordprocessingShape" xmlns:wpg="http://schemas.microsoft.com/office/word/2010/wordprocessingGroup" xmlns:mc="http://schemas.openxmlformats.org/markup-compatibility/2006" xmlns:wp14="http://schemas.microsoft.com/office/word/2010/wordprocessingDrawing" xmlns:w14="http://schemas.microsoft.com/office/word/2010/wordml" xmlns:w15="http://schemas.microsoft.com/office/word/2012/wordml" mc:Ignorable="w14 wp14 w15">
-  <w:p>
-    <w:pPr>
-      <w:pStyle w:val="Footer"/>
-      <w:rPr/>
-    </w:pPr>
-    <w:r>
-      <w:rPr/>
-    </w:r>
-  </w:p>
-</w:ftr>
-</file>
-
-<file path=word/footer26.xml><?xml version="1.0" encoding="utf-8"?>
-<w:ftr xmlns:o="urn:schemas-microsoft-com:office:office" xmlns:r="http://schemas.openxmlformats.org/officeDocument/2006/relationships" xmlns:v="urn:schemas-microsoft-com:vml" xmlns:w="http://schemas.openxmlformats.org/wordprocessingml/2006/main" xmlns:w10="urn:schemas-microsoft-com:office:word" xmlns:wp="http://schemas.openxmlformats.org/drawingml/2006/wordprocessingDrawing" xmlns:pic="http://schemas.openxmlformats.org/drawingml/2006/picture" xmlns:wps="http://schemas.microsoft.com/office/word/2010/wordprocessingShape" xmlns:wpg="http://schemas.microsoft.com/office/word/2010/wordprocessingGroup" xmlns:mc="http://schemas.openxmlformats.org/markup-compatibility/2006" xmlns:wp14="http://schemas.microsoft.com/office/word/2010/wordprocessingDrawing" xmlns:w14="http://schemas.microsoft.com/office/word/2010/wordml" xmlns:w15="http://schemas.microsoft.com/office/word/2012/wordml" mc:Ignorable="w14 wp14 w15">
-  <w:p>
-    <w:pPr>
-      <w:pStyle w:val="Footer"/>
-      <w:jc w:val="right"/>
-      <w:rPr/>
-    </w:pPr>
-    <w:r>
-      <w:rPr>
-        <w:kern w:val="0"/>
-        <w:szCs w:val="21"/>
-      </w:rPr>
-      <w:fldChar w:fldCharType="begin"/>
-    </w:r>
-    <w:r>
-      <w:rPr>
-        <w:kern w:val="0"/>
-        <w:szCs w:val="21"/>
-      </w:rPr>
-      <w:instrText xml:space="preserve"> PAGE </w:instrText>
-    </w:r>
-    <w:r>
-      <w:rPr>
-        <w:kern w:val="0"/>
-        <w:szCs w:val="21"/>
-      </w:rPr>
-      <w:fldChar w:fldCharType="separate"/>
-    </w:r>
-    <w:r>
-      <w:rPr>
-        <w:kern w:val="0"/>
-        <w:szCs w:val="21"/>
-      </w:rPr>
-      <w:t>9</w:t>
-    </w:r>
-    <w:r>
-      <w:rPr>
-        <w:kern w:val="0"/>
-        <w:szCs w:val="21"/>
-      </w:rPr>
-      <w:fldChar w:fldCharType="end"/>
-    </w:r>
-  </w:p>
-</w:ftr>
-</file>
-
-<file path=word/footer27.xml><?xml version="1.0" encoding="utf-8"?>
-<w:ftr xmlns:o="urn:schemas-microsoft-com:office:office" xmlns:r="http://schemas.openxmlformats.org/officeDocument/2006/relationships" xmlns:v="urn:schemas-microsoft-com:vml" xmlns:w="http://schemas.openxmlformats.org/wordprocessingml/2006/main" xmlns:w10="urn:schemas-microsoft-com:office:word" xmlns:wp="http://schemas.openxmlformats.org/drawingml/2006/wordprocessingDrawing" xmlns:pic="http://schemas.openxmlformats.org/drawingml/2006/picture" xmlns:wps="http://schemas.microsoft.com/office/word/2010/wordprocessingShape" xmlns:wpg="http://schemas.microsoft.com/office/word/2010/wordprocessingGroup" xmlns:mc="http://schemas.openxmlformats.org/markup-compatibility/2006" xmlns:wp14="http://schemas.microsoft.com/office/word/2010/wordprocessingDrawing" xmlns:w14="http://schemas.microsoft.com/office/word/2010/wordml" xmlns:w15="http://schemas.microsoft.com/office/word/2012/wordml" mc:Ignorable="w14 wp14 w15">
-  <w:p>
-    <w:pPr>
-      <w:pStyle w:val="Footer"/>
-      <w:jc w:val="right"/>
-      <w:rPr/>
-    </w:pPr>
-    <w:r>
-      <w:rPr>
-        <w:kern w:val="0"/>
-        <w:szCs w:val="21"/>
-      </w:rPr>
-      <w:fldChar w:fldCharType="begin"/>
-    </w:r>
-    <w:r>
-      <w:rPr>
-        <w:kern w:val="0"/>
-        <w:szCs w:val="21"/>
-      </w:rPr>
-      <w:instrText xml:space="preserve"> PAGE </w:instrText>
-    </w:r>
-    <w:r>
-      <w:rPr>
-        <w:kern w:val="0"/>
-        <w:szCs w:val="21"/>
-      </w:rPr>
-      <w:fldChar w:fldCharType="separate"/>
-    </w:r>
-    <w:r>
-      <w:rPr>
-        <w:kern w:val="0"/>
-        <w:szCs w:val="21"/>
-      </w:rPr>
-      <w:t>9</w:t>
     </w:r>
     <w:r>
       <w:rPr>
@@ -6294,7 +5133,58 @@
     <w:r>
       <w:rPr>
         <w:rFonts w:cs="Times New Roman" w:ascii="Times New Roman" w:hAnsi="Times New Roman"/>
-      </w:rPr>
+        <w:kern w:val="0"/>
+        <w:szCs w:val="21"/>
+      </w:rPr>
+      <w:t xml:space="preserve">- </w:t>
+    </w:r>
+    <w:r>
+      <w:rPr>
+        <w:rFonts w:cs="Times New Roman" w:ascii="Times New Roman" w:hAnsi="Times New Roman"/>
+        <w:kern w:val="0"/>
+        <w:szCs w:val="21"/>
+      </w:rPr>
+      <w:fldChar w:fldCharType="begin"/>
+    </w:r>
+    <w:r>
+      <w:rPr>
+        <w:rFonts w:cs="Times New Roman" w:ascii="Times New Roman" w:hAnsi="Times New Roman"/>
+        <w:kern w:val="0"/>
+        <w:szCs w:val="21"/>
+      </w:rPr>
+      <w:instrText xml:space="preserve"> PAGE </w:instrText>
+    </w:r>
+    <w:r>
+      <w:rPr>
+        <w:rFonts w:cs="Times New Roman" w:ascii="Times New Roman" w:hAnsi="Times New Roman"/>
+        <w:kern w:val="0"/>
+        <w:szCs w:val="21"/>
+      </w:rPr>
+      <w:fldChar w:fldCharType="separate"/>
+    </w:r>
+    <w:r>
+      <w:rPr>
+        <w:rFonts w:cs="Times New Roman" w:ascii="Times New Roman" w:hAnsi="Times New Roman"/>
+        <w:kern w:val="0"/>
+        <w:szCs w:val="21"/>
+      </w:rPr>
+      <w:t>VII</w:t>
+    </w:r>
+    <w:r>
+      <w:rPr>
+        <w:rFonts w:cs="Times New Roman" w:ascii="Times New Roman" w:hAnsi="Times New Roman"/>
+        <w:kern w:val="0"/>
+        <w:szCs w:val="21"/>
+      </w:rPr>
+      <w:fldChar w:fldCharType="end"/>
+    </w:r>
+    <w:r>
+      <w:rPr>
+        <w:rFonts w:cs="Times New Roman" w:ascii="Times New Roman" w:hAnsi="Times New Roman"/>
+        <w:kern w:val="0"/>
+        <w:szCs w:val="21"/>
+      </w:rPr>
+      <w:t xml:space="preserve"> - </w:t>
     </w:r>
   </w:p>
 </w:ftr>
@@ -6319,66 +5209,43 @@
   <w:p>
     <w:pPr>
       <w:pStyle w:val="Footer"/>
-      <w:jc w:val="center"/>
-      <w:rPr>
-        <w:rFonts w:ascii="Times New Roman" w:hAnsi="Times New Roman" w:cs="Times New Roman"/>
-      </w:rPr>
+      <w:jc w:val="right"/>
+      <w:rPr/>
     </w:pPr>
     <w:r>
       <w:rPr>
-        <w:rFonts w:cs="Times New Roman" w:ascii="Times New Roman" w:hAnsi="Times New Roman"/>
         <w:kern w:val="0"/>
         <w:szCs w:val="21"/>
       </w:rPr>
-      <w:t xml:space="preserve">- </w:t>
-    </w:r>
-    <w:r>
-      <w:rPr>
-        <w:rFonts w:cs="Times New Roman" w:ascii="Times New Roman" w:hAnsi="Times New Roman"/>
+      <w:fldChar w:fldCharType="begin"/>
+    </w:r>
+    <w:r>
+      <w:rPr>
         <w:kern w:val="0"/>
         <w:szCs w:val="21"/>
       </w:rPr>
-      <w:fldChar w:fldCharType="begin"/>
-    </w:r>
-    <w:r>
-      <w:rPr>
-        <w:rFonts w:cs="Times New Roman" w:ascii="Times New Roman" w:hAnsi="Times New Roman"/>
+      <w:instrText xml:space="preserve"> PAGE </w:instrText>
+    </w:r>
+    <w:r>
+      <w:rPr>
         <w:kern w:val="0"/>
         <w:szCs w:val="21"/>
       </w:rPr>
-      <w:instrText xml:space="preserve"> PAGE </w:instrText>
-    </w:r>
-    <w:r>
-      <w:rPr>
-        <w:rFonts w:cs="Times New Roman" w:ascii="Times New Roman" w:hAnsi="Times New Roman"/>
+      <w:fldChar w:fldCharType="separate"/>
+    </w:r>
+    <w:r>
+      <w:rPr>
         <w:kern w:val="0"/>
         <w:szCs w:val="21"/>
       </w:rPr>
-      <w:fldChar w:fldCharType="separate"/>
-    </w:r>
-    <w:r>
-      <w:rPr>
-        <w:rFonts w:cs="Times New Roman" w:ascii="Times New Roman" w:hAnsi="Times New Roman"/>
+      <w:t>1</w:t>
+    </w:r>
+    <w:r>
+      <w:rPr>
         <w:kern w:val="0"/>
         <w:szCs w:val="21"/>
       </w:rPr>
-      <w:t>1</w:t>
-    </w:r>
-    <w:r>
-      <w:rPr>
-        <w:rFonts w:cs="Times New Roman" w:ascii="Times New Roman" w:hAnsi="Times New Roman"/>
-        <w:kern w:val="0"/>
-        <w:szCs w:val="21"/>
-      </w:rPr>
       <w:fldChar w:fldCharType="end"/>
-    </w:r>
-    <w:r>
-      <w:rPr>
-        <w:rFonts w:cs="Times New Roman" w:ascii="Times New Roman" w:hAnsi="Times New Roman"/>
-        <w:kern w:val="0"/>
-        <w:szCs w:val="21"/>
-      </w:rPr>
-      <w:t xml:space="preserve"> - </w:t>
     </w:r>
   </w:p>
 </w:ftr>
@@ -6389,66 +5256,43 @@
   <w:p>
     <w:pPr>
       <w:pStyle w:val="Footer"/>
-      <w:jc w:val="center"/>
-      <w:rPr>
-        <w:rFonts w:ascii="Times New Roman" w:hAnsi="Times New Roman" w:cs="Times New Roman"/>
-      </w:rPr>
+      <w:jc w:val="right"/>
+      <w:rPr/>
     </w:pPr>
     <w:r>
       <w:rPr>
-        <w:rFonts w:cs="Times New Roman" w:ascii="Times New Roman" w:hAnsi="Times New Roman"/>
         <w:kern w:val="0"/>
         <w:szCs w:val="21"/>
       </w:rPr>
-      <w:t xml:space="preserve">- </w:t>
-    </w:r>
-    <w:r>
-      <w:rPr>
-        <w:rFonts w:cs="Times New Roman" w:ascii="Times New Roman" w:hAnsi="Times New Roman"/>
+      <w:fldChar w:fldCharType="begin"/>
+    </w:r>
+    <w:r>
+      <w:rPr>
         <w:kern w:val="0"/>
         <w:szCs w:val="21"/>
       </w:rPr>
-      <w:fldChar w:fldCharType="begin"/>
-    </w:r>
-    <w:r>
-      <w:rPr>
-        <w:rFonts w:cs="Times New Roman" w:ascii="Times New Roman" w:hAnsi="Times New Roman"/>
+      <w:instrText xml:space="preserve"> PAGE </w:instrText>
+    </w:r>
+    <w:r>
+      <w:rPr>
         <w:kern w:val="0"/>
         <w:szCs w:val="21"/>
       </w:rPr>
-      <w:instrText xml:space="preserve"> PAGE </w:instrText>
-    </w:r>
-    <w:r>
-      <w:rPr>
-        <w:rFonts w:cs="Times New Roman" w:ascii="Times New Roman" w:hAnsi="Times New Roman"/>
+      <w:fldChar w:fldCharType="separate"/>
+    </w:r>
+    <w:r>
+      <w:rPr>
         <w:kern w:val="0"/>
         <w:szCs w:val="21"/>
       </w:rPr>
-      <w:fldChar w:fldCharType="separate"/>
-    </w:r>
-    <w:r>
-      <w:rPr>
-        <w:rFonts w:cs="Times New Roman" w:ascii="Times New Roman" w:hAnsi="Times New Roman"/>
+      <w:t>1</w:t>
+    </w:r>
+    <w:r>
+      <w:rPr>
         <w:kern w:val="0"/>
         <w:szCs w:val="21"/>
       </w:rPr>
-      <w:t>1</w:t>
-    </w:r>
-    <w:r>
-      <w:rPr>
-        <w:rFonts w:cs="Times New Roman" w:ascii="Times New Roman" w:hAnsi="Times New Roman"/>
-        <w:kern w:val="0"/>
-        <w:szCs w:val="21"/>
-      </w:rPr>
       <w:fldChar w:fldCharType="end"/>
-    </w:r>
-    <w:r>
-      <w:rPr>
-        <w:rFonts w:cs="Times New Roman" w:ascii="Times New Roman" w:hAnsi="Times New Roman"/>
-        <w:kern w:val="0"/>
-        <w:szCs w:val="21"/>
-      </w:rPr>
-      <w:t xml:space="preserve"> - </w:t>
     </w:r>
   </w:p>
 </w:ftr>
@@ -6473,66 +5317,43 @@
   <w:p>
     <w:pPr>
       <w:pStyle w:val="Footer"/>
-      <w:jc w:val="center"/>
-      <w:rPr>
-        <w:rFonts w:ascii="Times New Roman" w:hAnsi="Times New Roman" w:cs="Times New Roman"/>
-      </w:rPr>
+      <w:jc w:val="right"/>
+      <w:rPr/>
     </w:pPr>
     <w:r>
       <w:rPr>
-        <w:rFonts w:cs="Times New Roman" w:ascii="Times New Roman" w:hAnsi="Times New Roman"/>
         <w:kern w:val="0"/>
         <w:szCs w:val="21"/>
       </w:rPr>
-      <w:t xml:space="preserve">- </w:t>
-    </w:r>
-    <w:r>
-      <w:rPr>
-        <w:rFonts w:cs="Times New Roman" w:ascii="Times New Roman" w:hAnsi="Times New Roman"/>
+      <w:fldChar w:fldCharType="begin"/>
+    </w:r>
+    <w:r>
+      <w:rPr>
         <w:kern w:val="0"/>
         <w:szCs w:val="21"/>
       </w:rPr>
-      <w:fldChar w:fldCharType="begin"/>
-    </w:r>
-    <w:r>
-      <w:rPr>
-        <w:rFonts w:cs="Times New Roman" w:ascii="Times New Roman" w:hAnsi="Times New Roman"/>
+      <w:instrText xml:space="preserve"> PAGE </w:instrText>
+    </w:r>
+    <w:r>
+      <w:rPr>
         <w:kern w:val="0"/>
         <w:szCs w:val="21"/>
       </w:rPr>
-      <w:instrText xml:space="preserve"> PAGE </w:instrText>
-    </w:r>
-    <w:r>
-      <w:rPr>
-        <w:rFonts w:cs="Times New Roman" w:ascii="Times New Roman" w:hAnsi="Times New Roman"/>
+      <w:fldChar w:fldCharType="separate"/>
+    </w:r>
+    <w:r>
+      <w:rPr>
         <w:kern w:val="0"/>
         <w:szCs w:val="21"/>
       </w:rPr>
-      <w:fldChar w:fldCharType="separate"/>
-    </w:r>
-    <w:r>
-      <w:rPr>
-        <w:rFonts w:cs="Times New Roman" w:ascii="Times New Roman" w:hAnsi="Times New Roman"/>
+      <w:t>5</w:t>
+    </w:r>
+    <w:r>
+      <w:rPr>
         <w:kern w:val="0"/>
         <w:szCs w:val="21"/>
       </w:rPr>
-      <w:t>III</w:t>
-    </w:r>
-    <w:r>
-      <w:rPr>
-        <w:rFonts w:cs="Times New Roman" w:ascii="Times New Roman" w:hAnsi="Times New Roman"/>
-        <w:kern w:val="0"/>
-        <w:szCs w:val="21"/>
-      </w:rPr>
       <w:fldChar w:fldCharType="end"/>
-    </w:r>
-    <w:r>
-      <w:rPr>
-        <w:rFonts w:cs="Times New Roman" w:ascii="Times New Roman" w:hAnsi="Times New Roman"/>
-        <w:kern w:val="0"/>
-        <w:szCs w:val="21"/>
-      </w:rPr>
-      <w:t xml:space="preserve"> - </w:t>
     </w:r>
   </w:p>
 </w:ftr>
@@ -6543,66 +5364,43 @@
   <w:p>
     <w:pPr>
       <w:pStyle w:val="Footer"/>
-      <w:jc w:val="center"/>
-      <w:rPr>
-        <w:rFonts w:ascii="Times New Roman" w:hAnsi="Times New Roman" w:cs="Times New Roman"/>
-      </w:rPr>
+      <w:jc w:val="right"/>
+      <w:rPr/>
     </w:pPr>
     <w:r>
       <w:rPr>
-        <w:rFonts w:cs="Times New Roman" w:ascii="Times New Roman" w:hAnsi="Times New Roman"/>
         <w:kern w:val="0"/>
         <w:szCs w:val="21"/>
       </w:rPr>
-      <w:t xml:space="preserve">- </w:t>
-    </w:r>
-    <w:r>
-      <w:rPr>
-        <w:rFonts w:cs="Times New Roman" w:ascii="Times New Roman" w:hAnsi="Times New Roman"/>
+      <w:fldChar w:fldCharType="begin"/>
+    </w:r>
+    <w:r>
+      <w:rPr>
         <w:kern w:val="0"/>
         <w:szCs w:val="21"/>
       </w:rPr>
-      <w:fldChar w:fldCharType="begin"/>
-    </w:r>
-    <w:r>
-      <w:rPr>
-        <w:rFonts w:cs="Times New Roman" w:ascii="Times New Roman" w:hAnsi="Times New Roman"/>
+      <w:instrText xml:space="preserve"> PAGE </w:instrText>
+    </w:r>
+    <w:r>
+      <w:rPr>
         <w:kern w:val="0"/>
         <w:szCs w:val="21"/>
       </w:rPr>
-      <w:instrText xml:space="preserve"> PAGE </w:instrText>
-    </w:r>
-    <w:r>
-      <w:rPr>
-        <w:rFonts w:cs="Times New Roman" w:ascii="Times New Roman" w:hAnsi="Times New Roman"/>
+      <w:fldChar w:fldCharType="separate"/>
+    </w:r>
+    <w:r>
+      <w:rPr>
         <w:kern w:val="0"/>
         <w:szCs w:val="21"/>
       </w:rPr>
-      <w:fldChar w:fldCharType="separate"/>
-    </w:r>
-    <w:r>
-      <w:rPr>
-        <w:rFonts w:cs="Times New Roman" w:ascii="Times New Roman" w:hAnsi="Times New Roman"/>
+      <w:t>5</w:t>
+    </w:r>
+    <w:r>
+      <w:rPr>
         <w:kern w:val="0"/>
         <w:szCs w:val="21"/>
       </w:rPr>
-      <w:t>III</w:t>
-    </w:r>
-    <w:r>
-      <w:rPr>
-        <w:rFonts w:cs="Times New Roman" w:ascii="Times New Roman" w:hAnsi="Times New Roman"/>
-        <w:kern w:val="0"/>
-        <w:szCs w:val="21"/>
-      </w:rPr>
       <w:fldChar w:fldCharType="end"/>
-    </w:r>
-    <w:r>
-      <w:rPr>
-        <w:rFonts w:cs="Times New Roman" w:ascii="Times New Roman" w:hAnsi="Times New Roman"/>
-        <w:kern w:val="0"/>
-        <w:szCs w:val="21"/>
-      </w:rPr>
-      <w:t xml:space="preserve"> - </w:t>
     </w:r>
   </w:p>
 </w:ftr>
@@ -6989,16 +5787,7 @@
       <w:rPr>
         <w:rFonts w:ascii="宋体" w:hAnsi="宋体" w:hint="eastAsia"/>
       </w:rPr>
-      <w:t xml:space="preserve">                                                            摘要</w:t>
-    </w:r>
-  </w:p>
-  <w:p>
-    <w:pPr>
-      <w:pStyle w:val="Header"/>
-      <w:rPr/>
-    </w:pPr>
-    <w:r>
-      <w:rPr/>
+      <w:t>目录</w:t>
     </w:r>
   </w:p>
 </w:hdr>
@@ -7031,21 +5820,9 @@
     </w:r>
     <w:r>
       <w:rPr>
-        <w:rFonts w:eastAsia="宋体" w:ascii="宋体" w:hAnsi="宋体"/>
-      </w:rPr>
-      <w:t>[</w:t>
-    </w:r>
-    <w:r>
-      <w:rPr>
         <w:rFonts w:ascii="宋体" w:hAnsi="宋体" w:hint="eastAsia"/>
       </w:rPr>
-      <w:t>作品名称</w:t>
-    </w:r>
-    <w:r>
-      <w:rPr>
-        <w:rFonts w:eastAsia="宋体" w:hint="eastAsia" w:ascii="宋体" w:hAnsi="宋体"/>
-      </w:rPr>
-      <w:t>]</w:t>
+      <w:t>参考文献</w:t>
     </w:r>
   </w:p>
 </w:hdr>
@@ -7078,102 +5855,6 @@
     </w:r>
     <w:r>
       <w:rPr>
-        <w:rFonts w:eastAsia="宋体" w:ascii="宋体" w:hAnsi="宋体"/>
-      </w:rPr>
-      <w:t>[</w:t>
-    </w:r>
-    <w:r>
-      <w:rPr>
-        <w:rFonts w:ascii="宋体" w:hAnsi="宋体" w:hint="eastAsia"/>
-      </w:rPr>
-      <w:t>作品名称</w:t>
-    </w:r>
-    <w:r>
-      <w:rPr>
-        <w:rFonts w:eastAsia="宋体" w:hint="eastAsia" w:ascii="宋体" w:hAnsi="宋体"/>
-      </w:rPr>
-      <w:t>]</w:t>
-    </w:r>
-  </w:p>
-</w:hdr>
-</file>
-
-<file path=word/header22.xml><?xml version="1.0" encoding="utf-8"?>
-<w:hdr xmlns:o="urn:schemas-microsoft-com:office:office" xmlns:r="http://schemas.openxmlformats.org/officeDocument/2006/relationships" xmlns:v="urn:schemas-microsoft-com:vml" xmlns:w="http://schemas.openxmlformats.org/wordprocessingml/2006/main" xmlns:w10="urn:schemas-microsoft-com:office:word" xmlns:wp="http://schemas.openxmlformats.org/drawingml/2006/wordprocessingDrawing" xmlns:pic="http://schemas.openxmlformats.org/drawingml/2006/picture" xmlns:wps="http://schemas.microsoft.com/office/word/2010/wordprocessingShape" xmlns:wpg="http://schemas.microsoft.com/office/word/2010/wordprocessingGroup" xmlns:mc="http://schemas.openxmlformats.org/markup-compatibility/2006" xmlns:wp14="http://schemas.microsoft.com/office/word/2010/wordprocessingDrawing" xmlns:w14="http://schemas.microsoft.com/office/word/2010/wordml" xmlns:w15="http://schemas.microsoft.com/office/word/2012/wordml" mc:Ignorable="w14 wp14 w15">
-  <w:p>
-    <w:pPr>
-      <w:pStyle w:val="Header"/>
-      <w:rPr/>
-    </w:pPr>
-    <w:r>
-      <w:rPr/>
-    </w:r>
-  </w:p>
-</w:hdr>
-</file>
-
-<file path=word/header23.xml><?xml version="1.0" encoding="utf-8"?>
-<w:hdr xmlns:o="urn:schemas-microsoft-com:office:office" xmlns:r="http://schemas.openxmlformats.org/officeDocument/2006/relationships" xmlns:v="urn:schemas-microsoft-com:vml" xmlns:w="http://schemas.openxmlformats.org/wordprocessingml/2006/main" xmlns:w10="urn:schemas-microsoft-com:office:word" xmlns:wp="http://schemas.openxmlformats.org/drawingml/2006/wordprocessingDrawing" xmlns:pic="http://schemas.openxmlformats.org/drawingml/2006/picture" xmlns:wps="http://schemas.microsoft.com/office/word/2010/wordprocessingShape" xmlns:wpg="http://schemas.microsoft.com/office/word/2010/wordprocessingGroup" xmlns:mc="http://schemas.openxmlformats.org/markup-compatibility/2006" xmlns:wp14="http://schemas.microsoft.com/office/word/2010/wordprocessingDrawing" xmlns:w14="http://schemas.microsoft.com/office/word/2010/wordml" xmlns:w15="http://schemas.microsoft.com/office/word/2012/wordml" mc:Ignorable="w14 wp14 w15">
-  <w:p>
-    <w:pPr>
-      <w:pStyle w:val="Header"/>
-      <w:pBdr>
-        <w:bottom w:val="thinThickSmallGap" w:sz="24" w:space="1" w:color="000000"/>
-      </w:pBdr>
-      <w:spacing w:before="120" w:after="120"/>
-      <w:rPr>
-        <w:rFonts w:ascii="宋体" w:hAnsi="宋体" w:eastAsia="宋体"/>
-      </w:rPr>
-    </w:pPr>
-    <w:r>
-      <w:rPr>
-        <w:rFonts w:ascii="宋体" w:hAnsi="宋体" w:hint="eastAsia"/>
-      </w:rPr>
-      <w:t>全国大学</w:t>
-    </w:r>
-    <w:r>
-      <w:rPr>
-        <w:rFonts w:ascii="宋体" w:hAnsi="宋体"/>
-      </w:rPr>
-      <w:t>生物联网设计竞赛设计文档</w:t>
-    </w:r>
-    <w:r>
-      <w:rPr>
-        <w:rFonts w:ascii="宋体" w:hAnsi="宋体" w:hint="eastAsia"/>
-      </w:rPr>
-      <w:t>参考文献</w:t>
-    </w:r>
-  </w:p>
-</w:hdr>
-</file>
-
-<file path=word/header24.xml><?xml version="1.0" encoding="utf-8"?>
-<w:hdr xmlns:o="urn:schemas-microsoft-com:office:office" xmlns:r="http://schemas.openxmlformats.org/officeDocument/2006/relationships" xmlns:v="urn:schemas-microsoft-com:vml" xmlns:w="http://schemas.openxmlformats.org/wordprocessingml/2006/main" xmlns:w10="urn:schemas-microsoft-com:office:word" xmlns:wp="http://schemas.openxmlformats.org/drawingml/2006/wordprocessingDrawing" xmlns:pic="http://schemas.openxmlformats.org/drawingml/2006/picture" xmlns:wps="http://schemas.microsoft.com/office/word/2010/wordprocessingShape" xmlns:wpg="http://schemas.microsoft.com/office/word/2010/wordprocessingGroup" xmlns:mc="http://schemas.openxmlformats.org/markup-compatibility/2006" xmlns:wp14="http://schemas.microsoft.com/office/word/2010/wordprocessingDrawing" xmlns:w14="http://schemas.microsoft.com/office/word/2010/wordml" xmlns:w15="http://schemas.microsoft.com/office/word/2012/wordml" mc:Ignorable="w14 wp14 w15">
-  <w:p>
-    <w:pPr>
-      <w:pStyle w:val="Header"/>
-      <w:pBdr>
-        <w:bottom w:val="thinThickSmallGap" w:sz="24" w:space="1" w:color="000000"/>
-      </w:pBdr>
-      <w:spacing w:before="120" w:after="120"/>
-      <w:rPr>
-        <w:rFonts w:ascii="宋体" w:hAnsi="宋体" w:eastAsia="宋体"/>
-      </w:rPr>
-    </w:pPr>
-    <w:r>
-      <w:rPr>
-        <w:rFonts w:ascii="宋体" w:hAnsi="宋体" w:hint="eastAsia"/>
-      </w:rPr>
-      <w:t>全国大学</w:t>
-    </w:r>
-    <w:r>
-      <w:rPr>
-        <w:rFonts w:ascii="宋体" w:hAnsi="宋体"/>
-      </w:rPr>
-      <w:t>生物联网设计竞赛设计文档</w:t>
-    </w:r>
-    <w:r>
-      <w:rPr>
         <w:rFonts w:ascii="宋体" w:hAnsi="宋体" w:hint="eastAsia"/>
       </w:rPr>
       <w:t>参考文献</w:t>
@@ -7211,16 +5892,7 @@
       <w:rPr>
         <w:rFonts w:ascii="宋体" w:hAnsi="宋体" w:hint="eastAsia"/>
       </w:rPr>
-      <w:t xml:space="preserve">                                                            摘要</w:t>
-    </w:r>
-  </w:p>
-  <w:p>
-    <w:pPr>
-      <w:pStyle w:val="Header"/>
-      <w:rPr/>
-    </w:pPr>
-    <w:r>
-      <w:rPr/>
+      <w:t>目录</w:t>
     </w:r>
   </w:p>
 </w:hdr>
@@ -7267,9 +5939,21 @@
     </w:r>
     <w:r>
       <w:rPr>
+        <w:rFonts w:eastAsia="宋体" w:ascii="宋体" w:hAnsi="宋体"/>
+      </w:rPr>
+      <w:t>[</w:t>
+    </w:r>
+    <w:r>
+      <w:rPr>
         <w:rFonts w:ascii="宋体" w:hAnsi="宋体" w:hint="eastAsia"/>
       </w:rPr>
-      <w:t>目录</w:t>
+      <w:t>作品名称</w:t>
+    </w:r>
+    <w:r>
+      <w:rPr>
+        <w:rFonts w:eastAsia="宋体" w:hint="eastAsia" w:ascii="宋体" w:hAnsi="宋体"/>
+      </w:rPr>
+      <w:t>]</w:t>
     </w:r>
   </w:p>
 </w:hdr>
@@ -7302,9 +5986,21 @@
     </w:r>
     <w:r>
       <w:rPr>
+        <w:rFonts w:eastAsia="宋体" w:ascii="宋体" w:hAnsi="宋体"/>
+      </w:rPr>
+      <w:t>[</w:t>
+    </w:r>
+    <w:r>
+      <w:rPr>
         <w:rFonts w:ascii="宋体" w:hAnsi="宋体" w:hint="eastAsia"/>
       </w:rPr>
-      <w:t>目录</w:t>
+      <w:t>作品名称</w:t>
+    </w:r>
+    <w:r>
+      <w:rPr>
+        <w:rFonts w:eastAsia="宋体" w:hint="eastAsia" w:ascii="宋体" w:hAnsi="宋体"/>
+      </w:rPr>
+      <w:t>]</w:t>
     </w:r>
   </w:p>
 </w:hdr>
@@ -8094,7 +6790,7 @@
     <w:lsdException w:name="Table Web 2" w:semiHidden="1" w:unhideWhenUsed="1"/>
     <w:lsdException w:name="Table Web 3" w:semiHidden="1" w:unhideWhenUsed="1"/>
     <w:lsdException w:name="Balloon Text" w:semiHidden="1" w:unhideWhenUsed="1"/>
-    <w:lsdException w:name="Table Grid" w:uiPriority="39" w:semiHidden="1" w:unhideWhenUsed="1"/>
+    <w:lsdException w:name="Table Grid" w:uiPriority="39"/>
     <w:lsdException w:name="Table Theme" w:semiHidden="1" w:unhideWhenUsed="1"/>
     <w:lsdException w:name="Placeholder Text" w:semiHidden="1"/>
     <w:lsdException w:name="No Spacing" w:uiPriority="1" w:qFormat="1"/>
@@ -8355,7 +7051,6 @@
       <w:rFonts w:eastAsia="黑体"/>
       <w:b/>
       <w:bCs/>
-      <w:kern w:val="2"/>
       <w:sz w:val="32"/>
       <w:szCs w:val="44"/>
     </w:rPr>
@@ -8573,7 +7268,7 @@
     <w:rsid w:val="006b4554"/>
     <w:rPr/>
   </w:style>
-  <w:style w:type="character" w:styleId="EndnoteCharacters">
+  <w:style w:type="character" w:styleId="EndnoteCharacters" w:customStyle="1">
     <w:name w:val="Endnote Characters"/>
     <w:uiPriority w:val="99"/>
     <w:unhideWhenUsed/>
@@ -8583,7 +7278,7 @@
       <w:vertAlign w:val="superscript"/>
     </w:rPr>
   </w:style>
-  <w:style w:type="character" w:styleId="EndnoteCharactersuser">
+  <w:style w:type="character" w:styleId="EndnoteCharactersuser" w:customStyle="1">
     <w:name w:val="Endnote Characters (user)"/>
     <w:qFormat/>
     <w:rPr>
@@ -8746,7 +7441,7 @@
       <w:szCs w:val="18"/>
     </w:rPr>
   </w:style>
-  <w:style w:type="character" w:styleId="FootnoteCharacters">
+  <w:style w:type="character" w:styleId="FootnoteCharacters" w:customStyle="1">
     <w:name w:val="Footnote Characters"/>
     <w:uiPriority w:val="99"/>
     <w:semiHidden/>
@@ -8757,7 +7452,7 @@
       <w:vertAlign w:val="superscript"/>
     </w:rPr>
   </w:style>
-  <w:style w:type="character" w:styleId="FootnoteCharactersuser">
+  <w:style w:type="character" w:styleId="FootnoteCharactersuser" w:customStyle="1">
     <w:name w:val="Footnote Characters (user)"/>
     <w:qFormat/>
     <w:rPr>
@@ -8782,12 +7477,17 @@
       <w:sz w:val="24"/>
     </w:rPr>
   </w:style>
-  <w:style w:type="character" w:styleId="IndexLink">
+  <w:style w:type="character" w:styleId="IndexLink" w:customStyle="1">
     <w:name w:val="Index Link"/>
     <w:qFormat/>
     <w:rPr/>
   </w:style>
-  <w:style w:type="paragraph" w:styleId="Heading">
+  <w:style w:type="character" w:styleId="NumberingSymbols">
+    <w:name w:val="Numbering Symbols"/>
+    <w:qFormat/>
+    <w:rPr/>
+  </w:style>
+  <w:style w:type="paragraph" w:styleId="Heading" w:customStyle="1">
     <w:name w:val="Heading"/>
     <w:basedOn w:val="Normal"/>
     <w:next w:val="BodyText"/>
@@ -8837,11 +7537,10 @@
       <w:rFonts w:cs="Noto Sans Devanagari"/>
       <w:i/>
       <w:iCs/>
-      <w:sz w:val="24"/>
       <w:szCs w:val="24"/>
     </w:rPr>
   </w:style>
-  <w:style w:type="paragraph" w:styleId="Index">
+  <w:style w:type="paragraph" w:styleId="Index" w:customStyle="1">
     <w:name w:val="Index"/>
     <w:basedOn w:val="Normal"/>
     <w:qFormat/>
@@ -9020,7 +7719,7 @@
     </w:pPr>
     <w:rPr/>
   </w:style>
-  <w:style w:type="paragraph" w:styleId="HeaderandFooter">
+  <w:style w:type="paragraph" w:styleId="HeaderandFooter" w:customStyle="1">
     <w:name w:val="Header and Footer"/>
     <w:basedOn w:val="Normal"/>
     <w:qFormat/>
@@ -9093,7 +7792,6 @@
       <w:rFonts w:ascii="Calibri Light" w:hAnsi="Calibri Light" w:eastAsia="宋体" w:cs="" w:asciiTheme="majorHAnsi" w:cstheme="majorBidi" w:hAnsiTheme="majorHAnsi"/>
       <w:b/>
       <w:bCs/>
-      <w:kern w:val="2"/>
       <w:sz w:val="32"/>
       <w:szCs w:val="32"/>
     </w:rPr>
@@ -9207,7 +7905,7 @@
       </w:tblCellMar>
     </w:tblPr>
   </w:style>
-  <w:style w:type="table" w:styleId="af6">
+  <w:style w:type="table" w:styleId="aff6">
     <w:name w:val="Table Grid"/>
     <w:basedOn w:val="a1"/>
     <w:uiPriority w:val="39"/>

--- a/Documents/主从同步控制机械臂系统.docx
+++ b/Documents/主从同步控制机械臂系统.docx
@@ -1280,7 +1280,7 @@
       <w:bookmarkStart w:id="6" w:name="_Toc248254292"/>
       <w:bookmarkStart w:id="7" w:name="_Toc217635911"/>
       <w:bookmarkStart w:id="8" w:name="_Toc188779259"/>
-      <w:bookmarkStart w:id="9" w:name="_Toc235362770"/>
+      <w:bookmarkStart w:id="9" w:name="_Toc235467698"/>
       <w:r>
         <w:rPr>
           <w:rFonts w:hint="eastAsia"/>
@@ -1368,7 +1368,7 @@
         <w:rPr>
           <w:rFonts w:ascii="Times New Roman" w:hAnsi="Times New Roman" w:cs="Times New Roman"/>
         </w:rPr>
-        <w:t>实时操作系统的高实时性、高安全边界主从同步控制机械臂系统 。本系统创新性地采用了双边对称主从控制架构，相比于非对称的运动学映射系统，对称系统在主手拓扑与从手物理结构上具备高度的一致性与几何</w:t>
+        <w:t>实时操作系统的高实时性、高安全边界主从同步控制六自由度机械臂系统 。本系统创新性地采用了双边对称主从控制架构，相比于非对称的运动学映射系统，对称系统在主手拓扑与从手物理结构上具备高度的一致性与几何</w:t>
       </w:r>
       <w:r>
         <w:rPr>
@@ -1536,7 +1536,7 @@
         <w:rPr>
           <w:rFonts w:ascii="Times New Roman" w:hAnsi="Times New Roman" w:cs="Times New Roman"/>
         </w:rPr>
-        <w:t>）构建了初始零点校准与状态对齐技术，通过一阶低通平滑过渡，彻底消除了工业现场上电瞬间机械臂“暴冲”的物理安全隐患；设计了死区非线性滤波算法，有效拦截主手传感器的机械颤动，攻克了电机高频啸叫与无效发热等影响工业连续作业寿命的难题。此外，系统通过时分复用数据流状态机（</w:t>
+        <w:t>）构建了初始零点校准与状态对齐技术，通过一阶低通平滑过渡，消除了工业现场上电瞬间机械臂“暴冲”的物理安全隐患；设计了死区非线性滤波算法，有效拦截主手传感器的机械颤动，攻克了电机高频啸叫与无效发热等影响工业连续作业寿命的难题。此外，系统通过时分复用数据流状态机（</w:t>
       </w:r>
       <w:r>
         <w:rPr>
@@ -1688,6 +1688,7 @@
               <w:tab w:val="clear" w:pos="420"/>
               <w:tab w:val="right" w:pos="8776" w:leader="dot"/>
             </w:tabs>
+            <w:ind w:firstLine="200"/>
             <w:rPr>
               <w:sz w:val="22"/>
               <w:szCs w:val="24"/>
@@ -1713,7 +1714,7 @@
             </w:rPr>
             <w:fldChar w:fldCharType="separate"/>
           </w:r>
-          <w:hyperlink w:anchor="_Toc235362770">
+          <w:hyperlink w:anchor="_Toc235467698">
             <w:r>
               <w:rPr>
                 <w:rStyle w:val="IndexLink"/>
@@ -1732,7 +1733,7 @@
               <w:rPr>
                 <w:webHidden/>
               </w:rPr>
-              <w:instrText xml:space="preserve">PAGEREF _Toc235362770 \h</w:instrText>
+              <w:instrText xml:space="preserve">PAGEREF _Toc235467698 \h</w:instrText>
             </w:r>
             <w:r>
               <w:rPr>
@@ -1764,13 +1765,14 @@
               <w:tab w:val="left" w:pos="1100" w:leader="none"/>
               <w:tab w:val="right" w:pos="8776" w:leader="dot"/>
             </w:tabs>
+            <w:ind w:firstLine="200"/>
             <w:rPr>
               <w:sz w:val="22"/>
               <w:szCs w:val="24"/>
               <w14:ligatures w14:val="standardContextual"/>
             </w:rPr>
           </w:pPr>
-          <w:hyperlink w:anchor="_Toc235362771">
+          <w:hyperlink w:anchor="_Toc235467699">
             <w:r>
               <w:rPr>
                 <w:rStyle w:val="IndexLink"/>
@@ -1804,7 +1806,7 @@
               <w:rPr>
                 <w:webHidden/>
               </w:rPr>
-              <w:instrText xml:space="preserve">PAGEREF _Toc235362771 \h</w:instrText>
+              <w:instrText xml:space="preserve">PAGEREF _Toc235467699 \h</w:instrText>
             </w:r>
             <w:r>
               <w:rPr>
@@ -1836,14 +1838,14 @@
               <w:tab w:val="left" w:pos="1100" w:leader="none"/>
               <w:tab w:val="right" w:pos="8776" w:leader="dot"/>
             </w:tabs>
-            <w:ind w:leftChars="200"/>
+            <w:ind w:firstLine="200" w:leftChars="200"/>
             <w:rPr>
               <w:sz w:val="22"/>
               <w:szCs w:val="24"/>
               <w14:ligatures w14:val="standardContextual"/>
             </w:rPr>
           </w:pPr>
-          <w:hyperlink w:anchor="_Toc235362772">
+          <w:hyperlink w:anchor="_Toc235467700">
             <w:r>
               <w:rPr>
                 <w:rStyle w:val="IndexLink"/>
@@ -1877,7 +1879,7 @@
               <w:rPr>
                 <w:webHidden/>
               </w:rPr>
-              <w:instrText xml:space="preserve">PAGEREF _Toc235362772 \h</w:instrText>
+              <w:instrText xml:space="preserve">PAGEREF _Toc235467700 \h</w:instrText>
             </w:r>
             <w:r>
               <w:rPr>
@@ -1908,18 +1910,19 @@
               <w:tab w:val="clear" w:pos="420"/>
               <w:tab w:val="right" w:pos="8776" w:leader="dot"/>
             </w:tabs>
-            <w:ind w:leftChars="400"/>
+            <w:ind w:firstLine="200" w:leftChars="400"/>
             <w:rPr>
+              <w:rFonts w:asciiTheme="minorEastAsia" w:hAnsiTheme="minorEastAsia"/>
               <w:sz w:val="22"/>
               <w:szCs w:val="24"/>
               <w14:ligatures w14:val="standardContextual"/>
             </w:rPr>
           </w:pPr>
-          <w:hyperlink w:anchor="_Toc235362773">
-            <w:r>
-              <w:rPr>
-                <w:rStyle w:val="IndexLink"/>
-                <w:rFonts w:eastAsia="" w:asciiTheme="majorEastAsia" w:eastAsiaTheme="majorEastAsia" w:hAnsiTheme="majorEastAsia"/>
+          <w:hyperlink w:anchor="_Toc235467701">
+            <w:r>
+              <w:rPr>
+                <w:rStyle w:val="IndexLink"/>
+                <w:rFonts w:asciiTheme="minorEastAsia" w:hAnsiTheme="minorEastAsia"/>
                 <w:vanish w:val="false"/>
                 <w:webHidden/>
               </w:rPr>
@@ -1928,12 +1931,20 @@
             <w:r>
               <w:rPr>
                 <w:rStyle w:val="IndexLink"/>
-                <w:rFonts w:asciiTheme="majorEastAsia" w:eastAsiaTheme="majorEastAsia" w:hAnsiTheme="majorEastAsia"/>
+                <w:rFonts w:asciiTheme="minorEastAsia" w:hAnsiTheme="minorEastAsia"/>
               </w:rPr>
               <w:t>研究目的</w:t>
             </w:r>
             <w:r>
               <w:rPr>
+                <w:rStyle w:val="IndexLink"/>
+                <w:rFonts w:asciiTheme="minorEastAsia" w:hAnsiTheme="minorEastAsia"/>
+                <w:vanish w:val="false"/>
+              </w:rPr>
+              <w:tab/>
+            </w:r>
+            <w:r>
+              <w:rPr>
                 <w:webHidden/>
               </w:rPr>
               <w:fldChar w:fldCharType="begin"/>
@@ -1942,7 +1953,7 @@
               <w:rPr>
                 <w:webHidden/>
               </w:rPr>
-              <w:instrText xml:space="preserve">PAGEREF _Toc235362773 \h</w:instrText>
+              <w:instrText xml:space="preserve">PAGEREF _Toc235467701 \h</w:instrText>
             </w:r>
             <w:r>
               <w:rPr>
@@ -1953,9 +1964,9 @@
             <w:r>
               <w:rPr>
                 <w:rStyle w:val="IndexLink"/>
+                <w:rFonts w:asciiTheme="minorEastAsia" w:hAnsiTheme="minorEastAsia"/>
                 <w:vanish w:val="false"/>
               </w:rPr>
-              <w:tab/>
               <w:t>1</w:t>
             </w:r>
             <w:r>
@@ -1973,18 +1984,18 @@
               <w:tab w:val="clear" w:pos="420"/>
               <w:tab w:val="right" w:pos="8776" w:leader="dot"/>
             </w:tabs>
-            <w:ind w:leftChars="400"/>
+            <w:ind w:firstLine="200" w:leftChars="400"/>
             <w:rPr>
               <w:sz w:val="22"/>
               <w:szCs w:val="24"/>
               <w14:ligatures w14:val="standardContextual"/>
             </w:rPr>
           </w:pPr>
-          <w:hyperlink w:anchor="_Toc235362774">
-            <w:r>
-              <w:rPr>
-                <w:rStyle w:val="IndexLink"/>
-                <w:rFonts w:eastAsia="" w:asciiTheme="majorEastAsia" w:eastAsiaTheme="majorEastAsia" w:hAnsiTheme="majorEastAsia"/>
+          <w:hyperlink w:anchor="_Toc235467702">
+            <w:r>
+              <w:rPr>
+                <w:rStyle w:val="IndexLink"/>
+                <w:rFonts w:asciiTheme="minorEastAsia" w:hAnsiTheme="minorEastAsia"/>
                 <w:vanish w:val="false"/>
                 <w:webHidden/>
               </w:rPr>
@@ -1993,12 +2004,20 @@
             <w:r>
               <w:rPr>
                 <w:rStyle w:val="IndexLink"/>
-                <w:rFonts w:asciiTheme="majorEastAsia" w:eastAsiaTheme="majorEastAsia" w:hAnsiTheme="majorEastAsia"/>
+                <w:rFonts w:asciiTheme="minorEastAsia" w:hAnsiTheme="minorEastAsia"/>
               </w:rPr>
               <w:t>行业研究现状</w:t>
             </w:r>
             <w:r>
               <w:rPr>
+                <w:rStyle w:val="IndexLink"/>
+                <w:rFonts w:asciiTheme="minorEastAsia" w:hAnsiTheme="minorEastAsia"/>
+                <w:vanish w:val="false"/>
+              </w:rPr>
+              <w:tab/>
+            </w:r>
+            <w:r>
+              <w:rPr>
                 <w:webHidden/>
               </w:rPr>
               <w:fldChar w:fldCharType="begin"/>
@@ -2007,7 +2026,7 @@
               <w:rPr>
                 <w:webHidden/>
               </w:rPr>
-              <w:instrText xml:space="preserve">PAGEREF _Toc235362774 \h</w:instrText>
+              <w:instrText xml:space="preserve">PAGEREF _Toc235467702 \h</w:instrText>
             </w:r>
             <w:r>
               <w:rPr>
@@ -2018,9 +2037,9 @@
             <w:r>
               <w:rPr>
                 <w:rStyle w:val="IndexLink"/>
+                <w:rFonts w:asciiTheme="minorEastAsia" w:hAnsiTheme="minorEastAsia"/>
                 <w:vanish w:val="false"/>
               </w:rPr>
-              <w:tab/>
               <w:t>1</w:t>
             </w:r>
             <w:r>
@@ -2039,13 +2058,14 @@
               <w:tab w:val="left" w:pos="1100" w:leader="none"/>
               <w:tab w:val="right" w:pos="8776" w:leader="dot"/>
             </w:tabs>
+            <w:ind w:firstLine="200"/>
             <w:rPr>
               <w:sz w:val="22"/>
               <w:szCs w:val="24"/>
               <w14:ligatures w14:val="standardContextual"/>
             </w:rPr>
           </w:pPr>
-          <w:hyperlink w:anchor="_Toc235362775">
+          <w:hyperlink w:anchor="_Toc235467703">
             <w:r>
               <w:rPr>
                 <w:rStyle w:val="IndexLink"/>
@@ -2079,7 +2099,7 @@
               <w:rPr>
                 <w:webHidden/>
               </w:rPr>
-              <w:instrText xml:space="preserve">PAGEREF _Toc235362775 \h</w:instrText>
+              <w:instrText xml:space="preserve">PAGEREF _Toc235467703 \h</w:instrText>
             </w:r>
             <w:r>
               <w:rPr>
@@ -2111,14 +2131,14 @@
               <w:tab w:val="left" w:pos="1100" w:leader="none"/>
               <w:tab w:val="right" w:pos="8776" w:leader="dot"/>
             </w:tabs>
-            <w:ind w:leftChars="200"/>
+            <w:ind w:firstLine="200" w:leftChars="200"/>
             <w:rPr>
               <w:sz w:val="22"/>
               <w:szCs w:val="24"/>
               <w14:ligatures w14:val="standardContextual"/>
             </w:rPr>
           </w:pPr>
-          <w:hyperlink w:anchor="_Toc235362776">
+          <w:hyperlink w:anchor="_Toc235467704">
             <w:r>
               <w:rPr>
                 <w:rStyle w:val="IndexLink"/>
@@ -2140,7 +2160,7 @@
               <w:rPr>
                 <w:rStyle w:val="IndexLink"/>
               </w:rPr>
-              <w:t>创新设计</w:t>
+              <w:t>双边对称主从控制架构</w:t>
             </w:r>
             <w:r>
               <w:rPr>
@@ -2152,7 +2172,7 @@
               <w:rPr>
                 <w:webHidden/>
               </w:rPr>
-              <w:instrText xml:space="preserve">PAGEREF _Toc235362776 \h</w:instrText>
+              <w:instrText xml:space="preserve">PAGEREF _Toc235467704 \h</w:instrText>
             </w:r>
             <w:r>
               <w:rPr>
@@ -2178,27 +2198,27 @@
         </w:p>
         <w:p>
           <w:pPr>
-            <w:pStyle w:val="TOC3"/>
+            <w:pStyle w:val="TOC2"/>
             <w:tabs>
               <w:tab w:val="clear" w:pos="420"/>
-              <w:tab w:val="left" w:pos="1760" w:leader="none"/>
+              <w:tab w:val="left" w:pos="1100" w:leader="none"/>
               <w:tab w:val="right" w:pos="8776" w:leader="dot"/>
             </w:tabs>
-            <w:ind w:leftChars="400"/>
+            <w:ind w:firstLine="200" w:leftChars="200"/>
             <w:rPr>
               <w:sz w:val="22"/>
               <w:szCs w:val="24"/>
               <w14:ligatures w14:val="standardContextual"/>
             </w:rPr>
           </w:pPr>
-          <w:hyperlink w:anchor="_Toc235362777">
+          <w:hyperlink w:anchor="_Toc235467705">
             <w:r>
               <w:rPr>
                 <w:rStyle w:val="IndexLink"/>
                 <w:vanish w:val="false"/>
                 <w:webHidden/>
               </w:rPr>
-              <w:t>2.1.1</w:t>
+              <w:t>2.2</w:t>
             </w:r>
             <w:r>
               <w:rPr>
@@ -2213,7 +2233,19 @@
               <w:rPr>
                 <w:rStyle w:val="IndexLink"/>
               </w:rPr>
-              <w:t>三级标题</w:t>
+              <w:t>基于</w:t>
+            </w:r>
+            <w:r>
+              <w:rPr>
+                <w:rStyle w:val="IndexLink"/>
+              </w:rPr>
+              <w:t>FreeRTOS</w:t>
+            </w:r>
+            <w:r>
+              <w:rPr>
+                <w:rStyle w:val="IndexLink"/>
+              </w:rPr>
+              <w:t>的高实时性链式任务调度</w:t>
             </w:r>
             <w:r>
               <w:rPr>
@@ -2225,7 +2257,7 @@
               <w:rPr>
                 <w:webHidden/>
               </w:rPr>
-              <w:instrText xml:space="preserve">PAGEREF _Toc235362777 \h</w:instrText>
+              <w:instrText xml:space="preserve">PAGEREF _Toc235467705 \h</w:instrText>
             </w:r>
             <w:r>
               <w:rPr>
@@ -2240,6 +2272,225 @@
               </w:rPr>
               <w:tab/>
               <w:t>2</w:t>
+            </w:r>
+            <w:r>
+              <w:rPr>
+                <w:webHidden/>
+              </w:rPr>
+              <w:fldChar w:fldCharType="end"/>
+            </w:r>
+          </w:hyperlink>
+        </w:p>
+        <w:p>
+          <w:pPr>
+            <w:pStyle w:val="TOC2"/>
+            <w:tabs>
+              <w:tab w:val="clear" w:pos="420"/>
+              <w:tab w:val="left" w:pos="1100" w:leader="none"/>
+              <w:tab w:val="right" w:pos="8776" w:leader="dot"/>
+            </w:tabs>
+            <w:ind w:firstLine="200" w:leftChars="200"/>
+            <w:rPr>
+              <w:sz w:val="22"/>
+              <w:szCs w:val="24"/>
+              <w14:ligatures w14:val="standardContextual"/>
+            </w:rPr>
+          </w:pPr>
+          <w:hyperlink w:anchor="_Toc235467706">
+            <w:r>
+              <w:rPr>
+                <w:rStyle w:val="IndexLink"/>
+                <w:vanish w:val="false"/>
+                <w:webHidden/>
+              </w:rPr>
+              <w:t>2.3</w:t>
+            </w:r>
+            <w:r>
+              <w:rPr>
+                <w:rStyle w:val="IndexLink"/>
+                <w:sz w:val="22"/>
+                <w:szCs w:val="24"/>
+                <w14:ligatures w14:val="standardContextual"/>
+              </w:rPr>
+              <w:tab/>
+            </w:r>
+            <w:r>
+              <w:rPr>
+                <w:rStyle w:val="IndexLink"/>
+              </w:rPr>
+              <w:t>基于高速内存块拷贝的多总线协同技术</w:t>
+            </w:r>
+            <w:r>
+              <w:rPr>
+                <w:webHidden/>
+              </w:rPr>
+              <w:fldChar w:fldCharType="begin"/>
+            </w:r>
+            <w:r>
+              <w:rPr>
+                <w:webHidden/>
+              </w:rPr>
+              <w:instrText xml:space="preserve">PAGEREF _Toc235467706 \h</w:instrText>
+            </w:r>
+            <w:r>
+              <w:rPr>
+                <w:webHidden/>
+              </w:rPr>
+              <w:fldChar w:fldCharType="separate"/>
+            </w:r>
+            <w:r>
+              <w:rPr>
+                <w:rStyle w:val="IndexLink"/>
+                <w:vanish w:val="false"/>
+              </w:rPr>
+              <w:tab/>
+              <w:t>2</w:t>
+            </w:r>
+            <w:r>
+              <w:rPr>
+                <w:webHidden/>
+              </w:rPr>
+              <w:fldChar w:fldCharType="end"/>
+            </w:r>
+          </w:hyperlink>
+        </w:p>
+        <w:p>
+          <w:pPr>
+            <w:pStyle w:val="TOC2"/>
+            <w:tabs>
+              <w:tab w:val="clear" w:pos="420"/>
+              <w:tab w:val="left" w:pos="1100" w:leader="none"/>
+              <w:tab w:val="right" w:pos="8776" w:leader="dot"/>
+            </w:tabs>
+            <w:ind w:firstLine="200" w:leftChars="200"/>
+            <w:rPr>
+              <w:sz w:val="22"/>
+              <w:szCs w:val="24"/>
+              <w14:ligatures w14:val="standardContextual"/>
+            </w:rPr>
+          </w:pPr>
+          <w:hyperlink w:anchor="_Toc235467707">
+            <w:r>
+              <w:rPr>
+                <w:rStyle w:val="IndexLink"/>
+                <w:vanish w:val="false"/>
+                <w:webHidden/>
+              </w:rPr>
+              <w:t>2.4</w:t>
+            </w:r>
+            <w:r>
+              <w:rPr>
+                <w:rStyle w:val="IndexLink"/>
+                <w:sz w:val="22"/>
+                <w:szCs w:val="24"/>
+                <w14:ligatures w14:val="standardContextual"/>
+              </w:rPr>
+              <w:tab/>
+            </w:r>
+            <w:r>
+              <w:rPr>
+                <w:rStyle w:val="IndexLink"/>
+              </w:rPr>
+              <w:t>基于有限状态机的初始状态对齐与死区非线性滤波</w:t>
+            </w:r>
+            <w:r>
+              <w:rPr>
+                <w:webHidden/>
+              </w:rPr>
+              <w:fldChar w:fldCharType="begin"/>
+            </w:r>
+            <w:r>
+              <w:rPr>
+                <w:webHidden/>
+              </w:rPr>
+              <w:instrText xml:space="preserve">PAGEREF _Toc235467707 \h</w:instrText>
+            </w:r>
+            <w:r>
+              <w:rPr>
+                <w:webHidden/>
+              </w:rPr>
+              <w:fldChar w:fldCharType="separate"/>
+            </w:r>
+            <w:r>
+              <w:rPr>
+                <w:rStyle w:val="IndexLink"/>
+                <w:vanish w:val="false"/>
+              </w:rPr>
+              <w:tab/>
+              <w:t>2</w:t>
+            </w:r>
+            <w:r>
+              <w:rPr>
+                <w:webHidden/>
+              </w:rPr>
+              <w:fldChar w:fldCharType="end"/>
+            </w:r>
+          </w:hyperlink>
+        </w:p>
+        <w:p>
+          <w:pPr>
+            <w:pStyle w:val="TOC2"/>
+            <w:tabs>
+              <w:tab w:val="clear" w:pos="420"/>
+              <w:tab w:val="left" w:pos="1100" w:leader="none"/>
+              <w:tab w:val="right" w:pos="8776" w:leader="dot"/>
+            </w:tabs>
+            <w:ind w:firstLine="200" w:leftChars="200"/>
+            <w:rPr>
+              <w:sz w:val="22"/>
+              <w:szCs w:val="24"/>
+              <w14:ligatures w14:val="standardContextual"/>
+            </w:rPr>
+          </w:pPr>
+          <w:hyperlink w:anchor="_Toc235467708">
+            <w:r>
+              <w:rPr>
+                <w:rStyle w:val="IndexLink"/>
+                <w:vanish w:val="false"/>
+                <w:webHidden/>
+              </w:rPr>
+              <w:t>2.5</w:t>
+            </w:r>
+            <w:r>
+              <w:rPr>
+                <w:rStyle w:val="IndexLink"/>
+                <w:sz w:val="22"/>
+                <w:szCs w:val="24"/>
+                <w14:ligatures w14:val="standardContextual"/>
+              </w:rPr>
+              <w:tab/>
+            </w:r>
+            <w:r>
+              <w:rPr>
+                <w:rStyle w:val="IndexLink"/>
+              </w:rPr>
+              <w:t>基于时分复用的的关节位置数据传输协议</w:t>
+            </w:r>
+            <w:r>
+              <w:rPr>
+                <w:webHidden/>
+              </w:rPr>
+              <w:fldChar w:fldCharType="begin"/>
+            </w:r>
+            <w:r>
+              <w:rPr>
+                <w:webHidden/>
+              </w:rPr>
+              <w:instrText xml:space="preserve">PAGEREF _Toc235467708 \h</w:instrText>
+            </w:r>
+            <w:r>
+              <w:rPr>
+                <w:webHidden/>
+              </w:rPr>
+              <w:fldChar w:fldCharType="separate"/>
+            </w:r>
+            <w:r>
+              <w:rPr>
+                <w:rStyle w:val="IndexLink"/>
+                <w:vanish w:val="false"/>
+              </w:rPr>
+              <w:tab/>
+              <w:t>3</w:t>
             </w:r>
             <w:r>
               <w:rPr>
@@ -2257,13 +2508,14 @@
               <w:tab w:val="left" w:pos="1100" w:leader="none"/>
               <w:tab w:val="right" w:pos="8776" w:leader="dot"/>
             </w:tabs>
+            <w:ind w:firstLine="200"/>
             <w:rPr>
               <w:sz w:val="22"/>
               <w:szCs w:val="24"/>
               <w14:ligatures w14:val="standardContextual"/>
             </w:rPr>
           </w:pPr>
-          <w:hyperlink w:anchor="_Toc235362778">
+          <w:hyperlink w:anchor="_Toc235467709">
             <w:r>
               <w:rPr>
                 <w:rStyle w:val="IndexLink"/>
@@ -2297,7 +2549,7 @@
               <w:rPr>
                 <w:webHidden/>
               </w:rPr>
-              <w:instrText xml:space="preserve">PAGEREF _Toc235362778 \h</w:instrText>
+              <w:instrText xml:space="preserve">PAGEREF _Toc235467709 \h</w:instrText>
             </w:r>
             <w:r>
               <w:rPr>
@@ -2311,7 +2563,531 @@
                 <w:vanish w:val="false"/>
               </w:rPr>
               <w:tab/>
-              <w:t>3</w:t>
+              <w:t>4</w:t>
+            </w:r>
+            <w:r>
+              <w:rPr>
+                <w:webHidden/>
+              </w:rPr>
+              <w:fldChar w:fldCharType="end"/>
+            </w:r>
+          </w:hyperlink>
+        </w:p>
+        <w:p>
+          <w:pPr>
+            <w:pStyle w:val="TOC3"/>
+            <w:tabs>
+              <w:tab w:val="clear" w:pos="420"/>
+              <w:tab w:val="left" w:pos="1540" w:leader="none"/>
+              <w:tab w:val="right" w:pos="8776" w:leader="dot"/>
+            </w:tabs>
+            <w:ind w:firstLine="200" w:leftChars="400"/>
+            <w:rPr>
+              <w:sz w:val="22"/>
+              <w:szCs w:val="24"/>
+              <w14:ligatures w14:val="standardContextual"/>
+            </w:rPr>
+          </w:pPr>
+          <w:hyperlink w:anchor="_Toc235467710">
+            <w:r>
+              <w:rPr>
+                <w:rStyle w:val="IndexLink"/>
+                <w:vanish w:val="false"/>
+                <w:webHidden/>
+              </w:rPr>
+              <w:t>3.1</w:t>
+            </w:r>
+            <w:r>
+              <w:rPr>
+                <w:rStyle w:val="IndexLink"/>
+                <w:sz w:val="22"/>
+                <w:szCs w:val="24"/>
+                <w14:ligatures w14:val="standardContextual"/>
+              </w:rPr>
+              <w:tab/>
+            </w:r>
+            <w:r>
+              <w:rPr>
+                <w:rStyle w:val="IndexLink"/>
+                <w:rFonts w:ascii="Calibri" w:hAnsi="Calibri"/>
+              </w:rPr>
+              <w:t>拓扑对称的主从姿态实时同步功能</w:t>
+            </w:r>
+            <w:r>
+              <w:rPr>
+                <w:webHidden/>
+              </w:rPr>
+              <w:fldChar w:fldCharType="begin"/>
+            </w:r>
+            <w:r>
+              <w:rPr>
+                <w:webHidden/>
+              </w:rPr>
+              <w:instrText xml:space="preserve">PAGEREF _Toc235467710 \h</w:instrText>
+            </w:r>
+            <w:r>
+              <w:rPr>
+                <w:webHidden/>
+              </w:rPr>
+              <w:fldChar w:fldCharType="separate"/>
+            </w:r>
+            <w:r>
+              <w:rPr>
+                <w:rStyle w:val="IndexLink"/>
+                <w:vanish w:val="false"/>
+              </w:rPr>
+              <w:tab/>
+              <w:t>4</w:t>
+            </w:r>
+            <w:r>
+              <w:rPr>
+                <w:webHidden/>
+              </w:rPr>
+              <w:fldChar w:fldCharType="end"/>
+            </w:r>
+          </w:hyperlink>
+        </w:p>
+        <w:p>
+          <w:pPr>
+            <w:pStyle w:val="TOC3"/>
+            <w:tabs>
+              <w:tab w:val="clear" w:pos="420"/>
+              <w:tab w:val="left" w:pos="1540" w:leader="none"/>
+              <w:tab w:val="right" w:pos="8776" w:leader="dot"/>
+            </w:tabs>
+            <w:ind w:firstLine="200" w:leftChars="400"/>
+            <w:rPr>
+              <w:sz w:val="22"/>
+              <w:szCs w:val="24"/>
+              <w14:ligatures w14:val="standardContextual"/>
+            </w:rPr>
+          </w:pPr>
+          <w:hyperlink w:anchor="_Toc235467711">
+            <w:r>
+              <w:rPr>
+                <w:rStyle w:val="IndexLink"/>
+                <w:vanish w:val="false"/>
+                <w:webHidden/>
+              </w:rPr>
+              <w:t>3.2</w:t>
+            </w:r>
+            <w:r>
+              <w:rPr>
+                <w:rStyle w:val="IndexLink"/>
+                <w:sz w:val="22"/>
+                <w:szCs w:val="24"/>
+                <w14:ligatures w14:val="standardContextual"/>
+              </w:rPr>
+              <w:tab/>
+            </w:r>
+            <w:r>
+              <w:rPr>
+                <w:rStyle w:val="IndexLink"/>
+              </w:rPr>
+              <w:t xml:space="preserve">基于 </w:t>
+            </w:r>
+            <w:r>
+              <w:rPr>
+                <w:rStyle w:val="IndexLink"/>
+              </w:rPr>
+              <w:t xml:space="preserve">FreeRTOS </w:t>
+            </w:r>
+            <w:r>
+              <w:rPr>
+                <w:rStyle w:val="IndexLink"/>
+              </w:rPr>
+              <w:t>的事件驱动型高实时调度功能</w:t>
+            </w:r>
+            <w:r>
+              <w:rPr>
+                <w:webHidden/>
+              </w:rPr>
+              <w:fldChar w:fldCharType="begin"/>
+            </w:r>
+            <w:r>
+              <w:rPr>
+                <w:webHidden/>
+              </w:rPr>
+              <w:instrText xml:space="preserve">PAGEREF _Toc235467711 \h</w:instrText>
+            </w:r>
+            <w:r>
+              <w:rPr>
+                <w:webHidden/>
+              </w:rPr>
+              <w:fldChar w:fldCharType="separate"/>
+            </w:r>
+            <w:r>
+              <w:rPr>
+                <w:rStyle w:val="IndexLink"/>
+                <w:vanish w:val="false"/>
+              </w:rPr>
+              <w:tab/>
+              <w:t>4</w:t>
+            </w:r>
+            <w:r>
+              <w:rPr>
+                <w:webHidden/>
+              </w:rPr>
+              <w:fldChar w:fldCharType="end"/>
+            </w:r>
+          </w:hyperlink>
+        </w:p>
+        <w:p>
+          <w:pPr>
+            <w:pStyle w:val="TOC3"/>
+            <w:tabs>
+              <w:tab w:val="clear" w:pos="420"/>
+              <w:tab w:val="left" w:pos="1540" w:leader="none"/>
+              <w:tab w:val="right" w:pos="8776" w:leader="dot"/>
+            </w:tabs>
+            <w:ind w:firstLine="200" w:leftChars="400"/>
+            <w:rPr>
+              <w:sz w:val="22"/>
+              <w:szCs w:val="24"/>
+              <w14:ligatures w14:val="standardContextual"/>
+            </w:rPr>
+          </w:pPr>
+          <w:hyperlink w:anchor="_Toc235467712">
+            <w:r>
+              <w:rPr>
+                <w:rStyle w:val="IndexLink"/>
+                <w:vanish w:val="false"/>
+                <w:webHidden/>
+              </w:rPr>
+              <w:t>3.3</w:t>
+            </w:r>
+            <w:r>
+              <w:rPr>
+                <w:rStyle w:val="IndexLink"/>
+                <w:sz w:val="22"/>
+                <w:szCs w:val="24"/>
+                <w14:ligatures w14:val="standardContextual"/>
+              </w:rPr>
+              <w:tab/>
+            </w:r>
+            <w:r>
+              <w:rPr>
+                <w:rStyle w:val="IndexLink"/>
+              </w:rPr>
+              <w:t>多总线协同与数据流水线路由功能</w:t>
+            </w:r>
+            <w:r>
+              <w:rPr>
+                <w:webHidden/>
+              </w:rPr>
+              <w:fldChar w:fldCharType="begin"/>
+            </w:r>
+            <w:r>
+              <w:rPr>
+                <w:webHidden/>
+              </w:rPr>
+              <w:instrText xml:space="preserve">PAGEREF _Toc235467712 \h</w:instrText>
+            </w:r>
+            <w:r>
+              <w:rPr>
+                <w:webHidden/>
+              </w:rPr>
+              <w:fldChar w:fldCharType="separate"/>
+            </w:r>
+            <w:r>
+              <w:rPr>
+                <w:rStyle w:val="IndexLink"/>
+                <w:vanish w:val="false"/>
+              </w:rPr>
+              <w:tab/>
+              <w:t>4</w:t>
+            </w:r>
+            <w:r>
+              <w:rPr>
+                <w:webHidden/>
+              </w:rPr>
+              <w:fldChar w:fldCharType="end"/>
+            </w:r>
+          </w:hyperlink>
+        </w:p>
+        <w:p>
+          <w:pPr>
+            <w:pStyle w:val="TOC3"/>
+            <w:tabs>
+              <w:tab w:val="clear" w:pos="420"/>
+              <w:tab w:val="left" w:pos="1540" w:leader="none"/>
+              <w:tab w:val="right" w:pos="8776" w:leader="dot"/>
+            </w:tabs>
+            <w:ind w:firstLine="200" w:leftChars="400"/>
+            <w:rPr>
+              <w:sz w:val="22"/>
+              <w:szCs w:val="24"/>
+              <w14:ligatures w14:val="standardContextual"/>
+            </w:rPr>
+          </w:pPr>
+          <w:hyperlink w:anchor="_Toc235467713">
+            <w:r>
+              <w:rPr>
+                <w:rStyle w:val="IndexLink"/>
+                <w:vanish w:val="false"/>
+                <w:webHidden/>
+              </w:rPr>
+              <w:t>3.4</w:t>
+            </w:r>
+            <w:r>
+              <w:rPr>
+                <w:rStyle w:val="IndexLink"/>
+                <w:sz w:val="22"/>
+                <w:szCs w:val="24"/>
+                <w14:ligatures w14:val="standardContextual"/>
+              </w:rPr>
+              <w:tab/>
+            </w:r>
+            <w:r>
+              <w:rPr>
+                <w:rStyle w:val="IndexLink"/>
+              </w:rPr>
+              <w:t>初始零点对齐与抗抖动滤波功能</w:t>
+            </w:r>
+            <w:r>
+              <w:rPr>
+                <w:webHidden/>
+              </w:rPr>
+              <w:fldChar w:fldCharType="begin"/>
+            </w:r>
+            <w:r>
+              <w:rPr>
+                <w:webHidden/>
+              </w:rPr>
+              <w:instrText xml:space="preserve">PAGEREF _Toc235467713 \h</w:instrText>
+            </w:r>
+            <w:r>
+              <w:rPr>
+                <w:webHidden/>
+              </w:rPr>
+              <w:fldChar w:fldCharType="separate"/>
+            </w:r>
+            <w:r>
+              <w:rPr>
+                <w:rStyle w:val="IndexLink"/>
+                <w:vanish w:val="false"/>
+              </w:rPr>
+              <w:tab/>
+              <w:t>5</w:t>
+            </w:r>
+            <w:r>
+              <w:rPr>
+                <w:webHidden/>
+              </w:rPr>
+              <w:fldChar w:fldCharType="end"/>
+            </w:r>
+          </w:hyperlink>
+        </w:p>
+        <w:p>
+          <w:pPr>
+            <w:pStyle w:val="TOC3"/>
+            <w:tabs>
+              <w:tab w:val="clear" w:pos="420"/>
+              <w:tab w:val="left" w:pos="1540" w:leader="none"/>
+              <w:tab w:val="right" w:pos="8776" w:leader="dot"/>
+            </w:tabs>
+            <w:ind w:firstLine="200" w:leftChars="400"/>
+            <w:rPr>
+              <w:sz w:val="22"/>
+              <w:szCs w:val="24"/>
+              <w14:ligatures w14:val="standardContextual"/>
+            </w:rPr>
+          </w:pPr>
+          <w:hyperlink w:anchor="_Toc235467714">
+            <w:r>
+              <w:rPr>
+                <w:rStyle w:val="IndexLink"/>
+                <w:vanish w:val="false"/>
+                <w:webHidden/>
+              </w:rPr>
+              <w:t>3.5</w:t>
+            </w:r>
+            <w:r>
+              <w:rPr>
+                <w:rStyle w:val="IndexLink"/>
+                <w:sz w:val="22"/>
+                <w:szCs w:val="24"/>
+                <w14:ligatures w14:val="standardContextual"/>
+              </w:rPr>
+              <w:tab/>
+            </w:r>
+            <w:r>
+              <w:rPr>
+                <w:rStyle w:val="IndexLink"/>
+              </w:rPr>
+              <w:t>无电流反馈的夹具边界抗堵转防护功能</w:t>
+            </w:r>
+            <w:r>
+              <w:rPr>
+                <w:webHidden/>
+              </w:rPr>
+              <w:fldChar w:fldCharType="begin"/>
+            </w:r>
+            <w:r>
+              <w:rPr>
+                <w:webHidden/>
+              </w:rPr>
+              <w:instrText xml:space="preserve">PAGEREF _Toc235467714 \h</w:instrText>
+            </w:r>
+            <w:r>
+              <w:rPr>
+                <w:webHidden/>
+              </w:rPr>
+              <w:fldChar w:fldCharType="separate"/>
+            </w:r>
+            <w:r>
+              <w:rPr>
+                <w:rStyle w:val="IndexLink"/>
+                <w:vanish w:val="false"/>
+              </w:rPr>
+              <w:tab/>
+              <w:t>5</w:t>
+            </w:r>
+            <w:r>
+              <w:rPr>
+                <w:webHidden/>
+              </w:rPr>
+              <w:fldChar w:fldCharType="end"/>
+            </w:r>
+          </w:hyperlink>
+        </w:p>
+        <w:p>
+          <w:pPr>
+            <w:pStyle w:val="TOC3"/>
+            <w:tabs>
+              <w:tab w:val="clear" w:pos="420"/>
+              <w:tab w:val="left" w:pos="1540" w:leader="none"/>
+              <w:tab w:val="right" w:pos="8776" w:leader="dot"/>
+            </w:tabs>
+            <w:ind w:firstLine="200" w:leftChars="400"/>
+            <w:rPr>
+              <w:sz w:val="22"/>
+              <w:szCs w:val="24"/>
+              <w14:ligatures w14:val="standardContextual"/>
+            </w:rPr>
+          </w:pPr>
+          <w:hyperlink w:anchor="_Toc235467715">
+            <w:r>
+              <w:rPr>
+                <w:rStyle w:val="IndexLink"/>
+                <w:vanish w:val="false"/>
+                <w:webHidden/>
+              </w:rPr>
+              <w:t>3.6</w:t>
+            </w:r>
+            <w:r>
+              <w:rPr>
+                <w:rStyle w:val="IndexLink"/>
+                <w:sz w:val="22"/>
+                <w:szCs w:val="24"/>
+                <w14:ligatures w14:val="standardContextual"/>
+              </w:rPr>
+              <w:tab/>
+            </w:r>
+            <w:r>
+              <w:rPr>
+                <w:rStyle w:val="IndexLink"/>
+              </w:rPr>
+              <w:t>从机回读从臂关节实际位置功能</w:t>
+            </w:r>
+            <w:r>
+              <w:rPr>
+                <w:webHidden/>
+              </w:rPr>
+              <w:fldChar w:fldCharType="begin"/>
+            </w:r>
+            <w:r>
+              <w:rPr>
+                <w:webHidden/>
+              </w:rPr>
+              <w:instrText xml:space="preserve">PAGEREF _Toc235467715 \h</w:instrText>
+            </w:r>
+            <w:r>
+              <w:rPr>
+                <w:webHidden/>
+              </w:rPr>
+              <w:fldChar w:fldCharType="separate"/>
+            </w:r>
+            <w:r>
+              <w:rPr>
+                <w:rStyle w:val="IndexLink"/>
+                <w:vanish w:val="false"/>
+              </w:rPr>
+              <w:tab/>
+              <w:t>5</w:t>
+            </w:r>
+            <w:r>
+              <w:rPr>
+                <w:webHidden/>
+              </w:rPr>
+              <w:fldChar w:fldCharType="end"/>
+            </w:r>
+          </w:hyperlink>
+        </w:p>
+        <w:p>
+          <w:pPr>
+            <w:pStyle w:val="TOC1"/>
+            <w:tabs>
+              <w:tab w:val="clear" w:pos="420"/>
+              <w:tab w:val="left" w:pos="1100" w:leader="none"/>
+              <w:tab w:val="right" w:pos="8776" w:leader="dot"/>
+            </w:tabs>
+            <w:ind w:firstLine="200"/>
+            <w:rPr>
+              <w:sz w:val="22"/>
+              <w:szCs w:val="24"/>
+              <w14:ligatures w14:val="standardContextual"/>
+            </w:rPr>
+          </w:pPr>
+          <w:hyperlink w:anchor="_Toc235467716">
+            <w:r>
+              <w:rPr>
+                <w:rStyle w:val="IndexLink"/>
+                <w:vanish w:val="false"/>
+                <w:webHidden/>
+              </w:rPr>
+              <w:t>第四章</w:t>
+            </w:r>
+            <w:r>
+              <w:rPr>
+                <w:rStyle w:val="IndexLink"/>
+                <w:sz w:val="22"/>
+                <w:szCs w:val="24"/>
+                <w14:ligatures w14:val="standardContextual"/>
+              </w:rPr>
+              <w:tab/>
+            </w:r>
+            <w:r>
+              <w:rPr>
+                <w:rStyle w:val="IndexLink"/>
+              </w:rPr>
+              <w:t>系统实现</w:t>
+            </w:r>
+            <w:r>
+              <w:rPr>
+                <w:webHidden/>
+              </w:rPr>
+              <w:fldChar w:fldCharType="begin"/>
+            </w:r>
+            <w:r>
+              <w:rPr>
+                <w:webHidden/>
+              </w:rPr>
+              <w:instrText xml:space="preserve">PAGEREF _Toc235467716 \h</w:instrText>
+            </w:r>
+            <w:r>
+              <w:rPr>
+                <w:webHidden/>
+              </w:rPr>
+              <w:fldChar w:fldCharType="separate"/>
+            </w:r>
+            <w:r>
+              <w:rPr>
+                <w:rStyle w:val="IndexLink"/>
+                <w:vanish w:val="false"/>
+              </w:rPr>
+              <w:tab/>
+              <w:t>6</w:t>
             </w:r>
             <w:r>
               <w:rPr>
@@ -2329,21 +3105,21 @@
               <w:tab w:val="left" w:pos="1100" w:leader="none"/>
               <w:tab w:val="right" w:pos="8776" w:leader="dot"/>
             </w:tabs>
-            <w:ind w:leftChars="200"/>
+            <w:ind w:firstLine="200" w:leftChars="200"/>
             <w:rPr>
               <w:sz w:val="22"/>
               <w:szCs w:val="24"/>
               <w14:ligatures w14:val="standardContextual"/>
             </w:rPr>
           </w:pPr>
-          <w:hyperlink w:anchor="_Toc235362779">
+          <w:hyperlink w:anchor="_Toc235467717">
             <w:r>
               <w:rPr>
                 <w:rStyle w:val="IndexLink"/>
                 <w:vanish w:val="false"/>
                 <w:webHidden/>
               </w:rPr>
-              <w:t>3.1</w:t>
+              <w:t>4.1</w:t>
             </w:r>
             <w:r>
               <w:rPr>
@@ -2358,7 +3134,7 @@
               <w:rPr>
                 <w:rStyle w:val="IndexLink"/>
               </w:rPr>
-              <w:t>二级标题</w:t>
+              <w:t>系统总体架构</w:t>
             </w:r>
             <w:r>
               <w:rPr>
@@ -2370,7 +3146,7 @@
               <w:rPr>
                 <w:webHidden/>
               </w:rPr>
-              <w:instrText xml:space="preserve">PAGEREF _Toc235362779 \h</w:instrText>
+              <w:instrText xml:space="preserve">PAGEREF _Toc235467717 \h</w:instrText>
             </w:r>
             <w:r>
               <w:rPr>
@@ -2384,7 +3160,7 @@
                 <w:vanish w:val="false"/>
               </w:rPr>
               <w:tab/>
-              <w:t>3</w:t>
+              <w:t>6</w:t>
             </w:r>
             <w:r>
               <w:rPr>
@@ -2396,27 +3172,27 @@
         </w:p>
         <w:p>
           <w:pPr>
-            <w:pStyle w:val="TOC3"/>
+            <w:pStyle w:val="TOC2"/>
             <w:tabs>
               <w:tab w:val="clear" w:pos="420"/>
-              <w:tab w:val="left" w:pos="1760" w:leader="none"/>
+              <w:tab w:val="left" w:pos="1100" w:leader="none"/>
               <w:tab w:val="right" w:pos="8776" w:leader="dot"/>
             </w:tabs>
-            <w:ind w:leftChars="400"/>
+            <w:ind w:firstLine="200" w:leftChars="200"/>
             <w:rPr>
               <w:sz w:val="22"/>
               <w:szCs w:val="24"/>
               <w14:ligatures w14:val="standardContextual"/>
             </w:rPr>
           </w:pPr>
-          <w:hyperlink w:anchor="_Toc235362780">
+          <w:hyperlink w:anchor="_Toc235467718">
             <w:r>
               <w:rPr>
                 <w:rStyle w:val="IndexLink"/>
                 <w:vanish w:val="false"/>
                 <w:webHidden/>
               </w:rPr>
-              <w:t>3.1.1</w:t>
+              <w:t>4.2</w:t>
             </w:r>
             <w:r>
               <w:rPr>
@@ -2431,7 +3207,7 @@
               <w:rPr>
                 <w:rStyle w:val="IndexLink"/>
               </w:rPr>
-              <w:t>三级标题</w:t>
+              <w:t>传感层</w:t>
             </w:r>
             <w:r>
               <w:rPr>
@@ -2443,7 +3219,7 @@
               <w:rPr>
                 <w:webHidden/>
               </w:rPr>
-              <w:instrText xml:space="preserve">PAGEREF _Toc235362780 \h</w:instrText>
+              <w:instrText xml:space="preserve">PAGEREF _Toc235467718 \h</w:instrText>
             </w:r>
             <w:r>
               <w:rPr>
@@ -2457,7 +3233,299 @@
                 <w:vanish w:val="false"/>
               </w:rPr>
               <w:tab/>
-              <w:t>3</w:t>
+              <w:t>6</w:t>
+            </w:r>
+            <w:r>
+              <w:rPr>
+                <w:webHidden/>
+              </w:rPr>
+              <w:fldChar w:fldCharType="end"/>
+            </w:r>
+          </w:hyperlink>
+        </w:p>
+        <w:p>
+          <w:pPr>
+            <w:pStyle w:val="TOC2"/>
+            <w:tabs>
+              <w:tab w:val="clear" w:pos="420"/>
+              <w:tab w:val="left" w:pos="1100" w:leader="none"/>
+              <w:tab w:val="right" w:pos="8776" w:leader="dot"/>
+            </w:tabs>
+            <w:ind w:firstLine="200" w:leftChars="200"/>
+            <w:rPr>
+              <w:sz w:val="22"/>
+              <w:szCs w:val="24"/>
+              <w14:ligatures w14:val="standardContextual"/>
+            </w:rPr>
+          </w:pPr>
+          <w:hyperlink w:anchor="_Toc235467719">
+            <w:r>
+              <w:rPr>
+                <w:rStyle w:val="IndexLink"/>
+                <w:vanish w:val="false"/>
+                <w:webHidden/>
+              </w:rPr>
+              <w:t>4.3</w:t>
+            </w:r>
+            <w:r>
+              <w:rPr>
+                <w:rStyle w:val="IndexLink"/>
+                <w:sz w:val="22"/>
+                <w:szCs w:val="24"/>
+                <w14:ligatures w14:val="standardContextual"/>
+              </w:rPr>
+              <w:tab/>
+            </w:r>
+            <w:r>
+              <w:rPr>
+                <w:rStyle w:val="IndexLink"/>
+              </w:rPr>
+              <w:t>传输层</w:t>
+            </w:r>
+            <w:r>
+              <w:rPr>
+                <w:webHidden/>
+              </w:rPr>
+              <w:fldChar w:fldCharType="begin"/>
+            </w:r>
+            <w:r>
+              <w:rPr>
+                <w:webHidden/>
+              </w:rPr>
+              <w:instrText xml:space="preserve">PAGEREF _Toc235467719 \h</w:instrText>
+            </w:r>
+            <w:r>
+              <w:rPr>
+                <w:webHidden/>
+              </w:rPr>
+              <w:fldChar w:fldCharType="separate"/>
+            </w:r>
+            <w:r>
+              <w:rPr>
+                <w:rStyle w:val="IndexLink"/>
+                <w:vanish w:val="false"/>
+              </w:rPr>
+              <w:tab/>
+              <w:t>6</w:t>
+            </w:r>
+            <w:r>
+              <w:rPr>
+                <w:webHidden/>
+              </w:rPr>
+              <w:fldChar w:fldCharType="end"/>
+            </w:r>
+          </w:hyperlink>
+        </w:p>
+        <w:p>
+          <w:pPr>
+            <w:pStyle w:val="TOC2"/>
+            <w:tabs>
+              <w:tab w:val="clear" w:pos="420"/>
+              <w:tab w:val="left" w:pos="1100" w:leader="none"/>
+              <w:tab w:val="right" w:pos="8776" w:leader="dot"/>
+            </w:tabs>
+            <w:ind w:firstLine="200" w:leftChars="200"/>
+            <w:rPr>
+              <w:sz w:val="22"/>
+              <w:szCs w:val="24"/>
+              <w14:ligatures w14:val="standardContextual"/>
+            </w:rPr>
+          </w:pPr>
+          <w:hyperlink w:anchor="_Toc235467720">
+            <w:r>
+              <w:rPr>
+                <w:rStyle w:val="IndexLink"/>
+                <w:vanish w:val="false"/>
+                <w:webHidden/>
+              </w:rPr>
+              <w:t>4.4</w:t>
+            </w:r>
+            <w:r>
+              <w:rPr>
+                <w:rStyle w:val="IndexLink"/>
+                <w:sz w:val="22"/>
+                <w:szCs w:val="24"/>
+                <w14:ligatures w14:val="standardContextual"/>
+              </w:rPr>
+              <w:tab/>
+            </w:r>
+            <w:r>
+              <w:rPr>
+                <w:rStyle w:val="IndexLink"/>
+              </w:rPr>
+              <w:t>控制层</w:t>
+            </w:r>
+            <w:r>
+              <w:rPr>
+                <w:webHidden/>
+              </w:rPr>
+              <w:fldChar w:fldCharType="begin"/>
+            </w:r>
+            <w:r>
+              <w:rPr>
+                <w:webHidden/>
+              </w:rPr>
+              <w:instrText xml:space="preserve">PAGEREF _Toc235467720 \h</w:instrText>
+            </w:r>
+            <w:r>
+              <w:rPr>
+                <w:webHidden/>
+              </w:rPr>
+              <w:fldChar w:fldCharType="separate"/>
+            </w:r>
+            <w:r>
+              <w:rPr>
+                <w:rStyle w:val="IndexLink"/>
+                <w:vanish w:val="false"/>
+              </w:rPr>
+              <w:tab/>
+              <w:t>6</w:t>
+            </w:r>
+            <w:r>
+              <w:rPr>
+                <w:webHidden/>
+              </w:rPr>
+              <w:fldChar w:fldCharType="end"/>
+            </w:r>
+          </w:hyperlink>
+        </w:p>
+        <w:p>
+          <w:pPr>
+            <w:pStyle w:val="TOC2"/>
+            <w:tabs>
+              <w:tab w:val="clear" w:pos="420"/>
+              <w:tab w:val="left" w:pos="1100" w:leader="none"/>
+              <w:tab w:val="right" w:pos="8776" w:leader="dot"/>
+            </w:tabs>
+            <w:ind w:firstLine="200" w:leftChars="200"/>
+            <w:rPr>
+              <w:sz w:val="22"/>
+              <w:szCs w:val="24"/>
+              <w14:ligatures w14:val="standardContextual"/>
+            </w:rPr>
+          </w:pPr>
+          <w:hyperlink w:anchor="_Toc235467721">
+            <w:r>
+              <w:rPr>
+                <w:rStyle w:val="IndexLink"/>
+                <w:vanish w:val="false"/>
+                <w:webHidden/>
+              </w:rPr>
+              <w:t>4.5</w:t>
+            </w:r>
+            <w:r>
+              <w:rPr>
+                <w:rStyle w:val="IndexLink"/>
+                <w:sz w:val="22"/>
+                <w:szCs w:val="24"/>
+                <w14:ligatures w14:val="standardContextual"/>
+              </w:rPr>
+              <w:tab/>
+            </w:r>
+            <w:r>
+              <w:rPr>
+                <w:rStyle w:val="IndexLink"/>
+              </w:rPr>
+              <w:t>可视化</w:t>
+            </w:r>
+            <w:r>
+              <w:rPr>
+                <w:webHidden/>
+              </w:rPr>
+              <w:fldChar w:fldCharType="begin"/>
+            </w:r>
+            <w:r>
+              <w:rPr>
+                <w:webHidden/>
+              </w:rPr>
+              <w:instrText xml:space="preserve">PAGEREF _Toc235467721 \h</w:instrText>
+            </w:r>
+            <w:r>
+              <w:rPr>
+                <w:webHidden/>
+              </w:rPr>
+              <w:fldChar w:fldCharType="separate"/>
+            </w:r>
+            <w:r>
+              <w:rPr>
+                <w:rStyle w:val="IndexLink"/>
+                <w:vanish w:val="false"/>
+              </w:rPr>
+              <w:tab/>
+              <w:t>6</w:t>
+            </w:r>
+            <w:r>
+              <w:rPr>
+                <w:webHidden/>
+              </w:rPr>
+              <w:fldChar w:fldCharType="end"/>
+            </w:r>
+          </w:hyperlink>
+        </w:p>
+        <w:p>
+          <w:pPr>
+            <w:pStyle w:val="TOC2"/>
+            <w:tabs>
+              <w:tab w:val="clear" w:pos="420"/>
+              <w:tab w:val="left" w:pos="1100" w:leader="none"/>
+              <w:tab w:val="right" w:pos="8776" w:leader="dot"/>
+            </w:tabs>
+            <w:ind w:firstLine="200" w:leftChars="200"/>
+            <w:rPr>
+              <w:sz w:val="22"/>
+              <w:szCs w:val="24"/>
+              <w14:ligatures w14:val="standardContextual"/>
+            </w:rPr>
+          </w:pPr>
+          <w:hyperlink w:anchor="_Toc235467722">
+            <w:r>
+              <w:rPr>
+                <w:rStyle w:val="IndexLink"/>
+                <w:vanish w:val="false"/>
+                <w:webHidden/>
+              </w:rPr>
+              <w:t>4.6</w:t>
+            </w:r>
+            <w:r>
+              <w:rPr>
+                <w:rStyle w:val="IndexLink"/>
+                <w:sz w:val="22"/>
+                <w:szCs w:val="24"/>
+                <w14:ligatures w14:val="standardContextual"/>
+              </w:rPr>
+              <w:tab/>
+            </w:r>
+            <w:r>
+              <w:rPr>
+                <w:rStyle w:val="IndexLink"/>
+              </w:rPr>
+              <w:t>开发与调试技术</w:t>
+            </w:r>
+            <w:r>
+              <w:rPr>
+                <w:webHidden/>
+              </w:rPr>
+              <w:fldChar w:fldCharType="begin"/>
+            </w:r>
+            <w:r>
+              <w:rPr>
+                <w:webHidden/>
+              </w:rPr>
+              <w:instrText xml:space="preserve">PAGEREF _Toc235467722 \h</w:instrText>
+            </w:r>
+            <w:r>
+              <w:rPr>
+                <w:webHidden/>
+              </w:rPr>
+              <w:fldChar w:fldCharType="separate"/>
+            </w:r>
+            <w:r>
+              <w:rPr>
+                <w:rStyle w:val="IndexLink"/>
+                <w:vanish w:val="false"/>
+              </w:rPr>
+              <w:tab/>
+              <w:t>6</w:t>
             </w:r>
             <w:r>
               <w:rPr>
@@ -2475,20 +3543,21 @@
               <w:tab w:val="left" w:pos="1100" w:leader="none"/>
               <w:tab w:val="right" w:pos="8776" w:leader="dot"/>
             </w:tabs>
+            <w:ind w:firstLine="200"/>
             <w:rPr>
               <w:sz w:val="22"/>
               <w:szCs w:val="24"/>
               <w14:ligatures w14:val="standardContextual"/>
             </w:rPr>
           </w:pPr>
-          <w:hyperlink w:anchor="_Toc235362781">
+          <w:hyperlink w:anchor="_Toc235467723">
             <w:r>
               <w:rPr>
                 <w:rStyle w:val="IndexLink"/>
                 <w:vanish w:val="false"/>
                 <w:webHidden/>
               </w:rPr>
-              <w:t>第四章</w:t>
+              <w:t>第五章</w:t>
             </w:r>
             <w:r>
               <w:rPr>
@@ -2503,7 +3572,7 @@
               <w:rPr>
                 <w:rStyle w:val="IndexLink"/>
               </w:rPr>
-              <w:t>系统实现</w:t>
+              <w:t>其他内容</w:t>
             </w:r>
             <w:r>
               <w:rPr>
@@ -2515,7 +3584,7 @@
               <w:rPr>
                 <w:webHidden/>
               </w:rPr>
-              <w:instrText xml:space="preserve">PAGEREF _Toc235362781 \h</w:instrText>
+              <w:instrText xml:space="preserve">PAGEREF _Toc235467723 \h</w:instrText>
             </w:r>
             <w:r>
               <w:rPr>
@@ -2529,7 +3598,7 @@
                 <w:vanish w:val="false"/>
               </w:rPr>
               <w:tab/>
-              <w:t>4</w:t>
+              <w:t>7</w:t>
             </w:r>
             <w:r>
               <w:rPr>
@@ -2547,21 +3616,21 @@
               <w:tab w:val="left" w:pos="1100" w:leader="none"/>
               <w:tab w:val="right" w:pos="8776" w:leader="dot"/>
             </w:tabs>
-            <w:ind w:leftChars="200"/>
+            <w:ind w:firstLine="200" w:leftChars="200"/>
             <w:rPr>
               <w:sz w:val="22"/>
               <w:szCs w:val="24"/>
               <w14:ligatures w14:val="standardContextual"/>
             </w:rPr>
           </w:pPr>
-          <w:hyperlink w:anchor="_Toc235362782">
+          <w:hyperlink w:anchor="_Toc235467724">
             <w:r>
               <w:rPr>
                 <w:rStyle w:val="IndexLink"/>
                 <w:vanish w:val="false"/>
                 <w:webHidden/>
               </w:rPr>
-              <w:t>4.1</w:t>
+              <w:t>5.1</w:t>
             </w:r>
             <w:r>
               <w:rPr>
@@ -2576,7 +3645,7 @@
               <w:rPr>
                 <w:rStyle w:val="IndexLink"/>
               </w:rPr>
-              <w:t>二级标题</w:t>
+              <w:t>元件介绍</w:t>
             </w:r>
             <w:r>
               <w:rPr>
@@ -2588,7 +3657,7 @@
               <w:rPr>
                 <w:webHidden/>
               </w:rPr>
-              <w:instrText xml:space="preserve">PAGEREF _Toc235362782 \h</w:instrText>
+              <w:instrText xml:space="preserve">PAGEREF _Toc235467724 \h</w:instrText>
             </w:r>
             <w:r>
               <w:rPr>
@@ -2602,152 +3671,7 @@
                 <w:vanish w:val="false"/>
               </w:rPr>
               <w:tab/>
-              <w:t>4</w:t>
-            </w:r>
-            <w:r>
-              <w:rPr>
-                <w:webHidden/>
-              </w:rPr>
-              <w:fldChar w:fldCharType="end"/>
-            </w:r>
-          </w:hyperlink>
-        </w:p>
-        <w:p>
-          <w:pPr>
-            <w:pStyle w:val="TOC3"/>
-            <w:tabs>
-              <w:tab w:val="clear" w:pos="420"/>
-              <w:tab w:val="left" w:pos="1760" w:leader="none"/>
-              <w:tab w:val="right" w:pos="8776" w:leader="dot"/>
-            </w:tabs>
-            <w:ind w:leftChars="400"/>
-            <w:rPr>
-              <w:sz w:val="22"/>
-              <w:szCs w:val="24"/>
-              <w14:ligatures w14:val="standardContextual"/>
-            </w:rPr>
-          </w:pPr>
-          <w:hyperlink w:anchor="_Toc235362783">
-            <w:r>
-              <w:rPr>
-                <w:rStyle w:val="IndexLink"/>
-                <w:vanish w:val="false"/>
-                <w:webHidden/>
-              </w:rPr>
-              <w:t>4.1.1</w:t>
-            </w:r>
-            <w:r>
-              <w:rPr>
-                <w:rStyle w:val="IndexLink"/>
-                <w:sz w:val="22"/>
-                <w:szCs w:val="24"/>
-                <w14:ligatures w14:val="standardContextual"/>
-              </w:rPr>
-              <w:tab/>
-            </w:r>
-            <w:r>
-              <w:rPr>
-                <w:rStyle w:val="IndexLink"/>
-              </w:rPr>
-              <w:t>三级标题</w:t>
-            </w:r>
-            <w:r>
-              <w:rPr>
-                <w:webHidden/>
-              </w:rPr>
-              <w:fldChar w:fldCharType="begin"/>
-            </w:r>
-            <w:r>
-              <w:rPr>
-                <w:webHidden/>
-              </w:rPr>
-              <w:instrText xml:space="preserve">PAGEREF _Toc235362783 \h</w:instrText>
-            </w:r>
-            <w:r>
-              <w:rPr>
-                <w:webHidden/>
-              </w:rPr>
-              <w:fldChar w:fldCharType="separate"/>
-            </w:r>
-            <w:r>
-              <w:rPr>
-                <w:rStyle w:val="IndexLink"/>
-                <w:vanish w:val="false"/>
-              </w:rPr>
-              <w:tab/>
-              <w:t>4</w:t>
-            </w:r>
-            <w:r>
-              <w:rPr>
-                <w:webHidden/>
-              </w:rPr>
-              <w:fldChar w:fldCharType="end"/>
-            </w:r>
-          </w:hyperlink>
-        </w:p>
-        <w:p>
-          <w:pPr>
-            <w:pStyle w:val="TOC1"/>
-            <w:tabs>
-              <w:tab w:val="clear" w:pos="420"/>
-              <w:tab w:val="left" w:pos="1100" w:leader="none"/>
-              <w:tab w:val="right" w:pos="8776" w:leader="dot"/>
-            </w:tabs>
-            <w:rPr>
-              <w:sz w:val="22"/>
-              <w:szCs w:val="24"/>
-              <w14:ligatures w14:val="standardContextual"/>
-            </w:rPr>
-          </w:pPr>
-          <w:hyperlink w:anchor="_Toc235362784">
-            <w:r>
-              <w:rPr>
-                <w:rStyle w:val="IndexLink"/>
-                <w:vanish w:val="false"/>
-                <w:webHidden/>
-              </w:rPr>
-              <w:t>第五章</w:t>
-            </w:r>
-            <w:r>
-              <w:rPr>
-                <w:rStyle w:val="IndexLink"/>
-                <w:sz w:val="22"/>
-                <w:szCs w:val="24"/>
-                <w14:ligatures w14:val="standardContextual"/>
-              </w:rPr>
-              <w:tab/>
-            </w:r>
-            <w:r>
-              <w:rPr>
-                <w:rStyle w:val="IndexLink"/>
-              </w:rPr>
-              <w:t>其他内容</w:t>
-            </w:r>
-            <w:r>
-              <w:rPr>
-                <w:webHidden/>
-              </w:rPr>
-              <w:fldChar w:fldCharType="begin"/>
-            </w:r>
-            <w:r>
-              <w:rPr>
-                <w:webHidden/>
-              </w:rPr>
-              <w:instrText xml:space="preserve">PAGEREF _Toc235362784 \h</w:instrText>
-            </w:r>
-            <w:r>
-              <w:rPr>
-                <w:webHidden/>
-              </w:rPr>
-              <w:fldChar w:fldCharType="separate"/>
-            </w:r>
-            <w:r>
-              <w:rPr>
-                <w:rStyle w:val="IndexLink"/>
-                <w:vanish w:val="false"/>
-              </w:rPr>
-              <w:tab/>
-              <w:t>5</w:t>
+              <w:t>7</w:t>
             </w:r>
             <w:r>
               <w:rPr>
@@ -2765,21 +3689,21 @@
               <w:tab w:val="left" w:pos="1100" w:leader="none"/>
               <w:tab w:val="right" w:pos="8776" w:leader="dot"/>
             </w:tabs>
-            <w:ind w:leftChars="200"/>
+            <w:ind w:firstLine="200" w:leftChars="200"/>
             <w:rPr>
               <w:sz w:val="22"/>
               <w:szCs w:val="24"/>
               <w14:ligatures w14:val="standardContextual"/>
             </w:rPr>
           </w:pPr>
-          <w:hyperlink w:anchor="_Toc235362785">
+          <w:hyperlink w:anchor="_Toc235467725">
             <w:r>
               <w:rPr>
                 <w:rStyle w:val="IndexLink"/>
                 <w:vanish w:val="false"/>
                 <w:webHidden/>
               </w:rPr>
-              <w:t>5.1</w:t>
+              <w:t>5.2</w:t>
             </w:r>
             <w:r>
               <w:rPr>
@@ -2794,7 +3718,7 @@
               <w:rPr>
                 <w:rStyle w:val="IndexLink"/>
               </w:rPr>
-              <w:t>二级标题</w:t>
+              <w:t>系统缺陷</w:t>
             </w:r>
             <w:r>
               <w:rPr>
@@ -2806,7 +3730,7 @@
               <w:rPr>
                 <w:webHidden/>
               </w:rPr>
-              <w:instrText xml:space="preserve">PAGEREF _Toc235362785 \h</w:instrText>
+              <w:instrText xml:space="preserve">PAGEREF _Toc235467725 \h</w:instrText>
             </w:r>
             <w:r>
               <w:rPr>
@@ -2820,7 +3744,7 @@
                 <w:vanish w:val="false"/>
               </w:rPr>
               <w:tab/>
-              <w:t>5</w:t>
+              <w:t>7</w:t>
             </w:r>
             <w:r>
               <w:rPr>
@@ -2832,27 +3756,27 @@
         </w:p>
         <w:p>
           <w:pPr>
-            <w:pStyle w:val="TOC3"/>
+            <w:pStyle w:val="TOC2"/>
             <w:tabs>
               <w:tab w:val="clear" w:pos="420"/>
-              <w:tab w:val="left" w:pos="1760" w:leader="none"/>
+              <w:tab w:val="left" w:pos="1100" w:leader="none"/>
               <w:tab w:val="right" w:pos="8776" w:leader="dot"/>
             </w:tabs>
-            <w:ind w:leftChars="400"/>
+            <w:ind w:firstLine="200" w:leftChars="200"/>
             <w:rPr>
               <w:sz w:val="22"/>
               <w:szCs w:val="24"/>
               <w14:ligatures w14:val="standardContextual"/>
             </w:rPr>
           </w:pPr>
-          <w:hyperlink w:anchor="_Toc235362786">
+          <w:hyperlink w:anchor="_Toc235467726">
             <w:r>
               <w:rPr>
                 <w:rStyle w:val="IndexLink"/>
                 <w:vanish w:val="false"/>
                 <w:webHidden/>
               </w:rPr>
-              <w:t>5.1.1</w:t>
+              <w:t>5.3</w:t>
             </w:r>
             <w:r>
               <w:rPr>
@@ -2867,7 +3791,7 @@
               <w:rPr>
                 <w:rStyle w:val="IndexLink"/>
               </w:rPr>
-              <w:t>三级标题</w:t>
+              <w:t>成本核算</w:t>
             </w:r>
             <w:r>
               <w:rPr>
@@ -2879,7 +3803,7 @@
               <w:rPr>
                 <w:webHidden/>
               </w:rPr>
-              <w:instrText xml:space="preserve">PAGEREF _Toc235362786 \h</w:instrText>
+              <w:instrText xml:space="preserve">PAGEREF _Toc235467726 \h</w:instrText>
             </w:r>
             <w:r>
               <w:rPr>
@@ -2893,7 +3817,7 @@
                 <w:vanish w:val="false"/>
               </w:rPr>
               <w:tab/>
-              <w:t>5</w:t>
+              <w:t>7</w:t>
             </w:r>
             <w:r>
               <w:rPr>
@@ -2905,26 +3829,49 @@
         </w:p>
         <w:p>
           <w:pPr>
-            <w:pStyle w:val="TOC1"/>
+            <w:pStyle w:val="TOC2"/>
             <w:tabs>
               <w:tab w:val="clear" w:pos="420"/>
+              <w:tab w:val="left" w:pos="1100" w:leader="none"/>
               <w:tab w:val="right" w:pos="8776" w:leader="dot"/>
             </w:tabs>
             <w:spacing w:before="0" w:after="0"/>
+            <w:ind w:firstLine="200" w:leftChars="200"/>
             <w:rPr>
               <w:sz w:val="22"/>
               <w:szCs w:val="24"/>
               <w14:ligatures w14:val="standardContextual"/>
             </w:rPr>
           </w:pPr>
-          <w:hyperlink w:anchor="_Toc235362787">
+          <w:hyperlink w:anchor="_Toc235467727">
             <w:r>
               <w:rPr>
                 <w:rStyle w:val="IndexLink"/>
                 <w:vanish w:val="false"/>
                 <w:webHidden/>
               </w:rPr>
-              <w:t>参考文献</w:t>
+              <w:t>5.4</w:t>
+            </w:r>
+            <w:r>
+              <w:rPr>
+                <w:rStyle w:val="IndexLink"/>
+                <w:sz w:val="22"/>
+                <w:szCs w:val="24"/>
+                <w14:ligatures w14:val="standardContextual"/>
+              </w:rPr>
+              <w:tab/>
+            </w:r>
+            <w:r>
+              <w:rPr>
+                <w:rStyle w:val="IndexLink"/>
+              </w:rPr>
+              <w:t>GitHub</w:t>
+            </w:r>
+            <w:r>
+              <w:rPr>
+                <w:rStyle w:val="IndexLink"/>
+              </w:rPr>
+              <w:t>开源地址</w:t>
             </w:r>
             <w:r>
               <w:rPr>
@@ -2936,7 +3883,7 @@
               <w:rPr>
                 <w:webHidden/>
               </w:rPr>
-              <w:instrText xml:space="preserve">PAGEREF _Toc235362787 \h</w:instrText>
+              <w:instrText xml:space="preserve">PAGEREF _Toc235467727 \h</w:instrText>
             </w:r>
             <w:r>
               <w:rPr>
@@ -2950,7 +3897,7 @@
                 <w:vanish w:val="false"/>
               </w:rPr>
               <w:tab/>
-              <w:t>6</w:t>
+              <w:t>7</w:t>
             </w:r>
             <w:r>
               <w:rPr>
@@ -3000,7 +3947,7 @@
         <w:jc w:val="center"/>
         <w:rPr/>
       </w:pPr>
-      <w:bookmarkStart w:id="10" w:name="_Toc235362771"/>
+      <w:bookmarkStart w:id="10" w:name="_Toc235467699"/>
       <w:r>
         <w:rPr>
           <w:rFonts w:hint="eastAsia"/>
@@ -3070,7 +4017,7 @@
         <w:ind w:firstLineChars="200"/>
         <w:rPr/>
       </w:pPr>
-      <w:bookmarkStart w:id="11" w:name="_Toc235362772"/>
+      <w:bookmarkStart w:id="11" w:name="_Toc235467700"/>
       <w:r>
         <w:rPr>
           <w:rFonts w:hint="eastAsia"/>
@@ -3100,7 +4047,7 @@
           <w:rFonts w:eastAsia="" w:asciiTheme="majorEastAsia" w:eastAsiaTheme="majorEastAsia" w:hAnsiTheme="majorEastAsia"/>
         </w:rPr>
       </w:pPr>
-      <w:bookmarkStart w:id="12" w:name="_Toc235362773"/>
+      <w:bookmarkStart w:id="12" w:name="_Toc235467701"/>
       <w:r>
         <w:rPr>
           <w:rFonts w:eastAsia="" w:hint="eastAsia" w:asciiTheme="majorEastAsia" w:eastAsiaTheme="majorEastAsia" w:hAnsiTheme="majorEastAsia"/>
@@ -3148,7 +4095,7 @@
           <w:rFonts w:eastAsia="" w:asciiTheme="majorEastAsia" w:eastAsiaTheme="majorEastAsia" w:hAnsiTheme="majorEastAsia"/>
         </w:rPr>
       </w:pPr>
-      <w:bookmarkStart w:id="13" w:name="_Toc235362774"/>
+      <w:bookmarkStart w:id="13" w:name="_Toc235467702"/>
       <w:r>
         <w:rPr>
           <w:rFonts w:eastAsia="" w:hint="eastAsia" w:asciiTheme="majorEastAsia" w:eastAsiaTheme="majorEastAsia" w:hAnsiTheme="majorEastAsia"/>
@@ -3166,11 +4113,8 @@
     <w:p>
       <w:pPr>
         <w:pStyle w:val="Normal"/>
-        <w:spacing w:before="0" w:after="0"/>
         <w:ind w:firstLineChars="200" w:left="420"/>
-        <w:rPr>
-          <w:rFonts w:hint="eastAsia"/>
-        </w:rPr>
+        <w:rPr/>
         <w:sectPr>
           <w:headerReference w:type="even" r:id="rId8"/>
           <w:headerReference w:type="default" r:id="rId9"/>
@@ -3218,7 +4162,7 @@
         <w:jc w:val="center"/>
         <w:rPr/>
       </w:pPr>
-      <w:bookmarkStart w:id="14" w:name="_Toc235362775"/>
+      <w:bookmarkStart w:id="14" w:name="_Toc235467703"/>
       <w:r>
         <w:rPr>
           <w:rFonts w:hint="eastAsia"/>
@@ -3276,326 +4220,283 @@
           <w:numId w:val="2"/>
         </w:numPr>
         <w:ind w:firstLineChars="200"/>
+        <w:rPr/>
+      </w:pPr>
+      <w:bookmarkStart w:id="15" w:name="_Toc235467704"/>
+      <w:r>
         <w:rPr>
           <w:rFonts w:hint="eastAsia"/>
         </w:rPr>
-      </w:pPr>
-      <w:bookmarkStart w:id="15" w:name="_Toc235362776"/>
+        <w:t>双边对称主从控制架构</w:t>
+      </w:r>
+      <w:bookmarkEnd w:id="15"/>
+    </w:p>
+    <w:p>
+      <w:pPr>
+        <w:pStyle w:val="Normal"/>
+        <w:ind w:firstLineChars="200"/>
+        <w:rPr/>
+      </w:pPr>
       <w:r>
         <w:rPr>
           <w:rFonts w:hint="eastAsia"/>
         </w:rPr>
-        <w:t>双边对称主从控制架构</w:t>
-      </w:r>
-      <w:bookmarkEnd w:id="15"/>
-    </w:p>
-    <w:p>
-      <w:pPr>
-        <w:pStyle w:val="Normal"/>
-        <w:ind w:firstLineChars="200"/>
-        <w:rPr>
-          <w:rFonts w:hint="eastAsia"/>
-        </w:rPr>
-      </w:pPr>
-      <w:r>
-        <w:rPr>
-          <w:rFonts w:hint="eastAsia"/>
-        </w:rPr>
         <w:t>我们采用了一种创新的控制架构，这种架构不同于传统的摇杆或示教器操作，主臂和从臂的拓扑结构呈现高度对称状态，主臂从臂均采用可回读位置的总线舵机，主臂上的总线舵机充当位置传感器，负责位置采样，通过主机将各个关节的实时位置编制成数据帧，发送给从机，从机解析这些数据帧，编制成作动指令发送给对应的关节，从而使从臂的各个关节映射主臂的关节姿态。这种架构的设计灵感来源于科幻电影《环太平洋》中驾驶员和机甲的交互逻辑：驾驶员在驾驶舱中通过肢体运动改变相应支架的姿态，机甲的肢体在外部做出相同的动作。</w:t>
       </w:r>
     </w:p>
     <w:p>
       <w:pPr>
         <w:pStyle w:val="Heading2"/>
-        <w:widowControl w:val="false"/>
         <w:numPr>
           <w:ilvl w:val="1"/>
           <w:numId w:val="2"/>
         </w:numPr>
-        <w:suppressAutoHyphens w:val="true"/>
-        <w:bidi w:val="0"/>
-        <w:ind w:firstLineChars="200"/>
-        <w:jc w:val="both"/>
+        <w:ind w:firstLineChars="200"/>
+        <w:rPr/>
+      </w:pPr>
+      <w:bookmarkStart w:id="16" w:name="_Toc235467705"/>
+      <w:r>
         <w:rPr>
           <w:rFonts w:hint="eastAsia"/>
-          <w:sz w:val="24"/>
-        </w:rPr>
-      </w:pPr>
+        </w:rPr>
+        <w:t>基于</w:t>
+      </w:r>
       <w:r>
         <w:rPr>
           <w:rFonts w:hint="eastAsia"/>
-          <w:sz w:val="24"/>
-        </w:rPr>
-        <w:t>基于</w:t>
+        </w:rPr>
+        <w:t>FreeRTOS</w:t>
       </w:r>
       <w:r>
         <w:rPr>
           <w:rFonts w:hint="eastAsia"/>
-          <w:sz w:val="24"/>
+        </w:rPr>
+        <w:t>的高实时性链式任务调度</w:t>
+      </w:r>
+      <w:bookmarkEnd w:id="16"/>
+    </w:p>
+    <w:p>
+      <w:pPr>
+        <w:pStyle w:val="Normal"/>
+        <w:ind w:firstLineChars="200" w:left="360"/>
+        <w:rPr/>
+      </w:pPr>
+      <w:r>
+        <w:rPr>
+          <w:rFonts w:hint="eastAsia"/>
+        </w:rPr>
+        <w:t>2.2.1</w:t>
+      </w:r>
+      <w:r>
+        <w:rPr>
+          <w:rFonts w:hint="eastAsia"/>
+        </w:rPr>
+        <w:t>基于硬件外部中断触发的高优先级任务调度</w:t>
+      </w:r>
+    </w:p>
+    <w:p>
+      <w:pPr>
+        <w:pStyle w:val="Normal"/>
+        <w:ind w:firstLineChars="200" w:left="360"/>
+        <w:rPr>
+          <w:rFonts w:hint="eastAsia"/>
+        </w:rPr>
+      </w:pPr>
+      <w:r>
+        <w:rPr>
+          <w:rFonts w:hint="eastAsia"/>
+        </w:rPr>
+      </w:r>
+    </w:p>
+    <w:p>
+      <w:pPr>
+        <w:pStyle w:val="Normal"/>
+        <w:ind w:firstLineChars="200"/>
+        <w:rPr/>
+      </w:pPr>
+      <w:r>
+        <w:rPr>
+          <w:rFonts w:hint="eastAsia"/>
+        </w:rPr>
+        <w:tab/>
+      </w:r>
+      <w:r>
+        <w:rPr>
+          <w:rFonts w:hint="eastAsia"/>
+        </w:rPr>
+        <w:t>为了保证主从机的同步通信，我们采用了串行外部设备接口（</w:t>
+      </w:r>
+      <w:r>
+        <w:rPr>
+          <w:rFonts w:hint="eastAsia"/>
+        </w:rPr>
+        <w:t>SPI</w:t>
+      </w:r>
+      <w:r>
+        <w:rPr>
+          <w:rFonts w:hint="eastAsia"/>
+        </w:rPr>
+        <w:t>）协议实现主从机之间的通信，</w:t>
+      </w:r>
+      <w:r>
+        <w:rPr>
+          <w:rFonts w:hint="eastAsia"/>
+        </w:rPr>
+        <w:t>SPI</w:t>
+      </w:r>
+      <w:r>
+        <w:rPr>
+          <w:rFonts w:hint="eastAsia"/>
+        </w:rPr>
+        <w:t>协议具有</w:t>
+      </w:r>
+      <w:r>
+        <w:rPr>
+          <w:rFonts w:hint="eastAsia"/>
+        </w:rPr>
+        <w:t>MISO</w:t>
+      </w:r>
+      <w:r>
+        <w:rPr>
+          <w:rFonts w:hint="eastAsia"/>
+        </w:rPr>
+        <w:t>、</w:t>
+      </w:r>
+      <w:r>
+        <w:rPr>
+          <w:rFonts w:hint="eastAsia"/>
+        </w:rPr>
+        <w:t>MOSI</w:t>
+      </w:r>
+      <w:r>
+        <w:rPr>
+          <w:rFonts w:hint="eastAsia"/>
+        </w:rPr>
+        <w:t>两个数据通道，时钟线，使能线；我们采用软件使能方法，并将从机使能接口改为外部中断模式，主机启动传输时改变对应引脚电平，以此触发</w:t>
+      </w:r>
+      <w:r>
+        <w:rPr>
+          <w:rFonts w:hint="eastAsia"/>
         </w:rPr>
         <w:t>FreeRTOS</w:t>
       </w:r>
       <w:r>
         <w:rPr>
           <w:rFonts w:hint="eastAsia"/>
-          <w:sz w:val="24"/>
-        </w:rPr>
-        <w:t>的高实时性链式任务调度</w:t>
-      </w:r>
-    </w:p>
-    <w:p>
-      <w:pPr>
-        <w:pStyle w:val="Normal"/>
-        <w:widowControl w:val="false"/>
-        <w:suppressAutoHyphens w:val="true"/>
-        <w:bidi w:val="0"/>
-        <w:ind w:firstLineChars="200"/>
-        <w:jc w:val="both"/>
+        </w:rPr>
+        <w:t>中的最高优先级的运动任务的执行。</w:t>
+      </w:r>
+    </w:p>
+    <w:p>
+      <w:pPr>
+        <w:pStyle w:val="Normal"/>
+        <w:ind w:firstLineChars="200" w:left="360"/>
+        <w:rPr/>
+      </w:pPr>
+      <w:r>
         <w:rPr>
           <w:rFonts w:hint="eastAsia"/>
-          <w:sz w:val="24"/>
-        </w:rPr>
-      </w:pPr>
+        </w:rPr>
+        <w:t>2.2.2</w:t>
+      </w:r>
       <w:r>
         <w:rPr>
           <w:rFonts w:hint="eastAsia"/>
-          <w:sz w:val="24"/>
-        </w:rPr>
-        <w:t>2.2.1</w:t>
-      </w:r>
-      <w:r>
+        </w:rPr>
+        <w:t>任务间链式触发调度</w:t>
+      </w:r>
+    </w:p>
+    <w:p>
+      <w:pPr>
+        <w:pStyle w:val="Normal"/>
+        <w:ind w:firstLineChars="200" w:left="360"/>
         <w:rPr>
           <w:rFonts w:hint="eastAsia"/>
-          <w:sz w:val="24"/>
-        </w:rPr>
-        <w:t>基于硬件外部中断触发的高优先级任务调度</w:t>
-      </w:r>
-    </w:p>
-    <w:p>
-      <w:pPr>
-        <w:pStyle w:val="Normal"/>
-        <w:widowControl w:val="false"/>
-        <w:suppressAutoHyphens w:val="true"/>
-        <w:bidi w:val="0"/>
-        <w:ind w:firstLineChars="200"/>
-        <w:jc w:val="both"/>
+        </w:rPr>
+      </w:pPr>
+      <w:r>
         <w:rPr>
           <w:rFonts w:hint="eastAsia"/>
-          <w:sz w:val="24"/>
-        </w:rPr>
+        </w:rPr>
+      </w:r>
+    </w:p>
+    <w:p>
+      <w:pPr>
+        <w:pStyle w:val="Normal"/>
+        <w:ind w:firstLineChars="200"/>
+        <w:rPr/>
       </w:pPr>
       <w:r>
         <w:rPr>
           <w:rFonts w:hint="eastAsia"/>
-          <w:sz w:val="24"/>
-        </w:rPr>
-        <w:tab/>
-      </w:r>
-      <w:r>
-        <w:rPr>
-          <w:rFonts w:hint="eastAsia"/>
-          <w:sz w:val="24"/>
-        </w:rPr>
-        <w:t>为了保证主从机的同步通信，我们采用了串行外部设备接口（</w:t>
-      </w:r>
-      <w:r>
-        <w:rPr>
-          <w:rFonts w:hint="eastAsia"/>
-          <w:sz w:val="24"/>
-        </w:rPr>
-        <w:t>SPI</w:t>
-      </w:r>
-      <w:r>
-        <w:rPr>
-          <w:rFonts w:hint="eastAsia"/>
-          <w:sz w:val="24"/>
-        </w:rPr>
-        <w:t>）协议实现主从机之间的通信，</w:t>
-      </w:r>
-      <w:r>
-        <w:rPr>
-          <w:rFonts w:hint="eastAsia"/>
-          <w:sz w:val="24"/>
-        </w:rPr>
-        <w:t>SPI</w:t>
-      </w:r>
-      <w:r>
-        <w:rPr>
-          <w:rFonts w:hint="eastAsia"/>
-          <w:sz w:val="24"/>
-        </w:rPr>
-        <w:t>协议具有</w:t>
-      </w:r>
-      <w:r>
-        <w:rPr>
-          <w:rFonts w:hint="eastAsia"/>
-          <w:sz w:val="24"/>
-        </w:rPr>
-        <w:t>MISO</w:t>
-      </w:r>
-      <w:r>
-        <w:rPr>
-          <w:rFonts w:hint="eastAsia"/>
-          <w:sz w:val="24"/>
-        </w:rPr>
-        <w:t>、</w:t>
-      </w:r>
-      <w:r>
-        <w:rPr>
-          <w:rFonts w:hint="eastAsia"/>
-          <w:sz w:val="24"/>
-        </w:rPr>
-        <w:t>MOSI</w:t>
-      </w:r>
-      <w:r>
-        <w:rPr>
-          <w:rFonts w:hint="eastAsia"/>
-          <w:sz w:val="24"/>
-        </w:rPr>
-        <w:t>两个数据通道，时钟线，使能线；我们采用软件使能方法，并将从机使能接口改为外部中断模式，主机启动传输时改变对应引脚电平，以此触发</w:t>
-      </w:r>
-      <w:r>
-        <w:rPr>
-          <w:rFonts w:hint="eastAsia"/>
-          <w:sz w:val="24"/>
-        </w:rPr>
-        <w:t>FreeRTOS</w:t>
-      </w:r>
-      <w:r>
-        <w:rPr>
-          <w:rFonts w:hint="eastAsia"/>
-          <w:sz w:val="24"/>
-        </w:rPr>
-        <w:t>中的最高优先级的运动任务的执行。</w:t>
-      </w:r>
-    </w:p>
-    <w:p>
-      <w:pPr>
-        <w:pStyle w:val="Normal"/>
-        <w:widowControl w:val="false"/>
-        <w:suppressAutoHyphens w:val="true"/>
-        <w:bidi w:val="0"/>
-        <w:ind w:firstLineChars="200"/>
-        <w:jc w:val="both"/>
-        <w:rPr>
-          <w:rFonts w:hint="eastAsia"/>
-          <w:sz w:val="24"/>
-        </w:rPr>
-      </w:pPr>
-      <w:r>
-        <w:rPr>
-          <w:rFonts w:hint="eastAsia"/>
-          <w:sz w:val="24"/>
-        </w:rPr>
-        <w:t>2.2.2</w:t>
-      </w:r>
-      <w:r>
-        <w:rPr>
-          <w:rFonts w:hint="eastAsia"/>
-          <w:sz w:val="24"/>
-        </w:rPr>
-        <w:t>任务间链式触发调度</w:t>
-      </w:r>
-    </w:p>
-    <w:p>
-      <w:pPr>
-        <w:pStyle w:val="Normal"/>
-        <w:ind w:firstLineChars="200"/>
-        <w:rPr>
-          <w:rFonts w:hint="eastAsia"/>
-        </w:rPr>
-      </w:pPr>
-      <w:r>
-        <w:rPr>
-          <w:rFonts w:hint="eastAsia"/>
-        </w:rPr>
-        <w:t>运动任务执行完成后，需要启动从臂关节位置反馈任务，我们采用了任务间链式触发调度技术，运动任务在结束时改变关节位置反馈任务的线程标志位，以启动其执行。</w:t>
+        </w:rPr>
+        <w:t>运动任务执行完成后，需要启动从臂关节位置反馈任务，我们采用了基于事件标志组的任务间链式触发调度技术，运动任务在结束时改变关节位置反馈任务的线程标志位，以启动其执行。</w:t>
       </w:r>
     </w:p>
     <w:p>
       <w:pPr>
         <w:pStyle w:val="Heading2"/>
-        <w:widowControl w:val="false"/>
         <w:numPr>
           <w:ilvl w:val="1"/>
           <w:numId w:val="2"/>
         </w:numPr>
-        <w:suppressAutoHyphens w:val="true"/>
-        <w:bidi w:val="0"/>
-        <w:ind w:firstLineChars="200"/>
-        <w:jc w:val="both"/>
+        <w:ind w:firstLineChars="200"/>
+        <w:rPr/>
+      </w:pPr>
+      <w:bookmarkStart w:id="17" w:name="_Toc235467706"/>
+      <w:r>
         <w:rPr>
           <w:rFonts w:hint="eastAsia"/>
-          <w:sz w:val="24"/>
-        </w:rPr>
+        </w:rPr>
+        <w:t>基于高速内存块拷贝的多总线协同技术</w:t>
+      </w:r>
+      <w:bookmarkEnd w:id="17"/>
+    </w:p>
+    <w:p>
+      <w:pPr>
+        <w:pStyle w:val="Normal"/>
+        <w:ind w:firstLineChars="200"/>
+        <w:rPr/>
       </w:pPr>
       <w:r>
         <w:rPr>
           <w:rFonts w:hint="eastAsia"/>
-          <w:sz w:val="24"/>
-        </w:rPr>
-        <w:t>基于高速内存块拷贝的多总线协同技术</w:t>
-      </w:r>
-    </w:p>
-    <w:p>
-      <w:pPr>
-        <w:pStyle w:val="Normal"/>
-        <w:widowControl w:val="false"/>
-        <w:suppressAutoHyphens w:val="true"/>
-        <w:bidi w:val="0"/>
-        <w:ind w:firstLineChars="200"/>
-        <w:jc w:val="both"/>
+        </w:rPr>
+        <w:t>我们在工程系统中采用了两种通信协议，通用异步收发（</w:t>
+      </w:r>
+      <w:r>
         <w:rPr>
           <w:rFonts w:hint="eastAsia"/>
-          <w:sz w:val="24"/>
-        </w:rPr>
-      </w:pPr>
+        </w:rPr>
+        <w:t>UART</w:t>
+      </w:r>
       <w:r>
         <w:rPr>
           <w:rFonts w:hint="eastAsia"/>
-          <w:sz w:val="24"/>
-        </w:rPr>
-        <w:t>我们在工程系统中采用了两种通信协议，通用异步收发（</w:t>
+        </w:rPr>
+        <w:t>）、串行外设接口（</w:t>
       </w:r>
       <w:r>
         <w:rPr>
           <w:rFonts w:hint="eastAsia"/>
-          <w:sz w:val="24"/>
-        </w:rPr>
-        <w:t>UART</w:t>
+        </w:rPr>
+        <w:t>SPI</w:t>
       </w:r>
       <w:r>
         <w:rPr>
           <w:rFonts w:hint="eastAsia"/>
-          <w:sz w:val="24"/>
-        </w:rPr>
-        <w:t>）、串行外设接口（</w:t>
+        </w:rPr>
+        <w:t>），在两种协议之间转换时需要拷贝内存块；我们摒弃了传统的基于循环的单字节拷贝，转而采用</w:t>
       </w:r>
       <w:r>
         <w:rPr>
           <w:rFonts w:hint="eastAsia"/>
-          <w:sz w:val="24"/>
-        </w:rPr>
-        <w:t>SPI</w:t>
+        </w:rPr>
+        <w:t>memcpy</w:t>
       </w:r>
       <w:r>
         <w:rPr>
           <w:rFonts w:hint="eastAsia"/>
-          <w:sz w:val="24"/>
-        </w:rPr>
-        <w:t>），在两种协议之间转换时需要拷贝内存块；我们摒弃了传统的基于循环的单字节拷贝，转而采用</w:t>
-      </w:r>
-      <w:r>
-        <w:rPr>
-          <w:rFonts w:hint="eastAsia"/>
-          <w:sz w:val="24"/>
-        </w:rPr>
-        <w:t>memcpy</w:t>
-      </w:r>
-      <w:r>
-        <w:rPr>
-          <w:rFonts w:hint="eastAsia"/>
-          <w:sz w:val="24"/>
         </w:rPr>
         <w:t>函数进行整块内存拷贝，将拷贝操作从线性时间降为常数时间，大大提高了拷贝速度，提升了系统的通信实时性。</w:t>
       </w:r>
@@ -3603,45 +4504,31 @@
     <w:p>
       <w:pPr>
         <w:pStyle w:val="Heading2"/>
-        <w:widowControl w:val="false"/>
         <w:numPr>
           <w:ilvl w:val="1"/>
           <w:numId w:val="2"/>
         </w:numPr>
-        <w:suppressAutoHyphens w:val="true"/>
-        <w:bidi w:val="0"/>
-        <w:ind w:firstLineChars="200"/>
-        <w:jc w:val="both"/>
+        <w:ind w:firstLineChars="200"/>
+        <w:rPr/>
+      </w:pPr>
+      <w:bookmarkStart w:id="18" w:name="_Toc235467707"/>
+      <w:r>
         <w:rPr>
           <w:rFonts w:hint="eastAsia"/>
-          <w:sz w:val="24"/>
-        </w:rPr>
+        </w:rPr>
+        <w:t>基于有限状态机的初始状态对齐与死区非线性滤波</w:t>
+      </w:r>
+      <w:bookmarkEnd w:id="18"/>
+    </w:p>
+    <w:p>
+      <w:pPr>
+        <w:pStyle w:val="Normal"/>
+        <w:ind w:firstLineChars="200"/>
+        <w:rPr/>
       </w:pPr>
       <w:r>
         <w:rPr>
           <w:rFonts w:hint="eastAsia"/>
-          <w:sz w:val="24"/>
-        </w:rPr>
-        <w:t>基于有限状态机的初始状态对齐与死区非线性滤波</w:t>
-      </w:r>
-    </w:p>
-    <w:p>
-      <w:pPr>
-        <w:pStyle w:val="Normal"/>
-        <w:widowControl w:val="false"/>
-        <w:suppressAutoHyphens w:val="true"/>
-        <w:bidi w:val="0"/>
-        <w:ind w:firstLineChars="200"/>
-        <w:jc w:val="both"/>
-        <w:rPr>
-          <w:rFonts w:hint="eastAsia"/>
-          <w:sz w:val="24"/>
-        </w:rPr>
-      </w:pPr>
-      <w:r>
-        <w:rPr>
-          <w:rFonts w:hint="eastAsia"/>
-          <w:sz w:val="24"/>
         </w:rPr>
         <w:t>在研究中，我们发现主臂舵机的回读采样是有误差的，这会导致从臂产生抖动。为此，我们引入了死区非线性滤波技术，通过将历史位置与指令位置作差，如果小于一定阈值，则拒绝执行指令。但是，这种方法引入了一个新问题，系统刚上电时是没有历史位置的，我们引入有限状态机进行初始状态对齐，在上电后的第一个指令周期内采样到的各个关节数据将被作为初始历史位置，在此期间，收到的数据帧只做记录，不产生作动指令。</w:t>
       </w:r>
@@ -3649,45 +4536,31 @@
     <w:p>
       <w:pPr>
         <w:pStyle w:val="Heading2"/>
-        <w:widowControl w:val="false"/>
         <w:numPr>
           <w:ilvl w:val="1"/>
           <w:numId w:val="2"/>
         </w:numPr>
-        <w:suppressAutoHyphens w:val="true"/>
-        <w:bidi w:val="0"/>
-        <w:ind w:firstLineChars="200"/>
-        <w:jc w:val="both"/>
+        <w:ind w:firstLineChars="200"/>
+        <w:rPr/>
+      </w:pPr>
+      <w:bookmarkStart w:id="19" w:name="_Toc235467708"/>
+      <w:r>
         <w:rPr>
           <w:rFonts w:hint="eastAsia"/>
-          <w:sz w:val="24"/>
-        </w:rPr>
+        </w:rPr>
+        <w:t>基于时分复用的的关节位置数据传输协议</w:t>
+      </w:r>
+      <w:bookmarkEnd w:id="19"/>
+    </w:p>
+    <w:p>
+      <w:pPr>
+        <w:pStyle w:val="Normal"/>
+        <w:ind w:firstLineChars="200"/>
+        <w:rPr/>
       </w:pPr>
       <w:r>
         <w:rPr>
           <w:rFonts w:hint="eastAsia"/>
-          <w:sz w:val="24"/>
-        </w:rPr>
-        <w:t>基于时分复用的的关节位置数据传输协议</w:t>
-      </w:r>
-    </w:p>
-    <w:p>
-      <w:pPr>
-        <w:pStyle w:val="Normal"/>
-        <w:widowControl w:val="false"/>
-        <w:suppressAutoHyphens w:val="true"/>
-        <w:bidi w:val="0"/>
-        <w:ind w:firstLineChars="200"/>
-        <w:jc w:val="both"/>
-        <w:rPr>
-          <w:rFonts w:hint="eastAsia"/>
-          <w:sz w:val="24"/>
-        </w:rPr>
-      </w:pPr>
-      <w:r>
-        <w:rPr>
-          <w:rFonts w:hint="eastAsia"/>
-          <w:sz w:val="24"/>
         </w:rPr>
         <w:t>由于总线舵机返回位置接收到的字符串中有大量无关紧要的内容，为了提高系统的通信实时性，我们创建了一种通信协议，协议数据帧中包含关节地址以及指定移动到的位置，主机采样收到主臂返回的采样值时，提取其中的关节地址以及位置，编制成一个五位字符的数据帧，发往从机，从机收到后解析数据帧，编制作动指令，然后向从臂发送作动指令。由于协议的数据帧很简短，所以传输效率很高，系统通信实时性得到了明显提高。</w:t>
       </w:r>
@@ -3695,170 +4568,93 @@
     <w:p>
       <w:pPr>
         <w:pStyle w:val="Normal"/>
-        <w:widowControl w:val="false"/>
-        <w:suppressAutoHyphens w:val="true"/>
-        <w:bidi w:val="0"/>
-        <w:ind w:firstLineChars="200"/>
-        <w:jc w:val="both"/>
-        <w:rPr>
-          <w:rFonts w:hint="eastAsia"/>
-          <w:sz w:val="24"/>
-        </w:rPr>
-      </w:pPr>
-      <w:r>
-        <w:rPr>
-          <w:rFonts w:hint="eastAsia"/>
-          <w:sz w:val="24"/>
-        </w:rPr>
+        <w:ind w:firstLineChars="200"/>
+        <w:rPr/>
+      </w:pPr>
+      <w:r>
+        <w:rPr/>
       </w:r>
     </w:p>
     <w:p>
       <w:pPr>
         <w:pStyle w:val="BodyText"/>
-        <w:widowControl w:val="false"/>
         <w:numPr>
           <w:ilvl w:val="1"/>
           <w:numId w:val="2"/>
         </w:numPr>
-        <w:suppressAutoHyphens w:val="true"/>
-        <w:bidi w:val="0"/>
         <w:ind w:firstLineChars="200"/>
         <w:jc w:val="both"/>
+        <w:rPr>
+          <w:sz w:val="24"/>
+        </w:rPr>
+      </w:pPr>
+      <w:r>
         <w:rPr>
           <w:rFonts w:hint="eastAsia"/>
           <w:sz w:val="24"/>
         </w:rPr>
-      </w:pPr>
+        <w:t xml:space="preserve">基于 </w:t>
+      </w:r>
       <w:r>
         <w:rPr>
           <w:rFonts w:hint="eastAsia"/>
           <w:sz w:val="24"/>
         </w:rPr>
-        <w:t xml:space="preserve">基于 </w:t>
+        <w:t xml:space="preserve">GPIO </w:t>
       </w:r>
       <w:r>
         <w:rPr>
           <w:rFonts w:hint="eastAsia"/>
           <w:sz w:val="24"/>
         </w:rPr>
-        <w:t xml:space="preserve">GPIO </w:t>
-      </w:r>
+        <w:t>的实时任务性能分析</w:t>
+      </w:r>
+    </w:p>
+    <w:p>
+      <w:pPr>
+        <w:pStyle w:val="BodyText"/>
+        <w:ind w:firstLine="200"/>
+        <w:jc w:val="both"/>
+        <w:rPr>
+          <w:sz w:val="24"/>
+        </w:rPr>
+      </w:pPr>
       <w:r>
         <w:rPr>
           <w:rFonts w:hint="eastAsia"/>
           <w:sz w:val="24"/>
         </w:rPr>
-        <w:t>的实时任务性能分析</w:t>
+        <w:t>我们指定部分引脚为任务调度指示器，通过改变电平指示不同任务的调度状态，在逻辑分析仪的图谱上可以通过这些引脚的高低电平状态直观地了解任务的调度状态以及时序，这对故障排除以及时序优化非常有帮助。</w:t>
       </w:r>
     </w:p>
     <w:p>
       <w:pPr>
         <w:pStyle w:val="BodyText"/>
-        <w:widowControl w:val="false"/>
-        <w:numPr>
-          <w:ilvl w:val="0"/>
-          <w:numId w:val="0"/>
-        </w:numPr>
-        <w:suppressAutoHyphens w:val="true"/>
-        <w:bidi w:val="0"/>
-        <w:spacing w:before="0" w:after="0"/>
-        <w:ind w:hanging="0" w:left="0"/>
-        <w:jc w:val="both"/>
-        <w:rPr>
-          <w:rFonts w:hint="eastAsia"/>
-          <w:sz w:val="24"/>
-        </w:rPr>
-      </w:pPr>
-      <w:r>
-        <w:rPr>
-          <w:rFonts w:hint="eastAsia"/>
-          <w:sz w:val="24"/>
-        </w:rPr>
-        <w:t>我们指定部分引脚为任务调度指示器，通过改变电平指示不同任务的调度状态，在逻辑分析仪的图谱上可以通过这些引脚的高低电平状态直观地了解任务的调度状态以及时序，这对故障排除以及时序优化非常有帮助。</w:t>
-      </w:r>
-    </w:p>
-    <w:p>
-      <w:pPr>
-        <w:pStyle w:val="BodyText"/>
-        <w:widowControl w:val="false"/>
         <w:numPr>
           <w:ilvl w:val="1"/>
           <w:numId w:val="2"/>
         </w:numPr>
-        <w:suppressAutoHyphens w:val="true"/>
-        <w:bidi w:val="0"/>
-        <w:spacing w:before="0" w:after="0"/>
         <w:ind w:firstLineChars="200"/>
         <w:jc w:val="both"/>
+        <w:rPr>
+          <w:sz w:val="24"/>
+        </w:rPr>
+      </w:pPr>
+      <w:r>
         <w:rPr>
           <w:rFonts w:hint="eastAsia"/>
           <w:sz w:val="24"/>
         </w:rPr>
-      </w:pPr>
-      <w:r>
-        <w:rPr>
-          <w:rFonts w:hint="eastAsia"/>
-          <w:sz w:val="24"/>
-        </w:rPr>
         <w:t>硬件微秒级精密延迟技术</w:t>
       </w:r>
     </w:p>
     <w:p>
       <w:pPr>
         <w:pStyle w:val="BodyText"/>
-        <w:widowControl w:val="false"/>
-        <w:numPr>
-          <w:ilvl w:val="0"/>
-          <w:numId w:val="0"/>
-        </w:numPr>
-        <w:suppressAutoHyphens w:val="true"/>
-        <w:bidi w:val="0"/>
         <w:spacing w:before="0" w:after="0"/>
-        <w:ind w:hanging="0" w:left="0"/>
+        <w:ind w:firstLine="200"/>
         <w:jc w:val="both"/>
         <w:rPr/>
-      </w:pPr>
-      <w:r>
-        <w:rPr>
-          <w:rFonts w:hint="eastAsia" w:cstheme="minorBidi" w:eastAsiaTheme="minorEastAsia"/>
-          <w:color w:val="auto"/>
-          <w:kern w:val="2"/>
-          <w:sz w:val="24"/>
-          <w:lang w:val="en-US" w:eastAsia="zh-CN" w:bidi="ar-SA"/>
-        </w:rPr>
-        <w:t>在时序调试的过程中，我们发现，由于任务调度响应速度以及采样时序的问题，从机开始接收数据帧和主机开始发送数据帧两个动作不能同步，这会使得从机错过数据帧的第一个字节，从而导致指令错乱，为此，我们引入了基于硬件计数器的微秒级延迟技术，将主机发送数据帧操作向后推迟，等到从机的任务调度就绪后再开始发送，既保证了信号完整性，又不破坏通信实时性。</w:t>
-      </w:r>
-    </w:p>
-    <w:p>
-      <w:pPr>
-        <w:pStyle w:val="Normal"/>
-        <w:widowControl/>
-        <w:spacing w:lineRule="auto" w:line="300"/>
-        <w:ind w:firstLineChars="200"/>
-        <w:jc w:val="left"/>
-        <w:rPr>
-          <w:rFonts w:ascii="Times New Roman" w:hAnsi="Times New Roman" w:cs="Times New Roman"/>
-          <w:color w:val="333333"/>
-        </w:rPr>
-      </w:pPr>
-      <w:r>
-        <w:rPr>
-          <w:rFonts w:cs="Times New Roman" w:ascii="Times New Roman" w:hAnsi="Times New Roman"/>
-          <w:color w:val="333333"/>
-        </w:rPr>
-      </w:r>
-    </w:p>
-    <w:p>
-      <w:pPr>
-        <w:pStyle w:val="Normal"/>
-        <w:widowControl/>
-        <w:spacing w:lineRule="auto" w:line="300"/>
-        <w:ind w:firstLineChars="200"/>
-        <w:jc w:val="left"/>
-        <w:rPr>
-          <w:rFonts w:ascii="Times New Roman" w:hAnsi="Times New Roman" w:cs="Times New Roman"/>
-          <w:color w:val="333333"/>
-        </w:rPr>
         <w:sectPr>
           <w:headerReference w:type="even" r:id="rId14"/>
           <w:headerReference w:type="default" r:id="rId15"/>
@@ -3877,8 +4673,45 @@
       </w:pPr>
       <w:r>
         <w:rPr>
-          <w:rFonts w:cs="Times New Roman" w:ascii="Times New Roman" w:hAnsi="Times New Roman"/>
-        </w:rPr>
+          <w:rFonts w:cs="" w:hint="eastAsia" w:eastAsia="" w:cstheme="minorBidi" w:eastAsiaTheme="minorEastAsia"/>
+          <w:sz w:val="24"/>
+        </w:rPr>
+        <w:t>在时序调试的过程中，我们发现，由于任务调度响应速度以及采样时机的问题，从机开始接收数据帧和主机开始发送数据帧两个动作不能同步，这会使得从机错过数据帧的第一个字节，从而导致指令错乱。为此，我们引入了基于数据观察点与追踪单元（</w:t>
+      </w:r>
+      <w:r>
+        <w:rPr>
+          <w:rFonts w:eastAsia="" w:cs="" w:hint="eastAsia" w:cstheme="minorBidi" w:eastAsiaTheme="minorEastAsia"/>
+          <w:sz w:val="24"/>
+        </w:rPr>
+        <w:t xml:space="preserve">Data </w:t>
+      </w:r>
+      <w:r>
+        <w:rPr>
+          <w:rFonts w:hint="eastAsia"/>
+          <w:sz w:val="24"/>
+        </w:rPr>
+        <w:t>Watchpoint and Trace,DWT</w:t>
+      </w:r>
+      <w:r>
+        <w:rPr>
+          <w:rFonts w:cs="" w:hint="eastAsia" w:eastAsia="" w:cstheme="minorBidi" w:eastAsiaTheme="minorEastAsia"/>
+          <w:sz w:val="24"/>
+        </w:rPr>
+        <w:t>）中周期计数器（</w:t>
+      </w:r>
+      <w:r>
+        <w:rPr>
+          <w:rFonts w:hint="eastAsia"/>
+          <w:sz w:val="24"/>
+        </w:rPr>
+        <w:t>CYCCNT</w:t>
+      </w:r>
+      <w:r>
+        <w:rPr>
+          <w:rFonts w:cs="" w:hint="eastAsia" w:eastAsia="" w:cstheme="minorBidi" w:eastAsiaTheme="minorEastAsia"/>
+          <w:sz w:val="24"/>
+        </w:rPr>
+        <w:t>）的微秒级延迟技术，将主机发送数据帧操作向后推迟，等到从机的任务调度就绪后再开始发送，既保证了信号完整性，又不破坏通信实时性。</w:t>
       </w:r>
     </w:p>
     <w:p>
@@ -3893,14 +4726,14 @@
         <w:jc w:val="center"/>
         <w:rPr/>
       </w:pPr>
-      <w:bookmarkStart w:id="16" w:name="_Toc235362778"/>
+      <w:bookmarkStart w:id="20" w:name="_Toc235467709"/>
       <w:r>
         <w:rPr>
           <w:rFonts w:hint="eastAsia"/>
         </w:rPr>
         <w:t>功能设计</w:t>
       </w:r>
-      <w:bookmarkEnd w:id="16"/>
+      <w:bookmarkEnd w:id="20"/>
     </w:p>
     <w:p>
       <w:pPr>
@@ -3941,31 +4774,130 @@
     </w:p>
     <w:p>
       <w:pPr>
-        <w:pStyle w:val="Heading2"/>
+        <w:pStyle w:val="Heading3"/>
         <w:numPr>
           <w:ilvl w:val="1"/>
           <w:numId w:val="2"/>
         </w:numPr>
         <w:ind w:firstLineChars="200"/>
-        <w:rPr/>
-      </w:pPr>
-      <w:bookmarkStart w:id="17" w:name="_Toc235362779"/>
-      <w:r>
-        <w:rPr>
-          <w:rFonts w:hint="eastAsia"/>
-        </w:rPr>
-        <w:t>二级</w:t>
-      </w:r>
-      <w:r>
-        <w:rPr/>
-        <w:t>标题</w:t>
-      </w:r>
-      <w:bookmarkEnd w:id="17"/>
-    </w:p>
-    <w:p>
-      <w:pPr>
-        <w:pStyle w:val="Normal"/>
-        <w:spacing w:lineRule="auto" w:line="300"/>
+        <w:rPr>
+          <w:rFonts w:ascii="Calibri" w:hAnsi="Calibri"/>
+          <w:szCs w:val="22"/>
+        </w:rPr>
+      </w:pPr>
+      <w:bookmarkStart w:id="21" w:name="_Toc235467710"/>
+      <w:r>
+        <w:rPr>
+          <w:rFonts w:ascii="Calibri" w:hAnsi="Calibri"/>
+          <w:szCs w:val="22"/>
+        </w:rPr>
+        <w:t>拓扑对称的主从姿态实时同步功能</w:t>
+      </w:r>
+      <w:bookmarkEnd w:id="21"/>
+    </w:p>
+    <w:p>
+      <w:pPr>
+        <w:pStyle w:val="BodyText"/>
+        <w:spacing w:before="0" w:after="283"/>
+        <w:ind w:firstLine="200"/>
+        <w:jc w:val="both"/>
+        <w:rPr>
+          <w:rFonts w:ascii="Calibri" w:hAnsi="Calibri"/>
+          <w:sz w:val="24"/>
+          <w:szCs w:val="22"/>
+        </w:rPr>
+      </w:pPr>
+      <w:r>
+        <w:rPr>
+          <w:rFonts w:ascii="Calibri" w:hAnsi="Calibri"/>
+          <w:sz w:val="24"/>
+          <w:szCs w:val="22"/>
+        </w:rPr>
+        <w:t>3.1.1</w:t>
+      </w:r>
+      <w:r>
+        <w:rPr>
+          <w:rFonts w:ascii="Calibri" w:hAnsi="Calibri"/>
+          <w:sz w:val="24"/>
+          <w:szCs w:val="22"/>
+        </w:rPr>
+        <w:t>功能描述</w:t>
+      </w:r>
+    </w:p>
+    <w:p>
+      <w:pPr>
+        <w:pStyle w:val="BodyText"/>
+        <w:spacing w:before="0" w:after="283"/>
+        <w:ind w:firstLine="200"/>
+        <w:jc w:val="both"/>
+        <w:rPr>
+          <w:rFonts w:ascii="Calibri" w:hAnsi="Calibri"/>
+          <w:sz w:val="24"/>
+          <w:szCs w:val="22"/>
+        </w:rPr>
+      </w:pPr>
+      <w:r>
+        <w:rPr>
+          <w:rFonts w:ascii="Calibri" w:hAnsi="Calibri"/>
+          <w:sz w:val="24"/>
+          <w:szCs w:val="22"/>
+        </w:rPr>
+        <w:t>系统构建了物理结构与算法通道完全对称的双端硬件拓扑。主手端伺服舵机充当高精度角度传感器，实时采集操作员的动作姿态；通过高速总线将多轴角度数据透传至从手端，驱动从手舵机做出同等幅度的物理响应。</w:t>
+      </w:r>
+    </w:p>
+    <w:p>
+      <w:pPr>
+        <w:pStyle w:val="BodyText"/>
+        <w:spacing w:before="0" w:after="283"/>
+        <w:ind w:firstLine="200"/>
+        <w:jc w:val="both"/>
+        <w:rPr>
+          <w:rFonts w:ascii="Calibri" w:hAnsi="Calibri"/>
+          <w:sz w:val="24"/>
+          <w:szCs w:val="22"/>
+        </w:rPr>
+      </w:pPr>
+      <w:r>
+        <w:rPr>
+          <w:rFonts w:ascii="Calibri" w:hAnsi="Calibri"/>
+          <w:sz w:val="24"/>
+          <w:szCs w:val="22"/>
+        </w:rPr>
+        <w:t>3.1.2</w:t>
+      </w:r>
+      <w:r>
+        <w:rPr>
+          <w:rFonts w:ascii="Calibri" w:hAnsi="Calibri"/>
+          <w:sz w:val="24"/>
+          <w:szCs w:val="22"/>
+        </w:rPr>
+        <w:t>主要作用</w:t>
+      </w:r>
+    </w:p>
+    <w:p>
+      <w:pPr>
+        <w:pStyle w:val="BodyText"/>
+        <w:spacing w:before="0" w:after="283"/>
+        <w:ind w:firstLine="200"/>
+        <w:jc w:val="both"/>
+        <w:rPr>
+          <w:rFonts w:ascii="Calibri" w:hAnsi="Calibri"/>
+          <w:sz w:val="24"/>
+          <w:szCs w:val="22"/>
+        </w:rPr>
+      </w:pPr>
+      <w:r>
+        <w:rPr>
+          <w:rFonts w:ascii="Calibri" w:hAnsi="Calibri"/>
+          <w:sz w:val="24"/>
+          <w:szCs w:val="22"/>
+        </w:rPr>
+        <w:t>彻底规避了传统控制架构中极度耗费算力的逆运动学矩阵解算，实现了控制算法的低开销与毫秒级物理同步。同时为操作人员提供了直观的“手眼协同”与“所见即所得”临场感，大幅降低了复杂工况下的误操作率。</w:t>
+      </w:r>
+    </w:p>
+    <w:p>
+      <w:pPr>
+        <w:pStyle w:val="Normal"/>
         <w:ind w:firstLineChars="200"/>
         <w:rPr/>
       </w:pPr>
@@ -3988,10 +4920,574 @@
       <w:pPr>
         <w:pStyle w:val="Heading3"/>
         <w:numPr>
-          <w:ilvl w:val="2"/>
+          <w:ilvl w:val="1"/>
           <w:numId w:val="2"/>
         </w:numPr>
-        <w:spacing w:before="260" w:after="0"/>
+        <w:ind w:firstLineChars="200"/>
+        <w:rPr>
+          <w:rFonts w:ascii="Calibri" w:hAnsi="Calibri" w:eastAsia="" w:asciiTheme="minorHAnsi" w:eastAsiaTheme="minorEastAsia" w:hAnsiTheme="minorHAnsi"/>
+          <w:szCs w:val="22"/>
+        </w:rPr>
+      </w:pPr>
+      <w:bookmarkStart w:id="22" w:name="_Toc235467711"/>
+      <w:r>
+        <w:rPr>
+          <w:rFonts w:ascii="Calibri" w:hAnsi="Calibri" w:eastAsia="" w:asciiTheme="minorHAnsi" w:eastAsiaTheme="minorEastAsia" w:hAnsiTheme="minorHAnsi"/>
+          <w:szCs w:val="22"/>
+        </w:rPr>
+        <w:t xml:space="preserve">基于 </w:t>
+      </w:r>
+      <w:r>
+        <w:rPr>
+          <w:rFonts w:eastAsia="" w:ascii="Calibri" w:hAnsi="Calibri" w:eastAsiaTheme="minorEastAsia"/>
+          <w:szCs w:val="22"/>
+        </w:rPr>
+        <w:t xml:space="preserve">FreeRTOS </w:t>
+      </w:r>
+      <w:r>
+        <w:rPr>
+          <w:rFonts w:ascii="Calibri" w:hAnsi="Calibri" w:eastAsia="" w:asciiTheme="minorHAnsi" w:eastAsiaTheme="minorEastAsia" w:hAnsiTheme="minorHAnsi"/>
+          <w:szCs w:val="22"/>
+        </w:rPr>
+        <w:t>的事件驱动型高实时调度功能</w:t>
+      </w:r>
+      <w:bookmarkEnd w:id="22"/>
+    </w:p>
+    <w:p>
+      <w:pPr>
+        <w:pStyle w:val="Normal"/>
+        <w:ind w:firstLineChars="200"/>
+        <w:rPr/>
+      </w:pPr>
+      <w:r>
+        <w:rPr/>
+        <w:tab/>
+        <w:t>3.2.1</w:t>
+      </w:r>
+      <w:r>
+        <w:rPr/>
+        <w:t>功能描述</w:t>
+      </w:r>
+    </w:p>
+    <w:p>
+      <w:pPr>
+        <w:pStyle w:val="Normal"/>
+        <w:ind w:firstLineChars="200"/>
+        <w:rPr/>
+      </w:pPr>
+      <w:r>
+        <w:rPr/>
+        <w:t xml:space="preserve">从机软件内核采用 </w:t>
+      </w:r>
+      <w:r>
+        <w:rPr/>
+        <w:t xml:space="preserve">FreeRTOS </w:t>
+      </w:r>
+      <w:r>
+        <w:rPr/>
+        <w:t>实时操作系统，规划了“运动控制下发”以及“关节位置反馈”多任务并发架构。利用硬件外部中断（</w:t>
+      </w:r>
+      <w:r>
+        <w:rPr/>
+        <w:t>EXTI</w:t>
+      </w:r>
+      <w:r>
+        <w:rPr/>
+        <w:t>）接收前导任务调度信号，并采用轻量级线程标志位（</w:t>
+      </w:r>
+      <w:r>
+        <w:rPr/>
+        <w:t>Thread Flags</w:t>
+      </w:r>
+      <w:r>
+        <w:rPr/>
+        <w:t>）实现任务间的链式接力唤醒。</w:t>
+      </w:r>
+      <w:r>
+        <w:rPr/>
+        <w:tab/>
+      </w:r>
+    </w:p>
+    <w:p>
+      <w:pPr>
+        <w:pStyle w:val="Normal"/>
+        <w:ind w:firstLineChars="200"/>
+        <w:rPr/>
+      </w:pPr>
+      <w:r>
+        <w:rPr/>
+        <w:tab/>
+        <w:t>3.2.2</w:t>
+      </w:r>
+      <w:r>
+        <w:rPr/>
+        <w:t>主要功能</w:t>
+      </w:r>
+    </w:p>
+    <w:p>
+      <w:pPr>
+        <w:pStyle w:val="Normal"/>
+        <w:ind w:firstLineChars="200"/>
+        <w:rPr/>
+      </w:pPr>
+      <w:r>
+        <w:rPr/>
+        <w:tab/>
+      </w:r>
+      <w:r>
+        <w:rPr/>
+        <w:t>解决了传统裸机轮询机制带来的前向阻塞与控制周期漂移问题，保证了主从机数据交互同步进行，保证了信号完整性，提升了通信实时性。</w:t>
+      </w:r>
+    </w:p>
+    <w:p>
+      <w:pPr>
+        <w:pStyle w:val="Heading3"/>
+        <w:numPr>
+          <w:ilvl w:val="1"/>
+          <w:numId w:val="2"/>
+        </w:numPr>
+        <w:ind w:firstLineChars="200"/>
+        <w:rPr>
+          <w:rFonts w:ascii="Calibri" w:hAnsi="Calibri" w:eastAsia="" w:asciiTheme="minorHAnsi" w:eastAsiaTheme="minorEastAsia" w:hAnsiTheme="minorHAnsi"/>
+          <w:szCs w:val="22"/>
+        </w:rPr>
+      </w:pPr>
+      <w:bookmarkStart w:id="23" w:name="_Toc235467712"/>
+      <w:r>
+        <w:rPr>
+          <w:rFonts w:ascii="Calibri" w:hAnsi="Calibri" w:eastAsia="" w:asciiTheme="minorHAnsi" w:eastAsiaTheme="minorEastAsia" w:hAnsiTheme="minorHAnsi"/>
+          <w:szCs w:val="22"/>
+        </w:rPr>
+        <w:t>多总线协同与数据流水线路由功能</w:t>
+      </w:r>
+      <w:bookmarkEnd w:id="23"/>
+    </w:p>
+    <w:p>
+      <w:pPr>
+        <w:pStyle w:val="Normal"/>
+        <w:ind w:firstLineChars="200"/>
+        <w:rPr/>
+      </w:pPr>
+      <w:r>
+        <w:rPr/>
+        <w:tab/>
+        <w:t>3.3.1</w:t>
+      </w:r>
+      <w:r>
+        <w:rPr/>
+        <w:t>功能描述</w:t>
+      </w:r>
+    </w:p>
+    <w:p>
+      <w:pPr>
+        <w:pStyle w:val="Normal"/>
+        <w:ind w:firstLineChars="200"/>
+        <w:rPr/>
+      </w:pPr>
+      <w:r>
+        <w:rPr/>
+        <w:tab/>
+      </w:r>
+      <w:r>
+        <w:rPr/>
+        <w:t xml:space="preserve">系统整合了 </w:t>
+      </w:r>
+      <w:r>
+        <w:rPr/>
+        <w:t xml:space="preserve">SPI </w:t>
+      </w:r>
+      <w:r>
+        <w:rPr/>
+        <w:t>高速同步总线、</w:t>
+      </w:r>
+      <w:r>
+        <w:rPr/>
+        <w:t xml:space="preserve">UART </w:t>
+      </w:r>
+      <w:r>
+        <w:rPr/>
+        <w:t xml:space="preserve">半双工串行舵机总线及 </w:t>
+      </w:r>
+      <w:r>
+        <w:rPr/>
+        <w:t xml:space="preserve">USB </w:t>
+      </w:r>
+      <w:r>
+        <w:rPr/>
+        <w:t xml:space="preserve">串口等异构总线。硬件上通过 </w:t>
+      </w:r>
+      <w:r>
+        <w:rPr/>
+        <w:t xml:space="preserve">SPI+DMA </w:t>
+      </w:r>
+      <w:r>
+        <w:rPr/>
+        <w:t>实现板级数据的零等待转储；软件上自定义了基于时分复用（</w:t>
+      </w:r>
+      <w:r>
+        <w:rPr/>
+        <w:t>TDM</w:t>
+      </w:r>
+      <w:r>
+        <w:rPr/>
+        <w:t xml:space="preserve">）的传输协议，利用全局状态变量在单条总线上实现 </w:t>
+      </w:r>
+      <w:r>
+        <w:rPr/>
+        <w:t xml:space="preserve">6 </w:t>
+      </w:r>
+      <w:r>
+        <w:rPr/>
+        <w:t>轴关节数据的动态分时解析与路由。</w:t>
+      </w:r>
+    </w:p>
+    <w:p>
+      <w:pPr>
+        <w:pStyle w:val="Normal"/>
+        <w:ind w:firstLineChars="200"/>
+        <w:rPr/>
+      </w:pPr>
+      <w:r>
+        <w:rPr/>
+        <w:tab/>
+        <w:t>3.3.2</w:t>
+      </w:r>
+      <w:r>
+        <w:rPr/>
+        <w:t>主要功能</w:t>
+      </w:r>
+    </w:p>
+    <w:p>
+      <w:pPr>
+        <w:pStyle w:val="Normal"/>
+        <w:ind w:firstLineChars="200"/>
+        <w:rPr/>
+      </w:pPr>
+      <w:r>
+        <w:rPr/>
+        <w:t>极大地精简了机械臂复杂的物理布线拓扑，克服了多轴数据流并发表冲的隐患。以极低的硬件带宽与接口成本，解决了不同速率总线之间的数据吞吐瓶颈与通信拥堵。</w:t>
+      </w:r>
+    </w:p>
+    <w:p>
+      <w:pPr>
+        <w:pStyle w:val="Heading3"/>
+        <w:numPr>
+          <w:ilvl w:val="1"/>
+          <w:numId w:val="2"/>
+        </w:numPr>
+        <w:ind w:firstLineChars="200"/>
+        <w:rPr>
+          <w:rFonts w:ascii="Calibri" w:hAnsi="Calibri" w:eastAsia="" w:asciiTheme="minorHAnsi" w:eastAsiaTheme="minorEastAsia" w:hAnsiTheme="minorHAnsi"/>
+          <w:szCs w:val="22"/>
+        </w:rPr>
+      </w:pPr>
+      <w:bookmarkStart w:id="24" w:name="_Toc235467713"/>
+      <w:r>
+        <w:rPr>
+          <w:rFonts w:ascii="Calibri" w:hAnsi="Calibri" w:eastAsia="" w:asciiTheme="minorHAnsi" w:eastAsiaTheme="minorEastAsia" w:hAnsiTheme="minorHAnsi"/>
+          <w:szCs w:val="22"/>
+        </w:rPr>
+        <w:t>初始零点对齐与抗抖动滤波功能</w:t>
+      </w:r>
+      <w:bookmarkEnd w:id="24"/>
+    </w:p>
+    <w:p>
+      <w:pPr>
+        <w:pStyle w:val="Normal"/>
+        <w:ind w:firstLineChars="200"/>
+        <w:rPr/>
+      </w:pPr>
+      <w:r>
+        <w:rPr/>
+        <w:tab/>
+        <w:t>3.4.1</w:t>
+      </w:r>
+      <w:r>
+        <w:rPr/>
+        <w:t>功能描述</w:t>
+      </w:r>
+    </w:p>
+    <w:p>
+      <w:pPr>
+        <w:pStyle w:val="Normal"/>
+        <w:ind w:firstLineChars="200"/>
+        <w:rPr/>
+      </w:pPr>
+      <w:r>
+        <w:rPr/>
+        <w:t>在控制信号链路中集成了基于有限状态机（</w:t>
+      </w:r>
+      <w:r>
+        <w:rPr/>
+        <w:t>FSM</w:t>
+      </w:r>
+      <w:r>
+        <w:rPr/>
+        <w:t>）的软启动对齐算法与死区非线性滤波算法。系统上电时强制锁定初始安全点并通过一阶低通滤波平滑过渡；在正常运行态下，对小于预设阈值的微小信号波动进行越限拦截。</w:t>
+      </w:r>
+    </w:p>
+    <w:p>
+      <w:pPr>
+        <w:pStyle w:val="Normal"/>
+        <w:ind w:firstLineChars="200"/>
+        <w:rPr/>
+      </w:pPr>
+      <w:r>
+        <w:rPr/>
+        <w:tab/>
+      </w:r>
+    </w:p>
+    <w:p>
+      <w:pPr>
+        <w:pStyle w:val="Normal"/>
+        <w:ind w:firstLineChars="200"/>
+        <w:rPr/>
+      </w:pPr>
+      <w:r>
+        <w:rPr/>
+        <w:tab/>
+        <w:t>3.4.2</w:t>
+      </w:r>
+      <w:r>
+        <w:rPr/>
+        <w:t>主要功能</w:t>
+      </w:r>
+    </w:p>
+    <w:p>
+      <w:pPr>
+        <w:pStyle w:val="Normal"/>
+        <w:ind w:firstLineChars="200"/>
+        <w:rPr/>
+      </w:pPr>
+      <w:r>
+        <w:rPr/>
+        <w:t xml:space="preserve">彻底消除了工业现场系统刚通电瞬间由于主从位置不一致引发的机械“暴冲”伤人隐患；同时有效拦截了主手传感器的机械微颤与 </w:t>
+      </w:r>
+      <w:r>
+        <w:rPr/>
+        <w:t xml:space="preserve">ADC </w:t>
+      </w:r>
+      <w:r>
+        <w:rPr/>
+        <w:t>随机噪声，攻克了影响电机作业寿命的高频啸叫与无效发热难题。</w:t>
+      </w:r>
+    </w:p>
+    <w:p>
+      <w:pPr>
+        <w:pStyle w:val="Normal"/>
+        <w:ind w:firstLineChars="200"/>
+        <w:rPr/>
+      </w:pPr>
+      <w:r>
+        <w:rPr/>
+      </w:r>
+    </w:p>
+    <w:p>
+      <w:pPr>
+        <w:pStyle w:val="Heading3"/>
+        <w:numPr>
+          <w:ilvl w:val="1"/>
+          <w:numId w:val="2"/>
+        </w:numPr>
+        <w:ind w:firstLineChars="200"/>
+        <w:rPr>
+          <w:rFonts w:ascii="Calibri" w:hAnsi="Calibri" w:eastAsia="" w:asciiTheme="minorHAnsi" w:eastAsiaTheme="minorEastAsia" w:hAnsiTheme="minorHAnsi"/>
+          <w:szCs w:val="22"/>
+        </w:rPr>
+      </w:pPr>
+      <w:bookmarkStart w:id="25" w:name="_Toc235467714"/>
+      <w:r>
+        <w:rPr>
+          <w:rFonts w:ascii="Calibri" w:hAnsi="Calibri" w:eastAsia="" w:asciiTheme="minorHAnsi" w:eastAsiaTheme="minorEastAsia" w:hAnsiTheme="minorHAnsi"/>
+          <w:szCs w:val="22"/>
+        </w:rPr>
+        <w:t>无电流反馈的夹具边界抗堵转防护功能</w:t>
+      </w:r>
+      <w:bookmarkEnd w:id="25"/>
+    </w:p>
+    <w:p>
+      <w:pPr>
+        <w:pStyle w:val="BodyText"/>
+        <w:spacing w:before="0" w:after="283"/>
+        <w:ind w:firstLine="200"/>
+        <w:jc w:val="both"/>
+        <w:rPr>
+          <w:rFonts w:ascii="Calibri" w:hAnsi="Calibri"/>
+          <w:sz w:val="24"/>
+          <w:szCs w:val="22"/>
+        </w:rPr>
+      </w:pPr>
+      <w:r>
+        <w:rPr>
+          <w:rFonts w:ascii="Calibri" w:hAnsi="Calibri"/>
+          <w:sz w:val="24"/>
+          <w:szCs w:val="22"/>
+        </w:rPr>
+        <w:t>3.5.1</w:t>
+      </w:r>
+      <w:r>
+        <w:rPr>
+          <w:rFonts w:ascii="Calibri" w:hAnsi="Calibri"/>
+          <w:sz w:val="24"/>
+          <w:szCs w:val="22"/>
+        </w:rPr>
+        <w:t>功能描述</w:t>
+      </w:r>
+    </w:p>
+    <w:p>
+      <w:pPr>
+        <w:pStyle w:val="BodyText"/>
+        <w:spacing w:before="0" w:after="283"/>
+        <w:ind w:firstLine="200"/>
+        <w:jc w:val="both"/>
+        <w:rPr>
+          <w:rFonts w:ascii="Calibri" w:hAnsi="Calibri"/>
+          <w:sz w:val="24"/>
+          <w:szCs w:val="22"/>
+        </w:rPr>
+      </w:pPr>
+      <w:r>
+        <w:rPr>
+          <w:rFonts w:ascii="Calibri" w:hAnsi="Calibri"/>
+          <w:sz w:val="24"/>
+          <w:szCs w:val="22"/>
+        </w:rPr>
+        <w:t>针对系统选用的总线舵机缺少电流</w:t>
+      </w:r>
+      <w:r>
+        <w:rPr>
+          <w:rFonts w:ascii="Calibri" w:hAnsi="Calibri"/>
+          <w:sz w:val="24"/>
+          <w:szCs w:val="22"/>
+        </w:rPr>
+        <w:t>/</w:t>
+      </w:r>
+      <w:r>
+        <w:rPr>
+          <w:rFonts w:ascii="Calibri" w:hAnsi="Calibri"/>
+          <w:sz w:val="24"/>
+          <w:szCs w:val="22"/>
+        </w:rPr>
+        <w:t>扭矩实时反馈接口的硬件限制，在软件层规划了针对末端夹具物理极值的运动范围截断算法，并在夹具抵达物理边界或初次碰撞硬质环境瞬间，联合判定“位置跟踪误差”与“实际物理速度”的背离趋势。</w:t>
+      </w:r>
+    </w:p>
+    <w:p>
+      <w:pPr>
+        <w:pStyle w:val="BodyText"/>
+        <w:spacing w:before="0" w:after="283"/>
+        <w:ind w:firstLine="200"/>
+        <w:jc w:val="both"/>
+        <w:rPr>
+          <w:rFonts w:ascii="Calibri" w:hAnsi="Calibri"/>
+          <w:sz w:val="24"/>
+          <w:szCs w:val="22"/>
+        </w:rPr>
+      </w:pPr>
+      <w:r>
+        <w:rPr>
+          <w:rFonts w:ascii="Calibri" w:hAnsi="Calibri"/>
+          <w:sz w:val="24"/>
+          <w:szCs w:val="22"/>
+        </w:rPr>
+        <w:t>3.5.2</w:t>
+      </w:r>
+      <w:r>
+        <w:rPr>
+          <w:rFonts w:ascii="Calibri" w:hAnsi="Calibri"/>
+          <w:sz w:val="24"/>
+          <w:szCs w:val="22"/>
+        </w:rPr>
+        <w:t>主要作用</w:t>
+      </w:r>
+    </w:p>
+    <w:p>
+      <w:pPr>
+        <w:pStyle w:val="BodyText"/>
+        <w:spacing w:before="0" w:after="283"/>
+        <w:ind w:firstLine="200"/>
+        <w:jc w:val="both"/>
+        <w:rPr>
+          <w:rFonts w:ascii="Calibri" w:hAnsi="Calibri"/>
+          <w:sz w:val="24"/>
+          <w:szCs w:val="22"/>
+        </w:rPr>
+      </w:pPr>
+      <w:r>
+        <w:rPr>
+          <w:rFonts w:ascii="Calibri" w:hAnsi="Calibri"/>
+          <w:sz w:val="24"/>
+          <w:szCs w:val="22"/>
+        </w:rPr>
+        <w:t>在不增加额外物理电流传感器成本的前提下，建立了软件边界安全屏障。在到达物理极值点瞬间及时拦截指令，避免电机制动死磕引发静默烧毁，提高了设备生存能力。</w:t>
+      </w:r>
+    </w:p>
+    <w:p>
+      <w:pPr>
+        <w:pStyle w:val="Heading3"/>
+        <w:numPr>
+          <w:ilvl w:val="1"/>
+          <w:numId w:val="2"/>
+        </w:numPr>
+        <w:ind w:firstLineChars="200"/>
+        <w:rPr>
+          <w:rFonts w:ascii="Calibri" w:hAnsi="Calibri" w:eastAsia="" w:asciiTheme="minorHAnsi" w:eastAsiaTheme="minorEastAsia" w:hAnsiTheme="minorHAnsi"/>
+          <w:szCs w:val="22"/>
+        </w:rPr>
+      </w:pPr>
+      <w:bookmarkStart w:id="26" w:name="_Toc235467715"/>
+      <w:r>
+        <w:rPr>
+          <w:rFonts w:ascii="Calibri" w:hAnsi="Calibri" w:eastAsia="" w:asciiTheme="minorHAnsi" w:eastAsiaTheme="minorEastAsia" w:hAnsiTheme="minorHAnsi"/>
+          <w:szCs w:val="22"/>
+        </w:rPr>
+        <w:t>从机回读从臂关节实际位置功能</w:t>
+      </w:r>
+      <w:bookmarkEnd w:id="26"/>
+    </w:p>
+    <w:p>
+      <w:pPr>
+        <w:pStyle w:val="Normal"/>
+        <w:ind w:firstLineChars="200"/>
+        <w:rPr/>
+      </w:pPr>
+      <w:r>
+        <w:rPr/>
+        <w:t>3.6.1</w:t>
+      </w:r>
+      <w:r>
+        <w:rPr/>
+        <w:t>功能描述</w:t>
+      </w:r>
+    </w:p>
+    <w:p>
+      <w:pPr>
+        <w:pStyle w:val="Normal"/>
+        <w:ind w:firstLineChars="200"/>
+        <w:rPr/>
+      </w:pPr>
+      <w:r>
+        <w:rPr/>
+        <w:t>从机结束作动任务后通过轻量级线程标志位触发从臂关节位置反馈任务调度，回读作动后各关节的实际位置。</w:t>
+      </w:r>
+    </w:p>
+    <w:p>
+      <w:pPr>
+        <w:pStyle w:val="Normal"/>
+        <w:ind w:firstLineChars="200"/>
+        <w:rPr/>
+      </w:pPr>
+      <w:r>
+        <w:rPr/>
+        <w:t>3.6.2</w:t>
+      </w:r>
+      <w:r>
+        <w:rPr/>
+        <w:t>主要作用</w:t>
+      </w:r>
+    </w:p>
+    <w:p>
+      <w:pPr>
+        <w:pStyle w:val="Normal"/>
         <w:ind w:firstLineChars="200"/>
         <w:rPr/>
         <w:sectPr>
@@ -4010,18 +5506,10 @@
           <w:docGrid w:type="lines" w:linePitch="312" w:charSpace="0"/>
         </w:sectPr>
       </w:pPr>
-      <w:bookmarkStart w:id="18" w:name="_Toc235362780"/>
-      <w:r>
-        <w:rPr>
-          <w:rFonts w:hint="eastAsia"/>
-        </w:rPr>
-        <w:t>三级</w:t>
-      </w:r>
-      <w:r>
-        <w:rPr/>
-        <w:t>标题</w:t>
-      </w:r>
-      <w:bookmarkEnd w:id="18"/>
+      <w:r>
+        <w:rPr/>
+        <w:t>对比主臂发出的作动指令值与从臂运动后实际值，帮助开发者评估误差以及监测系统状态。</w:t>
+      </w:r>
     </w:p>
     <w:p>
       <w:pPr>
@@ -4035,14 +5523,14 @@
         <w:jc w:val="center"/>
         <w:rPr/>
       </w:pPr>
-      <w:bookmarkStart w:id="19" w:name="_Toc235362781"/>
+      <w:bookmarkStart w:id="27" w:name="_Toc235467716"/>
       <w:r>
         <w:rPr>
           <w:rFonts w:hint="eastAsia"/>
         </w:rPr>
         <w:t>系统实现</w:t>
       </w:r>
-      <w:bookmarkEnd w:id="19"/>
+      <w:bookmarkEnd w:id="27"/>
     </w:p>
     <w:p>
       <w:pPr>
@@ -4101,18 +5589,12 @@
         <w:ind w:firstLineChars="200"/>
         <w:rPr/>
       </w:pPr>
-      <w:bookmarkStart w:id="20" w:name="_Toc235362782"/>
-      <w:r>
-        <w:rPr>
-          <w:rFonts w:hint="eastAsia"/>
-        </w:rPr>
-        <w:t>二级</w:t>
-      </w:r>
-      <w:r>
-        <w:rPr/>
-        <w:t>标题</w:t>
-      </w:r>
-      <w:bookmarkEnd w:id="20"/>
+      <w:bookmarkStart w:id="28" w:name="_Toc235467717"/>
+      <w:r>
+        <w:rPr/>
+        <w:t>系统总体架构</w:t>
+      </w:r>
+      <w:bookmarkEnd w:id="28"/>
     </w:p>
     <w:p>
       <w:pPr>
@@ -4123,29 +5605,520 @@
       </w:pPr>
       <w:r>
         <w:rPr/>
-      </w:r>
-    </w:p>
-    <w:p>
-      <w:pPr>
-        <w:pStyle w:val="Normal"/>
-        <w:spacing w:lineRule="auto" w:line="300"/>
-        <w:ind w:firstLineChars="200"/>
-        <w:rPr/>
-      </w:pPr>
-      <w:r>
-        <w:rPr/>
-      </w:r>
-    </w:p>
-    <w:p>
-      <w:pPr>
-        <w:pStyle w:val="Heading3"/>
+        <w:t>本项目采用总线舵机组成主臂和从臂，主臂作为姿态采样网络，主臂的姿态采样与采样数据处理由主机</w:t>
+      </w:r>
+      <w:r>
+        <w:rPr/>
+        <w:t>MCU</w:t>
+      </w:r>
+      <w:r>
+        <w:rPr/>
+        <w:t>进行，主机</w:t>
+      </w:r>
+      <w:r>
+        <w:rPr/>
+        <w:t>MCU</w:t>
+      </w:r>
+      <w:r>
+        <w:rPr/>
+        <w:t>将处理后的采样数据发送给从机，从机根据采样数据生成作动指令，并向从臂发送作动指令，然后接收从臂位置反馈数据。</w:t>
+      </w:r>
+    </w:p>
+    <w:p>
+      <w:pPr>
+        <w:pStyle w:val="Heading2"/>
         <w:numPr>
-          <w:ilvl w:val="2"/>
+          <w:ilvl w:val="1"/>
           <w:numId w:val="2"/>
         </w:numPr>
-        <w:spacing w:before="260" w:after="0"/>
-        <w:ind w:firstLineChars="200"/>
-        <w:rPr/>
+        <w:ind w:firstLineChars="200"/>
+        <w:rPr/>
+      </w:pPr>
+      <w:bookmarkStart w:id="29" w:name="_Toc235467718"/>
+      <w:r>
+        <w:rPr/>
+        <w:t>传感层</w:t>
+      </w:r>
+      <w:bookmarkEnd w:id="29"/>
+    </w:p>
+    <w:p>
+      <w:pPr>
+        <w:pStyle w:val="Normal"/>
+        <w:ind w:firstLineChars="200"/>
+        <w:rPr/>
+      </w:pPr>
+      <w:r>
+        <w:rPr/>
+        <w:t>传感层采用六个总线舵机组成基于协议的</w:t>
+      </w:r>
+      <w:r>
+        <w:rPr/>
+        <w:t>UART</w:t>
+      </w:r>
+      <w:r>
+        <w:rPr/>
+        <w:t>总线传感网络，由主机</w:t>
+      </w:r>
+      <w:r>
+        <w:rPr/>
+        <w:t>MCU</w:t>
+      </w:r>
+      <w:r>
+        <w:rPr/>
+        <w:t>轮询发送读取当前位置的指令，然后接收总线舵机返回的值。</w:t>
+      </w:r>
+    </w:p>
+    <w:p>
+      <w:pPr>
+        <w:pStyle w:val="Heading2"/>
+        <w:numPr>
+          <w:ilvl w:val="1"/>
+          <w:numId w:val="2"/>
+        </w:numPr>
+        <w:ind w:firstLineChars="200"/>
+        <w:rPr/>
+      </w:pPr>
+      <w:bookmarkStart w:id="30" w:name="_Toc235467719"/>
+      <w:r>
+        <w:rPr/>
+        <w:t>传输层</w:t>
+      </w:r>
+      <w:bookmarkEnd w:id="30"/>
+    </w:p>
+    <w:p>
+      <w:pPr>
+        <w:pStyle w:val="Normal"/>
+        <w:ind w:firstLineChars="200"/>
+        <w:rPr/>
+      </w:pPr>
+      <w:r>
+        <w:rPr/>
+        <w:t>主机</w:t>
+      </w:r>
+      <w:r>
+        <w:rPr/>
+        <w:t>MCU</w:t>
+      </w:r>
+      <w:r>
+        <w:rPr/>
+        <w:t>接收到总线舵机返回的位置数据时，提取其中的关节地址与位置，组成一个有五字节组成的数据包，通过</w:t>
+      </w:r>
+      <w:r>
+        <w:rPr/>
+        <w:t>SPI</w:t>
+      </w:r>
+      <w:r>
+        <w:rPr/>
+        <w:t>协议发送到从机</w:t>
+      </w:r>
+      <w:r>
+        <w:rPr/>
+        <w:t>MCU</w:t>
+      </w:r>
+      <w:r>
+        <w:rPr/>
+        <w:t>，其中</w:t>
+      </w:r>
+      <w:r>
+        <w:rPr/>
+        <w:t>SPI</w:t>
+      </w:r>
+      <w:r>
+        <w:rPr/>
+        <w:t>的片选使能使用的是软件方法，即通过手动拉高和拉低主机</w:t>
+      </w:r>
+      <w:r>
+        <w:rPr/>
+        <w:t>MCU</w:t>
+      </w:r>
+      <w:r>
+        <w:rPr/>
+        <w:t>上指定的片选引脚实现触发从机</w:t>
+      </w:r>
+      <w:r>
+        <w:rPr/>
+        <w:t>MCU</w:t>
+      </w:r>
+      <w:r>
+        <w:rPr/>
+        <w:t>接收</w:t>
+      </w:r>
+      <w:r>
+        <w:rPr/>
+        <w:t>SPI</w:t>
+      </w:r>
+      <w:r>
+        <w:rPr/>
+        <w:t>通路上的数据包，保证主机发送和从机接收的动作同步进行。从机接收到主机发来的数据包后，从中提取到关节地址和对应的位置。</w:t>
+      </w:r>
+    </w:p>
+    <w:p>
+      <w:pPr>
+        <w:pStyle w:val="Heading2"/>
+        <w:numPr>
+          <w:ilvl w:val="1"/>
+          <w:numId w:val="2"/>
+        </w:numPr>
+        <w:ind w:firstLineChars="200"/>
+        <w:rPr/>
+      </w:pPr>
+      <w:bookmarkStart w:id="31" w:name="_Toc235467720"/>
+      <w:r>
+        <w:rPr/>
+        <w:t>控制层</w:t>
+      </w:r>
+      <w:bookmarkEnd w:id="31"/>
+    </w:p>
+    <w:p>
+      <w:pPr>
+        <w:pStyle w:val="Normal"/>
+        <w:ind w:firstLineChars="200"/>
+        <w:rPr/>
+      </w:pPr>
+      <w:r>
+        <w:rPr/>
+        <w:t>从机</w:t>
+      </w:r>
+      <w:r>
+        <w:rPr/>
+        <w:t>MCU</w:t>
+      </w:r>
+      <w:r>
+        <w:rPr/>
+        <w:t>从数据包中提取到关节地址与对应的位置后，根据这些信息生成作动指令，通过</w:t>
+      </w:r>
+      <w:r>
+        <w:rPr/>
+        <w:t>UART</w:t>
+      </w:r>
+      <w:r>
+        <w:rPr/>
+        <w:t>总线网络发送到指定关节上执行作动；紧接着，从机</w:t>
+      </w:r>
+      <w:r>
+        <w:rPr/>
+        <w:t>MCU</w:t>
+      </w:r>
+      <w:r>
+        <w:rPr/>
+        <w:t>发送读取位置指令，读取从臂关节位置，实现位置反馈。</w:t>
+      </w:r>
+    </w:p>
+    <w:p>
+      <w:pPr>
+        <w:pStyle w:val="Normal"/>
+        <w:ind w:firstLineChars="200"/>
+        <w:rPr/>
+      </w:pPr>
+      <w:r>
+        <w:rPr/>
+        <w:t>我们将接收解析并发送作动指令以及反馈关节实际位置的操作分到两个</w:t>
+      </w:r>
+      <w:r>
+        <w:rPr/>
+        <w:t>FreeRTOS</w:t>
+      </w:r>
+      <w:r>
+        <w:rPr/>
+        <w:t>任务中进行，采用硬件外部中断以及任务间链式触发技术管理任务调度；其中，作动任务为高优先级任务，为其配置了外部中断引脚，该引脚与主机的</w:t>
+      </w:r>
+      <w:r>
+        <w:rPr/>
+        <w:t>SPI</w:t>
+      </w:r>
+      <w:r>
+        <w:rPr/>
+        <w:t>片选使能引脚相连，当主机的</w:t>
+      </w:r>
+      <w:r>
+        <w:rPr/>
+        <w:t>SPI</w:t>
+      </w:r>
+      <w:r>
+        <w:rPr/>
+        <w:t>片选引脚发送片选信号时，该外部中断引脚电平被拉低，此时作动任务被触发，从机启动</w:t>
+      </w:r>
+      <w:r>
+        <w:rPr/>
+        <w:t>SPI</w:t>
+      </w:r>
+      <w:r>
+        <w:rPr/>
+        <w:t>接收，然后生成作动指令并发送。作动任务结束时，会设置一个进程标志位</w:t>
+      </w:r>
+      <w:r>
+        <w:rPr/>
+        <w:t>osThreadFlags</w:t>
+      </w:r>
+      <w:r>
+        <w:rPr/>
+        <w:t>，触发位置反馈任务的执行。位置反馈任务完成后，系统进入下一个任务调度周期。</w:t>
+      </w:r>
+    </w:p>
+    <w:p>
+      <w:pPr>
+        <w:pStyle w:val="Heading2"/>
+        <w:numPr>
+          <w:ilvl w:val="1"/>
+          <w:numId w:val="2"/>
+        </w:numPr>
+        <w:ind w:firstLineChars="200"/>
+        <w:rPr/>
+      </w:pPr>
+      <w:bookmarkStart w:id="32" w:name="_Toc235467721"/>
+      <w:r>
+        <w:rPr/>
+        <w:t>可视化</w:t>
+      </w:r>
+      <w:bookmarkEnd w:id="32"/>
+    </w:p>
+    <w:p>
+      <w:pPr>
+        <w:pStyle w:val="Heading2"/>
+        <w:numPr>
+          <w:ilvl w:val="1"/>
+          <w:numId w:val="2"/>
+        </w:numPr>
+        <w:ind w:firstLineChars="200"/>
+        <w:rPr/>
+      </w:pPr>
+      <w:bookmarkStart w:id="33" w:name="_Toc235467722"/>
+      <w:r>
+        <w:rPr/>
+        <w:t>开发与调试技术</w:t>
+      </w:r>
+      <w:bookmarkEnd w:id="33"/>
+    </w:p>
+    <w:p>
+      <w:pPr>
+        <w:pStyle w:val="Normal"/>
+        <w:ind w:firstLineChars="200"/>
+        <w:rPr/>
+      </w:pPr>
+      <w:r>
+        <w:rPr/>
+        <w:tab/>
+        <w:t>4.6.1</w:t>
+      </w:r>
+      <w:r>
+        <w:rPr/>
+        <w:t>开发环境</w:t>
+      </w:r>
+    </w:p>
+    <w:p>
+      <w:pPr>
+        <w:pStyle w:val="Normal"/>
+        <w:ind w:firstLineChars="200"/>
+        <w:rPr/>
+      </w:pPr>
+      <w:r>
+        <w:rPr/>
+        <w:tab/>
+      </w:r>
+      <w:r>
+        <w:rPr/>
+        <w:t>操作系统：</w:t>
+      </w:r>
+      <w:r>
+        <w:rPr>
+          <w:rFonts w:ascii="monospace" w:hAnsi="monospace"/>
+          <w:color w:val="000000"/>
+          <w:shd w:fill="FFFFFF" w:val="clear"/>
+        </w:rPr>
+        <w:t xml:space="preserve">Fedora Linux 44 </w:t>
+      </w:r>
+    </w:p>
+    <w:p>
+      <w:pPr>
+        <w:pStyle w:val="Normal"/>
+        <w:ind w:firstLineChars="200"/>
+        <w:rPr/>
+      </w:pPr>
+      <w:r>
+        <w:rPr>
+          <w:rFonts w:ascii="monospace" w:hAnsi="monospace"/>
+          <w:color w:val="000000"/>
+          <w:shd w:fill="FFFFFF" w:val="clear"/>
+        </w:rPr>
+        <w:tab/>
+      </w:r>
+      <w:r>
+        <w:rPr>
+          <w:rFonts w:ascii="monospace" w:hAnsi="monospace"/>
+          <w:color w:val="000000"/>
+          <w:shd w:fill="FFFFFF" w:val="clear"/>
+        </w:rPr>
+        <w:t>程序设计环境：</w:t>
+      </w:r>
+      <w:r>
+        <w:rPr>
+          <w:rFonts w:ascii="monospace" w:hAnsi="monospace"/>
+          <w:color w:val="000000"/>
+          <w:shd w:fill="FFFFFF" w:val="clear"/>
+        </w:rPr>
+        <w:t xml:space="preserve">Microsoft VS Code + </w:t>
+      </w:r>
+      <w:r>
+        <w:rPr>
+          <w:rFonts w:ascii="monospace" w:hAnsi="monospace"/>
+          <w:color w:val="000000"/>
+          <w:sz w:val="24"/>
+          <w:shd w:fill="FFFFFF" w:val="clear"/>
+        </w:rPr>
+        <w:t>STM32CubeIDE for Visual Studio Code plugin</w:t>
+      </w:r>
+    </w:p>
+    <w:p>
+      <w:pPr>
+        <w:pStyle w:val="Normal"/>
+        <w:ind w:firstLineChars="200"/>
+        <w:rPr>
+          <w:rFonts w:ascii="monospace" w:hAnsi="monospace"/>
+        </w:rPr>
+      </w:pPr>
+      <w:r>
+        <w:rPr>
+          <w:rFonts w:ascii="monospace" w:hAnsi="monospace"/>
+          <w:color w:val="000000"/>
+          <w:sz w:val="24"/>
+          <w:shd w:fill="FFFFFF" w:val="clear"/>
+        </w:rPr>
+        <w:tab/>
+      </w:r>
+      <w:r>
+        <w:rPr>
+          <w:rFonts w:ascii="monospace" w:hAnsi="monospace"/>
+          <w:color w:val="000000"/>
+          <w:sz w:val="24"/>
+          <w:shd w:fill="FFFFFF" w:val="clear"/>
+        </w:rPr>
+        <w:t>编译器：</w:t>
+      </w:r>
+      <w:r>
+        <w:rPr>
+          <w:rFonts w:ascii="monospace" w:hAnsi="monospace"/>
+          <w:color w:val="000000"/>
+          <w:shd w:fill="FFFFFF" w:val="clear"/>
+        </w:rPr>
+        <w:t>arm-none-eabi-gcc (GNU Arm Embedded Toolchain 10.3-2021.10) 10.3.1 20210824 (release)</w:t>
+      </w:r>
+      <w:r>
+        <w:rPr>
+          <w:rFonts w:ascii="monospace" w:hAnsi="monospace"/>
+        </w:rPr>
+        <w:br/>
+        <w:tab/>
+        <w:tab/>
+      </w:r>
+      <w:r>
+        <w:rPr>
+          <w:rFonts w:ascii="monospace" w:hAnsi="monospace"/>
+        </w:rPr>
+        <w:t>烧录调试器：</w:t>
+      </w:r>
+      <w:r>
+        <w:rPr>
+          <w:rFonts w:ascii="monospace" w:hAnsi="monospace"/>
+        </w:rPr>
+        <w:t xml:space="preserve">DAPLink + </w:t>
+      </w:r>
+      <w:r>
+        <w:rPr>
+          <w:rFonts w:ascii="monospace" w:hAnsi="monospace"/>
+          <w:color w:val="000000"/>
+          <w:shd w:fill="FFFFFF" w:val="clear"/>
+        </w:rPr>
+        <w:t>Open On-Chip Debugger 0.12.0</w:t>
+      </w:r>
+    </w:p>
+    <w:p>
+      <w:pPr>
+        <w:pStyle w:val="Normal"/>
+        <w:ind w:firstLineChars="200"/>
+        <w:rPr>
+          <w:rFonts w:ascii="monospace" w:hAnsi="monospace"/>
+        </w:rPr>
+      </w:pPr>
+      <w:r>
+        <w:rPr>
+          <w:rFonts w:ascii="monospace" w:hAnsi="monospace"/>
+          <w:color w:val="000000"/>
+          <w:shd w:fill="FFFFFF" w:val="clear"/>
+        </w:rPr>
+        <w:tab/>
+      </w:r>
+      <w:r>
+        <w:rPr>
+          <w:rFonts w:ascii="monospace" w:hAnsi="monospace"/>
+          <w:color w:val="000000"/>
+          <w:shd w:fill="FFFFFF" w:val="clear"/>
+        </w:rPr>
+        <w:t>引脚定义与初始化代码生成：</w:t>
+      </w:r>
+      <w:r>
+        <w:rPr>
+          <w:rFonts w:ascii="monospace" w:hAnsi="monospace"/>
+          <w:color w:val="000000"/>
+          <w:shd w:fill="FFFFFF" w:val="clear"/>
+        </w:rPr>
+        <w:t>STM32CubeMX 6.18.0</w:t>
+      </w:r>
+    </w:p>
+    <w:p>
+      <w:pPr>
+        <w:pStyle w:val="Normal"/>
+        <w:ind w:firstLineChars="200"/>
+        <w:rPr>
+          <w:rFonts w:ascii="monospace" w:hAnsi="monospace"/>
+        </w:rPr>
+      </w:pPr>
+      <w:r>
+        <w:rPr>
+          <w:rFonts w:ascii="monospace" w:hAnsi="monospace"/>
+          <w:color w:val="000000"/>
+          <w:shd w:fill="FFFFFF" w:val="clear"/>
+        </w:rPr>
+      </w:r>
+    </w:p>
+    <w:p>
+      <w:pPr>
+        <w:pStyle w:val="Normal"/>
+        <w:ind w:firstLineChars="200"/>
+        <w:rPr/>
+      </w:pPr>
+      <w:r>
+        <w:rPr/>
+        <w:tab/>
+        <w:t>4.6.2</w:t>
+      </w:r>
+      <w:r>
+        <w:rPr/>
+        <w:t>基于</w:t>
+      </w:r>
+      <w:r>
+        <w:rPr/>
+        <w:t>GPIO</w:t>
+      </w:r>
+      <w:r>
+        <w:rPr/>
+        <w:t>的</w:t>
+      </w:r>
+      <w:r>
+        <w:rPr>
+          <w:rFonts w:hint="eastAsia"/>
+          <w:sz w:val="24"/>
+        </w:rPr>
+        <w:t>实时任务性能分析</w:t>
+      </w:r>
+    </w:p>
+    <w:p>
+      <w:pPr>
+        <w:pStyle w:val="Normal"/>
+        <w:ind w:firstLineChars="200"/>
+        <w:rPr>
+          <w:rFonts w:hint="eastAsia"/>
+          <w:sz w:val="24"/>
+        </w:rPr>
         <w:sectPr>
           <w:headerReference w:type="even" r:id="rId26"/>
           <w:headerReference w:type="default" r:id="rId27"/>
@@ -4162,18 +6135,55 @@
           <w:docGrid w:type="lines" w:linePitch="312" w:charSpace="0"/>
         </w:sectPr>
       </w:pPr>
-      <w:bookmarkStart w:id="21" w:name="_Toc235362783"/>
       <w:r>
         <w:rPr>
           <w:rFonts w:hint="eastAsia"/>
-        </w:rPr>
-        <w:t>三级</w:t>
-      </w:r>
-      <w:r>
-        <w:rPr/>
-        <w:t>标题</w:t>
-      </w:r>
-      <w:bookmarkEnd w:id="21"/>
+          <w:sz w:val="24"/>
+        </w:rPr>
+        <w:t>为了观测调试系统操作时序与任务调度，我们使用了基于</w:t>
+      </w:r>
+      <w:r>
+        <w:rPr>
+          <w:rFonts w:hint="eastAsia"/>
+          <w:sz w:val="24"/>
+        </w:rPr>
+        <w:t>GPIO</w:t>
+      </w:r>
+      <w:r>
+        <w:rPr>
+          <w:rFonts w:hint="eastAsia"/>
+          <w:sz w:val="24"/>
+        </w:rPr>
+        <w:t>的实施任务性能分析。我们为每个任务配置了任务调度状态指示引脚，在任务开始时拉低对应引脚的电平，任务结束时恢复对应引脚的电平，用逻辑分析仪连接这些指示引脚，我们就可以在</w:t>
+      </w:r>
+      <w:r>
+        <w:rPr>
+          <w:rFonts w:hint="eastAsia"/>
+          <w:sz w:val="24"/>
+        </w:rPr>
+        <w:t>Pulseview</w:t>
+      </w:r>
+      <w:r>
+        <w:rPr>
+          <w:rFonts w:hint="eastAsia"/>
+          <w:sz w:val="24"/>
+        </w:rPr>
+        <w:t>上直观地了解到任务调度时序以及操作时序，监测每个操作的用时情况，也可以通过</w:t>
+      </w:r>
+      <w:r>
+        <w:rPr>
+          <w:rFonts w:hint="eastAsia"/>
+          <w:sz w:val="24"/>
+        </w:rPr>
+        <w:t>Pulseview</w:t>
+      </w:r>
+      <w:r>
+        <w:rPr>
+          <w:rFonts w:hint="eastAsia"/>
+          <w:sz w:val="24"/>
+        </w:rPr>
+        <w:t>内置解码器分析各个信号通路上的信号完整性。</w:t>
+      </w:r>
     </w:p>
     <w:p>
       <w:pPr>
@@ -4187,14 +6197,14 @@
         <w:jc w:val="center"/>
         <w:rPr/>
       </w:pPr>
-      <w:bookmarkStart w:id="22" w:name="_Toc235362784"/>
+      <w:bookmarkStart w:id="34" w:name="_Toc235467723"/>
       <w:r>
         <w:rPr>
           <w:rFonts w:hint="eastAsia"/>
         </w:rPr>
         <w:t>其他内容</w:t>
       </w:r>
-      <w:bookmarkEnd w:id="22"/>
+      <w:bookmarkEnd w:id="34"/>
     </w:p>
     <w:p>
       <w:pPr>
@@ -4243,99 +6253,579 @@
         <w:ind w:firstLineChars="200"/>
         <w:rPr/>
       </w:pPr>
-      <w:bookmarkStart w:id="23" w:name="_Toc235362785"/>
-      <w:r>
-        <w:rPr>
-          <w:rFonts w:hint="eastAsia"/>
-        </w:rPr>
-        <w:t>二级</w:t>
-      </w:r>
-      <w:r>
-        <w:rPr/>
-        <w:t>标题</w:t>
-      </w:r>
-      <w:bookmarkEnd w:id="23"/>
-    </w:p>
-    <w:p>
-      <w:pPr>
-        <w:pStyle w:val="Normal"/>
-        <w:spacing w:lineRule="auto" w:line="300"/>
-        <w:ind w:firstLineChars="200"/>
-        <w:rPr/>
-      </w:pPr>
-      <w:r>
-        <w:rPr/>
-      </w:r>
-    </w:p>
-    <w:p>
-      <w:pPr>
-        <w:pStyle w:val="Normal"/>
-        <w:spacing w:lineRule="auto" w:line="300"/>
-        <w:ind w:firstLineChars="200"/>
-        <w:rPr/>
-      </w:pPr>
-      <w:r>
-        <w:rPr/>
-      </w:r>
-    </w:p>
-    <w:p>
-      <w:pPr>
-        <w:pStyle w:val="Heading3"/>
+      <w:bookmarkStart w:id="35" w:name="_Toc235467724"/>
+      <w:r>
+        <w:rPr/>
+        <w:t>元件介绍</w:t>
+      </w:r>
+      <w:bookmarkEnd w:id="35"/>
+    </w:p>
+    <w:p>
+      <w:pPr>
+        <w:pStyle w:val="Normal"/>
+        <w:ind w:firstLineChars="200"/>
+        <w:rPr/>
+      </w:pPr>
+      <w:r>
+        <w:rPr/>
+        <w:t>5.1.1</w:t>
+      </w:r>
+      <w:r>
+        <w:rPr/>
+        <w:t>总线舵机</w:t>
+      </w:r>
+    </w:p>
+    <w:p>
+      <w:pPr>
+        <w:pStyle w:val="Normal"/>
+        <w:ind w:firstLineChars="200"/>
+        <w:rPr/>
+      </w:pPr>
+      <w:r>
+        <w:rPr/>
+        <w:tab/>
+      </w:r>
+      <w:r>
+        <w:rPr/>
+        <w:t>众灵科技</w:t>
+      </w:r>
+      <w:r>
+        <w:rPr/>
+        <w:t>ZP</w:t>
+      </w:r>
+      <w:r>
+        <w:rPr/>
+        <w:t>25D</w:t>
+      </w:r>
+      <w:r>
+        <w:rPr/>
+        <w:t>、</w:t>
+      </w:r>
+      <w:r>
+        <w:rPr/>
+        <w:t>ZP25S</w:t>
+      </w:r>
+      <w:r>
+        <w:rPr/>
+        <w:t>型总线舵机</w:t>
+      </w:r>
+    </w:p>
+    <w:p>
+      <w:pPr>
+        <w:pStyle w:val="Normal"/>
+        <w:ind w:firstLineChars="200"/>
+        <w:rPr/>
+      </w:pPr>
+      <w:r>
+        <w:rPr/>
+      </w:r>
+    </w:p>
+    <w:p>
+      <w:pPr>
+        <w:pStyle w:val="Normal"/>
+        <w:ind w:firstLineChars="200"/>
+        <w:rPr/>
+      </w:pPr>
+      <w:r>
+        <w:rPr/>
+        <w:t>5.1.2</w:t>
+      </w:r>
+      <w:r>
+        <w:rPr/>
+        <w:t>主从机控制器</w:t>
+      </w:r>
+    </w:p>
+    <w:p>
+      <w:pPr>
+        <w:pStyle w:val="Normal"/>
+        <w:ind w:firstLineChars="200"/>
+        <w:rPr/>
+      </w:pPr>
+      <w:r>
+        <w:rPr/>
+        <w:tab/>
+        <w:t>STM</w:t>
+      </w:r>
+      <w:r>
+        <w:rPr/>
+        <w:t>32F407ZGT6</w:t>
+      </w:r>
+      <w:r>
+        <w:rPr/>
+        <w:t>开发板</w:t>
+      </w:r>
+    </w:p>
+    <w:p>
+      <w:pPr>
+        <w:pStyle w:val="Normal"/>
+        <w:ind w:firstLineChars="200"/>
+        <w:rPr/>
+      </w:pPr>
+      <w:r>
+        <w:rPr/>
+      </w:r>
+    </w:p>
+    <w:p>
+      <w:pPr>
+        <w:pStyle w:val="Normal"/>
+        <w:ind w:firstLineChars="200"/>
+        <w:rPr/>
+      </w:pPr>
+      <w:r>
+        <w:rPr/>
+        <w:t>5.1.3</w:t>
+      </w:r>
+      <w:r>
+        <w:rPr/>
+        <w:t>舵机驱动器</w:t>
+      </w:r>
+    </w:p>
+    <w:p>
+      <w:pPr>
+        <w:pStyle w:val="Normal"/>
+        <w:ind w:firstLineChars="200"/>
+        <w:rPr/>
+      </w:pPr>
+      <w:r>
+        <w:rPr/>
+        <w:tab/>
+        <w:t>ZLink</w:t>
+      </w:r>
+      <w:r>
+        <w:rPr/>
+        <w:t>总线舵机驱动模块</w:t>
+      </w:r>
+    </w:p>
+    <w:p>
+      <w:pPr>
+        <w:pStyle w:val="Normal"/>
+        <w:ind w:firstLineChars="200"/>
+        <w:rPr/>
+      </w:pPr>
+      <w:r>
+        <w:rPr/>
+      </w:r>
+    </w:p>
+    <w:p>
+      <w:pPr>
+        <w:pStyle w:val="Normal"/>
+        <w:ind w:firstLineChars="200"/>
+        <w:rPr/>
+      </w:pPr>
+      <w:r>
+        <w:rPr/>
+        <w:t>5.1.4</w:t>
+      </w:r>
+      <w:r>
+        <w:rPr/>
+        <w:t>烧录调试器</w:t>
+      </w:r>
+    </w:p>
+    <w:p>
+      <w:pPr>
+        <w:pStyle w:val="Normal"/>
+        <w:ind w:firstLineChars="200"/>
+        <w:rPr/>
+      </w:pPr>
+      <w:r>
+        <w:rPr/>
+        <w:tab/>
+        <w:t>DAPLink</w:t>
+      </w:r>
+    </w:p>
+    <w:p>
+      <w:pPr>
+        <w:pStyle w:val="Normal"/>
+        <w:ind w:firstLineChars="200"/>
+        <w:rPr/>
+      </w:pPr>
+      <w:r>
+        <w:rPr/>
+      </w:r>
+    </w:p>
+    <w:p>
+      <w:pPr>
+        <w:pStyle w:val="Normal"/>
+        <w:ind w:firstLineChars="200"/>
+        <w:rPr/>
+      </w:pPr>
+      <w:r>
+        <w:rPr/>
+        <w:t>5.1.5</w:t>
+      </w:r>
+      <w:r>
+        <w:rPr/>
+        <w:t>逻辑分析仪</w:t>
+      </w:r>
+    </w:p>
+    <w:p>
+      <w:pPr>
+        <w:pStyle w:val="Normal"/>
+        <w:ind w:firstLineChars="200"/>
+        <w:rPr/>
+      </w:pPr>
+      <w:r>
+        <w:rPr/>
+        <w:tab/>
+        <w:t xml:space="preserve">nanoDLA </w:t>
+      </w:r>
+      <w:r>
+        <w:rPr/>
+        <w:t>8-channel</w:t>
+      </w:r>
+    </w:p>
+    <w:p>
+      <w:pPr>
+        <w:pStyle w:val="Normal"/>
+        <w:ind w:firstLineChars="200"/>
+        <w:rPr/>
+      </w:pPr>
+      <w:r>
+        <w:rPr/>
+      </w:r>
+    </w:p>
+    <w:p>
+      <w:pPr>
+        <w:pStyle w:val="Normal"/>
+        <w:ind w:firstLineChars="200"/>
+        <w:rPr/>
+      </w:pPr>
+      <w:r>
+        <w:rPr/>
+        <w:t>5.1.6</w:t>
+      </w:r>
+      <w:r>
+        <w:rPr/>
+        <w:t>直流稳压电源</w:t>
+      </w:r>
+    </w:p>
+    <w:p>
+      <w:pPr>
+        <w:pStyle w:val="Normal"/>
+        <w:ind w:firstLineChars="200"/>
+        <w:rPr/>
+      </w:pPr>
+      <w:r>
+        <w:rPr/>
+        <w:tab/>
+      </w:r>
+      <w:r>
+        <w:rPr/>
+        <w:t>迈胜</w:t>
+      </w:r>
+      <w:r>
+        <w:rPr/>
+        <w:t>MN-</w:t>
+      </w:r>
+      <w:r>
+        <w:rPr/>
+        <w:t>3010F</w:t>
+      </w:r>
+    </w:p>
+    <w:p>
+      <w:pPr>
+        <w:pStyle w:val="Normal"/>
+        <w:ind w:firstLineChars="200"/>
+        <w:rPr/>
+      </w:pPr>
+      <w:r>
+        <w:rPr/>
+      </w:r>
+    </w:p>
+    <w:p>
+      <w:pPr>
+        <w:pStyle w:val="Normal"/>
+        <w:ind w:firstLineChars="200"/>
+        <w:rPr/>
+      </w:pPr>
+      <w:r>
+        <w:rPr/>
+        <w:t>5.1.7</w:t>
+      </w:r>
+      <w:r>
+        <w:rPr/>
+        <w:t>结构组件</w:t>
+      </w:r>
+    </w:p>
+    <w:p>
+      <w:pPr>
+        <w:pStyle w:val="Normal"/>
+        <w:ind w:firstLineChars="200"/>
+        <w:rPr/>
+      </w:pPr>
+      <w:r>
+        <w:rPr/>
+        <w:tab/>
+      </w:r>
+      <w:r>
+        <w:rPr/>
+        <w:t>铝合金喷砂钣金结构组件</w:t>
+      </w:r>
+    </w:p>
+    <w:p>
+      <w:pPr>
+        <w:pStyle w:val="Normal"/>
+        <w:ind w:firstLineChars="200"/>
+        <w:rPr/>
+      </w:pPr>
+      <w:r>
+        <w:rPr/>
+      </w:r>
+    </w:p>
+    <w:p>
+      <w:pPr>
+        <w:pStyle w:val="Heading2"/>
         <w:numPr>
-          <w:ilvl w:val="2"/>
+          <w:ilvl w:val="1"/>
           <w:numId w:val="2"/>
         </w:numPr>
+        <w:ind w:firstLineChars="200"/>
+        <w:rPr/>
+      </w:pPr>
+      <w:bookmarkStart w:id="36" w:name="_Toc235467725"/>
+      <w:r>
+        <w:rPr/>
+        <w:t>系统缺陷</w:t>
+      </w:r>
+      <w:bookmarkEnd w:id="36"/>
+    </w:p>
+    <w:p>
+      <w:pPr>
+        <w:pStyle w:val="Normal"/>
+        <w:ind w:firstLineChars="200"/>
+        <w:rPr/>
+      </w:pPr>
+      <w:r>
+        <w:rPr/>
+        <w:tab/>
+        <w:t>5.2.1</w:t>
+      </w:r>
+      <w:r>
+        <w:rPr/>
+        <w:t>夹持时抗堵转</w:t>
+      </w:r>
+    </w:p>
+    <w:p>
+      <w:pPr>
+        <w:pStyle w:val="Normal"/>
+        <w:ind w:firstLineChars="200"/>
+        <w:rPr/>
+      </w:pPr>
+      <w:r>
+        <w:rPr/>
+        <w:t>从臂顶端夹具在触碰到物体时应停止动作保持位置，若继续施力则可能导致堵转过流烧毁。本研究中使用的总线舵机不具备监测电流的功能，事实上，市面上能采购到的总线舵机绝大多数都不具有监测电流的功能。我们曾尝试使用现场反馈夹具舵机位置与作动指令比较的方法，但是由于舵机响应速度的问题，这会打乱任务调度时序，破坏信号完整性，所以我们放弃了这种方法；目前的解决方法是操作时密切观察夹具与物体的接触状态，夹具接触物体后立即停止施力。目前尚未找到一种合适的夹持时抗堵转机制。</w:t>
+      </w:r>
+    </w:p>
+    <w:p>
+      <w:pPr>
+        <w:pStyle w:val="Normal"/>
+        <w:ind w:firstLineChars="200"/>
+        <w:rPr/>
+      </w:pPr>
+      <w:r>
+        <w:rPr/>
+        <w:tab/>
+        <w:t>5.2.2</w:t>
+      </w:r>
+      <w:r>
+        <w:rPr/>
+        <w:t>由总线舵机精度缺陷导致的抖动</w:t>
+      </w:r>
+    </w:p>
+    <w:p>
+      <w:pPr>
+        <w:pStyle w:val="Normal"/>
+        <w:ind w:firstLineChars="200"/>
+        <w:rPr/>
+      </w:pPr>
+      <w:r>
+        <w:rPr/>
+        <w:t>正如前文所述，我们引入了死区非线性滤波算法，但是在实际测试中我们仍然监测到了总线舵机的微小抖动，我们判断这是由于硬件固有精度不足造成的，目前尚未找到合适的解决方法。</w:t>
+      </w:r>
+    </w:p>
+    <w:p>
+      <w:pPr>
+        <w:pStyle w:val="Heading2"/>
+        <w:numPr>
+          <w:ilvl w:val="1"/>
+          <w:numId w:val="2"/>
+        </w:numPr>
+        <w:ind w:firstLineChars="200"/>
+        <w:rPr/>
+      </w:pPr>
+      <w:bookmarkStart w:id="37" w:name="_Toc235467726"/>
+      <w:r>
+        <w:rPr/>
+        <w:t>成本核算</w:t>
+      </w:r>
+      <w:bookmarkEnd w:id="37"/>
+    </w:p>
+    <w:p>
+      <w:pPr>
+        <w:pStyle w:val="Normal"/>
+        <w:ind w:firstLineChars="200"/>
+        <w:rPr/>
+      </w:pPr>
+      <w:r>
+        <w:rPr/>
+        <w:t>总线舵机：</w:t>
+      </w:r>
+    </w:p>
+    <w:p>
+      <w:pPr>
+        <w:pStyle w:val="Normal"/>
+        <w:ind w:firstLineChars="200"/>
+        <w:rPr/>
+      </w:pPr>
+      <w:r>
+        <w:rPr/>
+        <w:t>开发板：</w:t>
+      </w:r>
+    </w:p>
+    <w:p>
+      <w:pPr>
+        <w:pStyle w:val="Normal"/>
+        <w:ind w:firstLineChars="200"/>
+        <w:rPr/>
+      </w:pPr>
+      <w:r>
+        <w:rPr/>
+        <w:t>结构组件：</w:t>
+      </w:r>
+    </w:p>
+    <w:p>
+      <w:pPr>
+        <w:pStyle w:val="Normal"/>
+        <w:ind w:firstLineChars="200"/>
+        <w:rPr/>
+      </w:pPr>
+      <w:r>
+        <w:rPr/>
+        <w:t>舵机驱动板：</w:t>
+      </w:r>
+    </w:p>
+    <w:p>
+      <w:pPr>
+        <w:pStyle w:val="Normal"/>
+        <w:ind w:firstLineChars="200"/>
+        <w:rPr/>
+      </w:pPr>
+      <w:r>
+        <w:rPr/>
+        <w:t>烧录调试器：</w:t>
+      </w:r>
+    </w:p>
+    <w:p>
+      <w:pPr>
+        <w:pStyle w:val="Normal"/>
+        <w:ind w:firstLineChars="200"/>
+        <w:rPr/>
+      </w:pPr>
+      <w:r>
+        <w:rPr/>
+        <w:t>逻辑分析仪：</w:t>
+      </w:r>
+    </w:p>
+    <w:p>
+      <w:pPr>
+        <w:pStyle w:val="Normal"/>
+        <w:ind w:firstLineChars="200"/>
+        <w:rPr/>
+      </w:pPr>
+      <w:r>
+        <w:rPr/>
+        <w:t>直流稳压电源：</w:t>
+      </w:r>
+    </w:p>
+    <w:p>
+      <w:pPr>
+        <w:pStyle w:val="Normal"/>
+        <w:ind w:firstLineChars="200"/>
+        <w:rPr/>
+      </w:pPr>
+      <w:r>
+        <w:rPr/>
+        <w:t>合计：</w:t>
+      </w:r>
+    </w:p>
+    <w:p>
+      <w:pPr>
+        <w:pStyle w:val="Heading2"/>
+        <w:numPr>
+          <w:ilvl w:val="1"/>
+          <w:numId w:val="2"/>
+        </w:numPr>
+        <w:ind w:firstLineChars="200"/>
+        <w:rPr/>
+      </w:pPr>
+      <w:bookmarkStart w:id="38" w:name="_Toc235467727"/>
+      <w:r>
+        <w:rPr/>
+        <w:t>GitHub</w:t>
+      </w:r>
+      <w:r>
+        <w:rPr/>
+        <w:t>开源地址</w:t>
+      </w:r>
+      <w:bookmarkEnd w:id="38"/>
+    </w:p>
+    <w:p>
+      <w:pPr>
+        <w:pStyle w:val="BodyText"/>
+        <w:spacing w:before="0" w:after="283"/>
+        <w:rPr/>
+      </w:pPr>
+      <w:hyperlink r:id="rId32">
+        <w:r>
+          <w:rPr>
+            <w:rStyle w:val="Hyperlink"/>
+          </w:rPr>
+          <w:t>https://github.com/ElonFreeman/Jaeger_robotic_arm</w:t>
+        </w:r>
+      </w:hyperlink>
+    </w:p>
+    <w:p>
+      <w:pPr>
+        <w:pStyle w:val="Normal"/>
+        <w:ind w:firstLineChars="200"/>
+        <w:rPr/>
+      </w:pPr>
+      <w:r>
+        <w:rPr/>
+      </w:r>
+    </w:p>
+    <w:p>
+      <w:pPr>
+        <w:pStyle w:val="Normal"/>
+        <w:spacing w:lineRule="auto" w:line="300"/>
+        <w:ind w:firstLineChars="200"/>
+        <w:rPr/>
+      </w:pPr>
+      <w:r>
+        <w:rPr/>
+      </w:r>
+    </w:p>
+    <w:p>
+      <w:pPr>
+        <w:pStyle w:val="Normal"/>
+        <w:spacing w:lineRule="auto" w:line="300"/>
+        <w:ind w:firstLineChars="200"/>
+        <w:rPr/>
+      </w:pPr>
+      <w:r>
+        <w:rPr/>
+      </w:r>
+    </w:p>
+    <w:p>
+      <w:pPr>
+        <w:pStyle w:val="Heading3"/>
         <w:spacing w:before="260" w:after="0"/>
-        <w:ind w:firstLineChars="200"/>
-        <w:rPr/>
-        <w:sectPr>
-          <w:headerReference w:type="even" r:id="rId32"/>
-          <w:headerReference w:type="default" r:id="rId33"/>
-          <w:headerReference w:type="first" r:id="rId34"/>
-          <w:footerReference w:type="even" r:id="rId35"/>
-          <w:footerReference w:type="default" r:id="rId36"/>
-          <w:footerReference w:type="first" r:id="rId37"/>
-          <w:type w:val="nextPage"/>
-          <w:pgSz w:w="11906" w:h="16838"/>
-          <w:pgMar w:left="1418" w:right="1418" w:gutter="284" w:header="851" w:top="2211" w:footer="992" w:bottom="2155"/>
-          <w:pgNumType w:fmt="decimal"/>
-          <w:formProt w:val="false"/>
-          <w:textDirection w:val="lrTb"/>
-          <w:docGrid w:type="lines" w:linePitch="312" w:charSpace="0"/>
-        </w:sectPr>
-      </w:pPr>
-      <w:bookmarkStart w:id="24" w:name="_Toc235362786"/>
-      <w:r>
-        <w:rPr>
-          <w:rFonts w:hint="eastAsia"/>
-        </w:rPr>
-        <w:t>三级</w:t>
-      </w:r>
-      <w:r>
-        <w:rPr/>
-        <w:t>标题</w:t>
-      </w:r>
-      <w:bookmarkEnd w:id="24"/>
-    </w:p>
-    <w:p>
-      <w:pPr>
-        <w:pStyle w:val="Heading1"/>
-        <w:ind w:firstLineChars="200"/>
-        <w:jc w:val="center"/>
-        <w:rPr/>
-      </w:pPr>
-      <w:bookmarkStart w:id="25" w:name="_Toc235362787"/>
-      <w:r>
-        <w:rPr>
-          <w:rFonts w:hint="eastAsia"/>
-        </w:rPr>
-        <w:t>参考</w:t>
-      </w:r>
-      <w:r>
-        <w:rPr/>
-        <w:t>文献</w:t>
-      </w:r>
-      <w:bookmarkEnd w:id="25"/>
+        <w:ind w:firstLine="200"/>
+        <w:rPr/>
+      </w:pPr>
+      <w:r>
+        <w:rPr/>
+      </w:r>
     </w:p>
     <w:p>
       <w:pPr>
@@ -4350,106 +6840,6 @@
       </w:pPr>
       <w:r>
         <w:rPr>
-          <w:rFonts w:ascii="Times New Roman" w:hAnsi="Times New Roman" w:cs="Times New Roman" w:hint="eastAsia"/>
-          <w:sz w:val="21"/>
-          <w:szCs w:val="21"/>
-        </w:rPr>
-        <w:t>（</w:t>
-      </w:r>
-      <w:r>
-        <w:rPr>
-          <w:rFonts w:ascii="Times New Roman" w:hAnsi="Times New Roman" w:cs="Times New Roman"/>
-          <w:sz w:val="21"/>
-          <w:szCs w:val="21"/>
-        </w:rPr>
-        <w:t>请</w:t>
-      </w:r>
-      <w:r>
-        <w:rPr>
-          <w:rFonts w:ascii="Times New Roman" w:hAnsi="Times New Roman" w:cs="Times New Roman" w:hint="eastAsia"/>
-          <w:sz w:val="21"/>
-          <w:szCs w:val="21"/>
-        </w:rPr>
-        <w:t>按</w:t>
-      </w:r>
-      <w:r>
-        <w:rPr>
-          <w:rFonts w:ascii="Times New Roman" w:hAnsi="Times New Roman" w:cs="Times New Roman"/>
-          <w:sz w:val="21"/>
-          <w:szCs w:val="21"/>
-        </w:rPr>
-        <w:t>规范列举参考文献，</w:t>
-      </w:r>
-      <w:r>
-        <w:rPr>
-          <w:rFonts w:ascii="Times New Roman" w:hAnsi="Times New Roman" w:cs="Times New Roman" w:hint="eastAsia"/>
-          <w:sz w:val="21"/>
-          <w:szCs w:val="21"/>
-        </w:rPr>
-        <w:t>参考</w:t>
-      </w:r>
-      <w:r>
-        <w:rPr>
-          <w:rFonts w:ascii="Times New Roman" w:hAnsi="Times New Roman" w:cs="Times New Roman"/>
-          <w:sz w:val="21"/>
-          <w:szCs w:val="21"/>
-        </w:rPr>
-        <w:t>文献</w:t>
-      </w:r>
-      <w:r>
-        <w:rPr>
-          <w:rFonts w:ascii="Times New Roman" w:hAnsi="Times New Roman" w:cs="Times New Roman" w:hint="eastAsia"/>
-          <w:sz w:val="21"/>
-          <w:szCs w:val="21"/>
-        </w:rPr>
-        <w:t>格式</w:t>
-      </w:r>
-      <w:r>
-        <w:rPr>
-          <w:rFonts w:ascii="Times New Roman" w:hAnsi="Times New Roman" w:cs="Times New Roman"/>
-          <w:sz w:val="21"/>
-          <w:szCs w:val="21"/>
-        </w:rPr>
-        <w:t>请按照</w:t>
-      </w:r>
-      <w:r>
-        <w:rPr>
-          <w:rFonts w:cs="Times New Roman" w:hint="eastAsia" w:ascii="Times New Roman" w:hAnsi="Times New Roman"/>
-          <w:sz w:val="21"/>
-          <w:szCs w:val="21"/>
-        </w:rPr>
-        <w:t>GB/T 7714</w:t>
-      </w:r>
-      <w:r>
-        <w:rPr>
-          <w:rFonts w:ascii="Times New Roman" w:hAnsi="Times New Roman" w:cs="Times New Roman" w:hint="eastAsia"/>
-          <w:sz w:val="21"/>
-          <w:szCs w:val="21"/>
-        </w:rPr>
-        <w:t>规范</w:t>
-      </w:r>
-      <w:r>
-        <w:rPr>
-          <w:rFonts w:ascii="Times New Roman" w:hAnsi="Times New Roman" w:cs="Times New Roman"/>
-          <w:sz w:val="21"/>
-          <w:szCs w:val="21"/>
-        </w:rPr>
-        <w:t>）</w:t>
-      </w:r>
-    </w:p>
-    <w:p>
-      <w:pPr>
-        <w:pStyle w:val="Normal"/>
-        <w:ind w:firstLineChars="200"/>
-        <w:jc w:val="left"/>
-        <w:rPr>
-          <w:rFonts w:ascii="Times New Roman" w:hAnsi="Times New Roman" w:cs="Times New Roman"/>
-          <w:sz w:val="21"/>
-          <w:szCs w:val="21"/>
-        </w:rPr>
-      </w:pPr>
-      <w:r>
-        <w:rPr>
           <w:rFonts w:cs="Times New Roman" w:ascii="Times New Roman" w:hAnsi="Times New Roman"/>
           <w:sz w:val="21"/>
           <w:szCs w:val="21"/>
@@ -4460,125 +6850,6 @@
       <w:pPr>
         <w:pStyle w:val="Normal"/>
         <w:ind w:firstLineChars="200"/>
-        <w:jc w:val="left"/>
-        <w:rPr>
-          <w:rFonts w:ascii="Times New Roman" w:hAnsi="Times New Roman" w:cs="Times New Roman"/>
-          <w:sz w:val="21"/>
-          <w:szCs w:val="21"/>
-        </w:rPr>
-      </w:pPr>
-      <w:r>
-        <w:rPr>
-          <w:rFonts w:cs="Times New Roman" w:ascii="Times New Roman" w:hAnsi="Times New Roman"/>
-          <w:sz w:val="21"/>
-          <w:szCs w:val="21"/>
-        </w:rPr>
-        <w:t xml:space="preserve">[1] </w:t>
-      </w:r>
-      <w:r>
-        <w:rPr>
-          <w:rFonts w:ascii="Times New Roman" w:hAnsi="Times New Roman" w:cs="Times New Roman"/>
-          <w:sz w:val="21"/>
-          <w:szCs w:val="21"/>
-        </w:rPr>
-        <w:t>王智</w:t>
-      </w:r>
-      <w:r>
-        <w:rPr>
-          <w:rFonts w:cs="Times New Roman" w:ascii="Times New Roman" w:hAnsi="Times New Roman"/>
-          <w:sz w:val="21"/>
-          <w:szCs w:val="21"/>
-        </w:rPr>
-        <w:t xml:space="preserve">, </w:t>
-      </w:r>
-      <w:r>
-        <w:rPr>
-          <w:rFonts w:ascii="Times New Roman" w:hAnsi="Times New Roman" w:cs="Times New Roman"/>
-          <w:sz w:val="21"/>
-          <w:szCs w:val="21"/>
-        </w:rPr>
-        <w:t>潘强</w:t>
-      </w:r>
-      <w:r>
-        <w:rPr>
-          <w:rFonts w:cs="Times New Roman" w:ascii="Times New Roman" w:hAnsi="Times New Roman"/>
-          <w:sz w:val="21"/>
-          <w:szCs w:val="21"/>
-        </w:rPr>
-        <w:t xml:space="preserve">, </w:t>
-      </w:r>
-      <w:r>
-        <w:rPr>
-          <w:rFonts w:ascii="Times New Roman" w:hAnsi="Times New Roman" w:cs="Times New Roman"/>
-          <w:sz w:val="21"/>
-          <w:szCs w:val="21"/>
-        </w:rPr>
-        <w:t>邢涛</w:t>
-      </w:r>
-      <w:r>
-        <w:rPr>
-          <w:rFonts w:cs="Times New Roman" w:ascii="Times New Roman" w:hAnsi="Times New Roman"/>
-          <w:sz w:val="21"/>
-          <w:szCs w:val="21"/>
-        </w:rPr>
-        <w:t xml:space="preserve">. </w:t>
-      </w:r>
-      <w:r>
-        <w:rPr>
-          <w:rFonts w:ascii="Times New Roman" w:hAnsi="Times New Roman" w:cs="Times New Roman"/>
-          <w:sz w:val="21"/>
-          <w:szCs w:val="21"/>
-        </w:rPr>
-        <w:t>面向物联网的实体实时搜索服务综述</w:t>
-      </w:r>
-      <w:r>
-        <w:rPr>
-          <w:rFonts w:cs="Times New Roman" w:ascii="Times New Roman" w:hAnsi="Times New Roman"/>
-          <w:sz w:val="21"/>
-          <w:szCs w:val="21"/>
-        </w:rPr>
-        <w:t>[D].</w:t>
-      </w:r>
-      <w:r>
-        <w:rPr>
-          <w:rFonts w:ascii="Times New Roman" w:hAnsi="Times New Roman" w:cs="Times New Roman"/>
-          <w:sz w:val="21"/>
-          <w:szCs w:val="21"/>
-        </w:rPr>
-        <w:t>中国科学院上海微系统与信息技术研究所</w:t>
-      </w:r>
-      <w:r>
-        <w:rPr>
-          <w:rFonts w:cs="Times New Roman" w:ascii="Times New Roman" w:hAnsi="Times New Roman"/>
-          <w:sz w:val="21"/>
-          <w:szCs w:val="21"/>
-        </w:rPr>
-        <w:t xml:space="preserve">. 2009. </w:t>
-      </w:r>
-    </w:p>
-    <w:p>
-      <w:pPr>
-        <w:pStyle w:val="Normal"/>
-        <w:ind w:firstLineChars="200"/>
-        <w:jc w:val="left"/>
-        <w:rPr>
-          <w:rFonts w:ascii="Times New Roman" w:hAnsi="Times New Roman" w:cs="Times New Roman"/>
-          <w:sz w:val="21"/>
-          <w:szCs w:val="21"/>
-        </w:rPr>
-      </w:pPr>
-      <w:r>
-        <w:rPr>
-          <w:rFonts w:cs="Times New Roman" w:ascii="Times New Roman" w:hAnsi="Times New Roman"/>
-          <w:sz w:val="21"/>
-          <w:szCs w:val="21"/>
-        </w:rPr>
-      </w:r>
-    </w:p>
-    <w:p>
-      <w:pPr>
-        <w:pStyle w:val="Normal"/>
-        <w:ind w:firstLineChars="200"/>
         <w:rPr/>
       </w:pPr>
       <w:r>
@@ -4586,12 +6857,12 @@
       </w:r>
     </w:p>
     <w:sectPr>
-      <w:headerReference w:type="even" r:id="rId38"/>
-      <w:headerReference w:type="default" r:id="rId39"/>
-      <w:headerReference w:type="first" r:id="rId40"/>
-      <w:footerReference w:type="even" r:id="rId41"/>
-      <w:footerReference w:type="default" r:id="rId42"/>
-      <w:footerReference w:type="first" r:id="rId43"/>
+      <w:headerReference w:type="even" r:id="rId33"/>
+      <w:headerReference w:type="default" r:id="rId34"/>
+      <w:headerReference w:type="first" r:id="rId35"/>
+      <w:footerReference w:type="even" r:id="rId36"/>
+      <w:footerReference w:type="default" r:id="rId37"/>
+      <w:footerReference w:type="first" r:id="rId38"/>
       <w:type w:val="nextPage"/>
       <w:pgSz w:w="11906" w:h="16838"/>
       <w:pgMar w:left="1418" w:right="1418" w:gutter="284" w:header="851" w:top="2211" w:footer="992" w:bottom="2155"/>
@@ -4666,7 +6937,7 @@
         <w:kern w:val="0"/>
         <w:szCs w:val="21"/>
       </w:rPr>
-      <w:t>5</w:t>
+      <w:t>8</w:t>
     </w:r>
     <w:r>
       <w:rPr>
@@ -4713,7 +6984,7 @@
         <w:kern w:val="0"/>
         <w:szCs w:val="21"/>
       </w:rPr>
-      <w:t>5</w:t>
+      <w:t>8</w:t>
     </w:r>
     <w:r>
       <w:rPr>
@@ -4774,7 +7045,7 @@
         <w:kern w:val="0"/>
         <w:szCs w:val="21"/>
       </w:rPr>
-      <w:t>6</w:t>
+      <w:t>11</w:t>
     </w:r>
     <w:r>
       <w:rPr>
@@ -4821,7 +7092,7 @@
         <w:kern w:val="0"/>
         <w:szCs w:val="21"/>
       </w:rPr>
-      <w:t>6</w:t>
+      <w:t>11</w:t>
     </w:r>
     <w:r>
       <w:rPr>
@@ -4882,7 +7153,7 @@
         <w:kern w:val="0"/>
         <w:szCs w:val="21"/>
       </w:rPr>
-      <w:t>7</w:t>
+      <w:t>15</w:t>
     </w:r>
     <w:r>
       <w:rPr>
@@ -4929,7 +7200,7 @@
         <w:kern w:val="0"/>
         <w:szCs w:val="21"/>
       </w:rPr>
-      <w:t>7</w:t>
+      <w:t>15</w:t>
     </w:r>
     <w:r>
       <w:rPr>
@@ -4937,20 +7208,6 @@
         <w:szCs w:val="21"/>
       </w:rPr>
       <w:fldChar w:fldCharType="end"/>
-    </w:r>
-  </w:p>
-</w:ftr>
-</file>
-
-<file path=word/footer19.xml><?xml version="1.0" encoding="utf-8"?>
-<w:ftr xmlns:o="urn:schemas-microsoft-com:office:office" xmlns:r="http://schemas.openxmlformats.org/officeDocument/2006/relationships" xmlns:v="urn:schemas-microsoft-com:vml" xmlns:w="http://schemas.openxmlformats.org/wordprocessingml/2006/main" xmlns:w10="urn:schemas-microsoft-com:office:word" xmlns:wp="http://schemas.openxmlformats.org/drawingml/2006/wordprocessingDrawing" xmlns:pic="http://schemas.openxmlformats.org/drawingml/2006/picture" xmlns:wps="http://schemas.microsoft.com/office/word/2010/wordprocessingShape" xmlns:wpg="http://schemas.microsoft.com/office/word/2010/wordprocessingGroup" xmlns:mc="http://schemas.openxmlformats.org/markup-compatibility/2006" xmlns:wp14="http://schemas.microsoft.com/office/word/2010/wordprocessingDrawing" xmlns:w14="http://schemas.microsoft.com/office/word/2010/wordml" xmlns:w15="http://schemas.microsoft.com/office/word/2012/wordml" mc:Ignorable="w14 wp14 w15">
-  <w:p>
-    <w:pPr>
-      <w:pStyle w:val="Footer"/>
-      <w:rPr/>
-    </w:pPr>
-    <w:r>
-      <w:rPr/>
     </w:r>
   </w:p>
 </w:ftr>
@@ -5004,7 +7261,7 @@
         <w:kern w:val="0"/>
         <w:szCs w:val="21"/>
       </w:rPr>
-      <w:t>VII</w:t>
+      <w:t>VIII</w:t>
     </w:r>
     <w:r>
       <w:rPr>
@@ -5021,100 +7278,6 @@
         <w:szCs w:val="21"/>
       </w:rPr>
       <w:t xml:space="preserve"> - </w:t>
-    </w:r>
-  </w:p>
-</w:ftr>
-</file>
-
-<file path=word/footer20.xml><?xml version="1.0" encoding="utf-8"?>
-<w:ftr xmlns:o="urn:schemas-microsoft-com:office:office" xmlns:r="http://schemas.openxmlformats.org/officeDocument/2006/relationships" xmlns:v="urn:schemas-microsoft-com:vml" xmlns:w="http://schemas.openxmlformats.org/wordprocessingml/2006/main" xmlns:w10="urn:schemas-microsoft-com:office:word" xmlns:wp="http://schemas.openxmlformats.org/drawingml/2006/wordprocessingDrawing" xmlns:pic="http://schemas.openxmlformats.org/drawingml/2006/picture" xmlns:wps="http://schemas.microsoft.com/office/word/2010/wordprocessingShape" xmlns:wpg="http://schemas.microsoft.com/office/word/2010/wordprocessingGroup" xmlns:mc="http://schemas.openxmlformats.org/markup-compatibility/2006" xmlns:wp14="http://schemas.microsoft.com/office/word/2010/wordprocessingDrawing" xmlns:w14="http://schemas.microsoft.com/office/word/2010/wordml" xmlns:w15="http://schemas.microsoft.com/office/word/2012/wordml" mc:Ignorable="w14 wp14 w15">
-  <w:p>
-    <w:pPr>
-      <w:pStyle w:val="Footer"/>
-      <w:jc w:val="right"/>
-      <w:rPr/>
-    </w:pPr>
-    <w:r>
-      <w:rPr>
-        <w:kern w:val="0"/>
-        <w:szCs w:val="21"/>
-      </w:rPr>
-      <w:fldChar w:fldCharType="begin"/>
-    </w:r>
-    <w:r>
-      <w:rPr>
-        <w:kern w:val="0"/>
-        <w:szCs w:val="21"/>
-      </w:rPr>
-      <w:instrText xml:space="preserve"> PAGE </w:instrText>
-    </w:r>
-    <w:r>
-      <w:rPr>
-        <w:kern w:val="0"/>
-        <w:szCs w:val="21"/>
-      </w:rPr>
-      <w:fldChar w:fldCharType="separate"/>
-    </w:r>
-    <w:r>
-      <w:rPr>
-        <w:kern w:val="0"/>
-        <w:szCs w:val="21"/>
-      </w:rPr>
-      <w:t>8</w:t>
-    </w:r>
-    <w:r>
-      <w:rPr>
-        <w:kern w:val="0"/>
-        <w:szCs w:val="21"/>
-      </w:rPr>
-      <w:fldChar w:fldCharType="end"/>
-    </w:r>
-  </w:p>
-</w:ftr>
-</file>
-
-<file path=word/footer21.xml><?xml version="1.0" encoding="utf-8"?>
-<w:ftr xmlns:o="urn:schemas-microsoft-com:office:office" xmlns:r="http://schemas.openxmlformats.org/officeDocument/2006/relationships" xmlns:v="urn:schemas-microsoft-com:vml" xmlns:w="http://schemas.openxmlformats.org/wordprocessingml/2006/main" xmlns:w10="urn:schemas-microsoft-com:office:word" xmlns:wp="http://schemas.openxmlformats.org/drawingml/2006/wordprocessingDrawing" xmlns:pic="http://schemas.openxmlformats.org/drawingml/2006/picture" xmlns:wps="http://schemas.microsoft.com/office/word/2010/wordprocessingShape" xmlns:wpg="http://schemas.microsoft.com/office/word/2010/wordprocessingGroup" xmlns:mc="http://schemas.openxmlformats.org/markup-compatibility/2006" xmlns:wp14="http://schemas.microsoft.com/office/word/2010/wordprocessingDrawing" xmlns:w14="http://schemas.microsoft.com/office/word/2010/wordml" xmlns:w15="http://schemas.microsoft.com/office/word/2012/wordml" mc:Ignorable="w14 wp14 w15">
-  <w:p>
-    <w:pPr>
-      <w:pStyle w:val="Footer"/>
-      <w:jc w:val="right"/>
-      <w:rPr/>
-    </w:pPr>
-    <w:r>
-      <w:rPr>
-        <w:kern w:val="0"/>
-        <w:szCs w:val="21"/>
-      </w:rPr>
-      <w:fldChar w:fldCharType="begin"/>
-    </w:r>
-    <w:r>
-      <w:rPr>
-        <w:kern w:val="0"/>
-        <w:szCs w:val="21"/>
-      </w:rPr>
-      <w:instrText xml:space="preserve"> PAGE </w:instrText>
-    </w:r>
-    <w:r>
-      <w:rPr>
-        <w:kern w:val="0"/>
-        <w:szCs w:val="21"/>
-      </w:rPr>
-      <w:fldChar w:fldCharType="separate"/>
-    </w:r>
-    <w:r>
-      <w:rPr>
-        <w:kern w:val="0"/>
-        <w:szCs w:val="21"/>
-      </w:rPr>
-      <w:t>8</w:t>
-    </w:r>
-    <w:r>
-      <w:rPr>
-        <w:kern w:val="0"/>
-        <w:szCs w:val="21"/>
-      </w:rPr>
-      <w:fldChar w:fldCharType="end"/>
     </w:r>
   </w:p>
 </w:ftr>
@@ -5168,7 +7331,7 @@
         <w:kern w:val="0"/>
         <w:szCs w:val="21"/>
       </w:rPr>
-      <w:t>VII</w:t>
+      <w:t>VIII</w:t>
     </w:r>
     <w:r>
       <w:rPr>
@@ -5346,7 +7509,7 @@
         <w:kern w:val="0"/>
         <w:szCs w:val="21"/>
       </w:rPr>
-      <w:t>5</w:t>
+      <w:t>4</w:t>
     </w:r>
     <w:r>
       <w:rPr>
@@ -5393,7 +7556,7 @@
         <w:kern w:val="0"/>
         <w:szCs w:val="21"/>
       </w:rPr>
-      <w:t>5</w:t>
+      <w:t>4</w:t>
     </w:r>
     <w:r>
       <w:rPr>
@@ -5744,20 +7907,6 @@
 </w:hdr>
 </file>
 
-<file path=word/header19.xml><?xml version="1.0" encoding="utf-8"?>
-<w:hdr xmlns:o="urn:schemas-microsoft-com:office:office" xmlns:r="http://schemas.openxmlformats.org/officeDocument/2006/relationships" xmlns:v="urn:schemas-microsoft-com:vml" xmlns:w="http://schemas.openxmlformats.org/wordprocessingml/2006/main" xmlns:w10="urn:schemas-microsoft-com:office:word" xmlns:wp="http://schemas.openxmlformats.org/drawingml/2006/wordprocessingDrawing" xmlns:pic="http://schemas.openxmlformats.org/drawingml/2006/picture" xmlns:wps="http://schemas.microsoft.com/office/word/2010/wordprocessingShape" xmlns:wpg="http://schemas.microsoft.com/office/word/2010/wordprocessingGroup" xmlns:mc="http://schemas.openxmlformats.org/markup-compatibility/2006" xmlns:wp14="http://schemas.microsoft.com/office/word/2010/wordprocessingDrawing" xmlns:w14="http://schemas.microsoft.com/office/word/2010/wordml" xmlns:w15="http://schemas.microsoft.com/office/word/2012/wordml" mc:Ignorable="w14 wp14 w15">
-  <w:p>
-    <w:pPr>
-      <w:pStyle w:val="Header"/>
-      <w:rPr/>
-    </w:pPr>
-    <w:r>
-      <w:rPr/>
-    </w:r>
-  </w:p>
-</w:hdr>
-</file>
-
 <file path=word/header2.xml><?xml version="1.0" encoding="utf-8"?>
 <w:hdr xmlns:o="urn:schemas-microsoft-com:office:office" xmlns:r="http://schemas.openxmlformats.org/officeDocument/2006/relationships" xmlns:v="urn:schemas-microsoft-com:vml" xmlns:w="http://schemas.openxmlformats.org/wordprocessingml/2006/main" xmlns:w10="urn:schemas-microsoft-com:office:word" xmlns:wp="http://schemas.openxmlformats.org/drawingml/2006/wordprocessingDrawing" xmlns:pic="http://schemas.openxmlformats.org/drawingml/2006/picture" xmlns:wps="http://schemas.microsoft.com/office/word/2010/wordprocessingShape" xmlns:wpg="http://schemas.microsoft.com/office/word/2010/wordprocessingGroup" xmlns:mc="http://schemas.openxmlformats.org/markup-compatibility/2006" xmlns:wp14="http://schemas.microsoft.com/office/word/2010/wordprocessingDrawing" xmlns:w14="http://schemas.microsoft.com/office/word/2010/wordml" xmlns:w15="http://schemas.microsoft.com/office/word/2012/wordml" mc:Ignorable="w14 wp14 w15">
   <w:p>
@@ -5788,76 +7937,6 @@
         <w:rFonts w:ascii="宋体" w:hAnsi="宋体" w:hint="eastAsia"/>
       </w:rPr>
       <w:t>目录</w:t>
-    </w:r>
-  </w:p>
-</w:hdr>
-</file>
-
-<file path=word/header20.xml><?xml version="1.0" encoding="utf-8"?>
-<w:hdr xmlns:o="urn:schemas-microsoft-com:office:office" xmlns:r="http://schemas.openxmlformats.org/officeDocument/2006/relationships" xmlns:v="urn:schemas-microsoft-com:vml" xmlns:w="http://schemas.openxmlformats.org/wordprocessingml/2006/main" xmlns:w10="urn:schemas-microsoft-com:office:word" xmlns:wp="http://schemas.openxmlformats.org/drawingml/2006/wordprocessingDrawing" xmlns:pic="http://schemas.openxmlformats.org/drawingml/2006/picture" xmlns:wps="http://schemas.microsoft.com/office/word/2010/wordprocessingShape" xmlns:wpg="http://schemas.microsoft.com/office/word/2010/wordprocessingGroup" xmlns:mc="http://schemas.openxmlformats.org/markup-compatibility/2006" xmlns:wp14="http://schemas.microsoft.com/office/word/2010/wordprocessingDrawing" xmlns:w14="http://schemas.microsoft.com/office/word/2010/wordml" xmlns:w15="http://schemas.microsoft.com/office/word/2012/wordml" mc:Ignorable="w14 wp14 w15">
-  <w:p>
-    <w:pPr>
-      <w:pStyle w:val="Header"/>
-      <w:pBdr>
-        <w:bottom w:val="thinThickSmallGap" w:sz="24" w:space="1" w:color="000000"/>
-      </w:pBdr>
-      <w:spacing w:before="120" w:after="120"/>
-      <w:rPr>
-        <w:rFonts w:ascii="宋体" w:hAnsi="宋体" w:eastAsia="宋体"/>
-      </w:rPr>
-    </w:pPr>
-    <w:r>
-      <w:rPr>
-        <w:rFonts w:ascii="宋体" w:hAnsi="宋体" w:hint="eastAsia"/>
-      </w:rPr>
-      <w:t>全国大学</w:t>
-    </w:r>
-    <w:r>
-      <w:rPr>
-        <w:rFonts w:ascii="宋体" w:hAnsi="宋体"/>
-      </w:rPr>
-      <w:t>生物联网设计竞赛设计文档</w:t>
-    </w:r>
-    <w:r>
-      <w:rPr>
-        <w:rFonts w:ascii="宋体" w:hAnsi="宋体" w:hint="eastAsia"/>
-      </w:rPr>
-      <w:t>参考文献</w:t>
-    </w:r>
-  </w:p>
-</w:hdr>
-</file>
-
-<file path=word/header21.xml><?xml version="1.0" encoding="utf-8"?>
-<w:hdr xmlns:o="urn:schemas-microsoft-com:office:office" xmlns:r="http://schemas.openxmlformats.org/officeDocument/2006/relationships" xmlns:v="urn:schemas-microsoft-com:vml" xmlns:w="http://schemas.openxmlformats.org/wordprocessingml/2006/main" xmlns:w10="urn:schemas-microsoft-com:office:word" xmlns:wp="http://schemas.openxmlformats.org/drawingml/2006/wordprocessingDrawing" xmlns:pic="http://schemas.openxmlformats.org/drawingml/2006/picture" xmlns:wps="http://schemas.microsoft.com/office/word/2010/wordprocessingShape" xmlns:wpg="http://schemas.microsoft.com/office/word/2010/wordprocessingGroup" xmlns:mc="http://schemas.openxmlformats.org/markup-compatibility/2006" xmlns:wp14="http://schemas.microsoft.com/office/word/2010/wordprocessingDrawing" xmlns:w14="http://schemas.microsoft.com/office/word/2010/wordml" xmlns:w15="http://schemas.microsoft.com/office/word/2012/wordml" mc:Ignorable="w14 wp14 w15">
-  <w:p>
-    <w:pPr>
-      <w:pStyle w:val="Header"/>
-      <w:pBdr>
-        <w:bottom w:val="thinThickSmallGap" w:sz="24" w:space="1" w:color="000000"/>
-      </w:pBdr>
-      <w:spacing w:before="120" w:after="120"/>
-      <w:rPr>
-        <w:rFonts w:ascii="宋体" w:hAnsi="宋体" w:eastAsia="宋体"/>
-      </w:rPr>
-    </w:pPr>
-    <w:r>
-      <w:rPr>
-        <w:rFonts w:ascii="宋体" w:hAnsi="宋体" w:hint="eastAsia"/>
-      </w:rPr>
-      <w:t>全国大学</w:t>
-    </w:r>
-    <w:r>
-      <w:rPr>
-        <w:rFonts w:ascii="宋体" w:hAnsi="宋体"/>
-      </w:rPr>
-      <w:t>生物联网设计竞赛设计文档</w:t>
-    </w:r>
-    <w:r>
-      <w:rPr>
-        <w:rFonts w:ascii="宋体" w:hAnsi="宋体" w:hint="eastAsia"/>
-      </w:rPr>
-      <w:t>参考文献</w:t>
     </w:r>
   </w:p>
 </w:hdr>
@@ -7482,10 +9561,17 @@
     <w:qFormat/>
     <w:rPr/>
   </w:style>
-  <w:style w:type="character" w:styleId="NumberingSymbols">
+  <w:style w:type="character" w:styleId="NumberingSymbols" w:customStyle="1">
     <w:name w:val="Numbering Symbols"/>
     <w:qFormat/>
     <w:rPr/>
+  </w:style>
+  <w:style w:type="character" w:styleId="Bullets" w:customStyle="1">
+    <w:name w:val="Bullets"/>
+    <w:qFormat/>
+    <w:rPr>
+      <w:rFonts w:ascii="OpenSymbol" w:hAnsi="OpenSymbol" w:eastAsia="OpenSymbol" w:cs="OpenSymbol"/>
+    </w:rPr>
   </w:style>
   <w:style w:type="paragraph" w:styleId="Heading" w:customStyle="1">
     <w:name w:val="Heading"/>
